--- a/eng/docx/35.content.docx
+++ b/eng/docx/35.content.docx
@@ -7,6 +7,15 @@
       <w:r/>
     </w:p>
     <w:p>
+      <w:pPr>
+        <w:pStyle w:val="Heading2"/>
+      </w:pPr>
+      <w:r>
+        <w:t>Resource: Study Notes (Tyndale)</w:t>
+      </w:r>
+      <w:r/>
+    </w:p>
+    <w:p>
       <w:r/>
       <w:r>
         <w:rPr>
@@ -46,7 +55,7 @@
         <w:pStyle w:val="Heading1"/>
       </w:pPr>
       <w:r>
-        <w:t>Aquifer Open Study Notes</w:t>
+        <w:t>Study Notes (Tyndale)</w:t>
       </w:r>
     </w:p>
     <w:p>
@@ -55,6 +64,51 @@
           <w:headerReference w:type="even" r:id="rId8"/>
           <w:headerReference w:type="default" r:id="rId9"/>
           <w:footerReference w:type="default" r:id="rId10"/>
+          <w:footnotePr>
+            <w:numRestart w:val="eachSect"/>
+          </w:footnotePr>
+          <w:type w:val="continuous"/>
+          <w:pgSz w:w="12240" w:h="15840" w:code="1"/>
+          <w:pgMar w:top="1440" w:right="1440" w:bottom="1440" w:left="1440" w:header="504" w:footer="504" w:gutter="0"/>
+          <w:cols w:space="708"/>
+          <w:titlePg/>
+          <w:docGrid w:linePitch="360"/>
+        </w:sectPr>
+      </w:pPr>
+    </w:p>
+    <w:p>
+      <w:r/>
+    </w:p>
+    <w:p>
+      <w:pPr>
+        <w:pStyle w:val="Heading2"/>
+      </w:pPr>
+      <w:r>
+        <w:t>HAB</w:t>
+      </w:r>
+      <w:r/>
+    </w:p>
+    <w:p>
+      <w:r/>
+      <w:r>
+        <w:rPr>
+          <w:i/>
+        </w:rPr>
+        <w:t>Habakkuk 1:1, Habakkuk 1:2, Habakkuk 1:2–4, Habakkuk 1:3, Habakkuk 1:4, Habakkuk 1:5, Habakkuk 1:5–11, Habakkuk 1:7, Habakkuk 1:8, Habakkuk 1:9, Habakkuk 1:10, Habakkuk 1:11, Habakkuk 1:12, Habakkuk 1:12–2.1, Habakkuk 1:14–15, Habakkuk 1:16, Habakkuk 2:1, Habakkuk 2:2, Habakkuk 2:2–5, Habakkuk 2:2–20, Habakkuk 2:3, Habakkuk 2:4, Habakkuk 2:6–8, Habakkuk 2:6–20, Habakkuk 2:9–11, Habakkuk 2:12–14, Habakkuk 2:15–17, Habakkuk 2:18–20, Habakkuk 2:20, Habakkuk 3:1–19, Habakkuk 3:2, Habakkuk 3:3, Habakkuk 3:3–15, Habakkuk 3:4, Habakkuk 3:5, Habakkuk 3:5–6, Habakkuk 3:7, Habakkuk 3:8, Habakkuk 3:8–15, Habakkuk 3:9–11, Habakkuk 3:10, Habakkuk 3:11, Habakkuk 3:15, Habakkuk 3:16, Habakkuk 3:17–19, Habakkuk 3:19</w:t>
+      </w:r>
+      <w:r/>
+    </w:p>
+    <w:p>
+      <w:r/>
+      <w:r>
+        <w:t xml:space="preserve"> </w:t>
+      </w:r>
+      <w:r/>
+      <w:r/>
+    </w:p>
+    <w:p>
+      <w:pPr>
+        <w:sectPr>
           <w:footnotePr>
             <w:numRestart w:val="eachSect"/>
           </w:footnotePr>

--- a/eng/docx/35.content.docx
+++ b/eng/docx/35.content.docx
@@ -4,57 +4,114 @@
   <w:body>
     <w:p/>
     <w:p>
-      <w:r/>
+      <w:pPr/>
+      <w:r>
+        <w:rPr>
+          <w:lang w:val="en_US" w:bidi="en_US"/>
+        </w:rPr>
+      </w:r>
     </w:p>
     <w:p>
       <w:pPr>
         <w:pStyle w:val="Heading2"/>
       </w:pPr>
       <w:r>
+        <w:rPr>
+          <w:lang w:val="en_US" w:bidi="en_US"/>
+        </w:rPr>
         <w:t>Resource: Study Notes (Tyndale)</w:t>
       </w:r>
-      <w:r/>
-    </w:p>
-    <w:p>
-      <w:r/>
+      <w:r>
+        <w:rPr>
+          <w:lang w:val="en_US" w:bidi="en_US"/>
+        </w:rPr>
+      </w:r>
+    </w:p>
+    <w:p>
+      <w:pPr/>
+      <w:r>
+        <w:rPr>
+          <w:lang w:val="en_US" w:bidi="en_US"/>
+        </w:rPr>
+      </w:r>
       <w:r>
         <w:rPr>
           <w:b/>
+          <w:lang w:val="en_US" w:bidi="en_US"/>
         </w:rPr>
         <w:t>Aquifer Open Study Notes</w:t>
       </w:r>
     </w:p>
     <w:p>
-      <w:r/>
-      <w:r>
+      <w:pPr/>
+      <w:r>
+        <w:rPr>
+          <w:lang w:val="en_US" w:bidi="en_US"/>
+        </w:rPr>
+      </w:r>
+      <w:r>
+        <w:rPr>
+          <w:lang w:val="en_US" w:bidi="en_US"/>
+        </w:rPr>
         <w:t xml:space="preserve">This work is an adaptation of </w:t>
       </w:r>
       <w:r>
+        <w:rPr>
+          <w:lang w:val="en_US" w:bidi="en_US"/>
+        </w:rPr>
         <w:t>Tyndale Open Study Notes</w:t>
       </w:r>
       <w:r>
+        <w:rPr>
+          <w:lang w:val="en_US" w:bidi="en_US"/>
+        </w:rPr>
         <w:t xml:space="preserve"> © 2023 Tyndale House Publishers, licensed under the CC BY-SA 4.0 license. The adaptation, </w:t>
       </w:r>
       <w:r>
+        <w:rPr>
+          <w:lang w:val="en_US" w:bidi="en_US"/>
+        </w:rPr>
         <w:t>Aquifer Open Study Notes</w:t>
       </w:r>
       <w:r>
+        <w:rPr>
+          <w:lang w:val="en_US" w:bidi="en_US"/>
+        </w:rPr>
         <w:t>, was created by Mission Mutual and is also licensed under CC BY-SA 4.0.</w:t>
       </w:r>
     </w:p>
     <w:p>
-      <w:r/>
-      <w:r>
+      <w:pPr/>
+      <w:r>
+        <w:rPr>
+          <w:lang w:val="en_US" w:bidi="en_US"/>
+        </w:rPr>
+      </w:r>
+      <w:r>
+        <w:rPr>
+          <w:lang w:val="en_US" w:bidi="en_US"/>
+        </w:rPr>
         <w:t>This resource has been adapted into multiple languages, including English, Tok Pisin, Arabic (عربي), French (Français), Hindi (हिंदी), Indonesian (Bahasa Indonesia), Portuguese (Português), Russian (Русский), Spanish (Español), Swahili (Kiswahili), and Simplified Chinese (简体中文).</w:t>
       </w:r>
-      <w:r/>
-      <w:r/>
+      <w:r>
+        <w:rPr>
+          <w:lang w:val="en_US" w:bidi="en_US"/>
+        </w:rPr>
+      </w:r>
+      <w:r>
+        <w:rPr>
+          <w:lang w:val="en_US" w:bidi="en_US"/>
+        </w:rPr>
+      </w:r>
     </w:p>
     <w:p>
       <w:pPr>
         <w:pStyle w:val="Heading1"/>
       </w:pPr>
       <w:r>
+        <w:rPr>
+          <w:lang w:val="en_US" w:bidi="en_US"/>
+        </w:rPr>
         <w:t>Study Notes (Tyndale)</w:t>
       </w:r>
     </w:p>
@@ -77,34 +134,72 @@
       </w:pPr>
     </w:p>
     <w:p>
-      <w:r/>
+      <w:pPr/>
+      <w:r>
+        <w:rPr>
+          <w:lang w:val="en_US" w:bidi="en_US"/>
+        </w:rPr>
+      </w:r>
     </w:p>
     <w:p>
       <w:pPr>
         <w:pStyle w:val="Heading2"/>
       </w:pPr>
       <w:r>
+        <w:rPr>
+          <w:lang w:val="en_US" w:bidi="en_US"/>
+        </w:rPr>
         <w:t>HAB</w:t>
       </w:r>
-      <w:r/>
-    </w:p>
-    <w:p>
-      <w:r/>
+      <w:r>
+        <w:rPr>
+          <w:lang w:val="en_US" w:bidi="en_US"/>
+        </w:rPr>
+      </w:r>
+    </w:p>
+    <w:p>
+      <w:pPr/>
+      <w:r>
+        <w:rPr>
+          <w:lang w:val="en_US" w:bidi="en_US"/>
+        </w:rPr>
+      </w:r>
       <w:r>
         <w:rPr>
           <w:i/>
+          <w:lang w:val="en_US" w:bidi="en_US"/>
         </w:rPr>
         <w:t>Habakkuk 1:1, Habakkuk 1:2, Habakkuk 1:2–4, Habakkuk 1:3, Habakkuk 1:4, Habakkuk 1:5, Habakkuk 1:5–11, Habakkuk 1:7, Habakkuk 1:8, Habakkuk 1:9, Habakkuk 1:10, Habakkuk 1:11, Habakkuk 1:12, Habakkuk 1:12–2.1, Habakkuk 1:14–15, Habakkuk 1:16, Habakkuk 2:1, Habakkuk 2:2, Habakkuk 2:2–5, Habakkuk 2:2–20, Habakkuk 2:3, Habakkuk 2:4, Habakkuk 2:6–8, Habakkuk 2:6–20, Habakkuk 2:9–11, Habakkuk 2:12–14, Habakkuk 2:15–17, Habakkuk 2:18–20, Habakkuk 2:20, Habakkuk 3:1–19, Habakkuk 3:2, Habakkuk 3:3, Habakkuk 3:3–15, Habakkuk 3:4, Habakkuk 3:5, Habakkuk 3:5–6, Habakkuk 3:7, Habakkuk 3:8, Habakkuk 3:8–15, Habakkuk 3:9–11, Habakkuk 3:10, Habakkuk 3:11, Habakkuk 3:15, Habakkuk 3:16, Habakkuk 3:17–19, Habakkuk 3:19</w:t>
       </w:r>
-      <w:r/>
-    </w:p>
-    <w:p>
-      <w:r/>
-      <w:r>
+      <w:r>
+        <w:rPr>
+          <w:lang w:val="en_US" w:bidi="en_US"/>
+        </w:rPr>
+      </w:r>
+    </w:p>
+    <w:p>
+      <w:pPr/>
+      <w:r>
+        <w:rPr>
+          <w:lang w:val="en_US" w:bidi="en_US"/>
+        </w:rPr>
+      </w:r>
+      <w:r>
+        <w:rPr>
+          <w:lang w:val="en_US" w:bidi="en_US"/>
+        </w:rPr>
         <w:t xml:space="preserve"> </w:t>
       </w:r>
-      <w:r/>
-      <w:r/>
+      <w:r>
+        <w:rPr>
+          <w:lang w:val="en_US" w:bidi="en_US"/>
+        </w:rPr>
+      </w:r>
+      <w:r>
+        <w:rPr>
+          <w:lang w:val="en_US" w:bidi="en_US"/>
+        </w:rPr>
+      </w:r>
     </w:p>
     <w:p>
       <w:pPr>
@@ -122,34 +217,61 @@
       </w:pPr>
     </w:p>
     <w:p>
-      <w:r/>
+      <w:pPr/>
+      <w:r>
+        <w:rPr>
+          <w:lang w:val="en_US" w:bidi="en_US"/>
+        </w:rPr>
+      </w:r>
     </w:p>
     <w:p>
       <w:pPr>
         <w:pStyle w:val="Heading2"/>
       </w:pPr>
       <w:r>
+        <w:rPr>
+          <w:lang w:val="en_US" w:bidi="en_US"/>
+        </w:rPr>
         <w:t>Habakkuk 1:1</w:t>
       </w:r>
-      <w:r/>
-    </w:p>
-    <w:p>
-      <w:r/>
-      <w:r>
+      <w:r>
+        <w:rPr>
+          <w:lang w:val="en_US" w:bidi="en_US"/>
+        </w:rPr>
+      </w:r>
+    </w:p>
+    <w:p>
+      <w:pPr/>
+      <w:r>
+        <w:rPr>
+          <w:lang w:val="en_US" w:bidi="en_US"/>
+        </w:rPr>
+      </w:r>
+      <w:r>
+        <w:rPr>
+          <w:lang w:val="en_US" w:bidi="en_US"/>
+        </w:rPr>
         <w:t xml:space="preserve">The word message (or </w:t>
       </w:r>
       <w:r>
         <w:rPr>
           <w:i/>
+          <w:lang w:val="en_US" w:bidi="en_US"/>
         </w:rPr>
         <w:t>oracle</w:t>
       </w:r>
       <w:r>
+        <w:rPr>
+          <w:lang w:val="en_US" w:bidi="en_US"/>
+        </w:rPr>
         <w:t xml:space="preserve">) identifies the book as God’s revelation through his prophet (cp. </w:t>
       </w:r>
       <w:hyperlink r:id="rId13">
         <w:r>
           <w:rPr>
+            <w:lang w:val="en_US" w:bidi="en_US"/>
+          </w:rPr>
+          <w:rPr>
             <w:color w:val="0000EE"/>
             <w:u w:val="single"/>
           </w:rPr>
@@ -157,11 +279,17 @@
         </w:r>
       </w:hyperlink>
       <w:r>
+        <w:rPr>
+          <w:lang w:val="en_US" w:bidi="en_US"/>
+        </w:rPr>
         <w:t xml:space="preserve">; </w:t>
       </w:r>
       <w:hyperlink r:id="rId14">
         <w:r>
           <w:rPr>
+            <w:lang w:val="en_US" w:bidi="en_US"/>
+          </w:rPr>
+          <w:rPr>
             <w:color w:val="0000EE"/>
             <w:u w:val="single"/>
           </w:rPr>
@@ -169,31 +297,65 @@
         </w:r>
       </w:hyperlink>
       <w:r>
+        <w:rPr>
+          <w:lang w:val="en_US" w:bidi="en_US"/>
+        </w:rPr>
         <w:t>).</w:t>
       </w:r>
-      <w:r/>
-      <w:r/>
-    </w:p>
-    <w:p>
-      <w:r/>
+      <w:r>
+        <w:rPr>
+          <w:lang w:val="en_US" w:bidi="en_US"/>
+        </w:rPr>
+      </w:r>
+      <w:r>
+        <w:rPr>
+          <w:lang w:val="en_US" w:bidi="en_US"/>
+        </w:rPr>
+      </w:r>
+    </w:p>
+    <w:p>
+      <w:pPr/>
+      <w:r>
+        <w:rPr>
+          <w:lang w:val="en_US" w:bidi="en_US"/>
+        </w:rPr>
+      </w:r>
     </w:p>
     <w:p>
       <w:pPr>
         <w:pStyle w:val="Heading2"/>
       </w:pPr>
       <w:r>
+        <w:rPr>
+          <w:lang w:val="en_US" w:bidi="en_US"/>
+        </w:rPr>
         <w:t>Habakkuk 1:2</w:t>
       </w:r>
-      <w:r/>
-    </w:p>
-    <w:p>
-      <w:r/>
-      <w:r>
+      <w:r>
+        <w:rPr>
+          <w:lang w:val="en_US" w:bidi="en_US"/>
+        </w:rPr>
+      </w:r>
+    </w:p>
+    <w:p>
+      <w:pPr/>
+      <w:r>
+        <w:rPr>
+          <w:lang w:val="en_US" w:bidi="en_US"/>
+        </w:rPr>
+      </w:r>
+      <w:r>
+        <w:rPr>
+          <w:lang w:val="en_US" w:bidi="en_US"/>
+        </w:rPr>
         <w:t xml:space="preserve">call for help? . . . do not listen! The call/answer motif in Scripture often demonstrates the speaker’s trust in God as a refuge or guide (see </w:t>
       </w:r>
       <w:hyperlink r:id="rId15">
         <w:r>
           <w:rPr>
+            <w:lang w:val="en_US" w:bidi="en_US"/>
+          </w:rPr>
+          <w:rPr>
             <w:color w:val="0000EE"/>
             <w:u w:val="single"/>
           </w:rPr>
@@ -201,11 +363,17 @@
         </w:r>
       </w:hyperlink>
       <w:r>
+        <w:rPr>
+          <w:lang w:val="en_US" w:bidi="en_US"/>
+        </w:rPr>
         <w:t>) and indicates intimate communion between the believer and God (</w:t>
       </w:r>
       <w:hyperlink r:id="rId16">
         <w:r>
           <w:rPr>
+            <w:lang w:val="en_US" w:bidi="en_US"/>
+          </w:rPr>
+          <w:rPr>
             <w:color w:val="0000EE"/>
             <w:u w:val="single"/>
           </w:rPr>
@@ -213,11 +381,17 @@
         </w:r>
       </w:hyperlink>
       <w:r>
+        <w:rPr>
+          <w:lang w:val="en_US" w:bidi="en_US"/>
+        </w:rPr>
         <w:t xml:space="preserve">; </w:t>
       </w:r>
       <w:hyperlink r:id="rId17">
         <w:r>
           <w:rPr>
+            <w:lang w:val="en_US" w:bidi="en_US"/>
+          </w:rPr>
+          <w:rPr>
             <w:color w:val="0000EE"/>
             <w:u w:val="single"/>
           </w:rPr>
@@ -225,31 +399,65 @@
         </w:r>
       </w:hyperlink>
       <w:r>
+        <w:rPr>
+          <w:lang w:val="en_US" w:bidi="en_US"/>
+        </w:rPr>
         <w:t>).</w:t>
       </w:r>
-      <w:r/>
-      <w:r/>
-    </w:p>
-    <w:p>
-      <w:r/>
+      <w:r>
+        <w:rPr>
+          <w:lang w:val="en_US" w:bidi="en_US"/>
+        </w:rPr>
+      </w:r>
+      <w:r>
+        <w:rPr>
+          <w:lang w:val="en_US" w:bidi="en_US"/>
+        </w:rPr>
+      </w:r>
+    </w:p>
+    <w:p>
+      <w:pPr/>
+      <w:r>
+        <w:rPr>
+          <w:lang w:val="en_US" w:bidi="en_US"/>
+        </w:rPr>
+      </w:r>
     </w:p>
     <w:p>
       <w:pPr>
         <w:pStyle w:val="Heading2"/>
       </w:pPr>
       <w:r>
+        <w:rPr>
+          <w:lang w:val="en_US" w:bidi="en_US"/>
+        </w:rPr>
         <w:t>Habakkuk 1:2–4</w:t>
       </w:r>
-      <w:r/>
-    </w:p>
-    <w:p>
-      <w:r/>
-      <w:r>
+      <w:r>
+        <w:rPr>
+          <w:lang w:val="en_US" w:bidi="en_US"/>
+        </w:rPr>
+      </w:r>
+    </w:p>
+    <w:p>
+      <w:pPr/>
+      <w:r>
+        <w:rPr>
+          <w:lang w:val="en_US" w:bidi="en_US"/>
+        </w:rPr>
+      </w:r>
+      <w:r>
+        <w:rPr>
+          <w:lang w:val="en_US" w:bidi="en_US"/>
+        </w:rPr>
         <w:t>To Habakkuk, God seemed indifferent to the evil permeating society in Judah (</w:t>
       </w:r>
       <w:hyperlink r:id="rId18">
         <w:r>
           <w:rPr>
+            <w:lang w:val="en_US" w:bidi="en_US"/>
+          </w:rPr>
+          <w:rPr>
             <w:color w:val="0000EE"/>
             <w:u w:val="single"/>
           </w:rPr>
@@ -257,11 +465,17 @@
         </w:r>
       </w:hyperlink>
       <w:r>
+        <w:rPr>
+          <w:lang w:val="en_US" w:bidi="en_US"/>
+        </w:rPr>
         <w:t>) and unresponsive to his complaints about it (</w:t>
       </w:r>
       <w:hyperlink r:id="rId19">
         <w:r>
           <w:rPr>
+            <w:lang w:val="en_US" w:bidi="en_US"/>
+          </w:rPr>
+          <w:rPr>
             <w:color w:val="0000EE"/>
             <w:u w:val="single"/>
           </w:rPr>
@@ -269,57 +483,125 @@
         </w:r>
       </w:hyperlink>
       <w:r>
+        <w:rPr>
+          <w:lang w:val="en_US" w:bidi="en_US"/>
+        </w:rPr>
         <w:t>).</w:t>
       </w:r>
-      <w:r/>
-      <w:r/>
-    </w:p>
-    <w:p>
-      <w:r/>
+      <w:r>
+        <w:rPr>
+          <w:lang w:val="en_US" w:bidi="en_US"/>
+        </w:rPr>
+      </w:r>
+      <w:r>
+        <w:rPr>
+          <w:lang w:val="en_US" w:bidi="en_US"/>
+        </w:rPr>
+      </w:r>
+    </w:p>
+    <w:p>
+      <w:pPr/>
+      <w:r>
+        <w:rPr>
+          <w:lang w:val="en_US" w:bidi="en_US"/>
+        </w:rPr>
+      </w:r>
     </w:p>
     <w:p>
       <w:pPr>
         <w:pStyle w:val="Heading2"/>
       </w:pPr>
       <w:r>
+        <w:rPr>
+          <w:lang w:val="en_US" w:bidi="en_US"/>
+        </w:rPr>
         <w:t>Habakkuk 1:3</w:t>
       </w:r>
-      <w:r/>
-    </w:p>
-    <w:p>
-      <w:r/>
-      <w:r>
+      <w:r>
+        <w:rPr>
+          <w:lang w:val="en_US" w:bidi="en_US"/>
+        </w:rPr>
+      </w:r>
+    </w:p>
+    <w:p>
+      <w:pPr/>
+      <w:r>
+        <w:rPr>
+          <w:lang w:val="en_US" w:bidi="en_US"/>
+        </w:rPr>
+      </w:r>
+      <w:r>
+        <w:rPr>
+          <w:lang w:val="en_US" w:bidi="en_US"/>
+        </w:rPr>
         <w:t xml:space="preserve">In Habakkuk’s day, destruction and violence permeated Judean society (see </w:t>
       </w:r>
       <w:r>
+        <w:rPr>
+          <w:lang w:val="en_US" w:bidi="en_US"/>
+        </w:rPr>
         <w:t>Habakkuk Book Introduction</w:t>
       </w:r>
       <w:r>
+        <w:rPr>
+          <w:lang w:val="en_US" w:bidi="en_US"/>
+        </w:rPr>
         <w:t>, “Setting”).</w:t>
       </w:r>
-      <w:r/>
-      <w:r/>
-    </w:p>
-    <w:p>
-      <w:r/>
+      <w:r>
+        <w:rPr>
+          <w:lang w:val="en_US" w:bidi="en_US"/>
+        </w:rPr>
+      </w:r>
+      <w:r>
+        <w:rPr>
+          <w:lang w:val="en_US" w:bidi="en_US"/>
+        </w:rPr>
+      </w:r>
+    </w:p>
+    <w:p>
+      <w:pPr/>
+      <w:r>
+        <w:rPr>
+          <w:lang w:val="en_US" w:bidi="en_US"/>
+        </w:rPr>
+      </w:r>
     </w:p>
     <w:p>
       <w:pPr>
         <w:pStyle w:val="Heading2"/>
       </w:pPr>
       <w:r>
+        <w:rPr>
+          <w:lang w:val="en_US" w:bidi="en_US"/>
+        </w:rPr>
         <w:t>Habakkuk 1:4</w:t>
       </w:r>
-      <w:r/>
-    </w:p>
-    <w:p>
-      <w:r/>
-      <w:r>
+      <w:r>
+        <w:rPr>
+          <w:lang w:val="en_US" w:bidi="en_US"/>
+        </w:rPr>
+      </w:r>
+    </w:p>
+    <w:p>
+      <w:pPr/>
+      <w:r>
+        <w:rPr>
+          <w:lang w:val="en_US" w:bidi="en_US"/>
+        </w:rPr>
+      </w:r>
+      <w:r>
+        <w:rPr>
+          <w:lang w:val="en_US" w:bidi="en_US"/>
+        </w:rPr>
         <w:t xml:space="preserve">Habakkuk expresses his concern about the injustice and unrighteousness he saw all around him (see </w:t>
       </w:r>
       <w:hyperlink r:id="rId20">
         <w:r>
           <w:rPr>
+            <w:lang w:val="en_US" w:bidi="en_US"/>
+          </w:rPr>
+          <w:rPr>
             <w:color w:val="0000EE"/>
             <w:u w:val="single"/>
           </w:rPr>
@@ -327,11 +609,17 @@
         </w:r>
       </w:hyperlink>
       <w:r>
+        <w:rPr>
+          <w:lang w:val="en_US" w:bidi="en_US"/>
+        </w:rPr>
         <w:t xml:space="preserve">; </w:t>
       </w:r>
       <w:hyperlink r:id="rId21">
         <w:r>
           <w:rPr>
+            <w:lang w:val="en_US" w:bidi="en_US"/>
+          </w:rPr>
+          <w:rPr>
             <w:color w:val="0000EE"/>
             <w:u w:val="single"/>
           </w:rPr>
@@ -339,11 +627,17 @@
         </w:r>
       </w:hyperlink>
       <w:r>
+        <w:rPr>
+          <w:lang w:val="en_US" w:bidi="en_US"/>
+        </w:rPr>
         <w:t xml:space="preserve">, </w:t>
       </w:r>
       <w:hyperlink r:id="rId22">
         <w:r>
           <w:rPr>
+            <w:lang w:val="en_US" w:bidi="en_US"/>
+          </w:rPr>
+          <w:rPr>
             <w:color w:val="0000EE"/>
             <w:u w:val="single"/>
           </w:rPr>
@@ -351,67 +645,117 @@
         </w:r>
       </w:hyperlink>
       <w:r>
+        <w:rPr>
+          <w:lang w:val="en_US" w:bidi="en_US"/>
+        </w:rPr>
         <w:t>), even in the courts</w:t>
       </w:r>
       <w:r>
         <w:rPr>
           <w:i/>
+          <w:lang w:val="en_US" w:bidi="en_US"/>
         </w:rPr>
         <w:t>,</w:t>
       </w:r>
       <w:r>
+        <w:rPr>
+          <w:lang w:val="en_US" w:bidi="en_US"/>
+        </w:rPr>
         <w:t xml:space="preserve"> where the law was no longer effective in maintaining justice.</w:t>
       </w:r>
-      <w:r/>
-      <w:r/>
-    </w:p>
-    <w:p>
-      <w:r/>
+      <w:r>
+        <w:rPr>
+          <w:lang w:val="en_US" w:bidi="en_US"/>
+        </w:rPr>
+      </w:r>
+      <w:r>
+        <w:rPr>
+          <w:lang w:val="en_US" w:bidi="en_US"/>
+        </w:rPr>
+      </w:r>
+    </w:p>
+    <w:p>
+      <w:pPr/>
+      <w:r>
+        <w:rPr>
+          <w:lang w:val="en_US" w:bidi="en_US"/>
+        </w:rPr>
+      </w:r>
     </w:p>
     <w:p>
       <w:pPr>
         <w:pStyle w:val="Heading2"/>
       </w:pPr>
       <w:r>
+        <w:rPr>
+          <w:lang w:val="en_US" w:bidi="en_US"/>
+        </w:rPr>
         <w:t>Habakkuk 1:5</w:t>
       </w:r>
-      <w:r/>
-    </w:p>
-    <w:p>
-      <w:r/>
-      <w:r>
+      <w:r>
+        <w:rPr>
+          <w:lang w:val="en_US" w:bidi="en_US"/>
+        </w:rPr>
+      </w:r>
+    </w:p>
+    <w:p>
+      <w:pPr/>
+      <w:r>
+        <w:rPr>
+          <w:lang w:val="en_US" w:bidi="en_US"/>
+        </w:rPr>
+      </w:r>
+      <w:r>
+        <w:rPr>
+          <w:lang w:val="en_US" w:bidi="en_US"/>
+        </w:rPr>
         <w:t xml:space="preserve">Look . . . look: Two different Hebrew verbs, both of which are here translated </w:t>
       </w:r>
       <w:r>
         <w:rPr>
           <w:i/>
+          <w:lang w:val="en_US" w:bidi="en_US"/>
         </w:rPr>
         <w:t>look</w:t>
       </w:r>
       <w:r>
+        <w:rPr>
+          <w:lang w:val="en_US" w:bidi="en_US"/>
+        </w:rPr>
         <w:t xml:space="preserve">, are translated as </w:t>
       </w:r>
       <w:r>
         <w:rPr>
           <w:i/>
+          <w:lang w:val="en_US" w:bidi="en_US"/>
         </w:rPr>
         <w:t>see</w:t>
       </w:r>
       <w:r>
+        <w:rPr>
+          <w:lang w:val="en_US" w:bidi="en_US"/>
+        </w:rPr>
         <w:t xml:space="preserve"> and </w:t>
       </w:r>
       <w:r>
         <w:rPr>
           <w:i/>
+          <w:lang w:val="en_US" w:bidi="en_US"/>
         </w:rPr>
         <w:t>watch</w:t>
       </w:r>
       <w:r>
+        <w:rPr>
+          <w:lang w:val="en_US" w:bidi="en_US"/>
+        </w:rPr>
         <w:t xml:space="preserve"> in </w:t>
       </w:r>
       <w:hyperlink r:id="rId23">
         <w:r>
           <w:rPr>
+            <w:lang w:val="en_US" w:bidi="en_US"/>
+          </w:rPr>
+          <w:rPr>
             <w:color w:val="0000EE"/>
             <w:u w:val="single"/>
           </w:rPr>
@@ -419,11 +763,17 @@
         </w:r>
       </w:hyperlink>
       <w:r>
+        <w:rPr>
+          <w:lang w:val="en_US" w:bidi="en_US"/>
+        </w:rPr>
         <w:t xml:space="preserve">. This forms a literary link between Habakkuk’s questions in </w:t>
       </w:r>
       <w:hyperlink r:id="rId23">
         <w:r>
           <w:rPr>
+            <w:lang w:val="en_US" w:bidi="en_US"/>
+          </w:rPr>
+          <w:rPr>
             <w:color w:val="0000EE"/>
             <w:u w:val="single"/>
           </w:rPr>
@@ -431,11 +781,17 @@
         </w:r>
       </w:hyperlink>
       <w:r>
+        <w:rPr>
+          <w:lang w:val="en_US" w:bidi="en_US"/>
+        </w:rPr>
         <w:t xml:space="preserve"> and God’s reply in </w:t>
       </w:r>
       <w:hyperlink r:id="rId24">
         <w:r>
           <w:rPr>
+            <w:lang w:val="en_US" w:bidi="en_US"/>
+          </w:rPr>
+          <w:rPr>
             <w:color w:val="0000EE"/>
             <w:u w:val="single"/>
           </w:rPr>
@@ -443,89 +799,187 @@
         </w:r>
       </w:hyperlink>
       <w:r>
+        <w:rPr>
+          <w:lang w:val="en_US" w:bidi="en_US"/>
+        </w:rPr>
         <w:t>.</w:t>
       </w:r>
-      <w:r/>
-      <w:r/>
-    </w:p>
-    <w:p>
-      <w:r/>
+      <w:r>
+        <w:rPr>
+          <w:lang w:val="en_US" w:bidi="en_US"/>
+        </w:rPr>
+      </w:r>
+      <w:r>
+        <w:rPr>
+          <w:lang w:val="en_US" w:bidi="en_US"/>
+        </w:rPr>
+      </w:r>
+    </w:p>
+    <w:p>
+      <w:pPr/>
+      <w:r>
+        <w:rPr>
+          <w:lang w:val="en_US" w:bidi="en_US"/>
+        </w:rPr>
+      </w:r>
     </w:p>
     <w:p>
       <w:pPr>
         <w:pStyle w:val="Heading2"/>
       </w:pPr>
       <w:r>
+        <w:rPr>
+          <w:lang w:val="en_US" w:bidi="en_US"/>
+        </w:rPr>
         <w:t>Habakkuk 1:5–11</w:t>
       </w:r>
-      <w:r/>
-    </w:p>
-    <w:p>
-      <w:r/>
-      <w:r>
+      <w:r>
+        <w:rPr>
+          <w:lang w:val="en_US" w:bidi="en_US"/>
+        </w:rPr>
+      </w:r>
+    </w:p>
+    <w:p>
+      <w:pPr/>
+      <w:r>
+        <w:rPr>
+          <w:lang w:val="en_US" w:bidi="en_US"/>
+        </w:rPr>
+      </w:r>
+      <w:r>
+        <w:rPr>
+          <w:lang w:val="en_US" w:bidi="en_US"/>
+        </w:rPr>
         <w:t>God’s answer to Habakkuk’s question is startling. God would send a violent people—the Babylonians—to deal with the violence in Judah. The Babylonian army, well-trained and battle-hardened, was an unstoppable force.</w:t>
       </w:r>
-      <w:r/>
-      <w:r/>
-    </w:p>
-    <w:p>
-      <w:r/>
+      <w:r>
+        <w:rPr>
+          <w:lang w:val="en_US" w:bidi="en_US"/>
+        </w:rPr>
+      </w:r>
+      <w:r>
+        <w:rPr>
+          <w:lang w:val="en_US" w:bidi="en_US"/>
+        </w:rPr>
+      </w:r>
+    </w:p>
+    <w:p>
+      <w:pPr/>
+      <w:r>
+        <w:rPr>
+          <w:lang w:val="en_US" w:bidi="en_US"/>
+        </w:rPr>
+      </w:r>
     </w:p>
     <w:p>
       <w:pPr>
         <w:pStyle w:val="Heading2"/>
       </w:pPr>
       <w:r>
+        <w:rPr>
+          <w:lang w:val="en_US" w:bidi="en_US"/>
+        </w:rPr>
         <w:t>Habakkuk 1:7</w:t>
       </w:r>
-      <w:r/>
-    </w:p>
-    <w:p>
-      <w:r/>
-      <w:r>
+      <w:r>
+        <w:rPr>
+          <w:lang w:val="en_US" w:bidi="en_US"/>
+        </w:rPr>
+      </w:r>
+    </w:p>
+    <w:p>
+      <w:pPr/>
+      <w:r>
+        <w:rPr>
+          <w:lang w:val="en_US" w:bidi="en_US"/>
+        </w:rPr>
+      </w:r>
+      <w:r>
+        <w:rPr>
+          <w:lang w:val="en_US" w:bidi="en_US"/>
+        </w:rPr>
         <w:t>do whatever they like: No relief from injustice would come from the Babylonians. They were a law unto themselves, which added to the prophet’s perplexity at God’s decision to use them to punish Judah.</w:t>
       </w:r>
-      <w:r/>
-      <w:r/>
-    </w:p>
-    <w:p>
-      <w:r/>
+      <w:r>
+        <w:rPr>
+          <w:lang w:val="en_US" w:bidi="en_US"/>
+        </w:rPr>
+      </w:r>
+      <w:r>
+        <w:rPr>
+          <w:lang w:val="en_US" w:bidi="en_US"/>
+        </w:rPr>
+      </w:r>
+    </w:p>
+    <w:p>
+      <w:pPr/>
+      <w:r>
+        <w:rPr>
+          <w:lang w:val="en_US" w:bidi="en_US"/>
+        </w:rPr>
+      </w:r>
     </w:p>
     <w:p>
       <w:pPr>
         <w:pStyle w:val="Heading2"/>
       </w:pPr>
       <w:r>
+        <w:rPr>
+          <w:lang w:val="en_US" w:bidi="en_US"/>
+        </w:rPr>
         <w:t>Habakkuk 1:8</w:t>
       </w:r>
-      <w:r/>
-    </w:p>
-    <w:p>
-      <w:r/>
-      <w:r>
+      <w:r>
+        <w:rPr>
+          <w:lang w:val="en_US" w:bidi="en_US"/>
+        </w:rPr>
+      </w:r>
+    </w:p>
+    <w:p>
+      <w:pPr/>
+      <w:r>
+        <w:rPr>
+          <w:lang w:val="en_US" w:bidi="en_US"/>
+        </w:rPr>
+      </w:r>
+      <w:r>
+        <w:rPr>
+          <w:lang w:val="en_US" w:bidi="en_US"/>
+        </w:rPr>
         <w:t>The vivid images of cheetahs</w:t>
       </w:r>
       <w:r>
         <w:rPr>
           <w:i/>
+          <w:lang w:val="en_US" w:bidi="en_US"/>
         </w:rPr>
         <w:t>,</w:t>
       </w:r>
       <w:r>
+        <w:rPr>
+          <w:lang w:val="en_US" w:bidi="en_US"/>
+        </w:rPr>
         <w:t xml:space="preserve"> wolves</w:t>
       </w:r>
       <w:r>
         <w:rPr>
           <w:i/>
+          <w:lang w:val="en_US" w:bidi="en_US"/>
         </w:rPr>
         <w:t>,</w:t>
       </w:r>
       <w:r>
+        <w:rPr>
+          <w:lang w:val="en_US" w:bidi="en_US"/>
+        </w:rPr>
         <w:t xml:space="preserve"> and eagles depict the speed, ferocity, and predatory nature of the Babylonian attacks against Judah (see </w:t>
       </w:r>
       <w:hyperlink r:id="rId25">
         <w:r>
           <w:rPr>
+            <w:lang w:val="en_US" w:bidi="en_US"/>
+          </w:rPr>
+          <w:rPr>
             <w:color w:val="0000EE"/>
             <w:u w:val="single"/>
           </w:rPr>
@@ -533,11 +987,17 @@
         </w:r>
       </w:hyperlink>
       <w:r>
+        <w:rPr>
+          <w:lang w:val="en_US" w:bidi="en_US"/>
+        </w:rPr>
         <w:t xml:space="preserve">; </w:t>
       </w:r>
       <w:hyperlink r:id="rId26">
         <w:r>
           <w:rPr>
+            <w:lang w:val="en_US" w:bidi="en_US"/>
+          </w:rPr>
+          <w:rPr>
             <w:color w:val="0000EE"/>
             <w:u w:val="single"/>
           </w:rPr>
@@ -545,11 +1005,17 @@
         </w:r>
       </w:hyperlink>
       <w:r>
+        <w:rPr>
+          <w:lang w:val="en_US" w:bidi="en_US"/>
+        </w:rPr>
         <w:t xml:space="preserve">; </w:t>
       </w:r>
       <w:hyperlink r:id="rId27">
         <w:r>
           <w:rPr>
+            <w:lang w:val="en_US" w:bidi="en_US"/>
+          </w:rPr>
+          <w:rPr>
             <w:color w:val="0000EE"/>
             <w:u w:val="single"/>
           </w:rPr>
@@ -557,31 +1023,65 @@
         </w:r>
       </w:hyperlink>
       <w:r>
+        <w:rPr>
+          <w:lang w:val="en_US" w:bidi="en_US"/>
+        </w:rPr>
         <w:t>).</w:t>
       </w:r>
-      <w:r/>
-      <w:r/>
-    </w:p>
-    <w:p>
-      <w:r/>
+      <w:r>
+        <w:rPr>
+          <w:lang w:val="en_US" w:bidi="en_US"/>
+        </w:rPr>
+      </w:r>
+      <w:r>
+        <w:rPr>
+          <w:lang w:val="en_US" w:bidi="en_US"/>
+        </w:rPr>
+      </w:r>
+    </w:p>
+    <w:p>
+      <w:pPr/>
+      <w:r>
+        <w:rPr>
+          <w:lang w:val="en_US" w:bidi="en_US"/>
+        </w:rPr>
+      </w:r>
     </w:p>
     <w:p>
       <w:pPr>
         <w:pStyle w:val="Heading2"/>
       </w:pPr>
       <w:r>
+        <w:rPr>
+          <w:lang w:val="en_US" w:bidi="en_US"/>
+        </w:rPr>
         <w:t>Habakkuk 1:9</w:t>
       </w:r>
-      <w:r/>
-    </w:p>
-    <w:p>
-      <w:r/>
-      <w:r>
+      <w:r>
+        <w:rPr>
+          <w:lang w:val="en_US" w:bidi="en_US"/>
+        </w:rPr>
+      </w:r>
+    </w:p>
+    <w:p>
+      <w:pPr/>
+      <w:r>
+        <w:rPr>
+          <w:lang w:val="en_US" w:bidi="en_US"/>
+        </w:rPr>
+      </w:r>
+      <w:r>
+        <w:rPr>
+          <w:lang w:val="en_US" w:bidi="en_US"/>
+        </w:rPr>
         <w:t xml:space="preserve">The Babylonians indeed took many captives from Judah into exile between 605 and 586 BC (see </w:t>
       </w:r>
       <w:hyperlink r:id="rId28">
         <w:r>
           <w:rPr>
+            <w:lang w:val="en_US" w:bidi="en_US"/>
+          </w:rPr>
+          <w:rPr>
             <w:color w:val="0000EE"/>
             <w:u w:val="single"/>
           </w:rPr>
@@ -589,31 +1089,65 @@
         </w:r>
       </w:hyperlink>
       <w:r>
+        <w:rPr>
+          <w:lang w:val="en_US" w:bidi="en_US"/>
+        </w:rPr>
         <w:t>).</w:t>
       </w:r>
-      <w:r/>
-      <w:r/>
-    </w:p>
-    <w:p>
-      <w:r/>
+      <w:r>
+        <w:rPr>
+          <w:lang w:val="en_US" w:bidi="en_US"/>
+        </w:rPr>
+      </w:r>
+      <w:r>
+        <w:rPr>
+          <w:lang w:val="en_US" w:bidi="en_US"/>
+        </w:rPr>
+      </w:r>
+    </w:p>
+    <w:p>
+      <w:pPr/>
+      <w:r>
+        <w:rPr>
+          <w:lang w:val="en_US" w:bidi="en_US"/>
+        </w:rPr>
+      </w:r>
     </w:p>
     <w:p>
       <w:pPr>
         <w:pStyle w:val="Heading2"/>
       </w:pPr>
       <w:r>
+        <w:rPr>
+          <w:lang w:val="en_US" w:bidi="en_US"/>
+        </w:rPr>
         <w:t>Habakkuk 1:10</w:t>
       </w:r>
-      <w:r/>
-    </w:p>
-    <w:p>
-      <w:r/>
-      <w:r>
+      <w:r>
+        <w:rPr>
+          <w:lang w:val="en_US" w:bidi="en_US"/>
+        </w:rPr>
+      </w:r>
+    </w:p>
+    <w:p>
+      <w:pPr/>
+      <w:r>
+        <w:rPr>
+          <w:lang w:val="en_US" w:bidi="en_US"/>
+        </w:rPr>
+      </w:r>
+      <w:r>
+        <w:rPr>
+          <w:lang w:val="en_US" w:bidi="en_US"/>
+        </w:rPr>
         <w:t xml:space="preserve">The ancient battle tactic of building ramps of earth against the walls of cities under attack is widely attested in the ancient Near East (e.g., </w:t>
       </w:r>
       <w:hyperlink r:id="rId29">
         <w:r>
           <w:rPr>
+            <w:lang w:val="en_US" w:bidi="en_US"/>
+          </w:rPr>
+          <w:rPr>
             <w:color w:val="0000EE"/>
             <w:u w:val="single"/>
           </w:rPr>
@@ -621,11 +1155,17 @@
         </w:r>
       </w:hyperlink>
       <w:r>
+        <w:rPr>
+          <w:lang w:val="en_US" w:bidi="en_US"/>
+        </w:rPr>
         <w:t xml:space="preserve">; </w:t>
       </w:r>
       <w:hyperlink r:id="rId30">
         <w:r>
           <w:rPr>
+            <w:lang w:val="en_US" w:bidi="en_US"/>
+          </w:rPr>
+          <w:rPr>
             <w:color w:val="0000EE"/>
             <w:u w:val="single"/>
           </w:rPr>
@@ -633,60 +1173,126 @@
         </w:r>
       </w:hyperlink>
       <w:r>
+        <w:rPr>
+          <w:lang w:val="en_US" w:bidi="en_US"/>
+        </w:rPr>
         <w:t>).</w:t>
       </w:r>
-      <w:r/>
-      <w:r/>
-    </w:p>
-    <w:p>
-      <w:r/>
+      <w:r>
+        <w:rPr>
+          <w:lang w:val="en_US" w:bidi="en_US"/>
+        </w:rPr>
+      </w:r>
+      <w:r>
+        <w:rPr>
+          <w:lang w:val="en_US" w:bidi="en_US"/>
+        </w:rPr>
+      </w:r>
+    </w:p>
+    <w:p>
+      <w:pPr/>
+      <w:r>
+        <w:rPr>
+          <w:lang w:val="en_US" w:bidi="en_US"/>
+        </w:rPr>
+      </w:r>
     </w:p>
     <w:p>
       <w:pPr>
         <w:pStyle w:val="Heading2"/>
       </w:pPr>
       <w:r>
+        <w:rPr>
+          <w:lang w:val="en_US" w:bidi="en_US"/>
+        </w:rPr>
         <w:t>Habakkuk 1:11</w:t>
       </w:r>
-      <w:r/>
-    </w:p>
-    <w:p>
-      <w:r/>
-      <w:r>
+      <w:r>
+        <w:rPr>
+          <w:lang w:val="en_US" w:bidi="en_US"/>
+        </w:rPr>
+      </w:r>
+    </w:p>
+    <w:p>
+      <w:pPr/>
+      <w:r>
+        <w:rPr>
+          <w:lang w:val="en_US" w:bidi="en_US"/>
+        </w:rPr>
+      </w:r>
+      <w:r>
+        <w:rPr>
+          <w:lang w:val="en_US" w:bidi="en_US"/>
+        </w:rPr>
         <w:t>their own strength is their god: The Babylonians worshiped many false gods. The arrogant confidence they placed on their military strength amounted to one more idol in the mix.</w:t>
       </w:r>
-      <w:r/>
-      <w:r/>
-    </w:p>
-    <w:p>
-      <w:r/>
+      <w:r>
+        <w:rPr>
+          <w:lang w:val="en_US" w:bidi="en_US"/>
+        </w:rPr>
+      </w:r>
+      <w:r>
+        <w:rPr>
+          <w:lang w:val="en_US" w:bidi="en_US"/>
+        </w:rPr>
+      </w:r>
+    </w:p>
+    <w:p>
+      <w:pPr/>
+      <w:r>
+        <w:rPr>
+          <w:lang w:val="en_US" w:bidi="en_US"/>
+        </w:rPr>
+      </w:r>
     </w:p>
     <w:p>
       <w:pPr>
         <w:pStyle w:val="Heading2"/>
       </w:pPr>
       <w:r>
+        <w:rPr>
+          <w:lang w:val="en_US" w:bidi="en_US"/>
+        </w:rPr>
         <w:t>Habakkuk 1:12</w:t>
       </w:r>
-      <w:r/>
-    </w:p>
-    <w:p>
-      <w:r/>
-      <w:r>
+      <w:r>
+        <w:rPr>
+          <w:lang w:val="en_US" w:bidi="en_US"/>
+        </w:rPr>
+      </w:r>
+    </w:p>
+    <w:p>
+      <w:pPr/>
+      <w:r>
+        <w:rPr>
+          <w:lang w:val="en_US" w:bidi="en_US"/>
+        </w:rPr>
+      </w:r>
+      <w:r>
+        <w:rPr>
+          <w:lang w:val="en_US" w:bidi="en_US"/>
+        </w:rPr>
         <w:t>Despite his perplexity, Habakkuk did not renounce God. With the words my God, my Holy One</w:t>
       </w:r>
       <w:r>
         <w:rPr>
           <w:i/>
+          <w:lang w:val="en_US" w:bidi="en_US"/>
         </w:rPr>
         <w:t>,</w:t>
       </w:r>
       <w:r>
+        <w:rPr>
+          <w:lang w:val="en_US" w:bidi="en_US"/>
+        </w:rPr>
         <w:t xml:space="preserve"> he reaffirmed his commitment to the Lord before asking serious questions about what God had revealed to him. • In light of God’s character and covenant relationship with Israel, Habakkuk was certain that God would not wipe his people out. • to correct us: Cp. </w:t>
       </w:r>
       <w:hyperlink r:id="rId31">
         <w:r>
           <w:rPr>
+            <w:lang w:val="en_US" w:bidi="en_US"/>
+          </w:rPr>
+          <w:rPr>
             <w:color w:val="0000EE"/>
             <w:u w:val="single"/>
           </w:rPr>
@@ -694,11 +1300,17 @@
         </w:r>
       </w:hyperlink>
       <w:r>
+        <w:rPr>
+          <w:lang w:val="en_US" w:bidi="en_US"/>
+        </w:rPr>
         <w:t xml:space="preserve">. • our Rock: A common image of God’s faithfulness and strength (see </w:t>
       </w:r>
       <w:hyperlink r:id="rId32">
         <w:r>
           <w:rPr>
+            <w:lang w:val="en_US" w:bidi="en_US"/>
+          </w:rPr>
+          <w:rPr>
             <w:color w:val="0000EE"/>
             <w:u w:val="single"/>
           </w:rPr>
@@ -706,11 +1318,17 @@
         </w:r>
       </w:hyperlink>
       <w:r>
+        <w:rPr>
+          <w:lang w:val="en_US" w:bidi="en_US"/>
+        </w:rPr>
         <w:t xml:space="preserve">; </w:t>
       </w:r>
       <w:hyperlink r:id="rId33">
         <w:r>
           <w:rPr>
+            <w:lang w:val="en_US" w:bidi="en_US"/>
+          </w:rPr>
+          <w:rPr>
             <w:color w:val="0000EE"/>
             <w:u w:val="single"/>
           </w:rPr>
@@ -718,11 +1336,17 @@
         </w:r>
       </w:hyperlink>
       <w:r>
+        <w:rPr>
+          <w:lang w:val="en_US" w:bidi="en_US"/>
+        </w:rPr>
         <w:t xml:space="preserve">; </w:t>
       </w:r>
       <w:hyperlink r:id="rId34">
         <w:r>
           <w:rPr>
+            <w:lang w:val="en_US" w:bidi="en_US"/>
+          </w:rPr>
+          <w:rPr>
             <w:color w:val="0000EE"/>
             <w:u w:val="single"/>
           </w:rPr>
@@ -730,11 +1354,17 @@
         </w:r>
       </w:hyperlink>
       <w:r>
+        <w:rPr>
+          <w:lang w:val="en_US" w:bidi="en_US"/>
+        </w:rPr>
         <w:t xml:space="preserve">; </w:t>
       </w:r>
       <w:hyperlink r:id="rId35">
         <w:r>
           <w:rPr>
+            <w:lang w:val="en_US" w:bidi="en_US"/>
+          </w:rPr>
+          <w:rPr>
             <w:color w:val="0000EE"/>
             <w:u w:val="single"/>
           </w:rPr>
@@ -742,11 +1372,17 @@
         </w:r>
       </w:hyperlink>
       <w:r>
+        <w:rPr>
+          <w:lang w:val="en_US" w:bidi="en_US"/>
+        </w:rPr>
         <w:t xml:space="preserve">; </w:t>
       </w:r>
       <w:hyperlink r:id="rId36">
         <w:r>
           <w:rPr>
+            <w:lang w:val="en_US" w:bidi="en_US"/>
+          </w:rPr>
+          <w:rPr>
             <w:color w:val="0000EE"/>
             <w:u w:val="single"/>
           </w:rPr>
@@ -754,31 +1390,65 @@
         </w:r>
       </w:hyperlink>
       <w:r>
+        <w:rPr>
+          <w:lang w:val="en_US" w:bidi="en_US"/>
+        </w:rPr>
         <w:t>).</w:t>
       </w:r>
-      <w:r/>
-      <w:r/>
-    </w:p>
-    <w:p>
-      <w:r/>
+      <w:r>
+        <w:rPr>
+          <w:lang w:val="en_US" w:bidi="en_US"/>
+        </w:rPr>
+      </w:r>
+      <w:r>
+        <w:rPr>
+          <w:lang w:val="en_US" w:bidi="en_US"/>
+        </w:rPr>
+      </w:r>
+    </w:p>
+    <w:p>
+      <w:pPr/>
+      <w:r>
+        <w:rPr>
+          <w:lang w:val="en_US" w:bidi="en_US"/>
+        </w:rPr>
+      </w:r>
     </w:p>
     <w:p>
       <w:pPr>
         <w:pStyle w:val="Heading2"/>
       </w:pPr>
       <w:r>
+        <w:rPr>
+          <w:lang w:val="en_US" w:bidi="en_US"/>
+        </w:rPr>
         <w:t>Habakkuk 1:12–2.1</w:t>
       </w:r>
-      <w:r/>
-    </w:p>
-    <w:p>
-      <w:r/>
-      <w:r>
+      <w:r>
+        <w:rPr>
+          <w:lang w:val="en_US" w:bidi="en_US"/>
+        </w:rPr>
+      </w:r>
+    </w:p>
+    <w:p>
+      <w:pPr/>
+      <w:r>
+        <w:rPr>
+          <w:lang w:val="en_US" w:bidi="en_US"/>
+        </w:rPr>
+      </w:r>
+      <w:r>
+        <w:rPr>
+          <w:lang w:val="en_US" w:bidi="en_US"/>
+        </w:rPr>
         <w:t>Habakkuk found it difficult to harmonize God’s answer (</w:t>
       </w:r>
       <w:hyperlink r:id="rId24">
         <w:r>
           <w:rPr>
+            <w:lang w:val="en_US" w:bidi="en_US"/>
+          </w:rPr>
+          <w:rPr>
             <w:color w:val="0000EE"/>
             <w:u w:val="single"/>
           </w:rPr>
@@ -786,57 +1456,125 @@
         </w:r>
       </w:hyperlink>
       <w:r>
+        <w:rPr>
+          <w:lang w:val="en_US" w:bidi="en_US"/>
+        </w:rPr>
         <w:t>) with what he understood about God’s character. How could a holy and just God chastise Judah by using a people more unrighteous than they were?</w:t>
       </w:r>
-      <w:r/>
-      <w:r/>
-    </w:p>
-    <w:p>
-      <w:r/>
+      <w:r>
+        <w:rPr>
+          <w:lang w:val="en_US" w:bidi="en_US"/>
+        </w:rPr>
+      </w:r>
+      <w:r>
+        <w:rPr>
+          <w:lang w:val="en_US" w:bidi="en_US"/>
+        </w:rPr>
+      </w:r>
+    </w:p>
+    <w:p>
+      <w:pPr/>
+      <w:r>
+        <w:rPr>
+          <w:lang w:val="en_US" w:bidi="en_US"/>
+        </w:rPr>
+      </w:r>
     </w:p>
     <w:p>
       <w:pPr>
         <w:pStyle w:val="Heading2"/>
       </w:pPr>
       <w:r>
+        <w:rPr>
+          <w:lang w:val="en_US" w:bidi="en_US"/>
+        </w:rPr>
         <w:t>Habakkuk 1:14–15</w:t>
       </w:r>
-      <w:r/>
-    </w:p>
-    <w:p>
-      <w:r/>
-      <w:r>
+      <w:r>
+        <w:rPr>
+          <w:lang w:val="en_US" w:bidi="en_US"/>
+        </w:rPr>
+      </w:r>
+    </w:p>
+    <w:p>
+      <w:pPr/>
+      <w:r>
+        <w:rPr>
+          <w:lang w:val="en_US" w:bidi="en_US"/>
+        </w:rPr>
+      </w:r>
+      <w:r>
+        <w:rPr>
+          <w:lang w:val="en_US" w:bidi="en_US"/>
+        </w:rPr>
         <w:t>fish . . . hooks . . . nets: Habakkuk portrays the Babylonians as fishermen, drawing in conquered peoples.</w:t>
       </w:r>
-      <w:r/>
-      <w:r/>
-    </w:p>
-    <w:p>
-      <w:r/>
+      <w:r>
+        <w:rPr>
+          <w:lang w:val="en_US" w:bidi="en_US"/>
+        </w:rPr>
+      </w:r>
+      <w:r>
+        <w:rPr>
+          <w:lang w:val="en_US" w:bidi="en_US"/>
+        </w:rPr>
+      </w:r>
+    </w:p>
+    <w:p>
+      <w:pPr/>
+      <w:r>
+        <w:rPr>
+          <w:lang w:val="en_US" w:bidi="en_US"/>
+        </w:rPr>
+      </w:r>
     </w:p>
     <w:p>
       <w:pPr>
         <w:pStyle w:val="Heading2"/>
       </w:pPr>
       <w:r>
+        <w:rPr>
+          <w:lang w:val="en_US" w:bidi="en_US"/>
+        </w:rPr>
         <w:t>Habakkuk 1:16</w:t>
       </w:r>
-      <w:r/>
-    </w:p>
-    <w:p>
-      <w:r/>
-      <w:r>
+      <w:r>
+        <w:rPr>
+          <w:lang w:val="en_US" w:bidi="en_US"/>
+        </w:rPr>
+      </w:r>
+    </w:p>
+    <w:p>
+      <w:pPr/>
+      <w:r>
+        <w:rPr>
+          <w:lang w:val="en_US" w:bidi="en_US"/>
+        </w:rPr>
+      </w:r>
+      <w:r>
+        <w:rPr>
+          <w:lang w:val="en_US" w:bidi="en_US"/>
+        </w:rPr>
         <w:t xml:space="preserve">See </w:t>
       </w:r>
       <w:r>
+        <w:rPr>
+          <w:lang w:val="en_US" w:bidi="en_US"/>
+        </w:rPr>
         <w:t>study note on 1:11</w:t>
       </w:r>
       <w:r>
+        <w:rPr>
+          <w:lang w:val="en_US" w:bidi="en_US"/>
+        </w:rPr>
         <w:t xml:space="preserve">; cp. </w:t>
       </w:r>
       <w:hyperlink r:id="rId37">
         <w:r>
           <w:rPr>
+            <w:lang w:val="en_US" w:bidi="en_US"/>
+          </w:rPr>
+          <w:rPr>
             <w:color w:val="0000EE"/>
             <w:u w:val="single"/>
           </w:rPr>
@@ -844,31 +1582,65 @@
         </w:r>
       </w:hyperlink>
       <w:r>
+        <w:rPr>
+          <w:lang w:val="en_US" w:bidi="en_US"/>
+        </w:rPr>
         <w:t>.</w:t>
       </w:r>
-      <w:r/>
-      <w:r/>
-    </w:p>
-    <w:p>
-      <w:r/>
+      <w:r>
+        <w:rPr>
+          <w:lang w:val="en_US" w:bidi="en_US"/>
+        </w:rPr>
+      </w:r>
+      <w:r>
+        <w:rPr>
+          <w:lang w:val="en_US" w:bidi="en_US"/>
+        </w:rPr>
+      </w:r>
+    </w:p>
+    <w:p>
+      <w:pPr/>
+      <w:r>
+        <w:rPr>
+          <w:lang w:val="en_US" w:bidi="en_US"/>
+        </w:rPr>
+      </w:r>
     </w:p>
     <w:p>
       <w:pPr>
         <w:pStyle w:val="Heading2"/>
       </w:pPr>
       <w:r>
+        <w:rPr>
+          <w:lang w:val="en_US" w:bidi="en_US"/>
+        </w:rPr>
         <w:t>Habakkuk 2:1</w:t>
       </w:r>
-      <w:r/>
-    </w:p>
-    <w:p>
-      <w:r/>
-      <w:r>
+      <w:r>
+        <w:rPr>
+          <w:lang w:val="en_US" w:bidi="en_US"/>
+        </w:rPr>
+      </w:r>
+    </w:p>
+    <w:p>
+      <w:pPr/>
+      <w:r>
+        <w:rPr>
+          <w:lang w:val="en_US" w:bidi="en_US"/>
+        </w:rPr>
+      </w:r>
+      <w:r>
+        <w:rPr>
+          <w:lang w:val="en_US" w:bidi="en_US"/>
+        </w:rPr>
         <w:t xml:space="preserve">I will . . . stand at my guardpost: Like a sentinel on duty (see also </w:t>
       </w:r>
       <w:hyperlink r:id="rId38">
         <w:r>
           <w:rPr>
+            <w:lang w:val="en_US" w:bidi="en_US"/>
+          </w:rPr>
+          <w:rPr>
             <w:color w:val="0000EE"/>
             <w:u w:val="single"/>
           </w:rPr>
@@ -876,11 +1648,17 @@
         </w:r>
       </w:hyperlink>
       <w:r>
+        <w:rPr>
+          <w:lang w:val="en_US" w:bidi="en_US"/>
+        </w:rPr>
         <w:t xml:space="preserve">; </w:t>
       </w:r>
       <w:hyperlink r:id="rId39">
         <w:r>
           <w:rPr>
+            <w:lang w:val="en_US" w:bidi="en_US"/>
+          </w:rPr>
+          <w:rPr>
             <w:color w:val="0000EE"/>
             <w:u w:val="single"/>
           </w:rPr>
@@ -888,11 +1666,17 @@
         </w:r>
       </w:hyperlink>
       <w:r>
+        <w:rPr>
+          <w:lang w:val="en_US" w:bidi="en_US"/>
+        </w:rPr>
         <w:t xml:space="preserve">; </w:t>
       </w:r>
       <w:hyperlink r:id="rId40">
         <w:r>
           <w:rPr>
+            <w:lang w:val="en_US" w:bidi="en_US"/>
+          </w:rPr>
+          <w:rPr>
             <w:color w:val="0000EE"/>
             <w:u w:val="single"/>
           </w:rPr>
@@ -900,98 +1684,200 @@
         </w:r>
       </w:hyperlink>
       <w:r>
+        <w:rPr>
+          <w:lang w:val="en_US" w:bidi="en_US"/>
+        </w:rPr>
         <w:t>), Habakkuk waited expectantly to see how God would answer his complaint</w:t>
       </w:r>
       <w:r>
         <w:rPr>
           <w:i/>
+          <w:lang w:val="en_US" w:bidi="en_US"/>
         </w:rPr>
         <w:t>,</w:t>
       </w:r>
       <w:r>
+        <w:rPr>
+          <w:lang w:val="en_US" w:bidi="en_US"/>
+        </w:rPr>
         <w:t xml:space="preserve"> even if that meant being reproved by the Lord.</w:t>
       </w:r>
-      <w:r/>
-      <w:r/>
-    </w:p>
-    <w:p>
-      <w:r/>
+      <w:r>
+        <w:rPr>
+          <w:lang w:val="en_US" w:bidi="en_US"/>
+        </w:rPr>
+      </w:r>
+      <w:r>
+        <w:rPr>
+          <w:lang w:val="en_US" w:bidi="en_US"/>
+        </w:rPr>
+      </w:r>
+    </w:p>
+    <w:p>
+      <w:pPr/>
+      <w:r>
+        <w:rPr>
+          <w:lang w:val="en_US" w:bidi="en_US"/>
+        </w:rPr>
+      </w:r>
     </w:p>
     <w:p>
       <w:pPr>
         <w:pStyle w:val="Heading2"/>
       </w:pPr>
       <w:r>
+        <w:rPr>
+          <w:lang w:val="en_US" w:bidi="en_US"/>
+        </w:rPr>
         <w:t>Habakkuk 2:2</w:t>
       </w:r>
-      <w:r/>
-    </w:p>
-    <w:p>
-      <w:r/>
-      <w:r>
+      <w:r>
+        <w:rPr>
+          <w:lang w:val="en_US" w:bidi="en_US"/>
+        </w:rPr>
+      </w:r>
+    </w:p>
+    <w:p>
+      <w:pPr/>
+      <w:r>
+        <w:rPr>
+          <w:lang w:val="en_US" w:bidi="en_US"/>
+        </w:rPr>
+      </w:r>
+      <w:r>
+        <w:rPr>
+          <w:lang w:val="en_US" w:bidi="en_US"/>
+        </w:rPr>
         <w:t xml:space="preserve">God instructs the prophet to write the message (literally </w:t>
       </w:r>
       <w:r>
         <w:rPr>
           <w:i/>
+          <w:lang w:val="en_US" w:bidi="en_US"/>
         </w:rPr>
         <w:t>vision</w:t>
       </w:r>
       <w:r>
+        <w:rPr>
+          <w:lang w:val="en_US" w:bidi="en_US"/>
+        </w:rPr>
         <w:t>) plainly so that it will be understood, preserved, and shared with others.</w:t>
       </w:r>
-      <w:r/>
-      <w:r/>
-    </w:p>
-    <w:p>
-      <w:r/>
+      <w:r>
+        <w:rPr>
+          <w:lang w:val="en_US" w:bidi="en_US"/>
+        </w:rPr>
+      </w:r>
+      <w:r>
+        <w:rPr>
+          <w:lang w:val="en_US" w:bidi="en_US"/>
+        </w:rPr>
+      </w:r>
+    </w:p>
+    <w:p>
+      <w:pPr/>
+      <w:r>
+        <w:rPr>
+          <w:lang w:val="en_US" w:bidi="en_US"/>
+        </w:rPr>
+      </w:r>
     </w:p>
     <w:p>
       <w:pPr>
         <w:pStyle w:val="Heading2"/>
       </w:pPr>
       <w:r>
+        <w:rPr>
+          <w:lang w:val="en_US" w:bidi="en_US"/>
+        </w:rPr>
         <w:t>Habakkuk 2:2–5</w:t>
       </w:r>
-      <w:r/>
-    </w:p>
-    <w:p>
-      <w:r/>
-      <w:r>
+      <w:r>
+        <w:rPr>
+          <w:lang w:val="en_US" w:bidi="en_US"/>
+        </w:rPr>
+      </w:r>
+    </w:p>
+    <w:p>
+      <w:pPr/>
+      <w:r>
+        <w:rPr>
+          <w:lang w:val="en_US" w:bidi="en_US"/>
+        </w:rPr>
+      </w:r>
+      <w:r>
+        <w:rPr>
+          <w:lang w:val="en_US" w:bidi="en_US"/>
+        </w:rPr>
         <w:t>Habakkuk’s mission was to make it clear to people that even if God’s justice seems slow in coming</w:t>
       </w:r>
       <w:r>
         <w:rPr>
           <w:i/>
+          <w:lang w:val="en_US" w:bidi="en_US"/>
         </w:rPr>
         <w:t>,</w:t>
       </w:r>
       <w:r>
+        <w:rPr>
+          <w:lang w:val="en_US" w:bidi="en_US"/>
+        </w:rPr>
         <w:t xml:space="preserve"> it will come.</w:t>
       </w:r>
-      <w:r/>
-      <w:r/>
-    </w:p>
-    <w:p>
-      <w:r/>
+      <w:r>
+        <w:rPr>
+          <w:lang w:val="en_US" w:bidi="en_US"/>
+        </w:rPr>
+      </w:r>
+      <w:r>
+        <w:rPr>
+          <w:lang w:val="en_US" w:bidi="en_US"/>
+        </w:rPr>
+      </w:r>
+    </w:p>
+    <w:p>
+      <w:pPr/>
+      <w:r>
+        <w:rPr>
+          <w:lang w:val="en_US" w:bidi="en_US"/>
+        </w:rPr>
+      </w:r>
     </w:p>
     <w:p>
       <w:pPr>
         <w:pStyle w:val="Heading2"/>
       </w:pPr>
       <w:r>
+        <w:rPr>
+          <w:lang w:val="en_US" w:bidi="en_US"/>
+        </w:rPr>
         <w:t>Habakkuk 2:2–20</w:t>
       </w:r>
-      <w:r/>
-    </w:p>
-    <w:p>
-      <w:r/>
-      <w:r>
+      <w:r>
+        <w:rPr>
+          <w:lang w:val="en_US" w:bidi="en_US"/>
+        </w:rPr>
+      </w:r>
+    </w:p>
+    <w:p>
+      <w:pPr/>
+      <w:r>
+        <w:rPr>
+          <w:lang w:val="en_US" w:bidi="en_US"/>
+        </w:rPr>
+      </w:r>
+      <w:r>
+        <w:rPr>
+          <w:lang w:val="en_US" w:bidi="en_US"/>
+        </w:rPr>
         <w:t>God responds to Habakkuk’s second complaint (</w:t>
       </w:r>
       <w:hyperlink r:id="rId41">
         <w:r>
           <w:rPr>
+            <w:lang w:val="en_US" w:bidi="en_US"/>
+          </w:rPr>
+          <w:rPr>
             <w:color w:val="0000EE"/>
             <w:u w:val="single"/>
           </w:rPr>
@@ -999,40 +1885,78 @@
         </w:r>
       </w:hyperlink>
       <w:r>
+        <w:rPr>
+          <w:lang w:val="en_US" w:bidi="en_US"/>
+        </w:rPr>
         <w:t>) without explaining why he chose to use the Babylonians. Rather, he assures Habakkuk that all violence and injustice will be punished.</w:t>
       </w:r>
-      <w:r/>
-      <w:r/>
-    </w:p>
-    <w:p>
-      <w:r/>
+      <w:r>
+        <w:rPr>
+          <w:lang w:val="en_US" w:bidi="en_US"/>
+        </w:rPr>
+      </w:r>
+      <w:r>
+        <w:rPr>
+          <w:lang w:val="en_US" w:bidi="en_US"/>
+        </w:rPr>
+      </w:r>
+    </w:p>
+    <w:p>
+      <w:pPr/>
+      <w:r>
+        <w:rPr>
+          <w:lang w:val="en_US" w:bidi="en_US"/>
+        </w:rPr>
+      </w:r>
     </w:p>
     <w:p>
       <w:pPr>
         <w:pStyle w:val="Heading2"/>
       </w:pPr>
       <w:r>
+        <w:rPr>
+          <w:lang w:val="en_US" w:bidi="en_US"/>
+        </w:rPr>
         <w:t>Habakkuk 2:3</w:t>
       </w:r>
-      <w:r/>
-    </w:p>
-    <w:p>
-      <w:r/>
-      <w:r>
+      <w:r>
+        <w:rPr>
+          <w:lang w:val="en_US" w:bidi="en_US"/>
+        </w:rPr>
+      </w:r>
+    </w:p>
+    <w:p>
+      <w:pPr/>
+      <w:r>
+        <w:rPr>
+          <w:lang w:val="en_US" w:bidi="en_US"/>
+        </w:rPr>
+      </w:r>
+      <w:r>
+        <w:rPr>
+          <w:lang w:val="en_US" w:bidi="en_US"/>
+        </w:rPr>
         <w:t>will surely take place: In a set future time known only to the Lord, he will intervene in earth’s history and bring it to a proper culmination, vindicating the righteous and judging the wicked. God’s people must wait patiently</w:t>
       </w:r>
       <w:r>
         <w:rPr>
           <w:i/>
+          <w:lang w:val="en_US" w:bidi="en_US"/>
         </w:rPr>
         <w:t>,</w:t>
       </w:r>
       <w:r>
+        <w:rPr>
+          <w:lang w:val="en_US" w:bidi="en_US"/>
+        </w:rPr>
         <w:t xml:space="preserve"> knowing that the divine plan is on schedule (see </w:t>
       </w:r>
       <w:hyperlink r:id="rId42">
         <w:r>
           <w:rPr>
+            <w:lang w:val="en_US" w:bidi="en_US"/>
+          </w:rPr>
+          <w:rPr>
             <w:color w:val="0000EE"/>
             <w:u w:val="single"/>
           </w:rPr>
@@ -1040,31 +1964,65 @@
         </w:r>
       </w:hyperlink>
       <w:r>
+        <w:rPr>
+          <w:lang w:val="en_US" w:bidi="en_US"/>
+        </w:rPr>
         <w:t>).</w:t>
       </w:r>
-      <w:r/>
-      <w:r/>
-    </w:p>
-    <w:p>
-      <w:r/>
+      <w:r>
+        <w:rPr>
+          <w:lang w:val="en_US" w:bidi="en_US"/>
+        </w:rPr>
+      </w:r>
+      <w:r>
+        <w:rPr>
+          <w:lang w:val="en_US" w:bidi="en_US"/>
+        </w:rPr>
+      </w:r>
+    </w:p>
+    <w:p>
+      <w:pPr/>
+      <w:r>
+        <w:rPr>
+          <w:lang w:val="en_US" w:bidi="en_US"/>
+        </w:rPr>
+      </w:r>
     </w:p>
     <w:p>
       <w:pPr>
         <w:pStyle w:val="Heading2"/>
       </w:pPr>
       <w:r>
+        <w:rPr>
+          <w:lang w:val="en_US" w:bidi="en_US"/>
+        </w:rPr>
         <w:t>Habakkuk 2:4</w:t>
       </w:r>
-      <w:r/>
-    </w:p>
-    <w:p>
-      <w:r/>
-      <w:r>
+      <w:r>
+        <w:rPr>
+          <w:lang w:val="en_US" w:bidi="en_US"/>
+        </w:rPr>
+      </w:r>
+    </w:p>
+    <w:p>
+      <w:pPr/>
+      <w:r>
+        <w:rPr>
+          <w:lang w:val="en_US" w:bidi="en_US"/>
+        </w:rPr>
+      </w:r>
+      <w:r>
+        <w:rPr>
+          <w:lang w:val="en_US" w:bidi="en_US"/>
+        </w:rPr>
         <w:t>God is aware of the self-centeredness of the proud. Their crooked lives demonstrate their unrighteousness; they refuse God’s instruction and gratify their own desires (</w:t>
       </w:r>
       <w:hyperlink r:id="rId43">
         <w:r>
           <w:rPr>
+            <w:lang w:val="en_US" w:bidi="en_US"/>
+          </w:rPr>
+          <w:rPr>
             <w:color w:val="0000EE"/>
             <w:u w:val="single"/>
           </w:rPr>
@@ -1072,11 +2030,17 @@
         </w:r>
       </w:hyperlink>
       <w:r>
+        <w:rPr>
+          <w:lang w:val="en_US" w:bidi="en_US"/>
+        </w:rPr>
         <w:t xml:space="preserve">; </w:t>
       </w:r>
       <w:hyperlink r:id="rId44">
         <w:r>
           <w:rPr>
+            <w:lang w:val="en_US" w:bidi="en_US"/>
+          </w:rPr>
+          <w:rPr>
             <w:color w:val="0000EE"/>
             <w:u w:val="single"/>
           </w:rPr>
@@ -1084,11 +2048,17 @@
         </w:r>
       </w:hyperlink>
       <w:r>
+        <w:rPr>
+          <w:lang w:val="en_US" w:bidi="en_US"/>
+        </w:rPr>
         <w:t xml:space="preserve">, </w:t>
       </w:r>
       <w:hyperlink r:id="rId45">
         <w:r>
           <w:rPr>
+            <w:lang w:val="en_US" w:bidi="en_US"/>
+          </w:rPr>
+          <w:rPr>
             <w:color w:val="0000EE"/>
             <w:u w:val="single"/>
           </w:rPr>
@@ -1096,11 +2066,17 @@
         </w:r>
       </w:hyperlink>
       <w:r>
+        <w:rPr>
+          <w:lang w:val="en_US" w:bidi="en_US"/>
+        </w:rPr>
         <w:t xml:space="preserve">; </w:t>
       </w:r>
       <w:hyperlink r:id="rId46">
         <w:r>
           <w:rPr>
+            <w:lang w:val="en_US" w:bidi="en_US"/>
+          </w:rPr>
+          <w:rPr>
             <w:color w:val="0000EE"/>
             <w:u w:val="single"/>
           </w:rPr>
@@ -1108,11 +2084,17 @@
         </w:r>
       </w:hyperlink>
       <w:r>
+        <w:rPr>
+          <w:lang w:val="en_US" w:bidi="en_US"/>
+        </w:rPr>
         <w:t>). In contrast, the righteous enjoy proper judicial standing before God. They make God’s righteous standards their own and reproduce them in their lives. • faithfulness: Hebrew ’emunah. In Genesis, the same Hebrew root (’mn) describes Abram’s trust in God (</w:t>
       </w:r>
       <w:hyperlink r:id="rId47">
         <w:r>
           <w:rPr>
+            <w:lang w:val="en_US" w:bidi="en_US"/>
+          </w:rPr>
+          <w:rPr>
             <w:color w:val="0000EE"/>
             <w:u w:val="single"/>
           </w:rPr>
@@ -1120,11 +2102,17 @@
         </w:r>
       </w:hyperlink>
       <w:r>
+        <w:rPr>
+          <w:lang w:val="en_US" w:bidi="en_US"/>
+        </w:rPr>
         <w:t xml:space="preserve">). God transforms the hearts of those who trust him so they can faithfully follow God’s holy standards. See also </w:t>
       </w:r>
       <w:hyperlink r:id="rId48">
         <w:r>
           <w:rPr>
+            <w:lang w:val="en_US" w:bidi="en_US"/>
+          </w:rPr>
+          <w:rPr>
             <w:color w:val="0000EE"/>
             <w:u w:val="single"/>
           </w:rPr>
@@ -1132,11 +2120,17 @@
         </w:r>
       </w:hyperlink>
       <w:r>
+        <w:rPr>
+          <w:lang w:val="en_US" w:bidi="en_US"/>
+        </w:rPr>
         <w:t xml:space="preserve">; </w:t>
       </w:r>
       <w:hyperlink r:id="rId49">
         <w:r>
           <w:rPr>
+            <w:lang w:val="en_US" w:bidi="en_US"/>
+          </w:rPr>
+          <w:rPr>
             <w:color w:val="0000EE"/>
             <w:u w:val="single"/>
           </w:rPr>
@@ -1144,11 +2138,17 @@
         </w:r>
       </w:hyperlink>
       <w:r>
+        <w:rPr>
+          <w:lang w:val="en_US" w:bidi="en_US"/>
+        </w:rPr>
         <w:t xml:space="preserve">; </w:t>
       </w:r>
       <w:hyperlink r:id="rId50">
         <w:r>
           <w:rPr>
+            <w:lang w:val="en_US" w:bidi="en_US"/>
+          </w:rPr>
+          <w:rPr>
             <w:color w:val="0000EE"/>
             <w:u w:val="single"/>
           </w:rPr>
@@ -1156,31 +2156,65 @@
         </w:r>
       </w:hyperlink>
       <w:r>
+        <w:rPr>
+          <w:lang w:val="en_US" w:bidi="en_US"/>
+        </w:rPr>
         <w:t>.</w:t>
       </w:r>
-      <w:r/>
-      <w:r/>
-    </w:p>
-    <w:p>
-      <w:r/>
+      <w:r>
+        <w:rPr>
+          <w:lang w:val="en_US" w:bidi="en_US"/>
+        </w:rPr>
+      </w:r>
+      <w:r>
+        <w:rPr>
+          <w:lang w:val="en_US" w:bidi="en_US"/>
+        </w:rPr>
+      </w:r>
+    </w:p>
+    <w:p>
+      <w:pPr/>
+      <w:r>
+        <w:rPr>
+          <w:lang w:val="en_US" w:bidi="en_US"/>
+        </w:rPr>
+      </w:r>
     </w:p>
     <w:p>
       <w:pPr>
         <w:pStyle w:val="Heading2"/>
       </w:pPr>
       <w:r>
+        <w:rPr>
+          <w:lang w:val="en_US" w:bidi="en_US"/>
+        </w:rPr>
         <w:t>Habakkuk 2:6–8</w:t>
       </w:r>
-      <w:r/>
-    </w:p>
-    <w:p>
-      <w:r/>
-      <w:r>
+      <w:r>
+        <w:rPr>
+          <w:lang w:val="en_US" w:bidi="en_US"/>
+        </w:rPr>
+      </w:r>
+    </w:p>
+    <w:p>
+      <w:pPr/>
+      <w:r>
+        <w:rPr>
+          <w:lang w:val="en_US" w:bidi="en_US"/>
+        </w:rPr>
+      </w:r>
+      <w:r>
+        <w:rPr>
+          <w:lang w:val="en_US" w:bidi="en_US"/>
+        </w:rPr>
         <w:t>In the first of Habakkuk’s taunt songs, he condemns the Babylonians for despoiling the nations. • thieves . . . extortion: The imagery compares the Babylonians to creditors whose oppressive measures cause their debtors to rise up against them. Greed can easily mar an individual’s or nation’s spiritual fiber (</w:t>
       </w:r>
       <w:hyperlink r:id="rId51">
         <w:r>
           <w:rPr>
+            <w:lang w:val="en_US" w:bidi="en_US"/>
+          </w:rPr>
+          <w:rPr>
             <w:color w:val="0000EE"/>
             <w:u w:val="single"/>
           </w:rPr>
@@ -1188,11 +2222,17 @@
         </w:r>
       </w:hyperlink>
       <w:r>
+        <w:rPr>
+          <w:lang w:val="en_US" w:bidi="en_US"/>
+        </w:rPr>
         <w:t xml:space="preserve">; </w:t>
       </w:r>
       <w:hyperlink r:id="rId52">
         <w:r>
           <w:rPr>
+            <w:lang w:val="en_US" w:bidi="en_US"/>
+          </w:rPr>
+          <w:rPr>
             <w:color w:val="0000EE"/>
             <w:u w:val="single"/>
           </w:rPr>
@@ -1200,31 +2240,65 @@
         </w:r>
       </w:hyperlink>
       <w:r>
+        <w:rPr>
+          <w:lang w:val="en_US" w:bidi="en_US"/>
+        </w:rPr>
         <w:t>).</w:t>
       </w:r>
-      <w:r/>
-      <w:r/>
-    </w:p>
-    <w:p>
-      <w:r/>
+      <w:r>
+        <w:rPr>
+          <w:lang w:val="en_US" w:bidi="en_US"/>
+        </w:rPr>
+      </w:r>
+      <w:r>
+        <w:rPr>
+          <w:lang w:val="en_US" w:bidi="en_US"/>
+        </w:rPr>
+      </w:r>
+    </w:p>
+    <w:p>
+      <w:pPr/>
+      <w:r>
+        <w:rPr>
+          <w:lang w:val="en_US" w:bidi="en_US"/>
+        </w:rPr>
+      </w:r>
     </w:p>
     <w:p>
       <w:pPr>
         <w:pStyle w:val="Heading2"/>
       </w:pPr>
       <w:r>
+        <w:rPr>
+          <w:lang w:val="en_US" w:bidi="en_US"/>
+        </w:rPr>
         <w:t>Habakkuk 2:6–20</w:t>
       </w:r>
-      <w:r/>
-    </w:p>
-    <w:p>
-      <w:r/>
-      <w:r>
+      <w:r>
+        <w:rPr>
+          <w:lang w:val="en_US" w:bidi="en_US"/>
+        </w:rPr>
+      </w:r>
+    </w:p>
+    <w:p>
+      <w:pPr/>
+      <w:r>
+        <w:rPr>
+          <w:lang w:val="en_US" w:bidi="en_US"/>
+        </w:rPr>
+      </w:r>
+      <w:r>
+        <w:rPr>
+          <w:lang w:val="en_US" w:bidi="en_US"/>
+        </w:rPr>
         <w:t>Five taunt songs (</w:t>
       </w:r>
       <w:hyperlink r:id="rId53">
         <w:r>
           <w:rPr>
+            <w:lang w:val="en_US" w:bidi="en_US"/>
+          </w:rPr>
+          <w:rPr>
             <w:color w:val="0000EE"/>
             <w:u w:val="single"/>
           </w:rPr>
@@ -1232,11 +2306,17 @@
         </w:r>
       </w:hyperlink>
       <w:r>
+        <w:rPr>
+          <w:lang w:val="en_US" w:bidi="en_US"/>
+        </w:rPr>
         <w:t xml:space="preserve">, </w:t>
       </w:r>
       <w:hyperlink r:id="rId54">
         <w:r>
           <w:rPr>
+            <w:lang w:val="en_US" w:bidi="en_US"/>
+          </w:rPr>
+          <w:rPr>
             <w:color w:val="0000EE"/>
             <w:u w:val="single"/>
           </w:rPr>
@@ -1244,11 +2324,17 @@
         </w:r>
       </w:hyperlink>
       <w:r>
+        <w:rPr>
+          <w:lang w:val="en_US" w:bidi="en_US"/>
+        </w:rPr>
         <w:t xml:space="preserve">, </w:t>
       </w:r>
       <w:hyperlink r:id="rId55">
         <w:r>
           <w:rPr>
+            <w:lang w:val="en_US" w:bidi="en_US"/>
+          </w:rPr>
+          <w:rPr>
             <w:color w:val="0000EE"/>
             <w:u w:val="single"/>
           </w:rPr>
@@ -1256,11 +2342,17 @@
         </w:r>
       </w:hyperlink>
       <w:r>
+        <w:rPr>
+          <w:lang w:val="en_US" w:bidi="en_US"/>
+        </w:rPr>
         <w:t xml:space="preserve">, </w:t>
       </w:r>
       <w:hyperlink r:id="rId56">
         <w:r>
           <w:rPr>
+            <w:lang w:val="en_US" w:bidi="en_US"/>
+          </w:rPr>
+          <w:rPr>
             <w:color w:val="0000EE"/>
             <w:u w:val="single"/>
           </w:rPr>
@@ -1268,11 +2360,17 @@
         </w:r>
       </w:hyperlink>
       <w:r>
+        <w:rPr>
+          <w:lang w:val="en_US" w:bidi="en_US"/>
+        </w:rPr>
         <w:t xml:space="preserve">, </w:t>
       </w:r>
       <w:hyperlink r:id="rId57">
         <w:r>
           <w:rPr>
+            <w:lang w:val="en_US" w:bidi="en_US"/>
+          </w:rPr>
+          <w:rPr>
             <w:color w:val="0000EE"/>
             <w:u w:val="single"/>
           </w:rPr>
@@ -1280,11 +2378,17 @@
         </w:r>
       </w:hyperlink>
       <w:r>
+        <w:rPr>
+          <w:lang w:val="en_US" w:bidi="en_US"/>
+        </w:rPr>
         <w:t xml:space="preserve">) portray God’s future judgment of the Babylonians (and others who, like the Babylonians, indulge in violence and injustice). God allows them to seal their own doom. Those who suffer will be able to repeat these taunts when the wicked come to judgment (see </w:t>
       </w:r>
       <w:hyperlink r:id="rId58">
         <w:r>
           <w:rPr>
+            <w:lang w:val="en_US" w:bidi="en_US"/>
+          </w:rPr>
+          <w:rPr>
             <w:color w:val="0000EE"/>
             <w:u w:val="single"/>
           </w:rPr>
@@ -1292,69 +2396,139 @@
         </w:r>
       </w:hyperlink>
       <w:r>
+        <w:rPr>
+          <w:lang w:val="en_US" w:bidi="en_US"/>
+        </w:rPr>
         <w:t>). Each taunt contains a pronouncement of sorrow</w:t>
       </w:r>
       <w:r>
         <w:rPr>
           <w:i/>
+          <w:lang w:val="en_US" w:bidi="en_US"/>
         </w:rPr>
         <w:t>,</w:t>
       </w:r>
       <w:r>
+        <w:rPr>
+          <w:lang w:val="en_US" w:bidi="en_US"/>
+        </w:rPr>
         <w:t xml:space="preserve"> a judgment, and the reason for God’s judgment.</w:t>
       </w:r>
-      <w:r/>
-      <w:r/>
-    </w:p>
-    <w:p>
-      <w:r/>
+      <w:r>
+        <w:rPr>
+          <w:lang w:val="en_US" w:bidi="en_US"/>
+        </w:rPr>
+      </w:r>
+      <w:r>
+        <w:rPr>
+          <w:lang w:val="en_US" w:bidi="en_US"/>
+        </w:rPr>
+      </w:r>
+    </w:p>
+    <w:p>
+      <w:pPr/>
+      <w:r>
+        <w:rPr>
+          <w:lang w:val="en_US" w:bidi="en_US"/>
+        </w:rPr>
+      </w:r>
     </w:p>
     <w:p>
       <w:pPr>
         <w:pStyle w:val="Heading2"/>
       </w:pPr>
       <w:r>
+        <w:rPr>
+          <w:lang w:val="en_US" w:bidi="en_US"/>
+        </w:rPr>
         <w:t>Habakkuk 2:9–11</w:t>
       </w:r>
-      <w:r/>
-    </w:p>
-    <w:p>
-      <w:r/>
-      <w:r>
+      <w:r>
+        <w:rPr>
+          <w:lang w:val="en_US" w:bidi="en_US"/>
+        </w:rPr>
+      </w:r>
+    </w:p>
+    <w:p>
+      <w:pPr/>
+      <w:r>
+        <w:rPr>
+          <w:lang w:val="en_US" w:bidi="en_US"/>
+        </w:rPr>
+      </w:r>
+      <w:r>
+        <w:rPr>
+          <w:lang w:val="en_US" w:bidi="en_US"/>
+        </w:rPr>
         <w:t>In the second taunt song, the Babylonians are condemned for their dishonest dealings. Since the Babylonians obtained the means to build big houses through deceit and dishonesty</w:t>
       </w:r>
       <w:r>
         <w:rPr>
           <w:i/>
+          <w:lang w:val="en_US" w:bidi="en_US"/>
         </w:rPr>
         <w:t>,</w:t>
       </w:r>
       <w:r>
+        <w:rPr>
+          <w:lang w:val="en_US" w:bidi="en_US"/>
+        </w:rPr>
         <w:t xml:space="preserve"> they forfeited their lives.</w:t>
       </w:r>
-      <w:r/>
-      <w:r/>
-    </w:p>
-    <w:p>
-      <w:r/>
+      <w:r>
+        <w:rPr>
+          <w:lang w:val="en_US" w:bidi="en_US"/>
+        </w:rPr>
+      </w:r>
+      <w:r>
+        <w:rPr>
+          <w:lang w:val="en_US" w:bidi="en_US"/>
+        </w:rPr>
+      </w:r>
+    </w:p>
+    <w:p>
+      <w:pPr/>
+      <w:r>
+        <w:rPr>
+          <w:lang w:val="en_US" w:bidi="en_US"/>
+        </w:rPr>
+      </w:r>
     </w:p>
     <w:p>
       <w:pPr>
         <w:pStyle w:val="Heading2"/>
       </w:pPr>
       <w:r>
+        <w:rPr>
+          <w:lang w:val="en_US" w:bidi="en_US"/>
+        </w:rPr>
         <w:t>Habakkuk 2:12–14</w:t>
       </w:r>
-      <w:r/>
-    </w:p>
-    <w:p>
-      <w:r/>
-      <w:r>
+      <w:r>
+        <w:rPr>
+          <w:lang w:val="en_US" w:bidi="en_US"/>
+        </w:rPr>
+      </w:r>
+    </w:p>
+    <w:p>
+      <w:pPr/>
+      <w:r>
+        <w:rPr>
+          <w:lang w:val="en_US" w:bidi="en_US"/>
+        </w:rPr>
+      </w:r>
+      <w:r>
+        <w:rPr>
+          <w:lang w:val="en_US" w:bidi="en_US"/>
+        </w:rPr>
         <w:t>In the third taunt song, the Babylonians are condemned for the murder and corruption of human life and society that brought wealth to build their cities. God would make their apparent gain prove to be a total loss. • earth will be filled: The antithesis of violence and ill-gotten wealth is the awareness of the glory of the Lord, which God promises to make as pervasive as water in the ocean (</w:t>
       </w:r>
       <w:hyperlink r:id="rId59">
         <w:r>
           <w:rPr>
+            <w:lang w:val="en_US" w:bidi="en_US"/>
+          </w:rPr>
+          <w:rPr>
             <w:color w:val="0000EE"/>
             <w:u w:val="single"/>
           </w:rPr>
@@ -1362,49 +2536,91 @@
         </w:r>
       </w:hyperlink>
       <w:r>
+        <w:rPr>
+          <w:lang w:val="en_US" w:bidi="en_US"/>
+        </w:rPr>
         <w:t>).</w:t>
       </w:r>
-      <w:r/>
-      <w:r/>
-    </w:p>
-    <w:p>
-      <w:r/>
+      <w:r>
+        <w:rPr>
+          <w:lang w:val="en_US" w:bidi="en_US"/>
+        </w:rPr>
+      </w:r>
+      <w:r>
+        <w:rPr>
+          <w:lang w:val="en_US" w:bidi="en_US"/>
+        </w:rPr>
+      </w:r>
+    </w:p>
+    <w:p>
+      <w:pPr/>
+      <w:r>
+        <w:rPr>
+          <w:lang w:val="en_US" w:bidi="en_US"/>
+        </w:rPr>
+      </w:r>
     </w:p>
     <w:p>
       <w:pPr>
         <w:pStyle w:val="Heading2"/>
       </w:pPr>
       <w:r>
+        <w:rPr>
+          <w:lang w:val="en_US" w:bidi="en_US"/>
+        </w:rPr>
         <w:t>Habakkuk 2:15–17</w:t>
       </w:r>
-      <w:r/>
-    </w:p>
-    <w:p>
-      <w:r/>
-      <w:r>
+      <w:r>
+        <w:rPr>
+          <w:lang w:val="en_US" w:bidi="en_US"/>
+        </w:rPr>
+      </w:r>
+    </w:p>
+    <w:p>
+      <w:pPr/>
+      <w:r>
+        <w:rPr>
+          <w:lang w:val="en_US" w:bidi="en_US"/>
+        </w:rPr>
+      </w:r>
+      <w:r>
+        <w:rPr>
+          <w:lang w:val="en_US" w:bidi="en_US"/>
+        </w:rPr>
         <w:t>In the fourth taunt song, the Babylonians are condemned for their disgraceful acts against people, animals</w:t>
       </w:r>
       <w:r>
         <w:rPr>
           <w:i/>
+          <w:lang w:val="en_US" w:bidi="en_US"/>
         </w:rPr>
         <w:t>,</w:t>
       </w:r>
       <w:r>
+        <w:rPr>
+          <w:lang w:val="en_US" w:bidi="en_US"/>
+        </w:rPr>
         <w:t xml:space="preserve"> and the environment. They are like a man who seems to be hospitable, but after getting his neighbors drunk</w:t>
       </w:r>
       <w:r>
         <w:rPr>
           <w:i/>
+          <w:lang w:val="en_US" w:bidi="en_US"/>
         </w:rPr>
         <w:t>,</w:t>
       </w:r>
       <w:r>
+        <w:rPr>
+          <w:lang w:val="en_US" w:bidi="en_US"/>
+        </w:rPr>
         <w:t xml:space="preserve"> strips them of everything. However, the Babylonians will be disgraced after drinking from the cup of the Lord’s judgment (see </w:t>
       </w:r>
       <w:hyperlink r:id="rId60">
         <w:r>
           <w:rPr>
+            <w:lang w:val="en_US" w:bidi="en_US"/>
+          </w:rPr>
+          <w:rPr>
             <w:color w:val="0000EE"/>
             <w:u w:val="single"/>
           </w:rPr>
@@ -1412,11 +2628,17 @@
         </w:r>
       </w:hyperlink>
       <w:r>
+        <w:rPr>
+          <w:lang w:val="en_US" w:bidi="en_US"/>
+        </w:rPr>
         <w:t xml:space="preserve">; cp. </w:t>
       </w:r>
       <w:hyperlink r:id="rId61">
         <w:r>
           <w:rPr>
+            <w:lang w:val="en_US" w:bidi="en_US"/>
+          </w:rPr>
+          <w:rPr>
             <w:color w:val="0000EE"/>
             <w:u w:val="single"/>
           </w:rPr>
@@ -1424,40 +2646,78 @@
         </w:r>
       </w:hyperlink>
       <w:r>
+        <w:rPr>
+          <w:lang w:val="en_US" w:bidi="en_US"/>
+        </w:rPr>
         <w:t>).</w:t>
       </w:r>
-      <w:r/>
-      <w:r/>
-    </w:p>
-    <w:p>
-      <w:r/>
+      <w:r>
+        <w:rPr>
+          <w:lang w:val="en_US" w:bidi="en_US"/>
+        </w:rPr>
+      </w:r>
+      <w:r>
+        <w:rPr>
+          <w:lang w:val="en_US" w:bidi="en_US"/>
+        </w:rPr>
+      </w:r>
+    </w:p>
+    <w:p>
+      <w:pPr/>
+      <w:r>
+        <w:rPr>
+          <w:lang w:val="en_US" w:bidi="en_US"/>
+        </w:rPr>
+      </w:r>
     </w:p>
     <w:p>
       <w:pPr>
         <w:pStyle w:val="Heading2"/>
       </w:pPr>
       <w:r>
+        <w:rPr>
+          <w:lang w:val="en_US" w:bidi="en_US"/>
+        </w:rPr>
         <w:t>Habakkuk 2:18–20</w:t>
       </w:r>
-      <w:r/>
-    </w:p>
-    <w:p>
-      <w:r/>
-      <w:r>
+      <w:r>
+        <w:rPr>
+          <w:lang w:val="en_US" w:bidi="en_US"/>
+        </w:rPr>
+      </w:r>
+    </w:p>
+    <w:p>
+      <w:pPr/>
+      <w:r>
+        <w:rPr>
+          <w:lang w:val="en_US" w:bidi="en_US"/>
+        </w:rPr>
+      </w:r>
+      <w:r>
+        <w:rPr>
+          <w:lang w:val="en_US" w:bidi="en_US"/>
+        </w:rPr>
         <w:t>In the fifth taunt song, the Babylonians are condemned for their devotion to idolatry. Whether idols are carved or cast by the hand of man</w:t>
       </w:r>
       <w:r>
         <w:rPr>
           <w:i/>
+          <w:lang w:val="en_US" w:bidi="en_US"/>
         </w:rPr>
         <w:t>,</w:t>
       </w:r>
       <w:r>
+        <w:rPr>
+          <w:lang w:val="en_US" w:bidi="en_US"/>
+        </w:rPr>
         <w:t xml:space="preserve"> they can neither save nor teach their worshipers (</w:t>
       </w:r>
       <w:hyperlink r:id="rId62">
         <w:r>
           <w:rPr>
+            <w:lang w:val="en_US" w:bidi="en_US"/>
+          </w:rPr>
+          <w:rPr>
             <w:color w:val="0000EE"/>
             <w:u w:val="single"/>
           </w:rPr>
@@ -1465,11 +2725,17 @@
         </w:r>
       </w:hyperlink>
       <w:r>
+        <w:rPr>
+          <w:lang w:val="en_US" w:bidi="en_US"/>
+        </w:rPr>
         <w:t>). Only the Lord truly deserves our worship (</w:t>
       </w:r>
       <w:hyperlink r:id="rId63">
         <w:r>
           <w:rPr>
+            <w:lang w:val="en_US" w:bidi="en_US"/>
+          </w:rPr>
+          <w:rPr>
             <w:color w:val="0000EE"/>
             <w:u w:val="single"/>
           </w:rPr>
@@ -1477,11 +2743,17 @@
         </w:r>
       </w:hyperlink>
       <w:r>
+        <w:rPr>
+          <w:lang w:val="en_US" w:bidi="en_US"/>
+        </w:rPr>
         <w:t xml:space="preserve">; </w:t>
       </w:r>
       <w:hyperlink r:id="rId64">
         <w:r>
           <w:rPr>
+            <w:lang w:val="en_US" w:bidi="en_US"/>
+          </w:rPr>
+          <w:rPr>
             <w:color w:val="0000EE"/>
             <w:u w:val="single"/>
           </w:rPr>
@@ -1489,11 +2761,17 @@
         </w:r>
       </w:hyperlink>
       <w:r>
+        <w:rPr>
+          <w:lang w:val="en_US" w:bidi="en_US"/>
+        </w:rPr>
         <w:t xml:space="preserve">; cp. </w:t>
       </w:r>
       <w:hyperlink r:id="rId65">
         <w:r>
           <w:rPr>
+            <w:lang w:val="en_US" w:bidi="en_US"/>
+          </w:rPr>
+          <w:rPr>
             <w:color w:val="0000EE"/>
             <w:u w:val="single"/>
           </w:rPr>
@@ -1501,31 +2779,65 @@
         </w:r>
       </w:hyperlink>
       <w:r>
+        <w:rPr>
+          <w:lang w:val="en_US" w:bidi="en_US"/>
+        </w:rPr>
         <w:t>).</w:t>
       </w:r>
-      <w:r/>
-      <w:r/>
-    </w:p>
-    <w:p>
-      <w:r/>
+      <w:r>
+        <w:rPr>
+          <w:lang w:val="en_US" w:bidi="en_US"/>
+        </w:rPr>
+      </w:r>
+      <w:r>
+        <w:rPr>
+          <w:lang w:val="en_US" w:bidi="en_US"/>
+        </w:rPr>
+      </w:r>
+    </w:p>
+    <w:p>
+      <w:pPr/>
+      <w:r>
+        <w:rPr>
+          <w:lang w:val="en_US" w:bidi="en_US"/>
+        </w:rPr>
+      </w:r>
     </w:p>
     <w:p>
       <w:pPr>
         <w:pStyle w:val="Heading2"/>
       </w:pPr>
       <w:r>
+        <w:rPr>
+          <w:lang w:val="en_US" w:bidi="en_US"/>
+        </w:rPr>
         <w:t>Habakkuk 2:20</w:t>
       </w:r>
-      <w:r/>
-    </w:p>
-    <w:p>
-      <w:r/>
-      <w:r>
+      <w:r>
+        <w:rPr>
+          <w:lang w:val="en_US" w:bidi="en_US"/>
+        </w:rPr>
+      </w:r>
+    </w:p>
+    <w:p>
+      <w:pPr/>
+      <w:r>
+        <w:rPr>
+          <w:lang w:val="en_US" w:bidi="en_US"/>
+        </w:rPr>
+      </w:r>
+      <w:r>
+        <w:rPr>
+          <w:lang w:val="en_US" w:bidi="en_US"/>
+        </w:rPr>
         <w:t>The taunt songs close with a declaration: The one who is sovereign over all nations is not a Babylonian idol (</w:t>
       </w:r>
       <w:hyperlink r:id="rId57">
         <w:r>
           <w:rPr>
+            <w:lang w:val="en_US" w:bidi="en_US"/>
+          </w:rPr>
+          <w:rPr>
             <w:color w:val="0000EE"/>
             <w:u w:val="single"/>
           </w:rPr>
@@ -1533,11 +2845,17 @@
         </w:r>
       </w:hyperlink>
       <w:r>
+        <w:rPr>
+          <w:lang w:val="en_US" w:bidi="en_US"/>
+        </w:rPr>
         <w:t>) but the Holy God. Unlike the lifeless Babylonian idols, the living God indwells his holy Temple. God’s presence fills his heavenly sanctuary (</w:t>
       </w:r>
       <w:hyperlink r:id="rId66">
         <w:r>
           <w:rPr>
+            <w:lang w:val="en_US" w:bidi="en_US"/>
+          </w:rPr>
+          <w:rPr>
             <w:color w:val="0000EE"/>
             <w:u w:val="single"/>
           </w:rPr>
@@ -1545,11 +2863,17 @@
         </w:r>
       </w:hyperlink>
       <w:r>
+        <w:rPr>
+          <w:lang w:val="en_US" w:bidi="en_US"/>
+        </w:rPr>
         <w:t>)—and in Habakkuk’s time, it filled the Temple in Jerusalem (</w:t>
       </w:r>
       <w:hyperlink r:id="rId67">
         <w:r>
           <w:rPr>
+            <w:lang w:val="en_US" w:bidi="en_US"/>
+          </w:rPr>
+          <w:rPr>
             <w:color w:val="0000EE"/>
             <w:u w:val="single"/>
           </w:rPr>
@@ -1557,11 +2881,17 @@
         </w:r>
       </w:hyperlink>
       <w:r>
+        <w:rPr>
+          <w:lang w:val="en_US" w:bidi="en_US"/>
+        </w:rPr>
         <w:t>). God controls all the earth and expects people to worship him in humble submission (</w:t>
       </w:r>
       <w:hyperlink r:id="rId68">
         <w:r>
           <w:rPr>
+            <w:lang w:val="en_US" w:bidi="en_US"/>
+          </w:rPr>
+          <w:rPr>
             <w:color w:val="0000EE"/>
             <w:u w:val="single"/>
           </w:rPr>
@@ -1569,11 +2899,17 @@
         </w:r>
       </w:hyperlink>
       <w:r>
+        <w:rPr>
+          <w:lang w:val="en_US" w:bidi="en_US"/>
+        </w:rPr>
         <w:t xml:space="preserve">; </w:t>
       </w:r>
       <w:hyperlink r:id="rId69">
         <w:r>
           <w:rPr>
+            <w:lang w:val="en_US" w:bidi="en_US"/>
+          </w:rPr>
+          <w:rPr>
             <w:color w:val="0000EE"/>
             <w:u w:val="single"/>
           </w:rPr>
@@ -1581,11 +2917,17 @@
         </w:r>
       </w:hyperlink>
       <w:r>
+        <w:rPr>
+          <w:lang w:val="en_US" w:bidi="en_US"/>
+        </w:rPr>
         <w:t xml:space="preserve">; </w:t>
       </w:r>
       <w:hyperlink r:id="rId70">
         <w:r>
           <w:rPr>
+            <w:lang w:val="en_US" w:bidi="en_US"/>
+          </w:rPr>
+          <w:rPr>
             <w:color w:val="0000EE"/>
             <w:u w:val="single"/>
           </w:rPr>
@@ -1593,11 +2935,17 @@
         </w:r>
       </w:hyperlink>
       <w:r>
+        <w:rPr>
+          <w:lang w:val="en_US" w:bidi="en_US"/>
+        </w:rPr>
         <w:t xml:space="preserve">; </w:t>
       </w:r>
       <w:hyperlink r:id="rId71">
         <w:r>
           <w:rPr>
+            <w:lang w:val="en_US" w:bidi="en_US"/>
+          </w:rPr>
+          <w:rPr>
             <w:color w:val="0000EE"/>
             <w:u w:val="single"/>
           </w:rPr>
@@ -1605,51 +2953,113 @@
         </w:r>
       </w:hyperlink>
       <w:r>
+        <w:rPr>
+          <w:lang w:val="en_US" w:bidi="en_US"/>
+        </w:rPr>
         <w:t>).</w:t>
       </w:r>
-      <w:r/>
-      <w:r/>
-    </w:p>
-    <w:p>
-      <w:r/>
+      <w:r>
+        <w:rPr>
+          <w:lang w:val="en_US" w:bidi="en_US"/>
+        </w:rPr>
+      </w:r>
+      <w:r>
+        <w:rPr>
+          <w:lang w:val="en_US" w:bidi="en_US"/>
+        </w:rPr>
+      </w:r>
+    </w:p>
+    <w:p>
+      <w:pPr/>
+      <w:r>
+        <w:rPr>
+          <w:lang w:val="en_US" w:bidi="en_US"/>
+        </w:rPr>
+      </w:r>
     </w:p>
     <w:p>
       <w:pPr>
         <w:pStyle w:val="Heading2"/>
       </w:pPr>
       <w:r>
+        <w:rPr>
+          <w:lang w:val="en_US" w:bidi="en_US"/>
+        </w:rPr>
         <w:t>Habakkuk 3:1–19</w:t>
       </w:r>
-      <w:r/>
-    </w:p>
-    <w:p>
-      <w:r/>
-      <w:r>
+      <w:r>
+        <w:rPr>
+          <w:lang w:val="en_US" w:bidi="en_US"/>
+        </w:rPr>
+      </w:r>
+    </w:p>
+    <w:p>
+      <w:pPr/>
+      <w:r>
+        <w:rPr>
+          <w:lang w:val="en_US" w:bidi="en_US"/>
+        </w:rPr>
+      </w:r>
+      <w:r>
+        <w:rPr>
+          <w:lang w:val="en_US" w:bidi="en_US"/>
+        </w:rPr>
         <w:t>Habakkuk’s prophecy concludes with a psalm-like prayer.</w:t>
       </w:r>
-      <w:r/>
-      <w:r/>
-    </w:p>
-    <w:p>
-      <w:r/>
+      <w:r>
+        <w:rPr>
+          <w:lang w:val="en_US" w:bidi="en_US"/>
+        </w:rPr>
+      </w:r>
+      <w:r>
+        <w:rPr>
+          <w:lang w:val="en_US" w:bidi="en_US"/>
+        </w:rPr>
+      </w:r>
+    </w:p>
+    <w:p>
+      <w:pPr/>
+      <w:r>
+        <w:rPr>
+          <w:lang w:val="en_US" w:bidi="en_US"/>
+        </w:rPr>
+      </w:r>
     </w:p>
     <w:p>
       <w:pPr>
         <w:pStyle w:val="Heading2"/>
       </w:pPr>
       <w:r>
+        <w:rPr>
+          <w:lang w:val="en_US" w:bidi="en_US"/>
+        </w:rPr>
         <w:t>Habakkuk 3:2</w:t>
       </w:r>
-      <w:r/>
-    </w:p>
-    <w:p>
-      <w:r/>
-      <w:r>
+      <w:r>
+        <w:rPr>
+          <w:lang w:val="en_US" w:bidi="en_US"/>
+        </w:rPr>
+      </w:r>
+    </w:p>
+    <w:p>
+      <w:pPr/>
+      <w:r>
+        <w:rPr>
+          <w:lang w:val="en_US" w:bidi="en_US"/>
+        </w:rPr>
+      </w:r>
+      <w:r>
+        <w:rPr>
+          <w:lang w:val="en_US" w:bidi="en_US"/>
+        </w:rPr>
         <w:t>Habakkuk stands in awe before the Sovereign One who sits enthroned in his holy Temple (</w:t>
       </w:r>
       <w:hyperlink r:id="rId63">
         <w:r>
           <w:rPr>
+            <w:lang w:val="en_US" w:bidi="en_US"/>
+          </w:rPr>
+          <w:rPr>
             <w:color w:val="0000EE"/>
             <w:u w:val="single"/>
           </w:rPr>
@@ -1657,11 +3067,17 @@
         </w:r>
       </w:hyperlink>
       <w:r>
+        <w:rPr>
+          <w:lang w:val="en_US" w:bidi="en_US"/>
+        </w:rPr>
         <w:t xml:space="preserve">). • In light of God’s message of Judah’s coming chastisement, Habakkuk prays that God, who has miraculously intervened on Israel’s behalf in the past, will once again make known his work of redemption (see also </w:t>
       </w:r>
       <w:hyperlink r:id="rId72">
         <w:r>
           <w:rPr>
+            <w:lang w:val="en_US" w:bidi="en_US"/>
+          </w:rPr>
+          <w:rPr>
             <w:color w:val="0000EE"/>
             <w:u w:val="single"/>
           </w:rPr>
@@ -1669,40 +3085,78 @@
         </w:r>
       </w:hyperlink>
       <w:r>
+        <w:rPr>
+          <w:lang w:val="en_US" w:bidi="en_US"/>
+        </w:rPr>
         <w:t>).</w:t>
       </w:r>
-      <w:r/>
-      <w:r/>
-    </w:p>
-    <w:p>
-      <w:r/>
+      <w:r>
+        <w:rPr>
+          <w:lang w:val="en_US" w:bidi="en_US"/>
+        </w:rPr>
+      </w:r>
+      <w:r>
+        <w:rPr>
+          <w:lang w:val="en_US" w:bidi="en_US"/>
+        </w:rPr>
+      </w:r>
+    </w:p>
+    <w:p>
+      <w:pPr/>
+      <w:r>
+        <w:rPr>
+          <w:lang w:val="en_US" w:bidi="en_US"/>
+        </w:rPr>
+      </w:r>
     </w:p>
     <w:p>
       <w:pPr>
         <w:pStyle w:val="Heading2"/>
       </w:pPr>
       <w:r>
+        <w:rPr>
+          <w:lang w:val="en_US" w:bidi="en_US"/>
+        </w:rPr>
         <w:t>Habakkuk 3:3</w:t>
       </w:r>
-      <w:r/>
-    </w:p>
-    <w:p>
-      <w:r/>
-      <w:r>
+      <w:r>
+        <w:rPr>
+          <w:lang w:val="en_US" w:bidi="en_US"/>
+        </w:rPr>
+      </w:r>
+    </w:p>
+    <w:p>
+      <w:pPr/>
+      <w:r>
+        <w:rPr>
+          <w:lang w:val="en_US" w:bidi="en_US"/>
+        </w:rPr>
+      </w:r>
+      <w:r>
+        <w:rPr>
+          <w:lang w:val="en_US" w:bidi="en_US"/>
+        </w:rPr>
         <w:t xml:space="preserve">Edom (Hebrew </w:t>
       </w:r>
       <w:r>
         <w:rPr>
           <w:i/>
+          <w:lang w:val="en_US" w:bidi="en_US"/>
         </w:rPr>
         <w:t>Teman</w:t>
       </w:r>
       <w:r>
+        <w:rPr>
+          <w:lang w:val="en_US" w:bidi="en_US"/>
+        </w:rPr>
         <w:t xml:space="preserve">): Teman was one of Edom’s chief cities (see also </w:t>
       </w:r>
       <w:hyperlink r:id="rId73">
         <w:r>
           <w:rPr>
+            <w:lang w:val="en_US" w:bidi="en_US"/>
+          </w:rPr>
+          <w:rPr>
             <w:color w:val="0000EE"/>
             <w:u w:val="single"/>
           </w:rPr>
@@ -1710,11 +3164,17 @@
         </w:r>
       </w:hyperlink>
       <w:r>
+        <w:rPr>
+          <w:lang w:val="en_US" w:bidi="en_US"/>
+        </w:rPr>
         <w:t xml:space="preserve">; </w:t>
       </w:r>
       <w:hyperlink r:id="rId74">
         <w:r>
           <w:rPr>
+            <w:lang w:val="en_US" w:bidi="en_US"/>
+          </w:rPr>
+          <w:rPr>
             <w:color w:val="0000EE"/>
             <w:u w:val="single"/>
           </w:rPr>
@@ -1722,11 +3182,17 @@
         </w:r>
       </w:hyperlink>
       <w:r>
+        <w:rPr>
+          <w:lang w:val="en_US" w:bidi="en_US"/>
+        </w:rPr>
         <w:t xml:space="preserve">); the term could refer to the entire region of Edom where the city was located (cp. </w:t>
       </w:r>
       <w:hyperlink r:id="rId75">
         <w:r>
           <w:rPr>
+            <w:lang w:val="en_US" w:bidi="en_US"/>
+          </w:rPr>
+          <w:rPr>
             <w:color w:val="0000EE"/>
             <w:u w:val="single"/>
           </w:rPr>
@@ -1734,11 +3200,17 @@
         </w:r>
       </w:hyperlink>
       <w:r>
+        <w:rPr>
+          <w:lang w:val="en_US" w:bidi="en_US"/>
+        </w:rPr>
         <w:t>). Habakkuk’s use of the term in conjunction with Mount Paran suggests that he had the broader region in mind. • Holy One is a prominent title for God, as holiness is his defining characteristic (</w:t>
       </w:r>
       <w:hyperlink r:id="rId76">
         <w:r>
           <w:rPr>
+            <w:lang w:val="en_US" w:bidi="en_US"/>
+          </w:rPr>
+          <w:rPr>
             <w:color w:val="0000EE"/>
             <w:u w:val="single"/>
           </w:rPr>
@@ -1746,11 +3218,17 @@
         </w:r>
       </w:hyperlink>
       <w:r>
+        <w:rPr>
+          <w:lang w:val="en_US" w:bidi="en_US"/>
+        </w:rPr>
         <w:t xml:space="preserve">; see also </w:t>
       </w:r>
       <w:hyperlink r:id="rId77">
         <w:r>
           <w:rPr>
+            <w:lang w:val="en_US" w:bidi="en_US"/>
+          </w:rPr>
+          <w:rPr>
             <w:color w:val="0000EE"/>
             <w:u w:val="single"/>
           </w:rPr>
@@ -1758,11 +3236,17 @@
         </w:r>
       </w:hyperlink>
       <w:r>
+        <w:rPr>
+          <w:lang w:val="en_US" w:bidi="en_US"/>
+        </w:rPr>
         <w:t xml:space="preserve">; </w:t>
       </w:r>
       <w:hyperlink r:id="rId78">
         <w:r>
           <w:rPr>
+            <w:lang w:val="en_US" w:bidi="en_US"/>
+          </w:rPr>
+          <w:rPr>
             <w:color w:val="0000EE"/>
             <w:u w:val="single"/>
           </w:rPr>
@@ -1770,11 +3254,17 @@
         </w:r>
       </w:hyperlink>
       <w:r>
+        <w:rPr>
+          <w:lang w:val="en_US" w:bidi="en_US"/>
+        </w:rPr>
         <w:t xml:space="preserve">; </w:t>
       </w:r>
       <w:hyperlink r:id="rId79">
         <w:r>
           <w:rPr>
+            <w:lang w:val="en_US" w:bidi="en_US"/>
+          </w:rPr>
+          <w:rPr>
             <w:color w:val="0000EE"/>
             <w:u w:val="single"/>
           </w:rPr>
@@ -1782,11 +3272,17 @@
         </w:r>
       </w:hyperlink>
       <w:r>
+        <w:rPr>
+          <w:lang w:val="en_US" w:bidi="en_US"/>
+        </w:rPr>
         <w:t xml:space="preserve">; </w:t>
       </w:r>
       <w:hyperlink r:id="rId80">
         <w:r>
           <w:rPr>
+            <w:lang w:val="en_US" w:bidi="en_US"/>
+          </w:rPr>
+          <w:rPr>
             <w:color w:val="0000EE"/>
             <w:u w:val="single"/>
           </w:rPr>
@@ -1794,31 +3290,65 @@
         </w:r>
       </w:hyperlink>
       <w:r>
+        <w:rPr>
+          <w:lang w:val="en_US" w:bidi="en_US"/>
+        </w:rPr>
         <w:t>). • Mount Paran: The region of Paran included the mountain range west and south of Edom and northeast of Mount Sinai, as well as a broad desert area in the Sinai Peninsula.</w:t>
       </w:r>
-      <w:r/>
-      <w:r/>
-    </w:p>
-    <w:p>
-      <w:r/>
+      <w:r>
+        <w:rPr>
+          <w:lang w:val="en_US" w:bidi="en_US"/>
+        </w:rPr>
+      </w:r>
+      <w:r>
+        <w:rPr>
+          <w:lang w:val="en_US" w:bidi="en_US"/>
+        </w:rPr>
+      </w:r>
+    </w:p>
+    <w:p>
+      <w:pPr/>
+      <w:r>
+        <w:rPr>
+          <w:lang w:val="en_US" w:bidi="en_US"/>
+        </w:rPr>
+      </w:r>
     </w:p>
     <w:p>
       <w:pPr>
         <w:pStyle w:val="Heading2"/>
       </w:pPr>
       <w:r>
+        <w:rPr>
+          <w:lang w:val="en_US" w:bidi="en_US"/>
+        </w:rPr>
         <w:t>Habakkuk 3:3–15</w:t>
       </w:r>
-      <w:r/>
-    </w:p>
-    <w:p>
-      <w:r/>
-      <w:r>
+      <w:r>
+        <w:rPr>
+          <w:lang w:val="en_US" w:bidi="en_US"/>
+        </w:rPr>
+      </w:r>
+    </w:p>
+    <w:p>
+      <w:pPr/>
+      <w:r>
+        <w:rPr>
+          <w:lang w:val="en_US" w:bidi="en_US"/>
+        </w:rPr>
+      </w:r>
+      <w:r>
+        <w:rPr>
+          <w:lang w:val="en_US" w:bidi="en_US"/>
+        </w:rPr>
         <w:t>The prophet praises God’s power to save. These two praise stanzas (</w:t>
       </w:r>
       <w:hyperlink r:id="rId81">
         <w:r>
           <w:rPr>
+            <w:lang w:val="en_US" w:bidi="en_US"/>
+          </w:rPr>
+          <w:rPr>
             <w:color w:val="0000EE"/>
             <w:u w:val="single"/>
           </w:rPr>
@@ -1826,11 +3356,17 @@
         </w:r>
       </w:hyperlink>
       <w:r>
+        <w:rPr>
+          <w:lang w:val="en_US" w:bidi="en_US"/>
+        </w:rPr>
         <w:t xml:space="preserve"> and </w:t>
       </w:r>
       <w:hyperlink r:id="rId82">
         <w:r>
           <w:rPr>
+            <w:lang w:val="en_US" w:bidi="en_US"/>
+          </w:rPr>
+          <w:rPr>
             <w:color w:val="0000EE"/>
             <w:u w:val="single"/>
           </w:rPr>
@@ -1838,11 +3374,17 @@
         </w:r>
       </w:hyperlink>
       <w:r>
+        <w:rPr>
+          <w:lang w:val="en_US" w:bidi="en_US"/>
+        </w:rPr>
         <w:t xml:space="preserve">) are a poetic reflection upon Israel’s exodus experience. Although Habakkuk’s focus is upon God’s redemption of his people, his imagery occasionally reflects ideas found in ancient Near Eastern tales concerning the gods (e.g., pestilence and plague, </w:t>
       </w:r>
       <w:hyperlink r:id="rId83">
         <w:r>
           <w:rPr>
+            <w:lang w:val="en_US" w:bidi="en_US"/>
+          </w:rPr>
+          <w:rPr>
             <w:color w:val="0000EE"/>
             <w:u w:val="single"/>
           </w:rPr>
@@ -1850,11 +3392,17 @@
         </w:r>
       </w:hyperlink>
       <w:r>
+        <w:rPr>
+          <w:lang w:val="en_US" w:bidi="en_US"/>
+        </w:rPr>
         <w:t xml:space="preserve">; river and sea, </w:t>
       </w:r>
       <w:hyperlink r:id="rId84">
         <w:r>
           <w:rPr>
+            <w:lang w:val="en_US" w:bidi="en_US"/>
+          </w:rPr>
+          <w:rPr>
             <w:color w:val="0000EE"/>
             <w:u w:val="single"/>
           </w:rPr>
@@ -1862,11 +3410,17 @@
         </w:r>
       </w:hyperlink>
       <w:r>
+        <w:rPr>
+          <w:lang w:val="en_US" w:bidi="en_US"/>
+        </w:rPr>
         <w:t xml:space="preserve">; sun and moon, </w:t>
       </w:r>
       <w:hyperlink r:id="rId85">
         <w:r>
           <w:rPr>
+            <w:lang w:val="en_US" w:bidi="en_US"/>
+          </w:rPr>
+          <w:rPr>
             <w:color w:val="0000EE"/>
             <w:u w:val="single"/>
           </w:rPr>
@@ -1874,51 +3428,113 @@
         </w:r>
       </w:hyperlink>
       <w:r>
+        <w:rPr>
+          <w:lang w:val="en_US" w:bidi="en_US"/>
+        </w:rPr>
         <w:t>). This imagery reminds Habakkuk’s original readers that the Lord alone is the one true God who is sovereign over all these things.</w:t>
       </w:r>
-      <w:r/>
-      <w:r/>
-    </w:p>
-    <w:p>
-      <w:r/>
+      <w:r>
+        <w:rPr>
+          <w:lang w:val="en_US" w:bidi="en_US"/>
+        </w:rPr>
+      </w:r>
+      <w:r>
+        <w:rPr>
+          <w:lang w:val="en_US" w:bidi="en_US"/>
+        </w:rPr>
+      </w:r>
+    </w:p>
+    <w:p>
+      <w:pPr/>
+      <w:r>
+        <w:rPr>
+          <w:lang w:val="en_US" w:bidi="en_US"/>
+        </w:rPr>
+      </w:r>
     </w:p>
     <w:p>
       <w:pPr>
         <w:pStyle w:val="Heading2"/>
       </w:pPr>
       <w:r>
+        <w:rPr>
+          <w:lang w:val="en_US" w:bidi="en_US"/>
+        </w:rPr>
         <w:t>Habakkuk 3:4</w:t>
       </w:r>
-      <w:r/>
-    </w:p>
-    <w:p>
-      <w:r/>
-      <w:r>
+      <w:r>
+        <w:rPr>
+          <w:lang w:val="en_US" w:bidi="en_US"/>
+        </w:rPr>
+      </w:r>
+    </w:p>
+    <w:p>
+      <w:pPr/>
+      <w:r>
+        <w:rPr>
+          <w:lang w:val="en_US" w:bidi="en_US"/>
+        </w:rPr>
+      </w:r>
+      <w:r>
+        <w:rPr>
+          <w:lang w:val="en_US" w:bidi="en_US"/>
+        </w:rPr>
         <w:t>brilliant as the sunrise: The Lord, who once appeared on Mount Sinai and filled the southern land with his glory, fills the heavens with his splendor.</w:t>
       </w:r>
-      <w:r/>
-      <w:r/>
-    </w:p>
-    <w:p>
-      <w:r/>
+      <w:r>
+        <w:rPr>
+          <w:lang w:val="en_US" w:bidi="en_US"/>
+        </w:rPr>
+      </w:r>
+      <w:r>
+        <w:rPr>
+          <w:lang w:val="en_US" w:bidi="en_US"/>
+        </w:rPr>
+      </w:r>
+    </w:p>
+    <w:p>
+      <w:pPr/>
+      <w:r>
+        <w:rPr>
+          <w:lang w:val="en_US" w:bidi="en_US"/>
+        </w:rPr>
+      </w:r>
     </w:p>
     <w:p>
       <w:pPr>
         <w:pStyle w:val="Heading2"/>
       </w:pPr>
       <w:r>
+        <w:rPr>
+          <w:lang w:val="en_US" w:bidi="en_US"/>
+        </w:rPr>
         <w:t>Habakkuk 3:5</w:t>
       </w:r>
-      <w:r/>
-    </w:p>
-    <w:p>
-      <w:r/>
-      <w:r>
+      <w:r>
+        <w:rPr>
+          <w:lang w:val="en_US" w:bidi="en_US"/>
+        </w:rPr>
+      </w:r>
+    </w:p>
+    <w:p>
+      <w:pPr/>
+      <w:r>
+        <w:rPr>
+          <w:lang w:val="en_US" w:bidi="en_US"/>
+        </w:rPr>
+      </w:r>
+      <w:r>
+        <w:rPr>
+          <w:lang w:val="en_US" w:bidi="en_US"/>
+        </w:rPr>
         <w:t xml:space="preserve">Habakkuk personifies pestilence (see </w:t>
       </w:r>
       <w:hyperlink r:id="rId86">
         <w:r>
           <w:rPr>
+            <w:lang w:val="en_US" w:bidi="en_US"/>
+          </w:rPr>
+          <w:rPr>
             <w:color w:val="0000EE"/>
             <w:u w:val="single"/>
           </w:rPr>
@@ -1926,11 +3542,17 @@
         </w:r>
       </w:hyperlink>
       <w:r>
+        <w:rPr>
+          <w:lang w:val="en_US" w:bidi="en_US"/>
+        </w:rPr>
         <w:t xml:space="preserve">) and plague (see </w:t>
       </w:r>
       <w:hyperlink r:id="rId87">
         <w:r>
           <w:rPr>
+            <w:lang w:val="en_US" w:bidi="en_US"/>
+          </w:rPr>
+          <w:rPr>
             <w:color w:val="0000EE"/>
             <w:u w:val="single"/>
           </w:rPr>
@@ -1938,11 +3560,17 @@
         </w:r>
       </w:hyperlink>
       <w:r>
+        <w:rPr>
+          <w:lang w:val="en_US" w:bidi="en_US"/>
+        </w:rPr>
         <w:t xml:space="preserve">; </w:t>
       </w:r>
       <w:hyperlink r:id="rId88">
         <w:r>
           <w:rPr>
+            <w:lang w:val="en_US" w:bidi="en_US"/>
+          </w:rPr>
+          <w:rPr>
             <w:color w:val="0000EE"/>
             <w:u w:val="single"/>
           </w:rPr>
@@ -1950,31 +3578,65 @@
         </w:r>
       </w:hyperlink>
       <w:r>
+        <w:rPr>
+          <w:lang w:val="en_US" w:bidi="en_US"/>
+        </w:rPr>
         <w:t>) as soldiers in God’s army, fulfilling his purposes.</w:t>
       </w:r>
-      <w:r/>
-      <w:r/>
-    </w:p>
-    <w:p>
-      <w:r/>
+      <w:r>
+        <w:rPr>
+          <w:lang w:val="en_US" w:bidi="en_US"/>
+        </w:rPr>
+      </w:r>
+      <w:r>
+        <w:rPr>
+          <w:lang w:val="en_US" w:bidi="en_US"/>
+        </w:rPr>
+      </w:r>
+    </w:p>
+    <w:p>
+      <w:pPr/>
+      <w:r>
+        <w:rPr>
+          <w:lang w:val="en_US" w:bidi="en_US"/>
+        </w:rPr>
+      </w:r>
     </w:p>
     <w:p>
       <w:pPr>
         <w:pStyle w:val="Heading2"/>
       </w:pPr>
       <w:r>
+        <w:rPr>
+          <w:lang w:val="en_US" w:bidi="en_US"/>
+        </w:rPr>
         <w:t>Habakkuk 3:5–6</w:t>
       </w:r>
-      <w:r/>
-    </w:p>
-    <w:p>
-      <w:r/>
-      <w:r>
+      <w:r>
+        <w:rPr>
+          <w:lang w:val="en_US" w:bidi="en_US"/>
+        </w:rPr>
+      </w:r>
+    </w:p>
+    <w:p>
+      <w:pPr/>
+      <w:r>
+        <w:rPr>
+          <w:lang w:val="en_US" w:bidi="en_US"/>
+        </w:rPr>
+      </w:r>
+      <w:r>
+        <w:rPr>
+          <w:lang w:val="en_US" w:bidi="en_US"/>
+        </w:rPr>
         <w:t xml:space="preserve">God is the divine warrior who intervenes on behalf of his own (see </w:t>
       </w:r>
       <w:hyperlink r:id="rId82">
         <w:r>
           <w:rPr>
+            <w:lang w:val="en_US" w:bidi="en_US"/>
+          </w:rPr>
+          <w:rPr>
             <w:color w:val="0000EE"/>
             <w:u w:val="single"/>
           </w:rPr>
@@ -1982,11 +3644,17 @@
         </w:r>
       </w:hyperlink>
       <w:r>
+        <w:rPr>
+          <w:lang w:val="en_US" w:bidi="en_US"/>
+        </w:rPr>
         <w:t xml:space="preserve">; see also </w:t>
       </w:r>
       <w:hyperlink r:id="rId89">
         <w:r>
           <w:rPr>
+            <w:lang w:val="en_US" w:bidi="en_US"/>
+          </w:rPr>
+          <w:rPr>
             <w:color w:val="0000EE"/>
             <w:u w:val="single"/>
           </w:rPr>
@@ -1994,31 +3662,65 @@
         </w:r>
       </w:hyperlink>
       <w:r>
+        <w:rPr>
+          <w:lang w:val="en_US" w:bidi="en_US"/>
+        </w:rPr>
         <w:t>).</w:t>
       </w:r>
-      <w:r/>
-      <w:r/>
-    </w:p>
-    <w:p>
-      <w:r/>
+      <w:r>
+        <w:rPr>
+          <w:lang w:val="en_US" w:bidi="en_US"/>
+        </w:rPr>
+      </w:r>
+      <w:r>
+        <w:rPr>
+          <w:lang w:val="en_US" w:bidi="en_US"/>
+        </w:rPr>
+      </w:r>
+    </w:p>
+    <w:p>
+      <w:pPr/>
+      <w:r>
+        <w:rPr>
+          <w:lang w:val="en_US" w:bidi="en_US"/>
+        </w:rPr>
+      </w:r>
     </w:p>
     <w:p>
       <w:pPr>
         <w:pStyle w:val="Heading2"/>
       </w:pPr>
       <w:r>
+        <w:rPr>
+          <w:lang w:val="en_US" w:bidi="en_US"/>
+        </w:rPr>
         <w:t>Habakkuk 3:7</w:t>
       </w:r>
-      <w:r/>
-    </w:p>
-    <w:p>
-      <w:r/>
-      <w:r>
+      <w:r>
+        <w:rPr>
+          <w:lang w:val="en_US" w:bidi="en_US"/>
+        </w:rPr>
+      </w:r>
+    </w:p>
+    <w:p>
+      <w:pPr/>
+      <w:r>
+        <w:rPr>
+          <w:lang w:val="en_US" w:bidi="en_US"/>
+        </w:rPr>
+      </w:r>
+      <w:r>
+        <w:rPr>
+          <w:lang w:val="en_US" w:bidi="en_US"/>
+        </w:rPr>
         <w:t xml:space="preserve">Midian occupied the southern part of the region just east of the Jordan (see </w:t>
       </w:r>
       <w:hyperlink r:id="rId90">
         <w:r>
           <w:rPr>
+            <w:lang w:val="en_US" w:bidi="en_US"/>
+          </w:rPr>
+          <w:rPr>
             <w:color w:val="0000EE"/>
             <w:u w:val="single"/>
           </w:rPr>
@@ -2026,11 +3728,17 @@
         </w:r>
       </w:hyperlink>
       <w:r>
+        <w:rPr>
+          <w:lang w:val="en_US" w:bidi="en_US"/>
+        </w:rPr>
         <w:t>); the nation was trembling in terror at the earth-shaking power of God’s presence (</w:t>
       </w:r>
       <w:hyperlink r:id="rId91">
         <w:r>
           <w:rPr>
+            <w:lang w:val="en_US" w:bidi="en_US"/>
+          </w:rPr>
+          <w:rPr>
             <w:color w:val="0000EE"/>
             <w:u w:val="single"/>
           </w:rPr>
@@ -2038,31 +3746,65 @@
         </w:r>
       </w:hyperlink>
       <w:r>
+        <w:rPr>
+          <w:lang w:val="en_US" w:bidi="en_US"/>
+        </w:rPr>
         <w:t>).</w:t>
       </w:r>
-      <w:r/>
-      <w:r/>
-    </w:p>
-    <w:p>
-      <w:r/>
+      <w:r>
+        <w:rPr>
+          <w:lang w:val="en_US" w:bidi="en_US"/>
+        </w:rPr>
+      </w:r>
+      <w:r>
+        <w:rPr>
+          <w:lang w:val="en_US" w:bidi="en_US"/>
+        </w:rPr>
+      </w:r>
+    </w:p>
+    <w:p>
+      <w:pPr/>
+      <w:r>
+        <w:rPr>
+          <w:lang w:val="en_US" w:bidi="en_US"/>
+        </w:rPr>
+      </w:r>
     </w:p>
     <w:p>
       <w:pPr>
         <w:pStyle w:val="Heading2"/>
       </w:pPr>
       <w:r>
+        <w:rPr>
+          <w:lang w:val="en_US" w:bidi="en_US"/>
+        </w:rPr>
         <w:t>Habakkuk 3:8</w:t>
       </w:r>
-      <w:r/>
-    </w:p>
-    <w:p>
-      <w:r/>
-      <w:r>
+      <w:r>
+        <w:rPr>
+          <w:lang w:val="en_US" w:bidi="en_US"/>
+        </w:rPr>
+      </w:r>
+    </w:p>
+    <w:p>
+      <w:pPr/>
+      <w:r>
+        <w:rPr>
+          <w:lang w:val="en_US" w:bidi="en_US"/>
+        </w:rPr>
+      </w:r>
+      <w:r>
+        <w:rPr>
+          <w:lang w:val="en_US" w:bidi="en_US"/>
+        </w:rPr>
         <w:t xml:space="preserve">struck the rivers . . . parted the sea: See </w:t>
       </w:r>
       <w:hyperlink r:id="rId92">
         <w:r>
           <w:rPr>
+            <w:lang w:val="en_US" w:bidi="en_US"/>
+          </w:rPr>
+          <w:rPr>
             <w:color w:val="0000EE"/>
             <w:u w:val="single"/>
           </w:rPr>
@@ -2070,11 +3812,17 @@
         </w:r>
       </w:hyperlink>
       <w:r>
+        <w:rPr>
+          <w:lang w:val="en_US" w:bidi="en_US"/>
+        </w:rPr>
         <w:t xml:space="preserve">; </w:t>
       </w:r>
       <w:hyperlink r:id="rId93">
         <w:r>
           <w:rPr>
+            <w:lang w:val="en_US" w:bidi="en_US"/>
+          </w:rPr>
+          <w:rPr>
             <w:color w:val="0000EE"/>
             <w:u w:val="single"/>
           </w:rPr>
@@ -2082,11 +3830,17 @@
         </w:r>
       </w:hyperlink>
       <w:r>
+        <w:rPr>
+          <w:lang w:val="en_US" w:bidi="en_US"/>
+        </w:rPr>
         <w:t>. • chariots of salvation: An ironic echo of the Egyptian chariots, which pursued the Israelites when God led them to escape through the Red Sea (</w:t>
       </w:r>
       <w:hyperlink r:id="rId94">
         <w:r>
           <w:rPr>
+            <w:lang w:val="en_US" w:bidi="en_US"/>
+          </w:rPr>
+          <w:rPr>
             <w:color w:val="0000EE"/>
             <w:u w:val="single"/>
           </w:rPr>
@@ -2094,31 +3848,65 @@
         </w:r>
       </w:hyperlink>
       <w:r>
+        <w:rPr>
+          <w:lang w:val="en_US" w:bidi="en_US"/>
+        </w:rPr>
         <w:t>).</w:t>
       </w:r>
-      <w:r/>
-      <w:r/>
-    </w:p>
-    <w:p>
-      <w:r/>
+      <w:r>
+        <w:rPr>
+          <w:lang w:val="en_US" w:bidi="en_US"/>
+        </w:rPr>
+      </w:r>
+      <w:r>
+        <w:rPr>
+          <w:lang w:val="en_US" w:bidi="en_US"/>
+        </w:rPr>
+      </w:r>
+    </w:p>
+    <w:p>
+      <w:pPr/>
+      <w:r>
+        <w:rPr>
+          <w:lang w:val="en_US" w:bidi="en_US"/>
+        </w:rPr>
+      </w:r>
     </w:p>
     <w:p>
       <w:pPr>
         <w:pStyle w:val="Heading2"/>
       </w:pPr>
       <w:r>
+        <w:rPr>
+          <w:lang w:val="en_US" w:bidi="en_US"/>
+        </w:rPr>
         <w:t>Habakkuk 3:8–15</w:t>
       </w:r>
-      <w:r/>
-    </w:p>
-    <w:p>
-      <w:r/>
-      <w:r>
+      <w:r>
+        <w:rPr>
+          <w:lang w:val="en_US" w:bidi="en_US"/>
+        </w:rPr>
+      </w:r>
+    </w:p>
+    <w:p>
+      <w:pPr/>
+      <w:r>
+        <w:rPr>
+          <w:lang w:val="en_US" w:bidi="en_US"/>
+        </w:rPr>
+      </w:r>
+      <w:r>
+        <w:rPr>
+          <w:lang w:val="en_US" w:bidi="en_US"/>
+        </w:rPr>
         <w:t>The Lord is a divine warrior for his people, moving in redemptive power on their behalf. The motif of God as divine warrior spans both Old Testament and New Testament: It is seen in Israel’s exodus from Egypt, their movement to Mount Sinai (</w:t>
       </w:r>
       <w:hyperlink r:id="rId95">
         <w:r>
           <w:rPr>
+            <w:lang w:val="en_US" w:bidi="en_US"/>
+          </w:rPr>
+          <w:rPr>
             <w:color w:val="0000EE"/>
             <w:u w:val="single"/>
           </w:rPr>
@@ -2126,11 +3914,17 @@
         </w:r>
       </w:hyperlink>
       <w:r>
+        <w:rPr>
+          <w:lang w:val="en_US" w:bidi="en_US"/>
+        </w:rPr>
         <w:t xml:space="preserve">), their approach to the Promised Land from the south, and their triumphs in the early conquest period (e.g., </w:t>
       </w:r>
       <w:hyperlink r:id="rId96">
         <w:r>
           <w:rPr>
+            <w:lang w:val="en_US" w:bidi="en_US"/>
+          </w:rPr>
+          <w:rPr>
             <w:color w:val="0000EE"/>
             <w:u w:val="single"/>
           </w:rPr>
@@ -2138,11 +3932,17 @@
         </w:r>
       </w:hyperlink>
       <w:r>
+        <w:rPr>
+          <w:lang w:val="en_US" w:bidi="en_US"/>
+        </w:rPr>
         <w:t xml:space="preserve">; </w:t>
       </w:r>
       <w:hyperlink r:id="rId97">
         <w:r>
           <w:rPr>
+            <w:lang w:val="en_US" w:bidi="en_US"/>
+          </w:rPr>
+          <w:rPr>
             <w:color w:val="0000EE"/>
             <w:u w:val="single"/>
           </w:rPr>
@@ -2150,11 +3950,17 @@
         </w:r>
       </w:hyperlink>
       <w:r>
+        <w:rPr>
+          <w:lang w:val="en_US" w:bidi="en_US"/>
+        </w:rPr>
         <w:t xml:space="preserve">; </w:t>
       </w:r>
       <w:hyperlink r:id="rId98">
         <w:r>
           <w:rPr>
+            <w:lang w:val="en_US" w:bidi="en_US"/>
+          </w:rPr>
+          <w:rPr>
             <w:color w:val="0000EE"/>
             <w:u w:val="single"/>
           </w:rPr>
@@ -2162,11 +3968,17 @@
         </w:r>
       </w:hyperlink>
       <w:r>
+        <w:rPr>
+          <w:lang w:val="en_US" w:bidi="en_US"/>
+        </w:rPr>
         <w:t xml:space="preserve">; a key New Testament example is </w:t>
       </w:r>
       <w:hyperlink r:id="rId99">
         <w:r>
           <w:rPr>
+            <w:lang w:val="en_US" w:bidi="en_US"/>
+          </w:rPr>
+          <w:rPr>
             <w:color w:val="0000EE"/>
             <w:u w:val="single"/>
           </w:rPr>
@@ -2174,57 +3986,125 @@
         </w:r>
       </w:hyperlink>
       <w:r>
+        <w:rPr>
+          <w:lang w:val="en_US" w:bidi="en_US"/>
+        </w:rPr>
         <w:t>).</w:t>
       </w:r>
-      <w:r/>
-      <w:r/>
-    </w:p>
-    <w:p>
-      <w:r/>
+      <w:r>
+        <w:rPr>
+          <w:lang w:val="en_US" w:bidi="en_US"/>
+        </w:rPr>
+      </w:r>
+      <w:r>
+        <w:rPr>
+          <w:lang w:val="en_US" w:bidi="en_US"/>
+        </w:rPr>
+      </w:r>
+    </w:p>
+    <w:p>
+      <w:pPr/>
+      <w:r>
+        <w:rPr>
+          <w:lang w:val="en_US" w:bidi="en_US"/>
+        </w:rPr>
+      </w:r>
     </w:p>
     <w:p>
       <w:pPr>
         <w:pStyle w:val="Heading2"/>
       </w:pPr>
       <w:r>
+        <w:rPr>
+          <w:lang w:val="en_US" w:bidi="en_US"/>
+        </w:rPr>
         <w:t>Habakkuk 3:9–11</w:t>
       </w:r>
-      <w:r/>
-    </w:p>
-    <w:p>
-      <w:r/>
-      <w:r>
+      <w:r>
+        <w:rPr>
+          <w:lang w:val="en_US" w:bidi="en_US"/>
+        </w:rPr>
+      </w:r>
+    </w:p>
+    <w:p>
+      <w:pPr/>
+      <w:r>
+        <w:rPr>
+          <w:lang w:val="en_US" w:bidi="en_US"/>
+        </w:rPr>
+      </w:r>
+      <w:r>
+        <w:rPr>
+          <w:lang w:val="en_US" w:bidi="en_US"/>
+        </w:rPr>
         <w:t>Only God controls the forces of the natural world.</w:t>
       </w:r>
-      <w:r/>
-      <w:r/>
-    </w:p>
-    <w:p>
-      <w:r/>
+      <w:r>
+        <w:rPr>
+          <w:lang w:val="en_US" w:bidi="en_US"/>
+        </w:rPr>
+      </w:r>
+      <w:r>
+        <w:rPr>
+          <w:lang w:val="en_US" w:bidi="en_US"/>
+        </w:rPr>
+      </w:r>
+    </w:p>
+    <w:p>
+      <w:pPr/>
+      <w:r>
+        <w:rPr>
+          <w:lang w:val="en_US" w:bidi="en_US"/>
+        </w:rPr>
+      </w:r>
     </w:p>
     <w:p>
       <w:pPr>
         <w:pStyle w:val="Heading2"/>
       </w:pPr>
       <w:r>
+        <w:rPr>
+          <w:lang w:val="en_US" w:bidi="en_US"/>
+        </w:rPr>
         <w:t>Habakkuk 3:10</w:t>
       </w:r>
-      <w:r/>
-    </w:p>
-    <w:p>
-      <w:r/>
-      <w:r>
+      <w:r>
+        <w:rPr>
+          <w:lang w:val="en_US" w:bidi="en_US"/>
+        </w:rPr>
+      </w:r>
+    </w:p>
+    <w:p>
+      <w:pPr/>
+      <w:r>
+        <w:rPr>
+          <w:lang w:val="en_US" w:bidi="en_US"/>
+        </w:rPr>
+      </w:r>
+      <w:r>
+        <w:rPr>
+          <w:lang w:val="en_US" w:bidi="en_US"/>
+        </w:rPr>
         <w:t xml:space="preserve">waters: See </w:t>
       </w:r>
       <w:r>
+        <w:rPr>
+          <w:lang w:val="en_US" w:bidi="en_US"/>
+        </w:rPr>
         <w:t>study note on 3:8</w:t>
       </w:r>
       <w:r>
+        <w:rPr>
+          <w:lang w:val="en_US" w:bidi="en_US"/>
+        </w:rPr>
         <w:t xml:space="preserve">; see also </w:t>
       </w:r>
       <w:hyperlink r:id="rId95">
         <w:r>
           <w:rPr>
+            <w:lang w:val="en_US" w:bidi="en_US"/>
+          </w:rPr>
+          <w:rPr>
             <w:color w:val="0000EE"/>
             <w:u w:val="single"/>
           </w:rPr>
@@ -2232,31 +4112,65 @@
         </w:r>
       </w:hyperlink>
       <w:r>
+        <w:rPr>
+          <w:lang w:val="en_US" w:bidi="en_US"/>
+        </w:rPr>
         <w:t>.</w:t>
       </w:r>
-      <w:r/>
-      <w:r/>
-    </w:p>
-    <w:p>
-      <w:r/>
+      <w:r>
+        <w:rPr>
+          <w:lang w:val="en_US" w:bidi="en_US"/>
+        </w:rPr>
+      </w:r>
+      <w:r>
+        <w:rPr>
+          <w:lang w:val="en_US" w:bidi="en_US"/>
+        </w:rPr>
+      </w:r>
+    </w:p>
+    <w:p>
+      <w:pPr/>
+      <w:r>
+        <w:rPr>
+          <w:lang w:val="en_US" w:bidi="en_US"/>
+        </w:rPr>
+      </w:r>
     </w:p>
     <w:p>
       <w:pPr>
         <w:pStyle w:val="Heading2"/>
       </w:pPr>
       <w:r>
+        <w:rPr>
+          <w:lang w:val="en_US" w:bidi="en_US"/>
+        </w:rPr>
         <w:t>Habakkuk 3:11</w:t>
       </w:r>
-      <w:r/>
-    </w:p>
-    <w:p>
-      <w:r/>
-      <w:r>
+      <w:r>
+        <w:rPr>
+          <w:lang w:val="en_US" w:bidi="en_US"/>
+        </w:rPr>
+      </w:r>
+    </w:p>
+    <w:p>
+      <w:pPr/>
+      <w:r>
+        <w:rPr>
+          <w:lang w:val="en_US" w:bidi="en_US"/>
+        </w:rPr>
+      </w:r>
+      <w:r>
+        <w:rPr>
+          <w:lang w:val="en_US" w:bidi="en_US"/>
+        </w:rPr>
         <w:t xml:space="preserve">sun and moon: See </w:t>
       </w:r>
       <w:hyperlink r:id="rId100">
         <w:r>
           <w:rPr>
+            <w:lang w:val="en_US" w:bidi="en_US"/>
+          </w:rPr>
+          <w:rPr>
             <w:color w:val="0000EE"/>
             <w:u w:val="single"/>
           </w:rPr>
@@ -2264,31 +4178,65 @@
         </w:r>
       </w:hyperlink>
       <w:r>
+        <w:rPr>
+          <w:lang w:val="en_US" w:bidi="en_US"/>
+        </w:rPr>
         <w:t>.</w:t>
       </w:r>
-      <w:r/>
-      <w:r/>
-    </w:p>
-    <w:p>
-      <w:r/>
+      <w:r>
+        <w:rPr>
+          <w:lang w:val="en_US" w:bidi="en_US"/>
+        </w:rPr>
+      </w:r>
+      <w:r>
+        <w:rPr>
+          <w:lang w:val="en_US" w:bidi="en_US"/>
+        </w:rPr>
+      </w:r>
+    </w:p>
+    <w:p>
+      <w:pPr/>
+      <w:r>
+        <w:rPr>
+          <w:lang w:val="en_US" w:bidi="en_US"/>
+        </w:rPr>
+      </w:r>
     </w:p>
     <w:p>
       <w:pPr>
         <w:pStyle w:val="Heading2"/>
       </w:pPr>
       <w:r>
+        <w:rPr>
+          <w:lang w:val="en_US" w:bidi="en_US"/>
+        </w:rPr>
         <w:t>Habakkuk 3:15</w:t>
       </w:r>
-      <w:r/>
-    </w:p>
-    <w:p>
-      <w:r/>
-      <w:r>
+      <w:r>
+        <w:rPr>
+          <w:lang w:val="en_US" w:bidi="en_US"/>
+        </w:rPr>
+      </w:r>
+    </w:p>
+    <w:p>
+      <w:pPr/>
+      <w:r>
+        <w:rPr>
+          <w:lang w:val="en_US" w:bidi="en_US"/>
+        </w:rPr>
+      </w:r>
+      <w:r>
+        <w:rPr>
+          <w:lang w:val="en_US" w:bidi="en_US"/>
+        </w:rPr>
         <w:t>sea . . . waters: The section ends as it began (</w:t>
       </w:r>
       <w:hyperlink r:id="rId84">
         <w:r>
           <w:rPr>
+            <w:lang w:val="en_US" w:bidi="en_US"/>
+          </w:rPr>
+          <w:rPr>
             <w:color w:val="0000EE"/>
             <w:u w:val="single"/>
           </w:rPr>
@@ -2296,40 +4244,78 @@
         </w:r>
       </w:hyperlink>
       <w:r>
+        <w:rPr>
+          <w:lang w:val="en_US" w:bidi="en_US"/>
+        </w:rPr>
         <w:t>).</w:t>
       </w:r>
-      <w:r/>
-      <w:r/>
-    </w:p>
-    <w:p>
-      <w:r/>
+      <w:r>
+        <w:rPr>
+          <w:lang w:val="en_US" w:bidi="en_US"/>
+        </w:rPr>
+      </w:r>
+      <w:r>
+        <w:rPr>
+          <w:lang w:val="en_US" w:bidi="en_US"/>
+        </w:rPr>
+      </w:r>
+    </w:p>
+    <w:p>
+      <w:pPr/>
+      <w:r>
+        <w:rPr>
+          <w:lang w:val="en_US" w:bidi="en_US"/>
+        </w:rPr>
+      </w:r>
     </w:p>
     <w:p>
       <w:pPr>
         <w:pStyle w:val="Heading2"/>
       </w:pPr>
       <w:r>
+        <w:rPr>
+          <w:lang w:val="en_US" w:bidi="en_US"/>
+        </w:rPr>
         <w:t>Habakkuk 3:16</w:t>
       </w:r>
-      <w:r/>
-    </w:p>
-    <w:p>
-      <w:r/>
-      <w:r>
+      <w:r>
+        <w:rPr>
+          <w:lang w:val="en_US" w:bidi="en_US"/>
+        </w:rPr>
+      </w:r>
+    </w:p>
+    <w:p>
+      <w:pPr/>
+      <w:r>
+        <w:rPr>
+          <w:lang w:val="en_US" w:bidi="en_US"/>
+        </w:rPr>
+      </w:r>
+      <w:r>
+        <w:rPr>
+          <w:lang w:val="en_US" w:bidi="en_US"/>
+        </w:rPr>
         <w:t>Although the full realization of God’s mighty power sapped Habakkuk’s strength to the point that he trembled</w:t>
       </w:r>
       <w:r>
         <w:rPr>
           <w:i/>
+          <w:lang w:val="en_US" w:bidi="en_US"/>
         </w:rPr>
         <w:t>,</w:t>
       </w:r>
       <w:r>
+        <w:rPr>
+          <w:lang w:val="en_US" w:bidi="en_US"/>
+        </w:rPr>
         <w:t xml:space="preserve"> he would wait quietly (see </w:t>
       </w:r>
       <w:hyperlink r:id="rId101">
         <w:r>
           <w:rPr>
+            <w:lang w:val="en_US" w:bidi="en_US"/>
+          </w:rPr>
+          <w:rPr>
             <w:color w:val="0000EE"/>
             <w:u w:val="single"/>
           </w:rPr>
@@ -2337,31 +4323,65 @@
         </w:r>
       </w:hyperlink>
       <w:r>
+        <w:rPr>
+          <w:lang w:val="en_US" w:bidi="en_US"/>
+        </w:rPr>
         <w:t>) for God’s judgment to descend.</w:t>
       </w:r>
-      <w:r/>
-      <w:r/>
-    </w:p>
-    <w:p>
-      <w:r/>
+      <w:r>
+        <w:rPr>
+          <w:lang w:val="en_US" w:bidi="en_US"/>
+        </w:rPr>
+      </w:r>
+      <w:r>
+        <w:rPr>
+          <w:lang w:val="en_US" w:bidi="en_US"/>
+        </w:rPr>
+      </w:r>
+    </w:p>
+    <w:p>
+      <w:pPr/>
+      <w:r>
+        <w:rPr>
+          <w:lang w:val="en_US" w:bidi="en_US"/>
+        </w:rPr>
+      </w:r>
     </w:p>
     <w:p>
       <w:pPr>
         <w:pStyle w:val="Heading2"/>
       </w:pPr>
       <w:r>
+        <w:rPr>
+          <w:lang w:val="en_US" w:bidi="en_US"/>
+        </w:rPr>
         <w:t>Habakkuk 3:17–19</w:t>
       </w:r>
-      <w:r/>
-    </w:p>
-    <w:p>
-      <w:r/>
-      <w:r>
+      <w:r>
+        <w:rPr>
+          <w:lang w:val="en_US" w:bidi="en_US"/>
+        </w:rPr>
+      </w:r>
+    </w:p>
+    <w:p>
+      <w:pPr/>
+      <w:r>
+        <w:rPr>
+          <w:lang w:val="en_US" w:bidi="en_US"/>
+        </w:rPr>
+      </w:r>
+      <w:r>
+        <w:rPr>
+          <w:lang w:val="en_US" w:bidi="en_US"/>
+        </w:rPr>
         <w:t>After recounting God’s mighty acts of redemption (</w:t>
       </w:r>
       <w:hyperlink r:id="rId102">
         <w:r>
           <w:rPr>
+            <w:lang w:val="en_US" w:bidi="en_US"/>
+          </w:rPr>
+          <w:rPr>
             <w:color w:val="0000EE"/>
             <w:u w:val="single"/>
           </w:rPr>
@@ -2369,11 +4389,17 @@
         </w:r>
       </w:hyperlink>
       <w:r>
+        <w:rPr>
+          <w:lang w:val="en_US" w:bidi="en_US"/>
+        </w:rPr>
         <w:t>), and pausing to consider them (</w:t>
       </w:r>
       <w:hyperlink r:id="rId103">
         <w:r>
           <w:rPr>
+            <w:lang w:val="en_US" w:bidi="en_US"/>
+          </w:rPr>
+          <w:rPr>
             <w:color w:val="0000EE"/>
             <w:u w:val="single"/>
           </w:rPr>
@@ -2381,49 +4407,91 @@
         </w:r>
       </w:hyperlink>
       <w:r>
+        <w:rPr>
+          <w:lang w:val="en_US" w:bidi="en_US"/>
+        </w:rPr>
         <w:t>), Habakkuk now reaffirms his trust in God as he closes his prayer. • Even though . . . yet I will rejoice: Even if God never pours out material blessing on his people again, he is still worthy of all the trust and praise they can give. Come what may, the prophet could rejoice</w:t>
       </w:r>
       <w:r>
         <w:rPr>
           <w:i/>
+          <w:lang w:val="en_US" w:bidi="en_US"/>
         </w:rPr>
         <w:t>,</w:t>
       </w:r>
       <w:r>
+        <w:rPr>
+          <w:lang w:val="en_US" w:bidi="en_US"/>
+        </w:rPr>
         <w:t xml:space="preserve"> knowing that the Lord is not only Israel’s Redeemer, but also the source of his own salvation.</w:t>
       </w:r>
-      <w:r/>
-      <w:r/>
-    </w:p>
-    <w:p>
-      <w:r/>
+      <w:r>
+        <w:rPr>
+          <w:lang w:val="en_US" w:bidi="en_US"/>
+        </w:rPr>
+      </w:r>
+      <w:r>
+        <w:rPr>
+          <w:lang w:val="en_US" w:bidi="en_US"/>
+        </w:rPr>
+      </w:r>
+    </w:p>
+    <w:p>
+      <w:pPr/>
+      <w:r>
+        <w:rPr>
+          <w:lang w:val="en_US" w:bidi="en_US"/>
+        </w:rPr>
+      </w:r>
     </w:p>
     <w:p>
       <w:pPr>
         <w:pStyle w:val="Heading2"/>
       </w:pPr>
       <w:r>
+        <w:rPr>
+          <w:lang w:val="en_US" w:bidi="en_US"/>
+        </w:rPr>
         <w:t>Habakkuk 3:19</w:t>
       </w:r>
-      <w:r/>
-    </w:p>
-    <w:p>
-      <w:r/>
-      <w:r>
+      <w:r>
+        <w:rPr>
+          <w:lang w:val="en_US" w:bidi="en_US"/>
+        </w:rPr>
+      </w:r>
+    </w:p>
+    <w:p>
+      <w:pPr/>
+      <w:r>
+        <w:rPr>
+          <w:lang w:val="en_US" w:bidi="en_US"/>
+        </w:rPr>
+      </w:r>
+      <w:r>
+        <w:rPr>
+          <w:lang w:val="en_US" w:bidi="en_US"/>
+        </w:rPr>
         <w:t>Habakkuk owed whatever strength he had to the Sovereign Lord</w:t>
       </w:r>
       <w:r>
         <w:rPr>
           <w:i/>
+          <w:lang w:val="en_US" w:bidi="en_US"/>
         </w:rPr>
         <w:t>,</w:t>
       </w:r>
       <w:r>
+        <w:rPr>
+          <w:lang w:val="en_US" w:bidi="en_US"/>
+        </w:rPr>
         <w:t xml:space="preserve"> his Savior (</w:t>
       </w:r>
       <w:hyperlink r:id="rId104">
         <w:r>
           <w:rPr>
+            <w:lang w:val="en_US" w:bidi="en_US"/>
+          </w:rPr>
+          <w:rPr>
             <w:color w:val="0000EE"/>
             <w:u w:val="single"/>
           </w:rPr>
@@ -2431,11 +4499,17 @@
         </w:r>
       </w:hyperlink>
       <w:r>
+        <w:rPr>
+          <w:lang w:val="en_US" w:bidi="en_US"/>
+        </w:rPr>
         <w:t xml:space="preserve">). Habakkuk compared his spiritual climb to a deer swiftly ascending to the mountaintops and gracefully gliding over them (cp. </w:t>
       </w:r>
       <w:hyperlink r:id="rId105">
         <w:r>
           <w:rPr>
+            <w:lang w:val="en_US" w:bidi="en_US"/>
+          </w:rPr>
+          <w:rPr>
             <w:color w:val="0000EE"/>
             <w:u w:val="single"/>
           </w:rPr>
@@ -2443,10 +4517,21 @@
         </w:r>
       </w:hyperlink>
       <w:r>
+        <w:rPr>
+          <w:lang w:val="en_US" w:bidi="en_US"/>
+        </w:rPr>
         <w:t>).</w:t>
       </w:r>
-      <w:r/>
-      <w:r/>
+      <w:r>
+        <w:rPr>
+          <w:lang w:val="en_US" w:bidi="en_US"/>
+        </w:rPr>
+      </w:r>
+      <w:r>
+        <w:rPr>
+          <w:lang w:val="en_US" w:bidi="en_US"/>
+        </w:rPr>
+      </w:r>
     </w:p>
     <w:sectPr>
       <w:footnotePr>
@@ -4348,7 +6433,7 @@
     <w:rPrDefault>
       <w:rPr>
         <w:rFonts w:ascii="Times New Roman" w:eastAsia="Times New Roman" w:hAnsi="Times New Roman" w:cs="Times New Roman"/>
-        <w:lang w:val="en-US" w:eastAsia="en-US" w:bidi="ar-SA"/>
+        <w:lang w:val="en_US" w:eastAsia="en-US" w:bidi="ar-SA"/>
       </w:rPr>
     </w:rPrDefault>
     <w:pPrDefault/>

--- a/eng/docx/35.content.docx
+++ b/eng/docx/35.content.docx
@@ -163,13 +163,6 @@
         <w:rPr>
           <w:lang w:val="en_US" w:bidi="en_US"/>
         </w:rPr>
-      </w:r>
-      <w:r>
-        <w:rPr>
-          <w:i/>
-          <w:lang w:val="en_US" w:bidi="en_US"/>
-        </w:rPr>
-        <w:t>Habakkuk 1:1, Habakkuk 1:2, Habakkuk 1:2–4, Habakkuk 1:3, Habakkuk 1:4, Habakkuk 1:5, Habakkuk 1:5–11, Habakkuk 1:7, Habakkuk 1:8, Habakkuk 1:9, Habakkuk 1:10, Habakkuk 1:11, Habakkuk 1:12, Habakkuk 1:12–2.1, Habakkuk 1:14–15, Habakkuk 1:16, Habakkuk 2:1, Habakkuk 2:2, Habakkuk 2:2–5, Habakkuk 2:2–20, Habakkuk 2:3, Habakkuk 2:4, Habakkuk 2:6–8, Habakkuk 2:6–20, Habakkuk 2:9–11, Habakkuk 2:12–14, Habakkuk 2:15–17, Habakkuk 2:18–20, Habakkuk 2:20, Habakkuk 3:1–19, Habakkuk 3:2, Habakkuk 3:3, Habakkuk 3:3–15, Habakkuk 3:4, Habakkuk 3:5, Habakkuk 3:5–6, Habakkuk 3:7, Habakkuk 3:8, Habakkuk 3:8–15, Habakkuk 3:9–11, Habakkuk 3:10, Habakkuk 3:11, Habakkuk 3:15, Habakkuk 3:16, Habakkuk 3:17–19, Habakkuk 3:19</w:t>
       </w:r>
       <w:r>
         <w:rPr>

--- a/eng/docx/35.content.docx
+++ b/eng/docx/35.content.docx
@@ -168,19 +168,6 @@
         <w:rPr>
           <w:lang w:val="en_US" w:bidi="en_US"/>
         </w:rPr>
-      </w:r>
-    </w:p>
-    <w:p>
-      <w:pPr/>
-      <w:r>
-        <w:rPr>
-          <w:lang w:val="en_US" w:bidi="en_US"/>
-        </w:rPr>
-      </w:r>
-      <w:r>
-        <w:rPr>
-          <w:lang w:val="en_US" w:bidi="en_US"/>
-        </w:rPr>
         <w:t xml:space="preserve"> </w:t>
       </w:r>
       <w:r>
@@ -257,7 +244,7 @@
         <w:rPr>
           <w:lang w:val="en_US" w:bidi="en_US"/>
         </w:rPr>
-        <w:t xml:space="preserve">) identifies the book as God’s revelation through his prophet (cp. </w:t>
+        <w:t xml:space="preserve">) shows the book as God's revelation through his prophet (compare </w:t>
       </w:r>
       <w:hyperlink r:id="rId13">
         <w:r>
@@ -268,7 +255,7 @@
             <w:color w:val="0000EE"/>
             <w:u w:val="single"/>
           </w:rPr>
-          <w:t>Nah 1:1</w:t>
+          <w:t>Nahum 1:1</w:t>
         </w:r>
       </w:hyperlink>
       <w:r>
@@ -286,7 +273,7 @@
             <w:color w:val="0000EE"/>
             <w:u w:val="single"/>
           </w:rPr>
-          <w:t>Mal 1:1</w:t>
+          <w:t>Malachi 1:1</w:t>
         </w:r>
       </w:hyperlink>
       <w:r>
@@ -339,9 +326,22 @@
       </w:r>
       <w:r>
         <w:rPr>
-          <w:lang w:val="en_US" w:bidi="en_US"/>
-        </w:rPr>
-        <w:t xml:space="preserve">call for help? . . . do not listen! The call/answer motif in Scripture often demonstrates the speaker’s trust in God as a refuge or guide (see </w:t>
+          <w:i/>
+          <w:lang w:val="en_US" w:bidi="en_US"/>
+        </w:rPr>
+        <w:t>I call for help but You do not hear</w:t>
+      </w:r>
+      <w:r>
+        <w:rPr>
+          <w:lang w:val="en_US" w:bidi="en_US"/>
+        </w:rPr>
+        <w:t xml:space="preserve">: </w:t>
+      </w:r>
+      <w:r>
+        <w:rPr>
+          <w:lang w:val="en_US" w:bidi="en_US"/>
+        </w:rPr>
+        <w:t xml:space="preserve">The call and answer theme in Scripture often shows the speaker's trust in God as a refuge or guide (see </w:t>
       </w:r>
       <w:hyperlink r:id="rId15">
         <w:r>
@@ -352,14 +352,14 @@
             <w:color w:val="0000EE"/>
             <w:u w:val="single"/>
           </w:rPr>
-          <w:t>Ps 102:1–2</w:t>
-        </w:r>
-      </w:hyperlink>
-      <w:r>
-        <w:rPr>
-          <w:lang w:val="en_US" w:bidi="en_US"/>
-        </w:rPr>
-        <w:t>) and indicates intimate communion between the believer and God (</w:t>
+          <w:t>Psalm 102:1–2</w:t>
+        </w:r>
+      </w:hyperlink>
+      <w:r>
+        <w:rPr>
+          <w:lang w:val="en_US" w:bidi="en_US"/>
+        </w:rPr>
+        <w:t>). It also indicates a close relationship between the believer and God (</w:t>
       </w:r>
       <w:hyperlink r:id="rId16">
         <w:r>
@@ -370,7 +370,7 @@
             <w:color w:val="0000EE"/>
             <w:u w:val="single"/>
           </w:rPr>
-          <w:t>Ps 145:18</w:t>
+          <w:t>Psalm 145:18</w:t>
         </w:r>
       </w:hyperlink>
       <w:r>
@@ -388,7 +388,7 @@
             <w:color w:val="0000EE"/>
             <w:u w:val="single"/>
           </w:rPr>
-          <w:t>Isa 65:24</w:t>
+          <w:t>Isaiah 65:24</w:t>
         </w:r>
       </w:hyperlink>
       <w:r>
@@ -443,7 +443,7 @@
         <w:rPr>
           <w:lang w:val="en_US" w:bidi="en_US"/>
         </w:rPr>
-        <w:t>To Habakkuk, God seemed indifferent to the evil permeating society in Judah (</w:t>
+        <w:t>To Habakkuk, God seemed unconcerned about the evil spread throughout society in Judah (</w:t>
       </w:r>
       <w:hyperlink r:id="rId18">
         <w:r>
@@ -454,14 +454,14 @@
             <w:color w:val="0000EE"/>
             <w:u w:val="single"/>
           </w:rPr>
-          <w:t>1:3–4</w:t>
-        </w:r>
-      </w:hyperlink>
-      <w:r>
-        <w:rPr>
-          <w:lang w:val="en_US" w:bidi="en_US"/>
-        </w:rPr>
-        <w:t>) and unresponsive to his complaints about it (</w:t>
+          <w:t>Habakkuk 1:3–4</w:t>
+        </w:r>
+      </w:hyperlink>
+      <w:r>
+        <w:rPr>
+          <w:lang w:val="en_US" w:bidi="en_US"/>
+        </w:rPr>
+        <w:t>). God also seemed silent when Habakkuk complained about this evil (</w:t>
       </w:r>
       <w:hyperlink r:id="rId19">
         <w:r>
@@ -527,7 +527,7 @@
         <w:rPr>
           <w:lang w:val="en_US" w:bidi="en_US"/>
         </w:rPr>
-        <w:t xml:space="preserve">In Habakkuk’s day, destruction and violence permeated Judean society (see </w:t>
+        <w:t xml:space="preserve">In Habakkuk’s time, destruction and violence were widespread in Judean society (see </w:t>
       </w:r>
       <w:r>
         <w:rPr>
@@ -587,7 +587,7 @@
         <w:rPr>
           <w:lang w:val="en_US" w:bidi="en_US"/>
         </w:rPr>
-        <w:t xml:space="preserve">Habakkuk expresses his concern about the injustice and unrighteousness he saw all around him (see </w:t>
+        <w:t xml:space="preserve">Habakkuk shares his worry about the injustice and wrongdoing he observed everywhere (see </w:t>
       </w:r>
       <w:hyperlink r:id="rId20">
         <w:r>
@@ -598,7 +598,7 @@
             <w:color w:val="0000EE"/>
             <w:u w:val="single"/>
           </w:rPr>
-          <w:t>1:12–13</w:t>
+          <w:t>Habakkuk 1:12–13</w:t>
         </w:r>
       </w:hyperlink>
       <w:r>
@@ -654,7 +654,7 @@
         <w:rPr>
           <w:lang w:val="en_US" w:bidi="en_US"/>
         </w:rPr>
-        <w:t xml:space="preserve"> where the law was no longer effective in maintaining justice.</w:t>
+        <w:t xml:space="preserve"> where the law failed to uphold justice.</w:t>
       </w:r>
       <w:r>
         <w:rPr>
@@ -700,22 +700,16 @@
       </w:r>
       <w:r>
         <w:rPr>
-          <w:lang w:val="en_US" w:bidi="en_US"/>
-        </w:rPr>
-        <w:t xml:space="preserve">Look . . . look: Two different Hebrew verbs, both of which are here translated </w:t>
-      </w:r>
-      <w:r>
-        <w:rPr>
           <w:i/>
           <w:lang w:val="en_US" w:bidi="en_US"/>
         </w:rPr>
-        <w:t>look</w:t>
-      </w:r>
-      <w:r>
-        <w:rPr>
-          <w:lang w:val="en_US" w:bidi="en_US"/>
-        </w:rPr>
-        <w:t xml:space="preserve">, are translated as </w:t>
+        <w:t>Look … observe</w:t>
+      </w:r>
+      <w:r>
+        <w:rPr>
+          <w:lang w:val="en_US" w:bidi="en_US"/>
+        </w:rPr>
+        <w:t xml:space="preserve">: Two different Hebrew verbs are also translated as </w:t>
       </w:r>
       <w:r>
         <w:rPr>
@@ -735,7 +729,7 @@
           <w:i/>
           <w:lang w:val="en_US" w:bidi="en_US"/>
         </w:rPr>
-        <w:t>watch</w:t>
+        <w:t>tolerate</w:t>
       </w:r>
       <w:r>
         <w:rPr>
@@ -752,14 +746,14 @@
             <w:color w:val="0000EE"/>
             <w:u w:val="single"/>
           </w:rPr>
-          <w:t>1:3</w:t>
-        </w:r>
-      </w:hyperlink>
-      <w:r>
-        <w:rPr>
-          <w:lang w:val="en_US" w:bidi="en_US"/>
-        </w:rPr>
-        <w:t xml:space="preserve">. This forms a literary link between Habakkuk’s questions in </w:t>
+          <w:t>Habakkuk 1:3</w:t>
+        </w:r>
+      </w:hyperlink>
+      <w:r>
+        <w:rPr>
+          <w:lang w:val="en_US" w:bidi="en_US"/>
+        </w:rPr>
+        <w:t xml:space="preserve">. This creates a literary connection between Habakkuk’s questions in </w:t>
       </w:r>
       <w:hyperlink r:id="rId23">
         <w:r>
@@ -770,7 +764,7 @@
             <w:color w:val="0000EE"/>
             <w:u w:val="single"/>
           </w:rPr>
-          <w:t>1:3</w:t>
+          <w:t>Habakkuk 1:3</w:t>
         </w:r>
       </w:hyperlink>
       <w:r>
@@ -843,7 +837,7 @@
         <w:rPr>
           <w:lang w:val="en_US" w:bidi="en_US"/>
         </w:rPr>
-        <w:t>God’s answer to Habakkuk’s question is startling. God would send a violent people—the Babylonians—to deal with the violence in Judah. The Babylonian army, well-trained and battle-hardened, was an unstoppable force.</w:t>
+        <w:t>God's answer to Habakkuk's question is surprising. God would send a violent group (the Babylonians) to address the violence in Judah. The Babylonian army, well-trained and experienced in battle, was unstoppable.</w:t>
       </w:r>
       <w:r>
         <w:rPr>
@@ -889,9 +883,22 @@
       </w:r>
       <w:r>
         <w:rPr>
-          <w:lang w:val="en_US" w:bidi="en_US"/>
-        </w:rPr>
-        <w:t>do whatever they like: No relief from injustice would come from the Babylonians. They were a law unto themselves, which added to the prophet’s perplexity at God’s decision to use them to punish Judah.</w:t>
+          <w:i/>
+          <w:lang w:val="en_US" w:bidi="en_US"/>
+        </w:rPr>
+        <w:t>from themselves</w:t>
+      </w:r>
+      <w:r>
+        <w:rPr>
+          <w:lang w:val="en_US" w:bidi="en_US"/>
+        </w:rPr>
+        <w:t>:</w:t>
+      </w:r>
+      <w:r>
+        <w:rPr>
+          <w:lang w:val="en_US" w:bidi="en_US"/>
+        </w:rPr>
+        <w:t xml:space="preserve"> The Babylonians offered no relief from injustice. They followed their own laws, which confused the prophet about why God chose them to punish Judah.</w:t>
       </w:r>
       <w:r>
         <w:rPr>
@@ -939,44 +946,428 @@
         <w:rPr>
           <w:lang w:val="en_US" w:bidi="en_US"/>
         </w:rPr>
-        <w:t>The vivid images of cheetahs</w:t>
+        <w:t xml:space="preserve">The vivid images of cheetahs, wolves, and eagles show how fast and violent the Babylonian attacks against Judah were. These animals also show that the Babylonians hunted their enemies like prey (see </w:t>
+      </w:r>
+      <w:hyperlink r:id="rId25">
+        <w:r>
+          <w:rPr>
+            <w:lang w:val="en_US" w:bidi="en_US"/>
+          </w:rPr>
+          <w:rPr>
+            <w:color w:val="0000EE"/>
+            <w:u w:val="single"/>
+          </w:rPr>
+          <w:t>Jeremiah 4:13</w:t>
+        </w:r>
+      </w:hyperlink>
+      <w:r>
+        <w:rPr>
+          <w:lang w:val="en_US" w:bidi="en_US"/>
+        </w:rPr>
+        <w:t xml:space="preserve">; </w:t>
+      </w:r>
+      <w:hyperlink r:id="rId26">
+        <w:r>
+          <w:rPr>
+            <w:lang w:val="en_US" w:bidi="en_US"/>
+          </w:rPr>
+          <w:rPr>
+            <w:color w:val="0000EE"/>
+            <w:u w:val="single"/>
+          </w:rPr>
+          <w:t>48:40</w:t>
+        </w:r>
+      </w:hyperlink>
+      <w:r>
+        <w:rPr>
+          <w:lang w:val="en_US" w:bidi="en_US"/>
+        </w:rPr>
+        <w:t xml:space="preserve">; </w:t>
+      </w:r>
+      <w:hyperlink r:id="rId27">
+        <w:r>
+          <w:rPr>
+            <w:lang w:val="en_US" w:bidi="en_US"/>
+          </w:rPr>
+          <w:rPr>
+            <w:color w:val="0000EE"/>
+            <w:u w:val="single"/>
+          </w:rPr>
+          <w:t>49:22</w:t>
+        </w:r>
+      </w:hyperlink>
+      <w:r>
+        <w:rPr>
+          <w:lang w:val="en_US" w:bidi="en_US"/>
+        </w:rPr>
+        <w:t>).</w:t>
+      </w:r>
+      <w:r>
+        <w:rPr>
+          <w:lang w:val="en_US" w:bidi="en_US"/>
+        </w:rPr>
+      </w:r>
+      <w:r>
+        <w:rPr>
+          <w:lang w:val="en_US" w:bidi="en_US"/>
+        </w:rPr>
+      </w:r>
+    </w:p>
+    <w:p>
+      <w:pPr/>
+      <w:r>
+        <w:rPr>
+          <w:lang w:val="en_US" w:bidi="en_US"/>
+        </w:rPr>
+      </w:r>
+    </w:p>
+    <w:p>
+      <w:pPr>
+        <w:pStyle w:val="Heading2"/>
+      </w:pPr>
+      <w:r>
+        <w:rPr>
+          <w:lang w:val="en_US" w:bidi="en_US"/>
+        </w:rPr>
+        <w:t>Habakkuk 1:9</w:t>
+      </w:r>
+      <w:r>
+        <w:rPr>
+          <w:lang w:val="en_US" w:bidi="en_US"/>
+        </w:rPr>
+      </w:r>
+    </w:p>
+    <w:p>
+      <w:pPr/>
+      <w:r>
+        <w:rPr>
+          <w:lang w:val="en_US" w:bidi="en_US"/>
+        </w:rPr>
+      </w:r>
+      <w:r>
+        <w:rPr>
+          <w:lang w:val="en_US" w:bidi="en_US"/>
+        </w:rPr>
+        <w:t xml:space="preserve">The Babylonians took many people from Judah into exile between 605 and 586 BC (see </w:t>
+      </w:r>
+      <w:hyperlink r:id="rId28">
+        <w:r>
+          <w:rPr>
+            <w:lang w:val="en_US" w:bidi="en_US"/>
+          </w:rPr>
+          <w:rPr>
+            <w:color w:val="0000EE"/>
+            <w:u w:val="single"/>
+          </w:rPr>
+          <w:t>Daniel 1:1–3</w:t>
+        </w:r>
+      </w:hyperlink>
+      <w:r>
+        <w:rPr>
+          <w:lang w:val="en_US" w:bidi="en_US"/>
+        </w:rPr>
+        <w:t>).</w:t>
+      </w:r>
+      <w:r>
+        <w:rPr>
+          <w:lang w:val="en_US" w:bidi="en_US"/>
+        </w:rPr>
+      </w:r>
+      <w:r>
+        <w:rPr>
+          <w:lang w:val="en_US" w:bidi="en_US"/>
+        </w:rPr>
+      </w:r>
+    </w:p>
+    <w:p>
+      <w:pPr/>
+      <w:r>
+        <w:rPr>
+          <w:lang w:val="en_US" w:bidi="en_US"/>
+        </w:rPr>
+      </w:r>
+    </w:p>
+    <w:p>
+      <w:pPr>
+        <w:pStyle w:val="Heading2"/>
+      </w:pPr>
+      <w:r>
+        <w:rPr>
+          <w:lang w:val="en_US" w:bidi="en_US"/>
+        </w:rPr>
+        <w:t>Habakkuk 1:10</w:t>
+      </w:r>
+      <w:r>
+        <w:rPr>
+          <w:lang w:val="en_US" w:bidi="en_US"/>
+        </w:rPr>
+      </w:r>
+    </w:p>
+    <w:p>
+      <w:pPr/>
+      <w:r>
+        <w:rPr>
+          <w:lang w:val="en_US" w:bidi="en_US"/>
+        </w:rPr>
+      </w:r>
+      <w:r>
+        <w:rPr>
+          <w:lang w:val="en_US" w:bidi="en_US"/>
+        </w:rPr>
+        <w:t xml:space="preserve">In the ancient Near East, armies often attacked cities by piling up earth to make ramps against city walls. This battle method is described in several places in the Bible (for example, </w:t>
+      </w:r>
+      <w:hyperlink r:id="rId29">
+        <w:r>
+          <w:rPr>
+            <w:lang w:val="en_US" w:bidi="en_US"/>
+          </w:rPr>
+          <w:rPr>
+            <w:color w:val="0000EE"/>
+            <w:u w:val="single"/>
+          </w:rPr>
+          <w:t>2 Kings 19:32</w:t>
+        </w:r>
+      </w:hyperlink>
+      <w:r>
+        <w:rPr>
+          <w:lang w:val="en_US" w:bidi="en_US"/>
+        </w:rPr>
+        <w:t xml:space="preserve">; </w:t>
+      </w:r>
+      <w:hyperlink r:id="rId30">
+        <w:r>
+          <w:rPr>
+            <w:lang w:val="en_US" w:bidi="en_US"/>
+          </w:rPr>
+          <w:rPr>
+            <w:color w:val="0000EE"/>
+            <w:u w:val="single"/>
+          </w:rPr>
+          <w:t>Nahum 2:1</w:t>
+        </w:r>
+      </w:hyperlink>
+      <w:r>
+        <w:rPr>
+          <w:lang w:val="en_US" w:bidi="en_US"/>
+        </w:rPr>
+        <w:t>).</w:t>
+      </w:r>
+      <w:r>
+        <w:rPr>
+          <w:lang w:val="en_US" w:bidi="en_US"/>
+        </w:rPr>
+      </w:r>
+      <w:r>
+        <w:rPr>
+          <w:lang w:val="en_US" w:bidi="en_US"/>
+        </w:rPr>
+      </w:r>
+    </w:p>
+    <w:p>
+      <w:pPr/>
+      <w:r>
+        <w:rPr>
+          <w:lang w:val="en_US" w:bidi="en_US"/>
+        </w:rPr>
+      </w:r>
+    </w:p>
+    <w:p>
+      <w:pPr>
+        <w:pStyle w:val="Heading2"/>
+      </w:pPr>
+      <w:r>
+        <w:rPr>
+          <w:lang w:val="en_US" w:bidi="en_US"/>
+        </w:rPr>
+        <w:t>Habakkuk 1:11</w:t>
+      </w:r>
+      <w:r>
+        <w:rPr>
+          <w:lang w:val="en_US" w:bidi="en_US"/>
+        </w:rPr>
+      </w:r>
+    </w:p>
+    <w:p>
+      <w:pPr/>
+      <w:r>
+        <w:rPr>
+          <w:lang w:val="en_US" w:bidi="en_US"/>
+        </w:rPr>
       </w:r>
       <w:r>
         <w:rPr>
           <w:i/>
           <w:lang w:val="en_US" w:bidi="en_US"/>
         </w:rPr>
-        <w:t>,</w:t>
-      </w:r>
-      <w:r>
-        <w:rPr>
-          <w:lang w:val="en_US" w:bidi="en_US"/>
-        </w:rPr>
-        <w:t xml:space="preserve"> wolves</w:t>
+        <w:t>their own strength is their god</w:t>
+      </w:r>
+      <w:r>
+        <w:rPr>
+          <w:lang w:val="en_US" w:bidi="en_US"/>
+        </w:rPr>
+        <w:t>: The Babylonians worshiped many false gods. They proudly relied on their military power as another idol.</w:t>
+      </w:r>
+      <w:r>
+        <w:rPr>
+          <w:lang w:val="en_US" w:bidi="en_US"/>
+        </w:rPr>
+      </w:r>
+      <w:r>
+        <w:rPr>
+          <w:lang w:val="en_US" w:bidi="en_US"/>
+        </w:rPr>
+      </w:r>
+    </w:p>
+    <w:p>
+      <w:pPr/>
+      <w:r>
+        <w:rPr>
+          <w:lang w:val="en_US" w:bidi="en_US"/>
+        </w:rPr>
+      </w:r>
+    </w:p>
+    <w:p>
+      <w:pPr>
+        <w:pStyle w:val="Heading2"/>
+      </w:pPr>
+      <w:r>
+        <w:rPr>
+          <w:lang w:val="en_US" w:bidi="en_US"/>
+        </w:rPr>
+        <w:t>Habakkuk 1:12</w:t>
+      </w:r>
+      <w:r>
+        <w:rPr>
+          <w:lang w:val="en_US" w:bidi="en_US"/>
+        </w:rPr>
+      </w:r>
+    </w:p>
+    <w:p>
+      <w:pPr>
+        <w:pStyle w:val="ListBullet"/>
+        <w:spacing w:line="240" w:lineRule="auto"/>
+        <w:ind w:left="720"/>
+      </w:pPr>
+      <w:r>
+        <w:rPr>
+          <w:lang w:val="en_US" w:bidi="en_US"/>
+        </w:rPr>
+      </w:r>
+      <w:r>
+        <w:rPr>
+          <w:lang w:val="en_US" w:bidi="en_US"/>
+        </w:rPr>
+        <w:t xml:space="preserve">Despite his confusion, Habakkuk did not abandon God. By saying </w:t>
       </w:r>
       <w:r>
         <w:rPr>
           <w:i/>
           <w:lang w:val="en_US" w:bidi="en_US"/>
         </w:rPr>
-        <w:t>,</w:t>
-      </w:r>
-      <w:r>
-        <w:rPr>
-          <w:lang w:val="en_US" w:bidi="en_US"/>
-        </w:rPr>
-        <w:t xml:space="preserve"> and eagles depict the speed, ferocity, and predatory nature of the Babylonian attacks against Judah (see </w:t>
-      </w:r>
-      <w:hyperlink r:id="rId25">
-        <w:r>
-          <w:rPr>
-            <w:lang w:val="en_US" w:bidi="en_US"/>
-          </w:rPr>
-          <w:rPr>
-            <w:color w:val="0000EE"/>
-            <w:u w:val="single"/>
-          </w:rPr>
-          <w:t>Jer 4:13</w:t>
+        <w:t>my God, my Holy One</w:t>
+      </w:r>
+      <w:r>
+        <w:rPr>
+          <w:lang w:val="en_US" w:bidi="en_US"/>
+        </w:rPr>
+        <w:t xml:space="preserve">, he showed his commitment to the Lord before asking important questions about what God had revealed to him. </w:t>
+      </w:r>
+    </w:p>
+    <w:p>
+      <w:pPr>
+        <w:pStyle w:val="ListBullet"/>
+        <w:spacing w:line="240" w:lineRule="auto"/>
+        <w:ind w:left="720"/>
+      </w:pPr>
+      <w:r>
+        <w:rPr>
+          <w:lang w:val="en_US" w:bidi="en_US"/>
+        </w:rPr>
+      </w:r>
+      <w:r>
+        <w:rPr>
+          <w:lang w:val="en_US" w:bidi="en_US"/>
+        </w:rPr>
+        <w:t>In light of God's character and covenant with Israel, Habakkuk was sure that God would not destroy his people.</w:t>
+      </w:r>
+    </w:p>
+    <w:p>
+      <w:pPr>
+        <w:pStyle w:val="ListBullet"/>
+        <w:spacing w:line="240" w:lineRule="auto"/>
+        <w:ind w:left="720"/>
+      </w:pPr>
+      <w:r>
+        <w:rPr>
+          <w:lang w:val="en_US" w:bidi="en_US"/>
+        </w:rPr>
+      </w:r>
+      <w:r>
+        <w:rPr>
+          <w:i/>
+          <w:lang w:val="en_US" w:bidi="en_US"/>
+        </w:rPr>
+        <w:t>to execute judgment</w:t>
+      </w:r>
+      <w:r>
+        <w:rPr>
+          <w:lang w:val="en_US" w:bidi="en_US"/>
+        </w:rPr>
+        <w:t xml:space="preserve">: Compare </w:t>
+      </w:r>
+      <w:hyperlink r:id="rId31">
+        <w:r>
+          <w:rPr>
+            <w:lang w:val="en_US" w:bidi="en_US"/>
+          </w:rPr>
+          <w:rPr>
+            <w:color w:val="0000EE"/>
+            <w:u w:val="single"/>
+          </w:rPr>
+          <w:t>Hebrews 12:5–11</w:t>
+        </w:r>
+      </w:hyperlink>
+      <w:r>
+        <w:rPr>
+          <w:lang w:val="en_US" w:bidi="en_US"/>
+        </w:rPr>
+        <w:t xml:space="preserve">. </w:t>
+      </w:r>
+    </w:p>
+    <w:p>
+      <w:pPr>
+        <w:pStyle w:val="ListBullet"/>
+        <w:spacing w:line="240" w:lineRule="auto"/>
+        <w:ind w:left="720"/>
+      </w:pPr>
+      <w:r>
+        <w:rPr>
+          <w:lang w:val="en_US" w:bidi="en_US"/>
+        </w:rPr>
+      </w:r>
+      <w:r>
+        <w:rPr>
+          <w:i/>
+          <w:lang w:val="en_US" w:bidi="en_US"/>
+        </w:rPr>
+        <w:t>O Rock</w:t>
+      </w:r>
+      <w:r>
+        <w:rPr>
+          <w:lang w:val="en_US" w:bidi="en_US"/>
+        </w:rPr>
+        <w:t xml:space="preserve">: This is a common image of God's faithfulness and strength (see </w:t>
+      </w:r>
+      <w:hyperlink r:id="rId32">
+        <w:r>
+          <w:rPr>
+            <w:lang w:val="en_US" w:bidi="en_US"/>
+          </w:rPr>
+          <w:rPr>
+            <w:color w:val="0000EE"/>
+            <w:u w:val="single"/>
+          </w:rPr>
+          <w:t>Deuteronomy 32:15</w:t>
         </w:r>
       </w:hyperlink>
       <w:r>
@@ -985,16 +1376,16 @@
         </w:rPr>
         <w:t xml:space="preserve">; </w:t>
       </w:r>
-      <w:hyperlink r:id="rId26">
-        <w:r>
-          <w:rPr>
-            <w:lang w:val="en_US" w:bidi="en_US"/>
-          </w:rPr>
-          <w:rPr>
-            <w:color w:val="0000EE"/>
-            <w:u w:val="single"/>
-          </w:rPr>
-          <w:t>48:40</w:t>
+      <w:hyperlink r:id="rId33">
+        <w:r>
+          <w:rPr>
+            <w:lang w:val="en_US" w:bidi="en_US"/>
+          </w:rPr>
+          <w:rPr>
+            <w:color w:val="0000EE"/>
+            <w:u w:val="single"/>
+          </w:rPr>
+          <w:t>1 Samuel 2:2</w:t>
         </w:r>
       </w:hyperlink>
       <w:r>
@@ -1003,16 +1394,52 @@
         </w:rPr>
         <w:t xml:space="preserve">; </w:t>
       </w:r>
-      <w:hyperlink r:id="rId27">
-        <w:r>
-          <w:rPr>
-            <w:lang w:val="en_US" w:bidi="en_US"/>
-          </w:rPr>
-          <w:rPr>
-            <w:color w:val="0000EE"/>
-            <w:u w:val="single"/>
-          </w:rPr>
-          <w:t>49:22</w:t>
+      <w:hyperlink r:id="rId34">
+        <w:r>
+          <w:rPr>
+            <w:lang w:val="en_US" w:bidi="en_US"/>
+          </w:rPr>
+          <w:rPr>
+            <w:color w:val="0000EE"/>
+            <w:u w:val="single"/>
+          </w:rPr>
+          <w:t>Psalm 18:2</w:t>
+        </w:r>
+      </w:hyperlink>
+      <w:r>
+        <w:rPr>
+          <w:lang w:val="en_US" w:bidi="en_US"/>
+        </w:rPr>
+        <w:t xml:space="preserve">; </w:t>
+      </w:r>
+      <w:hyperlink r:id="rId35">
+        <w:r>
+          <w:rPr>
+            <w:lang w:val="en_US" w:bidi="en_US"/>
+          </w:rPr>
+          <w:rPr>
+            <w:color w:val="0000EE"/>
+            <w:u w:val="single"/>
+          </w:rPr>
+          <w:t>1 Corinthians 10:4</w:t>
+        </w:r>
+      </w:hyperlink>
+      <w:r>
+        <w:rPr>
+          <w:lang w:val="en_US" w:bidi="en_US"/>
+        </w:rPr>
+        <w:t xml:space="preserve">; </w:t>
+      </w:r>
+      <w:hyperlink r:id="rId36">
+        <w:r>
+          <w:rPr>
+            <w:lang w:val="en_US" w:bidi="en_US"/>
+          </w:rPr>
+          <w:rPr>
+            <w:color w:val="0000EE"/>
+            <w:u w:val="single"/>
+          </w:rPr>
+          <w:t>1 Peter 2:6–8</w:t>
         </w:r>
       </w:hyperlink>
       <w:r>
@@ -1048,7 +1475,7 @@
         <w:rPr>
           <w:lang w:val="en_US" w:bidi="en_US"/>
         </w:rPr>
-        <w:t>Habakkuk 1:9</w:t>
+        <w:t>Habakkuk 1:12–2.1</w:t>
       </w:r>
       <w:r>
         <w:rPr>
@@ -1067,18 +1494,260 @@
         <w:rPr>
           <w:lang w:val="en_US" w:bidi="en_US"/>
         </w:rPr>
-        <w:t xml:space="preserve">The Babylonians indeed took many captives from Judah into exile between 605 and 586 BC (see </w:t>
-      </w:r>
-      <w:hyperlink r:id="rId28">
-        <w:r>
-          <w:rPr>
-            <w:lang w:val="en_US" w:bidi="en_US"/>
-          </w:rPr>
-          <w:rPr>
-            <w:color w:val="0000EE"/>
-            <w:u w:val="single"/>
-          </w:rPr>
-          <w:t>Dan 1:1–3</w:t>
+        <w:t xml:space="preserve">Habakkuk struggled to understand how God's answer in </w:t>
+      </w:r>
+      <w:hyperlink r:id="rId24">
+        <w:r>
+          <w:rPr>
+            <w:lang w:val="en_US" w:bidi="en_US"/>
+          </w:rPr>
+          <w:rPr>
+            <w:color w:val="0000EE"/>
+            <w:u w:val="single"/>
+          </w:rPr>
+          <w:t>Habakkuk 1:5–11</w:t>
+        </w:r>
+      </w:hyperlink>
+      <w:r>
+        <w:rPr>
+          <w:lang w:val="en_US" w:bidi="en_US"/>
+        </w:rPr>
+        <w:t xml:space="preserve"> fit with God's character. How could a holy and just God punish Judah using a people more unrighteous than they were?</w:t>
+      </w:r>
+      <w:r>
+        <w:rPr>
+          <w:lang w:val="en_US" w:bidi="en_US"/>
+        </w:rPr>
+      </w:r>
+      <w:r>
+        <w:rPr>
+          <w:lang w:val="en_US" w:bidi="en_US"/>
+        </w:rPr>
+      </w:r>
+    </w:p>
+    <w:p>
+      <w:pPr/>
+      <w:r>
+        <w:rPr>
+          <w:lang w:val="en_US" w:bidi="en_US"/>
+        </w:rPr>
+      </w:r>
+    </w:p>
+    <w:p>
+      <w:pPr>
+        <w:pStyle w:val="Heading2"/>
+      </w:pPr>
+      <w:r>
+        <w:rPr>
+          <w:lang w:val="en_US" w:bidi="en_US"/>
+        </w:rPr>
+        <w:t>Habakkuk 1:14–15</w:t>
+      </w:r>
+      <w:r>
+        <w:rPr>
+          <w:lang w:val="en_US" w:bidi="en_US"/>
+        </w:rPr>
+      </w:r>
+    </w:p>
+    <w:p>
+      <w:pPr/>
+      <w:r>
+        <w:rPr>
+          <w:lang w:val="en_US" w:bidi="en_US"/>
+        </w:rPr>
+      </w:r>
+      <w:r>
+        <w:rPr>
+          <w:i/>
+          <w:lang w:val="en_US" w:bidi="en_US"/>
+        </w:rPr>
+        <w:t>fish … hook … dragnet</w:t>
+      </w:r>
+      <w:r>
+        <w:rPr>
+          <w:lang w:val="en_US" w:bidi="en_US"/>
+        </w:rPr>
+        <w:t>: Habakkuk describes the Babylonians as fishermen who pull conquered peoples in like fish, showing how easily they captured their enemies.</w:t>
+      </w:r>
+      <w:r>
+        <w:rPr>
+          <w:lang w:val="en_US" w:bidi="en_US"/>
+        </w:rPr>
+      </w:r>
+      <w:r>
+        <w:rPr>
+          <w:lang w:val="en_US" w:bidi="en_US"/>
+        </w:rPr>
+      </w:r>
+    </w:p>
+    <w:p>
+      <w:pPr/>
+      <w:r>
+        <w:rPr>
+          <w:lang w:val="en_US" w:bidi="en_US"/>
+        </w:rPr>
+      </w:r>
+    </w:p>
+    <w:p>
+      <w:pPr>
+        <w:pStyle w:val="Heading2"/>
+      </w:pPr>
+      <w:r>
+        <w:rPr>
+          <w:lang w:val="en_US" w:bidi="en_US"/>
+        </w:rPr>
+        <w:t>Habakkuk 1:16</w:t>
+      </w:r>
+      <w:r>
+        <w:rPr>
+          <w:lang w:val="en_US" w:bidi="en_US"/>
+        </w:rPr>
+      </w:r>
+    </w:p>
+    <w:p>
+      <w:pPr/>
+      <w:r>
+        <w:rPr>
+          <w:lang w:val="en_US" w:bidi="en_US"/>
+        </w:rPr>
+      </w:r>
+      <w:r>
+        <w:rPr>
+          <w:lang w:val="en_US" w:bidi="en_US"/>
+        </w:rPr>
+        <w:t xml:space="preserve">See </w:t>
+      </w:r>
+      <w:r>
+        <w:rPr>
+          <w:lang w:val="en_US" w:bidi="en_US"/>
+        </w:rPr>
+        <w:t>study note on Habakkuk 1:11</w:t>
+      </w:r>
+      <w:r>
+        <w:rPr>
+          <w:lang w:val="en_US" w:bidi="en_US"/>
+        </w:rPr>
+        <w:t xml:space="preserve">; compare </w:t>
+      </w:r>
+      <w:hyperlink r:id="rId37">
+        <w:r>
+          <w:rPr>
+            <w:lang w:val="en_US" w:bidi="en_US"/>
+          </w:rPr>
+          <w:rPr>
+            <w:color w:val="0000EE"/>
+            <w:u w:val="single"/>
+          </w:rPr>
+          <w:t>1 John 5:21</w:t>
+        </w:r>
+      </w:hyperlink>
+      <w:r>
+        <w:rPr>
+          <w:lang w:val="en_US" w:bidi="en_US"/>
+        </w:rPr>
+        <w:t>.</w:t>
+      </w:r>
+      <w:r>
+        <w:rPr>
+          <w:lang w:val="en_US" w:bidi="en_US"/>
+        </w:rPr>
+      </w:r>
+      <w:r>
+        <w:rPr>
+          <w:lang w:val="en_US" w:bidi="en_US"/>
+        </w:rPr>
+      </w:r>
+    </w:p>
+    <w:p>
+      <w:pPr/>
+      <w:r>
+        <w:rPr>
+          <w:lang w:val="en_US" w:bidi="en_US"/>
+        </w:rPr>
+      </w:r>
+    </w:p>
+    <w:p>
+      <w:pPr>
+        <w:pStyle w:val="Heading2"/>
+      </w:pPr>
+      <w:r>
+        <w:rPr>
+          <w:lang w:val="en_US" w:bidi="en_US"/>
+        </w:rPr>
+        <w:t>Habakkuk 2:1</w:t>
+      </w:r>
+      <w:r>
+        <w:rPr>
+          <w:lang w:val="en_US" w:bidi="en_US"/>
+        </w:rPr>
+      </w:r>
+    </w:p>
+    <w:p>
+      <w:pPr/>
+      <w:r>
+        <w:rPr>
+          <w:lang w:val="en_US" w:bidi="en_US"/>
+        </w:rPr>
+      </w:r>
+      <w:r>
+        <w:rPr>
+          <w:i/>
+          <w:lang w:val="en_US" w:bidi="en_US"/>
+        </w:rPr>
+        <w:t>I will stand at my guard post</w:t>
+      </w:r>
+      <w:r>
+        <w:rPr>
+          <w:lang w:val="en_US" w:bidi="en_US"/>
+        </w:rPr>
+        <w:t xml:space="preserve">: Like a sentinel on duty (a guard who watches for danger), Habakkuk waited with care and expectation to see how the Lord would answer his complaint. He was ready to listen, even if the Lord corrected him (see also </w:t>
+      </w:r>
+      <w:hyperlink r:id="rId38">
+        <w:r>
+          <w:rPr>
+            <w:lang w:val="en_US" w:bidi="en_US"/>
+          </w:rPr>
+          <w:rPr>
+            <w:color w:val="0000EE"/>
+            <w:u w:val="single"/>
+          </w:rPr>
+          <w:t>2 Samuel 18:24–28</w:t>
+        </w:r>
+      </w:hyperlink>
+      <w:r>
+        <w:rPr>
+          <w:lang w:val="en_US" w:bidi="en_US"/>
+        </w:rPr>
+        <w:t xml:space="preserve">; </w:t>
+      </w:r>
+      <w:hyperlink r:id="rId39">
+        <w:r>
+          <w:rPr>
+            <w:lang w:val="en_US" w:bidi="en_US"/>
+          </w:rPr>
+          <w:rPr>
+            <w:color w:val="0000EE"/>
+            <w:u w:val="single"/>
+          </w:rPr>
+          <w:t>2 Kings 9:17–20</w:t>
+        </w:r>
+      </w:hyperlink>
+      <w:r>
+        <w:rPr>
+          <w:lang w:val="en_US" w:bidi="en_US"/>
+        </w:rPr>
+        <w:t xml:space="preserve">; </w:t>
+      </w:r>
+      <w:hyperlink r:id="rId40">
+        <w:r>
+          <w:rPr>
+            <w:lang w:val="en_US" w:bidi="en_US"/>
+          </w:rPr>
+          <w:rPr>
+            <w:color w:val="0000EE"/>
+            <w:u w:val="single"/>
+          </w:rPr>
+          <w:t>Ezekiel 33:2–6</w:t>
         </w:r>
       </w:hyperlink>
       <w:r>
@@ -1114,7 +1783,7 @@
         <w:rPr>
           <w:lang w:val="en_US" w:bidi="en_US"/>
         </w:rPr>
-        <w:t>Habakkuk 1:10</w:t>
+        <w:t>Habakkuk 2:2</w:t>
       </w:r>
       <w:r>
         <w:rPr>
@@ -1133,18 +1802,283 @@
         <w:rPr>
           <w:lang w:val="en_US" w:bidi="en_US"/>
         </w:rPr>
-        <w:t xml:space="preserve">The ancient battle tactic of building ramps of earth against the walls of cities under attack is widely attested in the ancient Near East (e.g., </w:t>
-      </w:r>
-      <w:hyperlink r:id="rId29">
-        <w:r>
-          <w:rPr>
-            <w:lang w:val="en_US" w:bidi="en_US"/>
-          </w:rPr>
-          <w:rPr>
-            <w:color w:val="0000EE"/>
-            <w:u w:val="single"/>
-          </w:rPr>
-          <w:t>2 Kgs 19:32</w:t>
+        <w:t xml:space="preserve">God tells the prophet to write </w:t>
+      </w:r>
+      <w:r>
+        <w:rPr>
+          <w:i/>
+          <w:lang w:val="en_US" w:bidi="en_US"/>
+        </w:rPr>
+        <w:t>the</w:t>
+      </w:r>
+      <w:r>
+        <w:rPr>
+          <w:lang w:val="en_US" w:bidi="en_US"/>
+        </w:rPr>
+        <w:t xml:space="preserve"> </w:t>
+      </w:r>
+      <w:r>
+        <w:rPr>
+          <w:i/>
+          <w:lang w:val="en_US" w:bidi="en_US"/>
+        </w:rPr>
+        <w:t>vision</w:t>
+      </w:r>
+      <w:r>
+        <w:rPr>
+          <w:lang w:val="en_US" w:bidi="en_US"/>
+        </w:rPr>
+        <w:t xml:space="preserve"> clearly so people can understand, keep, and share it with others.</w:t>
+      </w:r>
+      <w:r>
+        <w:rPr>
+          <w:lang w:val="en_US" w:bidi="en_US"/>
+        </w:rPr>
+      </w:r>
+      <w:r>
+        <w:rPr>
+          <w:lang w:val="en_US" w:bidi="en_US"/>
+        </w:rPr>
+      </w:r>
+    </w:p>
+    <w:p>
+      <w:pPr/>
+      <w:r>
+        <w:rPr>
+          <w:lang w:val="en_US" w:bidi="en_US"/>
+        </w:rPr>
+      </w:r>
+    </w:p>
+    <w:p>
+      <w:pPr>
+        <w:pStyle w:val="Heading2"/>
+      </w:pPr>
+      <w:r>
+        <w:rPr>
+          <w:lang w:val="en_US" w:bidi="en_US"/>
+        </w:rPr>
+        <w:t>Habakkuk 2:2–5</w:t>
+      </w:r>
+      <w:r>
+        <w:rPr>
+          <w:lang w:val="en_US" w:bidi="en_US"/>
+        </w:rPr>
+      </w:r>
+    </w:p>
+    <w:p>
+      <w:pPr/>
+      <w:r>
+        <w:rPr>
+          <w:lang w:val="en_US" w:bidi="en_US"/>
+        </w:rPr>
+      </w:r>
+      <w:r>
+        <w:rPr>
+          <w:lang w:val="en_US" w:bidi="en_US"/>
+        </w:rPr>
+        <w:t>Habakkuk's mission was to tell people that God's justice may seem slow, but it will definitely come.</w:t>
+      </w:r>
+      <w:r>
+        <w:rPr>
+          <w:lang w:val="en_US" w:bidi="en_US"/>
+        </w:rPr>
+      </w:r>
+      <w:r>
+        <w:rPr>
+          <w:lang w:val="en_US" w:bidi="en_US"/>
+        </w:rPr>
+      </w:r>
+    </w:p>
+    <w:p>
+      <w:pPr/>
+      <w:r>
+        <w:rPr>
+          <w:lang w:val="en_US" w:bidi="en_US"/>
+        </w:rPr>
+      </w:r>
+    </w:p>
+    <w:p>
+      <w:pPr>
+        <w:pStyle w:val="Heading2"/>
+      </w:pPr>
+      <w:r>
+        <w:rPr>
+          <w:lang w:val="en_US" w:bidi="en_US"/>
+        </w:rPr>
+        <w:t>Habakkuk 2:2–20</w:t>
+      </w:r>
+      <w:r>
+        <w:rPr>
+          <w:lang w:val="en_US" w:bidi="en_US"/>
+        </w:rPr>
+      </w:r>
+    </w:p>
+    <w:p>
+      <w:pPr/>
+      <w:r>
+        <w:rPr>
+          <w:lang w:val="en_US" w:bidi="en_US"/>
+        </w:rPr>
+      </w:r>
+      <w:r>
+        <w:rPr>
+          <w:lang w:val="en_US" w:bidi="en_US"/>
+        </w:rPr>
+        <w:t>God answers Habakkuk's second complaint (</w:t>
+      </w:r>
+      <w:hyperlink r:id="rId41">
+        <w:r>
+          <w:rPr>
+            <w:lang w:val="en_US" w:bidi="en_US"/>
+          </w:rPr>
+          <w:rPr>
+            <w:color w:val="0000EE"/>
+            <w:u w:val="single"/>
+          </w:rPr>
+          <w:t>Habakkuk 1:12–2:1</w:t>
+        </w:r>
+      </w:hyperlink>
+      <w:r>
+        <w:rPr>
+          <w:lang w:val="en_US" w:bidi="en_US"/>
+        </w:rPr>
+        <w:t>) but does not explain why he chose the Babylonians. Instead, he assures Habakkuk that he will punish all violence and injustice.</w:t>
+      </w:r>
+      <w:r>
+        <w:rPr>
+          <w:lang w:val="en_US" w:bidi="en_US"/>
+        </w:rPr>
+      </w:r>
+      <w:r>
+        <w:rPr>
+          <w:lang w:val="en_US" w:bidi="en_US"/>
+        </w:rPr>
+      </w:r>
+    </w:p>
+    <w:p>
+      <w:pPr/>
+      <w:r>
+        <w:rPr>
+          <w:lang w:val="en_US" w:bidi="en_US"/>
+        </w:rPr>
+      </w:r>
+    </w:p>
+    <w:p>
+      <w:pPr>
+        <w:pStyle w:val="Heading2"/>
+      </w:pPr>
+      <w:r>
+        <w:rPr>
+          <w:lang w:val="en_US" w:bidi="en_US"/>
+        </w:rPr>
+        <w:t>Habakkuk 2:3</w:t>
+      </w:r>
+      <w:r>
+        <w:rPr>
+          <w:lang w:val="en_US" w:bidi="en_US"/>
+        </w:rPr>
+      </w:r>
+    </w:p>
+    <w:p>
+      <w:pPr/>
+      <w:r>
+        <w:rPr>
+          <w:lang w:val="en_US" w:bidi="en_US"/>
+        </w:rPr>
+      </w:r>
+      <w:r>
+        <w:rPr>
+          <w:i/>
+          <w:lang w:val="en_US" w:bidi="en_US"/>
+        </w:rPr>
+        <w:t>it will surely come</w:t>
+      </w:r>
+      <w:r>
+        <w:rPr>
+          <w:lang w:val="en_US" w:bidi="en_US"/>
+        </w:rPr>
+        <w:t xml:space="preserve">: At a future time known only to the Lord, he will step into earth's history and bring it to a proper end. He will support the righteous and judge the wicked. God's people must wait patiently, knowing that the divine plan is on schedule (see </w:t>
+      </w:r>
+      <w:hyperlink r:id="rId42">
+        <w:r>
+          <w:rPr>
+            <w:lang w:val="en_US" w:bidi="en_US"/>
+          </w:rPr>
+          <w:rPr>
+            <w:color w:val="0000EE"/>
+            <w:u w:val="single"/>
+          </w:rPr>
+          <w:t>Hebrews 10:35–38</w:t>
+        </w:r>
+      </w:hyperlink>
+      <w:r>
+        <w:rPr>
+          <w:lang w:val="en_US" w:bidi="en_US"/>
+        </w:rPr>
+        <w:t>).</w:t>
+      </w:r>
+      <w:r>
+        <w:rPr>
+          <w:lang w:val="en_US" w:bidi="en_US"/>
+        </w:rPr>
+      </w:r>
+      <w:r>
+        <w:rPr>
+          <w:lang w:val="en_US" w:bidi="en_US"/>
+        </w:rPr>
+      </w:r>
+    </w:p>
+    <w:p>
+      <w:pPr/>
+      <w:r>
+        <w:rPr>
+          <w:lang w:val="en_US" w:bidi="en_US"/>
+        </w:rPr>
+      </w:r>
+    </w:p>
+    <w:p>
+      <w:pPr>
+        <w:pStyle w:val="Heading2"/>
+      </w:pPr>
+      <w:r>
+        <w:rPr>
+          <w:lang w:val="en_US" w:bidi="en_US"/>
+        </w:rPr>
+        <w:t>Habakkuk 2:4</w:t>
+      </w:r>
+      <w:r>
+        <w:rPr>
+          <w:lang w:val="en_US" w:bidi="en_US"/>
+        </w:rPr>
+      </w:r>
+    </w:p>
+    <w:p>
+      <w:pPr>
+        <w:pStyle w:val="ListBullet"/>
+        <w:spacing w:line="240" w:lineRule="auto"/>
+        <w:ind w:left="720"/>
+      </w:pPr>
+      <w:r>
+        <w:rPr>
+          <w:lang w:val="en_US" w:bidi="en_US"/>
+        </w:rPr>
+      </w:r>
+      <w:r>
+        <w:rPr>
+          <w:lang w:val="en_US" w:bidi="en_US"/>
+        </w:rPr>
+        <w:t>God knows when proud people live only for themselves. Their dishonest lives show that they are not righteous. They refuse God’s instruction and choose what seems right to them (</w:t>
+      </w:r>
+      <w:hyperlink r:id="rId43">
+        <w:r>
+          <w:rPr>
+            <w:lang w:val="en_US" w:bidi="en_US"/>
+          </w:rPr>
+          <w:rPr>
+            <w:color w:val="0000EE"/>
+            <w:u w:val="single"/>
+          </w:rPr>
+          <w:t>Proverbs 12:15</w:t>
         </w:r>
       </w:hyperlink>
       <w:r>
@@ -1153,16 +2087,301 @@
         </w:rPr>
         <w:t xml:space="preserve">; </w:t>
       </w:r>
-      <w:hyperlink r:id="rId30">
-        <w:r>
-          <w:rPr>
-            <w:lang w:val="en_US" w:bidi="en_US"/>
-          </w:rPr>
-          <w:rPr>
-            <w:color w:val="0000EE"/>
-            <w:u w:val="single"/>
-          </w:rPr>
-          <w:t>Nah 2:1</w:t>
+      <w:hyperlink r:id="rId44">
+        <w:r>
+          <w:rPr>
+            <w:lang w:val="en_US" w:bidi="en_US"/>
+          </w:rPr>
+          <w:rPr>
+            <w:color w:val="0000EE"/>
+            <w:u w:val="single"/>
+          </w:rPr>
+          <w:t>21:8</w:t>
+        </w:r>
+      </w:hyperlink>
+      <w:r>
+        <w:rPr>
+          <w:lang w:val="en_US" w:bidi="en_US"/>
+        </w:rPr>
+        <w:t xml:space="preserve">, </w:t>
+      </w:r>
+      <w:hyperlink r:id="rId45">
+        <w:r>
+          <w:rPr>
+            <w:lang w:val="en_US" w:bidi="en_US"/>
+          </w:rPr>
+          <w:rPr>
+            <w:color w:val="0000EE"/>
+            <w:u w:val="single"/>
+          </w:rPr>
+          <w:t>29</w:t>
+        </w:r>
+      </w:hyperlink>
+      <w:r>
+        <w:rPr>
+          <w:lang w:val="en_US" w:bidi="en_US"/>
+        </w:rPr>
+        <w:t xml:space="preserve">; </w:t>
+      </w:r>
+      <w:hyperlink r:id="rId46">
+        <w:r>
+          <w:rPr>
+            <w:lang w:val="en_US" w:bidi="en_US"/>
+          </w:rPr>
+          <w:rPr>
+            <w:color w:val="0000EE"/>
+            <w:u w:val="single"/>
+          </w:rPr>
+          <w:t>29:27</w:t>
+        </w:r>
+      </w:hyperlink>
+      <w:r>
+        <w:rPr>
+          <w:lang w:val="en_US" w:bidi="en_US"/>
+        </w:rPr>
+        <w:t>). In contrast, the righteous stand in the right relationship with God. They accept God’s righteous standards and live them out in their daily lives.</w:t>
+      </w:r>
+    </w:p>
+    <w:p>
+      <w:pPr>
+        <w:pStyle w:val="ListBullet"/>
+        <w:spacing w:line="240" w:lineRule="auto"/>
+        <w:ind w:left="720"/>
+      </w:pPr>
+      <w:r>
+        <w:rPr>
+          <w:lang w:val="en_US" w:bidi="en_US"/>
+        </w:rPr>
+      </w:r>
+      <w:r>
+        <w:rPr>
+          <w:i/>
+          <w:lang w:val="en_US" w:bidi="en_US"/>
+        </w:rPr>
+        <w:t>faith</w:t>
+      </w:r>
+      <w:r>
+        <w:rPr>
+          <w:lang w:val="en_US" w:bidi="en_US"/>
+        </w:rPr>
+        <w:t xml:space="preserve">: Hebrew </w:t>
+      </w:r>
+      <w:r>
+        <w:rPr>
+          <w:i/>
+          <w:lang w:val="en_US" w:bidi="en_US"/>
+        </w:rPr>
+        <w:t>’emunah</w:t>
+      </w:r>
+      <w:r>
+        <w:rPr>
+          <w:lang w:val="en_US" w:bidi="en_US"/>
+        </w:rPr>
+        <w:t xml:space="preserve">. This word translates the Hebrew </w:t>
+      </w:r>
+      <w:r>
+        <w:rPr>
+          <w:i/>
+          <w:lang w:val="en_US" w:bidi="en_US"/>
+        </w:rPr>
+        <w:t>’emunah</w:t>
+      </w:r>
+      <w:r>
+        <w:rPr>
+          <w:lang w:val="en_US" w:bidi="en_US"/>
+        </w:rPr>
+        <w:t xml:space="preserve"> ("steadfastness, trust"). In Genesis, the same Hebrew root (</w:t>
+      </w:r>
+      <w:r>
+        <w:rPr>
+          <w:i/>
+          <w:lang w:val="en_US" w:bidi="en_US"/>
+        </w:rPr>
+        <w:t>’mn</w:t>
+      </w:r>
+      <w:r>
+        <w:rPr>
+          <w:lang w:val="en_US" w:bidi="en_US"/>
+        </w:rPr>
+        <w:t>) describes Abram’s trust in God (</w:t>
+      </w:r>
+      <w:hyperlink r:id="rId47">
+        <w:r>
+          <w:rPr>
+            <w:lang w:val="en_US" w:bidi="en_US"/>
+          </w:rPr>
+          <w:rPr>
+            <w:color w:val="0000EE"/>
+            <w:u w:val="single"/>
+          </w:rPr>
+          <w:t>Genesis 15:6</w:t>
+        </w:r>
+      </w:hyperlink>
+      <w:r>
+        <w:rPr>
+          <w:lang w:val="en_US" w:bidi="en_US"/>
+        </w:rPr>
+        <w:t xml:space="preserve">). God transforms how people think and choose when they trust him so they can follow God’s holy standards faithfully. See also </w:t>
+      </w:r>
+      <w:hyperlink r:id="rId48">
+        <w:r>
+          <w:rPr>
+            <w:lang w:val="en_US" w:bidi="en_US"/>
+          </w:rPr>
+          <w:rPr>
+            <w:color w:val="0000EE"/>
+            <w:u w:val="single"/>
+          </w:rPr>
+          <w:t>Romans 1:16–17</w:t>
+        </w:r>
+      </w:hyperlink>
+      <w:r>
+        <w:rPr>
+          <w:lang w:val="en_US" w:bidi="en_US"/>
+        </w:rPr>
+        <w:t xml:space="preserve">; </w:t>
+      </w:r>
+      <w:hyperlink r:id="rId49">
+        <w:r>
+          <w:rPr>
+            <w:lang w:val="en_US" w:bidi="en_US"/>
+          </w:rPr>
+          <w:rPr>
+            <w:color w:val="0000EE"/>
+            <w:u w:val="single"/>
+          </w:rPr>
+          <w:t>Galatians 3:11</w:t>
+        </w:r>
+      </w:hyperlink>
+      <w:r>
+        <w:rPr>
+          <w:lang w:val="en_US" w:bidi="en_US"/>
+        </w:rPr>
+        <w:t xml:space="preserve">; </w:t>
+      </w:r>
+      <w:hyperlink r:id="rId50">
+        <w:r>
+          <w:rPr>
+            <w:lang w:val="en_US" w:bidi="en_US"/>
+          </w:rPr>
+          <w:rPr>
+            <w:color w:val="0000EE"/>
+            <w:u w:val="single"/>
+          </w:rPr>
+          <w:t>Hebrews 10:37–39</w:t>
+        </w:r>
+      </w:hyperlink>
+      <w:r>
+        <w:rPr>
+          <w:lang w:val="en_US" w:bidi="en_US"/>
+        </w:rPr>
+        <w:t>.</w:t>
+      </w:r>
+      <w:r>
+        <w:rPr>
+          <w:lang w:val="en_US" w:bidi="en_US"/>
+        </w:rPr>
+      </w:r>
+      <w:r>
+        <w:rPr>
+          <w:lang w:val="en_US" w:bidi="en_US"/>
+        </w:rPr>
+      </w:r>
+    </w:p>
+    <w:p>
+      <w:pPr/>
+      <w:r>
+        <w:rPr>
+          <w:lang w:val="en_US" w:bidi="en_US"/>
+        </w:rPr>
+      </w:r>
+    </w:p>
+    <w:p>
+      <w:pPr>
+        <w:pStyle w:val="Heading2"/>
+      </w:pPr>
+      <w:r>
+        <w:rPr>
+          <w:lang w:val="en_US" w:bidi="en_US"/>
+        </w:rPr>
+        <w:t>Habakkuk 2:6–8</w:t>
+      </w:r>
+      <w:r>
+        <w:rPr>
+          <w:lang w:val="en_US" w:bidi="en_US"/>
+        </w:rPr>
+      </w:r>
+    </w:p>
+    <w:p>
+      <w:pPr>
+        <w:pStyle w:val="ListBullet"/>
+        <w:spacing w:line="240" w:lineRule="auto"/>
+        <w:ind w:left="720"/>
+      </w:pPr>
+      <w:r>
+        <w:rPr>
+          <w:lang w:val="en_US" w:bidi="en_US"/>
+        </w:rPr>
+      </w:r>
+      <w:r>
+        <w:rPr>
+          <w:lang w:val="en_US" w:bidi="en_US"/>
+        </w:rPr>
+        <w:t xml:space="preserve">In the first of Habakkuk’s taunt songs, he condemns the Babylonians for plundering other nations. </w:t>
+      </w:r>
+    </w:p>
+    <w:p>
+      <w:pPr>
+        <w:pStyle w:val="ListBullet"/>
+        <w:spacing w:line="240" w:lineRule="auto"/>
+        <w:ind w:left="720"/>
+      </w:pPr>
+      <w:r>
+        <w:rPr>
+          <w:lang w:val="en_US" w:bidi="en_US"/>
+        </w:rPr>
+      </w:r>
+      <w:r>
+        <w:rPr>
+          <w:i/>
+          <w:lang w:val="en_US" w:bidi="en_US"/>
+        </w:rPr>
+        <w:t>him who amasses what is not his and makes himself rich with many loans</w:t>
+      </w:r>
+      <w:r>
+        <w:rPr>
+          <w:lang w:val="en_US" w:bidi="en_US"/>
+        </w:rPr>
+        <w:t>: The image compares the Babylonians to creditors (people who lend money) who demand harsh repayment. Their oppression causes those they exploit to rise up against them. Greed can damage the spiritual life of both individuals and nations (</w:t>
+      </w:r>
+      <w:hyperlink r:id="rId51">
+        <w:r>
+          <w:rPr>
+            <w:lang w:val="en_US" w:bidi="en_US"/>
+          </w:rPr>
+          <w:rPr>
+            <w:color w:val="0000EE"/>
+            <w:u w:val="single"/>
+          </w:rPr>
+          <w:t>Luke 12:15</w:t>
+        </w:r>
+      </w:hyperlink>
+      <w:r>
+        <w:rPr>
+          <w:lang w:val="en_US" w:bidi="en_US"/>
+        </w:rPr>
+        <w:t xml:space="preserve">; </w:t>
+      </w:r>
+      <w:hyperlink r:id="rId52">
+        <w:r>
+          <w:rPr>
+            <w:lang w:val="en_US" w:bidi="en_US"/>
+          </w:rPr>
+          <w:rPr>
+            <w:color w:val="0000EE"/>
+            <w:u w:val="single"/>
+          </w:rPr>
+          <w:t>Ephesians 5:3</w:t>
         </w:r>
       </w:hyperlink>
       <w:r>
@@ -1198,7 +2417,7 @@
         <w:rPr>
           <w:lang w:val="en_US" w:bidi="en_US"/>
         </w:rPr>
-        <w:t>Habakkuk 1:11</w:t>
+        <w:t>Habakkuk 2:6–20</w:t>
       </w:r>
       <w:r>
         <w:rPr>
@@ -1217,7 +2436,169 @@
         <w:rPr>
           <w:lang w:val="en_US" w:bidi="en_US"/>
         </w:rPr>
-        <w:t>their own strength is their god: The Babylonians worshiped many false gods. The arrogant confidence they placed on their military strength amounted to one more idol in the mix.</w:t>
+        <w:t>Five taunt songs describe God's future judgment on the Babylonians and others who act violently and unjustly (</w:t>
+      </w:r>
+      <w:hyperlink r:id="rId53">
+        <w:r>
+          <w:rPr>
+            <w:lang w:val="en_US" w:bidi="en_US"/>
+          </w:rPr>
+          <w:rPr>
+            <w:color w:val="0000EE"/>
+            <w:u w:val="single"/>
+          </w:rPr>
+          <w:t>Habakkuk 2:6–8</w:t>
+        </w:r>
+      </w:hyperlink>
+      <w:r>
+        <w:rPr>
+          <w:lang w:val="en_US" w:bidi="en_US"/>
+        </w:rPr>
+        <w:t xml:space="preserve">, </w:t>
+      </w:r>
+      <w:hyperlink r:id="rId54">
+        <w:r>
+          <w:rPr>
+            <w:lang w:val="en_US" w:bidi="en_US"/>
+          </w:rPr>
+          <w:rPr>
+            <w:color w:val="0000EE"/>
+            <w:u w:val="single"/>
+          </w:rPr>
+          <w:t>9–11</w:t>
+        </w:r>
+      </w:hyperlink>
+      <w:r>
+        <w:rPr>
+          <w:lang w:val="en_US" w:bidi="en_US"/>
+        </w:rPr>
+        <w:t xml:space="preserve">, </w:t>
+      </w:r>
+      <w:hyperlink r:id="rId55">
+        <w:r>
+          <w:rPr>
+            <w:lang w:val="en_US" w:bidi="en_US"/>
+          </w:rPr>
+          <w:rPr>
+            <w:color w:val="0000EE"/>
+            <w:u w:val="single"/>
+          </w:rPr>
+          <w:t>12–14</w:t>
+        </w:r>
+      </w:hyperlink>
+      <w:r>
+        <w:rPr>
+          <w:lang w:val="en_US" w:bidi="en_US"/>
+        </w:rPr>
+        <w:t xml:space="preserve">, </w:t>
+      </w:r>
+      <w:hyperlink r:id="rId56">
+        <w:r>
+          <w:rPr>
+            <w:lang w:val="en_US" w:bidi="en_US"/>
+          </w:rPr>
+          <w:rPr>
+            <w:color w:val="0000EE"/>
+            <w:u w:val="single"/>
+          </w:rPr>
+          <w:t>15–17</w:t>
+        </w:r>
+      </w:hyperlink>
+      <w:r>
+        <w:rPr>
+          <w:lang w:val="en_US" w:bidi="en_US"/>
+        </w:rPr>
+        <w:t xml:space="preserve">, </w:t>
+      </w:r>
+      <w:hyperlink r:id="rId57">
+        <w:r>
+          <w:rPr>
+            <w:lang w:val="en_US" w:bidi="en_US"/>
+          </w:rPr>
+          <w:rPr>
+            <w:color w:val="0000EE"/>
+            <w:u w:val="single"/>
+          </w:rPr>
+          <w:t>18–20</w:t>
+        </w:r>
+      </w:hyperlink>
+      <w:r>
+        <w:rPr>
+          <w:lang w:val="en_US" w:bidi="en_US"/>
+        </w:rPr>
+        <w:t xml:space="preserve">). God lets them bring about their own destruction. Those who suffer will repeat these taunts when the wicked face judgment (see </w:t>
+      </w:r>
+      <w:hyperlink r:id="rId58">
+        <w:r>
+          <w:rPr>
+            <w:lang w:val="en_US" w:bidi="en_US"/>
+          </w:rPr>
+          <w:rPr>
+            <w:color w:val="0000EE"/>
+            <w:u w:val="single"/>
+          </w:rPr>
+          <w:t>Habakkuk 1:14–17</w:t>
+        </w:r>
+      </w:hyperlink>
+      <w:r>
+        <w:rPr>
+          <w:lang w:val="en_US" w:bidi="en_US"/>
+        </w:rPr>
+        <w:t xml:space="preserve">). Each taunt includes: </w:t>
+      </w:r>
+    </w:p>
+    <w:p>
+      <w:pPr>
+        <w:pStyle w:val="ListBullet"/>
+        <w:spacing w:line="240" w:lineRule="auto"/>
+        <w:ind w:left="720"/>
+      </w:pPr>
+      <w:r>
+        <w:rPr>
+          <w:lang w:val="en_US" w:bidi="en_US"/>
+        </w:rPr>
+      </w:r>
+      <w:r>
+        <w:rPr>
+          <w:lang w:val="en_US" w:bidi="en_US"/>
+        </w:rPr>
+        <w:t>a statement of sorrow,</w:t>
+      </w:r>
+    </w:p>
+    <w:p>
+      <w:pPr>
+        <w:pStyle w:val="ListBullet"/>
+        <w:spacing w:line="240" w:lineRule="auto"/>
+        <w:ind w:left="720"/>
+      </w:pPr>
+      <w:r>
+        <w:rPr>
+          <w:lang w:val="en_US" w:bidi="en_US"/>
+        </w:rPr>
+      </w:r>
+      <w:r>
+        <w:rPr>
+          <w:lang w:val="en_US" w:bidi="en_US"/>
+        </w:rPr>
+        <w:t>a judgment, and</w:t>
+      </w:r>
+    </w:p>
+    <w:p>
+      <w:pPr>
+        <w:pStyle w:val="ListBullet"/>
+        <w:spacing w:line="240" w:lineRule="auto"/>
+        <w:ind w:left="720"/>
+      </w:pPr>
+      <w:r>
+        <w:rPr>
+          <w:lang w:val="en_US" w:bidi="en_US"/>
+        </w:rPr>
+      </w:r>
+      <w:r>
+        <w:rPr>
+          <w:lang w:val="en_US" w:bidi="en_US"/>
+        </w:rPr>
+        <w:t>the reason for God's judgment.</w:t>
       </w:r>
       <w:r>
         <w:rPr>
@@ -1246,7 +2627,7 @@
         <w:rPr>
           <w:lang w:val="en_US" w:bidi="en_US"/>
         </w:rPr>
-        <w:t>Habakkuk 1:12</w:t>
+        <w:t>Habakkuk 2:9–11</w:t>
       </w:r>
       <w:r>
         <w:rPr>
@@ -1265,49 +2646,263 @@
         <w:rPr>
           <w:lang w:val="en_US" w:bidi="en_US"/>
         </w:rPr>
-        <w:t>Despite his perplexity, Habakkuk did not renounce God. With the words my God, my Holy One</w:t>
+        <w:t>In the second taunt song, the Babylonians face condemnation for their dishonest actions. They used deceit to gain resources for building large houses, which cost them their lives.</w:t>
+      </w:r>
+      <w:r>
+        <w:rPr>
+          <w:lang w:val="en_US" w:bidi="en_US"/>
+        </w:rPr>
+      </w:r>
+      <w:r>
+        <w:rPr>
+          <w:lang w:val="en_US" w:bidi="en_US"/>
+        </w:rPr>
+      </w:r>
+    </w:p>
+    <w:p>
+      <w:pPr/>
+      <w:r>
+        <w:rPr>
+          <w:lang w:val="en_US" w:bidi="en_US"/>
+        </w:rPr>
+      </w:r>
+    </w:p>
+    <w:p>
+      <w:pPr>
+        <w:pStyle w:val="Heading2"/>
+      </w:pPr>
+      <w:r>
+        <w:rPr>
+          <w:lang w:val="en_US" w:bidi="en_US"/>
+        </w:rPr>
+        <w:t>Habakkuk 2:12–14</w:t>
+      </w:r>
+      <w:r>
+        <w:rPr>
+          <w:lang w:val="en_US" w:bidi="en_US"/>
+        </w:rPr>
+      </w:r>
+    </w:p>
+    <w:p>
+      <w:pPr>
+        <w:pStyle w:val="ListBullet"/>
+        <w:spacing w:line="240" w:lineRule="auto"/>
+        <w:ind w:left="720"/>
+      </w:pPr>
+      <w:r>
+        <w:rPr>
+          <w:lang w:val="en_US" w:bidi="en_US"/>
+        </w:rPr>
+      </w:r>
+      <w:r>
+        <w:rPr>
+          <w:lang w:val="en_US" w:bidi="en_US"/>
+        </w:rPr>
+        <w:t xml:space="preserve">In the third taunt song, the Babylonians face condemnation for their murder and corruption, which they used to gain wealth and build their cities. God will turn their apparent gain into a total loss. </w:t>
+      </w:r>
+    </w:p>
+    <w:p>
+      <w:pPr>
+        <w:pStyle w:val="ListBullet"/>
+        <w:spacing w:line="240" w:lineRule="auto"/>
+        <w:ind w:left="720"/>
+      </w:pPr>
+      <w:r>
+        <w:rPr>
+          <w:lang w:val="en_US" w:bidi="en_US"/>
+        </w:rPr>
       </w:r>
       <w:r>
         <w:rPr>
           <w:i/>
           <w:lang w:val="en_US" w:bidi="en_US"/>
         </w:rPr>
-        <w:t>,</w:t>
-      </w:r>
-      <w:r>
-        <w:rPr>
-          <w:lang w:val="en_US" w:bidi="en_US"/>
-        </w:rPr>
-        <w:t xml:space="preserve"> he reaffirmed his commitment to the Lord before asking serious questions about what God had revealed to him. • In light of God’s character and covenant relationship with Israel, Habakkuk was certain that God would not wipe his people out. • to correct us: Cp. </w:t>
-      </w:r>
-      <w:hyperlink r:id="rId31">
-        <w:r>
-          <w:rPr>
-            <w:lang w:val="en_US" w:bidi="en_US"/>
-          </w:rPr>
-          <w:rPr>
-            <w:color w:val="0000EE"/>
-            <w:u w:val="single"/>
-          </w:rPr>
-          <w:t>Heb 12:5–11</w:t>
-        </w:r>
-      </w:hyperlink>
-      <w:r>
-        <w:rPr>
-          <w:lang w:val="en_US" w:bidi="en_US"/>
-        </w:rPr>
-        <w:t xml:space="preserve">. • our Rock: A common image of God’s faithfulness and strength (see </w:t>
-      </w:r>
-      <w:hyperlink r:id="rId32">
-        <w:r>
-          <w:rPr>
-            <w:lang w:val="en_US" w:bidi="en_US"/>
-          </w:rPr>
-          <w:rPr>
-            <w:color w:val="0000EE"/>
-            <w:u w:val="single"/>
-          </w:rPr>
-          <w:t>Deut 32:15</w:t>
+        <w:t>Earth will be filled</w:t>
+      </w:r>
+      <w:r>
+        <w:rPr>
+          <w:lang w:val="en_US" w:bidi="en_US"/>
+        </w:rPr>
+        <w:t>: Unlike violence and stolen wealth, the awareness of the Lord's glory will spread as widely as water in the ocean (</w:t>
+      </w:r>
+      <w:hyperlink r:id="rId59">
+        <w:r>
+          <w:rPr>
+            <w:lang w:val="en_US" w:bidi="en_US"/>
+          </w:rPr>
+          <w:rPr>
+            <w:color w:val="0000EE"/>
+            <w:u w:val="single"/>
+          </w:rPr>
+          <w:t>Isaiah 11:9</w:t>
+        </w:r>
+      </w:hyperlink>
+      <w:r>
+        <w:rPr>
+          <w:lang w:val="en_US" w:bidi="en_US"/>
+        </w:rPr>
+        <w:t>).</w:t>
+      </w:r>
+      <w:r>
+        <w:rPr>
+          <w:lang w:val="en_US" w:bidi="en_US"/>
+        </w:rPr>
+      </w:r>
+      <w:r>
+        <w:rPr>
+          <w:lang w:val="en_US" w:bidi="en_US"/>
+        </w:rPr>
+      </w:r>
+    </w:p>
+    <w:p>
+      <w:pPr/>
+      <w:r>
+        <w:rPr>
+          <w:lang w:val="en_US" w:bidi="en_US"/>
+        </w:rPr>
+      </w:r>
+    </w:p>
+    <w:p>
+      <w:pPr>
+        <w:pStyle w:val="Heading2"/>
+      </w:pPr>
+      <w:r>
+        <w:rPr>
+          <w:lang w:val="en_US" w:bidi="en_US"/>
+        </w:rPr>
+        <w:t>Habakkuk 2:15–17</w:t>
+      </w:r>
+      <w:r>
+        <w:rPr>
+          <w:lang w:val="en_US" w:bidi="en_US"/>
+        </w:rPr>
+      </w:r>
+    </w:p>
+    <w:p>
+      <w:pPr/>
+      <w:r>
+        <w:rPr>
+          <w:lang w:val="en_US" w:bidi="en_US"/>
+        </w:rPr>
+      </w:r>
+      <w:r>
+        <w:rPr>
+          <w:lang w:val="en_US" w:bidi="en_US"/>
+        </w:rPr>
+        <w:t xml:space="preserve">In the fourth taunt song, the Babylonians face condemnation for their shameful acts against people, animals, and the environment. They are like a man who pretends to be friendly but, after getting his neighbors drunk, takes everything from them. However, the Babylonians will face disgrace after drinking from the cup of the Lord’s judgment (see </w:t>
+      </w:r>
+      <w:hyperlink r:id="rId60">
+        <w:r>
+          <w:rPr>
+            <w:lang w:val="en_US" w:bidi="en_US"/>
+          </w:rPr>
+          <w:rPr>
+            <w:color w:val="0000EE"/>
+            <w:u w:val="single"/>
+          </w:rPr>
+          <w:t>Jeremiah 25:15–17</w:t>
+        </w:r>
+      </w:hyperlink>
+      <w:r>
+        <w:rPr>
+          <w:lang w:val="en_US" w:bidi="en_US"/>
+        </w:rPr>
+        <w:t xml:space="preserve">; compare </w:t>
+      </w:r>
+      <w:hyperlink r:id="rId61">
+        <w:r>
+          <w:rPr>
+            <w:lang w:val="en_US" w:bidi="en_US"/>
+          </w:rPr>
+          <w:rPr>
+            <w:color w:val="0000EE"/>
+            <w:u w:val="single"/>
+          </w:rPr>
+          <w:t>John 18:11</w:t>
+        </w:r>
+      </w:hyperlink>
+      <w:r>
+        <w:rPr>
+          <w:lang w:val="en_US" w:bidi="en_US"/>
+        </w:rPr>
+        <w:t>).</w:t>
+      </w:r>
+      <w:r>
+        <w:rPr>
+          <w:lang w:val="en_US" w:bidi="en_US"/>
+        </w:rPr>
+      </w:r>
+      <w:r>
+        <w:rPr>
+          <w:lang w:val="en_US" w:bidi="en_US"/>
+        </w:rPr>
+      </w:r>
+    </w:p>
+    <w:p>
+      <w:pPr/>
+      <w:r>
+        <w:rPr>
+          <w:lang w:val="en_US" w:bidi="en_US"/>
+        </w:rPr>
+      </w:r>
+    </w:p>
+    <w:p>
+      <w:pPr>
+        <w:pStyle w:val="Heading2"/>
+      </w:pPr>
+      <w:r>
+        <w:rPr>
+          <w:lang w:val="en_US" w:bidi="en_US"/>
+        </w:rPr>
+        <w:t>Habakkuk 2:18–20</w:t>
+      </w:r>
+      <w:r>
+        <w:rPr>
+          <w:lang w:val="en_US" w:bidi="en_US"/>
+        </w:rPr>
+      </w:r>
+    </w:p>
+    <w:p>
+      <w:pPr/>
+      <w:r>
+        <w:rPr>
+          <w:lang w:val="en_US" w:bidi="en_US"/>
+        </w:rPr>
+      </w:r>
+      <w:r>
+        <w:rPr>
+          <w:lang w:val="en_US" w:bidi="en_US"/>
+        </w:rPr>
+        <w:t>In the fifth taunt song, the Babylonians face criticism for worshiping idols. Whether people carve or cast idols, they cannot save or teach their worshipers (</w:t>
+      </w:r>
+      <w:hyperlink r:id="rId62">
+        <w:r>
+          <w:rPr>
+            <w:lang w:val="en_US" w:bidi="en_US"/>
+          </w:rPr>
+          <w:rPr>
+            <w:color w:val="0000EE"/>
+            <w:u w:val="single"/>
+          </w:rPr>
+          <w:t>Isaiah 42:17</w:t>
+        </w:r>
+      </w:hyperlink>
+      <w:r>
+        <w:rPr>
+          <w:lang w:val="en_US" w:bidi="en_US"/>
+        </w:rPr>
+        <w:t>). Only the Lord truly deserves worship (</w:t>
+      </w:r>
+      <w:hyperlink r:id="rId63">
+        <w:r>
+          <w:rPr>
+            <w:lang w:val="en_US" w:bidi="en_US"/>
+          </w:rPr>
+          <w:rPr>
+            <w:color w:val="0000EE"/>
+            <w:u w:val="single"/>
+          </w:rPr>
+          <w:t>Habakkuk 2:20</w:t>
         </w:r>
       </w:hyperlink>
       <w:r>
@@ -1316,16 +2911,154 @@
         </w:rPr>
         <w:t xml:space="preserve">; </w:t>
       </w:r>
-      <w:hyperlink r:id="rId33">
-        <w:r>
-          <w:rPr>
-            <w:lang w:val="en_US" w:bidi="en_US"/>
-          </w:rPr>
-          <w:rPr>
-            <w:color w:val="0000EE"/>
-            <w:u w:val="single"/>
-          </w:rPr>
-          <w:t>1 Sam 2:2</w:t>
+      <w:hyperlink r:id="rId64">
+        <w:r>
+          <w:rPr>
+            <w:lang w:val="en_US" w:bidi="en_US"/>
+          </w:rPr>
+          <w:rPr>
+            <w:color w:val="0000EE"/>
+            <w:u w:val="single"/>
+          </w:rPr>
+          <w:t>Exodus 20:2–6</w:t>
+        </w:r>
+      </w:hyperlink>
+      <w:r>
+        <w:rPr>
+          <w:lang w:val="en_US" w:bidi="en_US"/>
+        </w:rPr>
+        <w:t xml:space="preserve">; compare </w:t>
+      </w:r>
+      <w:hyperlink r:id="rId65">
+        <w:r>
+          <w:rPr>
+            <w:lang w:val="en_US" w:bidi="en_US"/>
+          </w:rPr>
+          <w:rPr>
+            <w:color w:val="0000EE"/>
+            <w:u w:val="single"/>
+          </w:rPr>
+          <w:t>Ecclesiastes 5:1–2</w:t>
+        </w:r>
+      </w:hyperlink>
+      <w:r>
+        <w:rPr>
+          <w:lang w:val="en_US" w:bidi="en_US"/>
+        </w:rPr>
+        <w:t>).</w:t>
+      </w:r>
+      <w:r>
+        <w:rPr>
+          <w:lang w:val="en_US" w:bidi="en_US"/>
+        </w:rPr>
+      </w:r>
+      <w:r>
+        <w:rPr>
+          <w:lang w:val="en_US" w:bidi="en_US"/>
+        </w:rPr>
+      </w:r>
+    </w:p>
+    <w:p>
+      <w:pPr/>
+      <w:r>
+        <w:rPr>
+          <w:lang w:val="en_US" w:bidi="en_US"/>
+        </w:rPr>
+      </w:r>
+    </w:p>
+    <w:p>
+      <w:pPr>
+        <w:pStyle w:val="Heading2"/>
+      </w:pPr>
+      <w:r>
+        <w:rPr>
+          <w:lang w:val="en_US" w:bidi="en_US"/>
+        </w:rPr>
+        <w:t>Habakkuk 2:20</w:t>
+      </w:r>
+      <w:r>
+        <w:rPr>
+          <w:lang w:val="en_US" w:bidi="en_US"/>
+        </w:rPr>
+      </w:r>
+    </w:p>
+    <w:p>
+      <w:pPr/>
+      <w:r>
+        <w:rPr>
+          <w:lang w:val="en_US" w:bidi="en_US"/>
+        </w:rPr>
+      </w:r>
+      <w:r>
+        <w:rPr>
+          <w:lang w:val="en_US" w:bidi="en_US"/>
+        </w:rPr>
+        <w:t>The taunt songs end with a statement: The ruler of all nations is not a Babylonian idol but God who is holy (</w:t>
+      </w:r>
+      <w:hyperlink r:id="rId57">
+        <w:r>
+          <w:rPr>
+            <w:lang w:val="en_US" w:bidi="en_US"/>
+          </w:rPr>
+          <w:rPr>
+            <w:color w:val="0000EE"/>
+            <w:u w:val="single"/>
+          </w:rPr>
+          <w:t>Habakkuk 2:18–20</w:t>
+        </w:r>
+      </w:hyperlink>
+      <w:r>
+        <w:rPr>
+          <w:lang w:val="en_US" w:bidi="en_US"/>
+        </w:rPr>
+        <w:t>). Unlike the lifeless Babylonian idols, the living God resides in his holy temple. God's presence fills his heavenly sanctuary (</w:t>
+      </w:r>
+      <w:hyperlink r:id="rId66">
+        <w:r>
+          <w:rPr>
+            <w:lang w:val="en_US" w:bidi="en_US"/>
+          </w:rPr>
+          <w:rPr>
+            <w:color w:val="0000EE"/>
+            <w:u w:val="single"/>
+          </w:rPr>
+          <w:t>Isaiah 6:1–5</w:t>
+        </w:r>
+      </w:hyperlink>
+      <w:r>
+        <w:rPr>
+          <w:lang w:val="en_US" w:bidi="en_US"/>
+        </w:rPr>
+        <w:t>). During Habakkuk's time, God's presence filled the temple in Jerusalem (</w:t>
+      </w:r>
+      <w:hyperlink r:id="rId67">
+        <w:r>
+          <w:rPr>
+            <w:lang w:val="en_US" w:bidi="en_US"/>
+          </w:rPr>
+          <w:rPr>
+            <w:color w:val="0000EE"/>
+            <w:u w:val="single"/>
+          </w:rPr>
+          <w:t>1 Kings 8:10–11</w:t>
+        </w:r>
+      </w:hyperlink>
+      <w:r>
+        <w:rPr>
+          <w:lang w:val="en_US" w:bidi="en_US"/>
+        </w:rPr>
+        <w:t>). God controls all the earth and expects people to worship him in humble submission (</w:t>
+      </w:r>
+      <w:hyperlink r:id="rId68">
+        <w:r>
+          <w:rPr>
+            <w:lang w:val="en_US" w:bidi="en_US"/>
+          </w:rPr>
+          <w:rPr>
+            <w:color w:val="0000EE"/>
+            <w:u w:val="single"/>
+          </w:rPr>
+          <w:t>Psalm 63:1–4</w:t>
         </w:r>
       </w:hyperlink>
       <w:r>
@@ -1334,16 +3067,16 @@
         </w:rPr>
         <w:t xml:space="preserve">; </w:t>
       </w:r>
-      <w:hyperlink r:id="rId34">
-        <w:r>
-          <w:rPr>
-            <w:lang w:val="en_US" w:bidi="en_US"/>
-          </w:rPr>
-          <w:rPr>
-            <w:color w:val="0000EE"/>
-            <w:u w:val="single"/>
-          </w:rPr>
-          <w:t>Ps 18:2</w:t>
+      <w:hyperlink r:id="rId69">
+        <w:r>
+          <w:rPr>
+            <w:lang w:val="en_US" w:bidi="en_US"/>
+          </w:rPr>
+          <w:rPr>
+            <w:color w:val="0000EE"/>
+            <w:u w:val="single"/>
+          </w:rPr>
+          <w:t>Jeremiah 10:1–10</w:t>
         </w:r>
       </w:hyperlink>
       <w:r>
@@ -1352,16 +3085,16 @@
         </w:rPr>
         <w:t xml:space="preserve">; </w:t>
       </w:r>
-      <w:hyperlink r:id="rId35">
-        <w:r>
-          <w:rPr>
-            <w:lang w:val="en_US" w:bidi="en_US"/>
-          </w:rPr>
-          <w:rPr>
-            <w:color w:val="0000EE"/>
-            <w:u w:val="single"/>
-          </w:rPr>
-          <w:t>1 Cor 10:4</w:t>
+      <w:hyperlink r:id="rId70">
+        <w:r>
+          <w:rPr>
+            <w:lang w:val="en_US" w:bidi="en_US"/>
+          </w:rPr>
+          <w:rPr>
+            <w:color w:val="0000EE"/>
+            <w:u w:val="single"/>
+          </w:rPr>
+          <w:t>Micah 7:16</w:t>
         </w:r>
       </w:hyperlink>
       <w:r>
@@ -1370,16 +3103,16 @@
         </w:rPr>
         <w:t xml:space="preserve">; </w:t>
       </w:r>
-      <w:hyperlink r:id="rId36">
-        <w:r>
-          <w:rPr>
-            <w:lang w:val="en_US" w:bidi="en_US"/>
-          </w:rPr>
-          <w:rPr>
-            <w:color w:val="0000EE"/>
-            <w:u w:val="single"/>
-          </w:rPr>
-          <w:t>1 Pet 2:6–8</w:t>
+      <w:hyperlink r:id="rId71">
+        <w:r>
+          <w:rPr>
+            <w:lang w:val="en_US" w:bidi="en_US"/>
+          </w:rPr>
+          <w:rPr>
+            <w:color w:val="0000EE"/>
+            <w:u w:val="single"/>
+          </w:rPr>
+          <w:t>Zechariah 2:13</w:t>
         </w:r>
       </w:hyperlink>
       <w:r>
@@ -1415,7 +3148,7 @@
         <w:rPr>
           <w:lang w:val="en_US" w:bidi="en_US"/>
         </w:rPr>
-        <w:t>Habakkuk 1:12–2.1</w:t>
+        <w:t>Habakkuk 3:1–19</w:t>
       </w:r>
       <w:r>
         <w:rPr>
@@ -1434,25 +3167,7 @@
         <w:rPr>
           <w:lang w:val="en_US" w:bidi="en_US"/>
         </w:rPr>
-        <w:t>Habakkuk found it difficult to harmonize God’s answer (</w:t>
-      </w:r>
-      <w:hyperlink r:id="rId24">
-        <w:r>
-          <w:rPr>
-            <w:lang w:val="en_US" w:bidi="en_US"/>
-          </w:rPr>
-          <w:rPr>
-            <w:color w:val="0000EE"/>
-            <w:u w:val="single"/>
-          </w:rPr>
-          <w:t>1:5–11</w:t>
-        </w:r>
-      </w:hyperlink>
-      <w:r>
-        <w:rPr>
-          <w:lang w:val="en_US" w:bidi="en_US"/>
-        </w:rPr>
-        <w:t>) with what he understood about God’s character. How could a holy and just God chastise Judah by using a people more unrighteous than they were?</w:t>
+        <w:t>Habakkuk’s prophecy concludes with a prayer that has the style and language of a psalm (a song of prayer).</w:t>
       </w:r>
       <w:r>
         <w:rPr>
@@ -1481,7 +3196,89 @@
         <w:rPr>
           <w:lang w:val="en_US" w:bidi="en_US"/>
         </w:rPr>
-        <w:t>Habakkuk 1:14–15</w:t>
+        <w:t>Habakkuk 3:2</w:t>
+      </w:r>
+      <w:r>
+        <w:rPr>
+          <w:lang w:val="en_US" w:bidi="en_US"/>
+        </w:rPr>
+      </w:r>
+    </w:p>
+    <w:p>
+      <w:pPr>
+        <w:pStyle w:val="ListBullet"/>
+        <w:spacing w:line="240" w:lineRule="auto"/>
+        <w:ind w:left="720"/>
+      </w:pPr>
+      <w:r>
+        <w:rPr>
+          <w:lang w:val="en_US" w:bidi="en_US"/>
+        </w:rPr>
+      </w:r>
+      <w:r>
+        <w:rPr>
+          <w:lang w:val="en_US" w:bidi="en_US"/>
+        </w:rPr>
+        <w:t>Habakkuk stands in awe before the LORD, who sits enthroned in his holy temple (</w:t>
+      </w:r>
+      <w:hyperlink r:id="rId63">
+        <w:r>
+          <w:rPr>
+            <w:lang w:val="en_US" w:bidi="en_US"/>
+          </w:rPr>
+          <w:rPr>
+            <w:color w:val="0000EE"/>
+            <w:u w:val="single"/>
+          </w:rPr>
+          <w:t>Habakkuk 2:20</w:t>
+        </w:r>
+      </w:hyperlink>
+      <w:r>
+        <w:rPr>
+          <w:lang w:val="en_US" w:bidi="en_US"/>
+        </w:rPr>
+        <w:t xml:space="preserve">). </w:t>
+      </w:r>
+    </w:p>
+    <w:p>
+      <w:pPr>
+        <w:pStyle w:val="ListBullet"/>
+        <w:spacing w:line="240" w:lineRule="auto"/>
+        <w:ind w:left="720"/>
+      </w:pPr>
+      <w:r>
+        <w:rPr>
+          <w:lang w:val="en_US" w:bidi="en_US"/>
+        </w:rPr>
+      </w:r>
+      <w:r>
+        <w:rPr>
+          <w:lang w:val="en_US" w:bidi="en_US"/>
+        </w:rPr>
+        <w:t xml:space="preserve">Because Judah will soon face punishment, Habakkuk prays to God. He asks the Lord, who acted powerfully to save Israel in the past, to act again. Habakkuk asks God to make his work of salvation known once more (see also </w:t>
+      </w:r>
+      <w:hyperlink r:id="rId72">
+        <w:r>
+          <w:rPr>
+            <w:lang w:val="en_US" w:bidi="en_US"/>
+          </w:rPr>
+          <w:rPr>
+            <w:color w:val="0000EE"/>
+            <w:u w:val="single"/>
+          </w:rPr>
+          <w:t>Psalm 77</w:t>
+        </w:r>
+      </w:hyperlink>
+      <w:r>
+        <w:rPr>
+          <w:lang w:val="en_US" w:bidi="en_US"/>
+        </w:rPr>
+        <w:t>).</w:t>
+      </w:r>
+      <w:r>
+        <w:rPr>
+          <w:lang w:val="en_US" w:bidi="en_US"/>
+        </w:rPr>
       </w:r>
       <w:r>
         <w:rPr>
@@ -1496,11 +3293,240 @@
           <w:lang w:val="en_US" w:bidi="en_US"/>
         </w:rPr>
       </w:r>
-      <w:r>
-        <w:rPr>
-          <w:lang w:val="en_US" w:bidi="en_US"/>
-        </w:rPr>
-        <w:t>fish . . . hooks . . . nets: Habakkuk portrays the Babylonians as fishermen, drawing in conquered peoples.</w:t>
+    </w:p>
+    <w:p>
+      <w:pPr>
+        <w:pStyle w:val="Heading2"/>
+      </w:pPr>
+      <w:r>
+        <w:rPr>
+          <w:lang w:val="en_US" w:bidi="en_US"/>
+        </w:rPr>
+        <w:t>Habakkuk 3:3</w:t>
+      </w:r>
+      <w:r>
+        <w:rPr>
+          <w:lang w:val="en_US" w:bidi="en_US"/>
+        </w:rPr>
+      </w:r>
+    </w:p>
+    <w:p>
+      <w:pPr>
+        <w:pStyle w:val="ListBullet"/>
+        <w:spacing w:line="240" w:lineRule="auto"/>
+        <w:ind w:left="720"/>
+      </w:pPr>
+      <w:r>
+        <w:rPr>
+          <w:lang w:val="en_US" w:bidi="en_US"/>
+        </w:rPr>
+      </w:r>
+      <w:r>
+        <w:rPr>
+          <w:i/>
+          <w:lang w:val="en_US" w:bidi="en_US"/>
+        </w:rPr>
+        <w:t>Teman</w:t>
+      </w:r>
+      <w:r>
+        <w:rPr>
+          <w:lang w:val="en_US" w:bidi="en_US"/>
+        </w:rPr>
+        <w:t xml:space="preserve">: This was one of Edom’s main cities (see also </w:t>
+      </w:r>
+      <w:hyperlink r:id="rId73">
+        <w:r>
+          <w:rPr>
+            <w:lang w:val="en_US" w:bidi="en_US"/>
+          </w:rPr>
+          <w:rPr>
+            <w:color w:val="0000EE"/>
+            <w:u w:val="single"/>
+          </w:rPr>
+          <w:t>Job 2:11</w:t>
+        </w:r>
+      </w:hyperlink>
+      <w:r>
+        <w:rPr>
+          <w:lang w:val="en_US" w:bidi="en_US"/>
+        </w:rPr>
+        <w:t xml:space="preserve">; </w:t>
+      </w:r>
+      <w:hyperlink r:id="rId74">
+        <w:r>
+          <w:rPr>
+            <w:lang w:val="en_US" w:bidi="en_US"/>
+          </w:rPr>
+          <w:rPr>
+            <w:color w:val="0000EE"/>
+            <w:u w:val="single"/>
+          </w:rPr>
+          <w:t>Jeremiah 49:7</w:t>
+        </w:r>
+      </w:hyperlink>
+      <w:r>
+        <w:rPr>
+          <w:lang w:val="en_US" w:bidi="en_US"/>
+        </w:rPr>
+        <w:t xml:space="preserve">). The term could refer to the whole region of Edom where the city was located (compare </w:t>
+      </w:r>
+      <w:hyperlink r:id="rId75">
+        <w:r>
+          <w:rPr>
+            <w:lang w:val="en_US" w:bidi="en_US"/>
+          </w:rPr>
+          <w:rPr>
+            <w:color w:val="0000EE"/>
+            <w:u w:val="single"/>
+          </w:rPr>
+          <w:t>Obadiah 1:9</w:t>
+        </w:r>
+      </w:hyperlink>
+      <w:r>
+        <w:rPr>
+          <w:lang w:val="en_US" w:bidi="en_US"/>
+        </w:rPr>
+        <w:t xml:space="preserve">). Habakkuk’s use of the term with Mount Paran suggests he meant the larger region. </w:t>
+      </w:r>
+    </w:p>
+    <w:p>
+      <w:pPr>
+        <w:pStyle w:val="ListBullet"/>
+        <w:spacing w:line="240" w:lineRule="auto"/>
+        <w:ind w:left="720"/>
+      </w:pPr>
+      <w:r>
+        <w:rPr>
+          <w:lang w:val="en_US" w:bidi="en_US"/>
+        </w:rPr>
+      </w:r>
+      <w:r>
+        <w:rPr>
+          <w:i/>
+          <w:lang w:val="en_US" w:bidi="en_US"/>
+        </w:rPr>
+        <w:t>Holy One</w:t>
+      </w:r>
+      <w:r>
+        <w:rPr>
+          <w:lang w:val="en_US" w:bidi="en_US"/>
+        </w:rPr>
+        <w:t xml:space="preserve"> is an important title for God. It emphasizes that God is completely set apart and unlike anything or anyone else (</w:t>
+      </w:r>
+      <w:hyperlink r:id="rId76">
+        <w:r>
+          <w:rPr>
+            <w:lang w:val="en_US" w:bidi="en_US"/>
+          </w:rPr>
+          <w:rPr>
+            <w:color w:val="0000EE"/>
+            <w:u w:val="single"/>
+          </w:rPr>
+          <w:t>Habakkuk 1:12</w:t>
+        </w:r>
+      </w:hyperlink>
+      <w:r>
+        <w:rPr>
+          <w:lang w:val="en_US" w:bidi="en_US"/>
+        </w:rPr>
+        <w:t xml:space="preserve">; see also </w:t>
+      </w:r>
+      <w:hyperlink r:id="rId77">
+        <w:r>
+          <w:rPr>
+            <w:lang w:val="en_US" w:bidi="en_US"/>
+          </w:rPr>
+          <w:rPr>
+            <w:color w:val="0000EE"/>
+            <w:u w:val="single"/>
+          </w:rPr>
+          <w:t>Exodus 15:11</w:t>
+        </w:r>
+      </w:hyperlink>
+      <w:r>
+        <w:rPr>
+          <w:lang w:val="en_US" w:bidi="en_US"/>
+        </w:rPr>
+        <w:t xml:space="preserve">; </w:t>
+      </w:r>
+      <w:hyperlink r:id="rId78">
+        <w:r>
+          <w:rPr>
+            <w:lang w:val="en_US" w:bidi="en_US"/>
+          </w:rPr>
+          <w:rPr>
+            <w:color w:val="0000EE"/>
+            <w:u w:val="single"/>
+          </w:rPr>
+          <w:t>2 Kings 19:22</w:t>
+        </w:r>
+      </w:hyperlink>
+      <w:r>
+        <w:rPr>
+          <w:lang w:val="en_US" w:bidi="en_US"/>
+        </w:rPr>
+        <w:t xml:space="preserve">; </w:t>
+      </w:r>
+      <w:hyperlink r:id="rId79">
+        <w:r>
+          <w:rPr>
+            <w:lang w:val="en_US" w:bidi="en_US"/>
+          </w:rPr>
+          <w:rPr>
+            <w:color w:val="0000EE"/>
+            <w:u w:val="single"/>
+          </w:rPr>
+          <w:t>Psalm 77:13</w:t>
+        </w:r>
+      </w:hyperlink>
+      <w:r>
+        <w:rPr>
+          <w:lang w:val="en_US" w:bidi="en_US"/>
+        </w:rPr>
+        <w:t xml:space="preserve">; </w:t>
+      </w:r>
+      <w:hyperlink r:id="rId80">
+        <w:r>
+          <w:rPr>
+            <w:lang w:val="en_US" w:bidi="en_US"/>
+          </w:rPr>
+          <w:rPr>
+            <w:color w:val="0000EE"/>
+            <w:u w:val="single"/>
+          </w:rPr>
+          <w:t>Isaiah 6:3</w:t>
+        </w:r>
+      </w:hyperlink>
+      <w:r>
+        <w:rPr>
+          <w:lang w:val="en_US" w:bidi="en_US"/>
+        </w:rPr>
+        <w:t xml:space="preserve">). </w:t>
+      </w:r>
+    </w:p>
+    <w:p>
+      <w:pPr>
+        <w:pStyle w:val="ListBullet"/>
+        <w:spacing w:line="240" w:lineRule="auto"/>
+        <w:ind w:left="720"/>
+      </w:pPr>
+      <w:r>
+        <w:rPr>
+          <w:lang w:val="en_US" w:bidi="en_US"/>
+        </w:rPr>
+      </w:r>
+      <w:r>
+        <w:rPr>
+          <w:i/>
+          <w:lang w:val="en_US" w:bidi="en_US"/>
+        </w:rPr>
+        <w:t>Mount Paran</w:t>
+      </w:r>
+      <w:r>
+        <w:rPr>
+          <w:lang w:val="en_US" w:bidi="en_US"/>
+        </w:rPr>
+        <w:t>: The region of Paran included the mountain range west and south of Edom and northeast of Mount Sinai, as well as a large desert area in the Sinai Peninsula.</w:t>
       </w:r>
       <w:r>
         <w:rPr>
@@ -1529,7 +3555,7 @@
         <w:rPr>
           <w:lang w:val="en_US" w:bidi="en_US"/>
         </w:rPr>
-        <w:t>Habakkuk 1:16</w:t>
+        <w:t>Habakkuk 3:3–15</w:t>
       </w:r>
       <w:r>
         <w:rPr>
@@ -1548,30 +3574,920 @@
         <w:rPr>
           <w:lang w:val="en_US" w:bidi="en_US"/>
         </w:rPr>
-        <w:t xml:space="preserve">See </w:t>
-      </w:r>
-      <w:r>
-        <w:rPr>
-          <w:lang w:val="en_US" w:bidi="en_US"/>
-        </w:rPr>
-        <w:t>study note on 1:11</w:t>
-      </w:r>
-      <w:r>
-        <w:rPr>
-          <w:lang w:val="en_US" w:bidi="en_US"/>
-        </w:rPr>
-        <w:t xml:space="preserve">; cp. </w:t>
-      </w:r>
-      <w:hyperlink r:id="rId37">
-        <w:r>
-          <w:rPr>
-            <w:lang w:val="en_US" w:bidi="en_US"/>
-          </w:rPr>
-          <w:rPr>
-            <w:color w:val="0000EE"/>
-            <w:u w:val="single"/>
-          </w:rPr>
-          <w:t>1 Jn 5:21</w:t>
+        <w:t>The prophet praises God's power to save. These two praise sections (</w:t>
+      </w:r>
+      <w:hyperlink r:id="rId81">
+        <w:r>
+          <w:rPr>
+            <w:lang w:val="en_US" w:bidi="en_US"/>
+          </w:rPr>
+          <w:rPr>
+            <w:color w:val="0000EE"/>
+            <w:u w:val="single"/>
+          </w:rPr>
+          <w:t>Habakkuk 3:3–7</w:t>
+        </w:r>
+      </w:hyperlink>
+      <w:r>
+        <w:rPr>
+          <w:lang w:val="en_US" w:bidi="en_US"/>
+        </w:rPr>
+        <w:t xml:space="preserve"> and </w:t>
+      </w:r>
+      <w:hyperlink r:id="rId82">
+        <w:r>
+          <w:rPr>
+            <w:lang w:val="en_US" w:bidi="en_US"/>
+          </w:rPr>
+          <w:rPr>
+            <w:color w:val="0000EE"/>
+            <w:u w:val="single"/>
+          </w:rPr>
+          <w:t>3:8–15</w:t>
+        </w:r>
+      </w:hyperlink>
+      <w:r>
+        <w:rPr>
+          <w:lang w:val="en_US" w:bidi="en_US"/>
+        </w:rPr>
+        <w:t>) poetically reflect on Israel's exodus. Although Habakkuk focuses on God's redemption of his people, his imagery sometimes includes ideas from ancient Near Eastern stories about the gods. For example:</w:t>
+      </w:r>
+    </w:p>
+    <w:p>
+      <w:pPr>
+        <w:pStyle w:val="ListBullet"/>
+        <w:spacing w:line="240" w:lineRule="auto"/>
+        <w:ind w:left="720"/>
+      </w:pPr>
+      <w:r>
+        <w:rPr>
+          <w:lang w:val="en_US" w:bidi="en_US"/>
+        </w:rPr>
+      </w:r>
+      <w:r>
+        <w:rPr>
+          <w:lang w:val="en_US" w:bidi="en_US"/>
+        </w:rPr>
+        <w:t>pestilence and plague (</w:t>
+      </w:r>
+      <w:hyperlink r:id="rId83">
+        <w:r>
+          <w:rPr>
+            <w:lang w:val="en_US" w:bidi="en_US"/>
+          </w:rPr>
+          <w:rPr>
+            <w:color w:val="0000EE"/>
+            <w:u w:val="single"/>
+          </w:rPr>
+          <w:t>Habakkuk 3:5</w:t>
+        </w:r>
+      </w:hyperlink>
+      <w:r>
+        <w:rPr>
+          <w:lang w:val="en_US" w:bidi="en_US"/>
+        </w:rPr>
+        <w:t>)</w:t>
+      </w:r>
+    </w:p>
+    <w:p>
+      <w:pPr>
+        <w:pStyle w:val="ListBullet"/>
+        <w:spacing w:line="240" w:lineRule="auto"/>
+        <w:ind w:left="720"/>
+      </w:pPr>
+      <w:r>
+        <w:rPr>
+          <w:lang w:val="en_US" w:bidi="en_US"/>
+        </w:rPr>
+      </w:r>
+      <w:r>
+        <w:rPr>
+          <w:lang w:val="en_US" w:bidi="en_US"/>
+        </w:rPr>
+        <w:t>river and sea (</w:t>
+      </w:r>
+      <w:hyperlink r:id="rId84">
+        <w:r>
+          <w:rPr>
+            <w:lang w:val="en_US" w:bidi="en_US"/>
+          </w:rPr>
+          <w:rPr>
+            <w:color w:val="0000EE"/>
+            <w:u w:val="single"/>
+          </w:rPr>
+          <w:t>Habakkuk 3:8</w:t>
+        </w:r>
+      </w:hyperlink>
+      <w:r>
+        <w:rPr>
+          <w:lang w:val="en_US" w:bidi="en_US"/>
+        </w:rPr>
+        <w:t xml:space="preserve">) </w:t>
+      </w:r>
+    </w:p>
+    <w:p>
+      <w:pPr>
+        <w:pStyle w:val="ListBullet"/>
+        <w:spacing w:line="240" w:lineRule="auto"/>
+        <w:ind w:left="720"/>
+      </w:pPr>
+      <w:r>
+        <w:rPr>
+          <w:lang w:val="en_US" w:bidi="en_US"/>
+        </w:rPr>
+      </w:r>
+      <w:r>
+        <w:rPr>
+          <w:lang w:val="en_US" w:bidi="en_US"/>
+        </w:rPr>
+        <w:t>sun and moon (</w:t>
+      </w:r>
+      <w:hyperlink r:id="rId85">
+        <w:r>
+          <w:rPr>
+            <w:lang w:val="en_US" w:bidi="en_US"/>
+          </w:rPr>
+          <w:rPr>
+            <w:color w:val="0000EE"/>
+            <w:u w:val="single"/>
+          </w:rPr>
+          <w:t>Habakkuk 3:11</w:t>
+        </w:r>
+      </w:hyperlink>
+      <w:r>
+        <w:rPr>
+          <w:lang w:val="en_US" w:bidi="en_US"/>
+        </w:rPr>
+        <w:t>)</w:t>
+      </w:r>
+    </w:p>
+    <w:p>
+      <w:pPr/>
+      <w:r>
+        <w:rPr>
+          <w:lang w:val="en_US" w:bidi="en_US"/>
+        </w:rPr>
+      </w:r>
+      <w:r>
+        <w:rPr>
+          <w:lang w:val="en_US" w:bidi="en_US"/>
+        </w:rPr>
+        <w:t>This imagery reminds Habakkuk's original audience that the Lord alone is the one true God who rules over all these things.</w:t>
+      </w:r>
+      <w:r>
+        <w:rPr>
+          <w:lang w:val="en_US" w:bidi="en_US"/>
+        </w:rPr>
+      </w:r>
+      <w:r>
+        <w:rPr>
+          <w:lang w:val="en_US" w:bidi="en_US"/>
+        </w:rPr>
+      </w:r>
+    </w:p>
+    <w:p>
+      <w:pPr/>
+      <w:r>
+        <w:rPr>
+          <w:lang w:val="en_US" w:bidi="en_US"/>
+        </w:rPr>
+      </w:r>
+    </w:p>
+    <w:p>
+      <w:pPr>
+        <w:pStyle w:val="Heading2"/>
+      </w:pPr>
+      <w:r>
+        <w:rPr>
+          <w:lang w:val="en_US" w:bidi="en_US"/>
+        </w:rPr>
+        <w:t>Habakkuk 3:4</w:t>
+      </w:r>
+      <w:r>
+        <w:rPr>
+          <w:lang w:val="en_US" w:bidi="en_US"/>
+        </w:rPr>
+      </w:r>
+    </w:p>
+    <w:p>
+      <w:pPr/>
+      <w:r>
+        <w:rPr>
+          <w:lang w:val="en_US" w:bidi="en_US"/>
+        </w:rPr>
+      </w:r>
+      <w:r>
+        <w:rPr>
+          <w:i/>
+          <w:lang w:val="en_US" w:bidi="en_US"/>
+        </w:rPr>
+        <w:t>like the sunlight</w:t>
+      </w:r>
+      <w:r>
+        <w:rPr>
+          <w:lang w:val="en_US" w:bidi="en_US"/>
+        </w:rPr>
+        <w:t>: The Lord, who appeared on Mount Sinai and filled the southern land with glory, now fills the heavens with splendor.</w:t>
+      </w:r>
+      <w:r>
+        <w:rPr>
+          <w:lang w:val="en_US" w:bidi="en_US"/>
+        </w:rPr>
+      </w:r>
+      <w:r>
+        <w:rPr>
+          <w:lang w:val="en_US" w:bidi="en_US"/>
+        </w:rPr>
+      </w:r>
+    </w:p>
+    <w:p>
+      <w:pPr/>
+      <w:r>
+        <w:rPr>
+          <w:lang w:val="en_US" w:bidi="en_US"/>
+        </w:rPr>
+      </w:r>
+    </w:p>
+    <w:p>
+      <w:pPr>
+        <w:pStyle w:val="Heading2"/>
+      </w:pPr>
+      <w:r>
+        <w:rPr>
+          <w:lang w:val="en_US" w:bidi="en_US"/>
+        </w:rPr>
+        <w:t>Habakkuk 3:5</w:t>
+      </w:r>
+      <w:r>
+        <w:rPr>
+          <w:lang w:val="en_US" w:bidi="en_US"/>
+        </w:rPr>
+      </w:r>
+    </w:p>
+    <w:p>
+      <w:pPr/>
+      <w:r>
+        <w:rPr>
+          <w:lang w:val="en_US" w:bidi="en_US"/>
+        </w:rPr>
+      </w:r>
+      <w:r>
+        <w:rPr>
+          <w:lang w:val="en_US" w:bidi="en_US"/>
+        </w:rPr>
+        <w:t xml:space="preserve">Habakkuk speaks of pestilence and plague as if they were people. He describes them as soldiers in God’s army, carrying out God’s purposes (see </w:t>
+      </w:r>
+      <w:hyperlink r:id="rId86">
+        <w:r>
+          <w:rPr>
+            <w:lang w:val="en_US" w:bidi="en_US"/>
+          </w:rPr>
+          <w:rPr>
+            <w:color w:val="0000EE"/>
+            <w:u w:val="single"/>
+          </w:rPr>
+          <w:t>Deuteronomy 32:24</w:t>
+        </w:r>
+      </w:hyperlink>
+      <w:r>
+        <w:rPr>
+          <w:lang w:val="en_US" w:bidi="en_US"/>
+        </w:rPr>
+        <w:t xml:space="preserve">; </w:t>
+      </w:r>
+      <w:hyperlink r:id="rId87">
+        <w:r>
+          <w:rPr>
+            <w:lang w:val="en_US" w:bidi="en_US"/>
+          </w:rPr>
+          <w:rPr>
+            <w:color w:val="0000EE"/>
+            <w:u w:val="single"/>
+          </w:rPr>
+          <w:t>Exodus 7–12</w:t>
+        </w:r>
+      </w:hyperlink>
+      <w:r>
+        <w:rPr>
+          <w:lang w:val="en_US" w:bidi="en_US"/>
+        </w:rPr>
+        <w:t xml:space="preserve">; </w:t>
+      </w:r>
+      <w:hyperlink r:id="rId88">
+        <w:r>
+          <w:rPr>
+            <w:lang w:val="en_US" w:bidi="en_US"/>
+          </w:rPr>
+          <w:rPr>
+            <w:color w:val="0000EE"/>
+            <w:u w:val="single"/>
+          </w:rPr>
+          <w:t>Amos 4:10</w:t>
+        </w:r>
+      </w:hyperlink>
+      <w:r>
+        <w:rPr>
+          <w:lang w:val="en_US" w:bidi="en_US"/>
+        </w:rPr>
+        <w:t>).</w:t>
+      </w:r>
+      <w:r>
+        <w:rPr>
+          <w:lang w:val="en_US" w:bidi="en_US"/>
+        </w:rPr>
+      </w:r>
+      <w:r>
+        <w:rPr>
+          <w:lang w:val="en_US" w:bidi="en_US"/>
+        </w:rPr>
+      </w:r>
+    </w:p>
+    <w:p>
+      <w:pPr/>
+      <w:r>
+        <w:rPr>
+          <w:lang w:val="en_US" w:bidi="en_US"/>
+        </w:rPr>
+      </w:r>
+    </w:p>
+    <w:p>
+      <w:pPr>
+        <w:pStyle w:val="Heading2"/>
+      </w:pPr>
+      <w:r>
+        <w:rPr>
+          <w:lang w:val="en_US" w:bidi="en_US"/>
+        </w:rPr>
+        <w:t>Habakkuk 3:5–6</w:t>
+      </w:r>
+      <w:r>
+        <w:rPr>
+          <w:lang w:val="en_US" w:bidi="en_US"/>
+        </w:rPr>
+      </w:r>
+    </w:p>
+    <w:p>
+      <w:pPr/>
+      <w:r>
+        <w:rPr>
+          <w:lang w:val="en_US" w:bidi="en_US"/>
+        </w:rPr>
+      </w:r>
+      <w:r>
+        <w:rPr>
+          <w:lang w:val="en_US" w:bidi="en_US"/>
+        </w:rPr>
+        <w:t xml:space="preserve">God is the divine warrior who helps his people (see </w:t>
+      </w:r>
+      <w:hyperlink r:id="rId82">
+        <w:r>
+          <w:rPr>
+            <w:lang w:val="en_US" w:bidi="en_US"/>
+          </w:rPr>
+          <w:rPr>
+            <w:color w:val="0000EE"/>
+            <w:u w:val="single"/>
+          </w:rPr>
+          <w:t>Habakkuk 3:8–15</w:t>
+        </w:r>
+      </w:hyperlink>
+      <w:r>
+        <w:rPr>
+          <w:lang w:val="en_US" w:bidi="en_US"/>
+        </w:rPr>
+        <w:t xml:space="preserve">; see also </w:t>
+      </w:r>
+      <w:hyperlink r:id="rId89">
+        <w:r>
+          <w:rPr>
+            <w:lang w:val="en_US" w:bidi="en_US"/>
+          </w:rPr>
+          <w:rPr>
+            <w:color w:val="0000EE"/>
+            <w:u w:val="single"/>
+          </w:rPr>
+          <w:t>Isaiah 63:1–6</w:t>
+        </w:r>
+      </w:hyperlink>
+      <w:r>
+        <w:rPr>
+          <w:lang w:val="en_US" w:bidi="en_US"/>
+        </w:rPr>
+        <w:t>).</w:t>
+      </w:r>
+      <w:r>
+        <w:rPr>
+          <w:lang w:val="en_US" w:bidi="en_US"/>
+        </w:rPr>
+      </w:r>
+      <w:r>
+        <w:rPr>
+          <w:lang w:val="en_US" w:bidi="en_US"/>
+        </w:rPr>
+      </w:r>
+    </w:p>
+    <w:p>
+      <w:pPr/>
+      <w:r>
+        <w:rPr>
+          <w:lang w:val="en_US" w:bidi="en_US"/>
+        </w:rPr>
+      </w:r>
+    </w:p>
+    <w:p>
+      <w:pPr>
+        <w:pStyle w:val="Heading2"/>
+      </w:pPr>
+      <w:r>
+        <w:rPr>
+          <w:lang w:val="en_US" w:bidi="en_US"/>
+        </w:rPr>
+        <w:t>Habakkuk 3:7</w:t>
+      </w:r>
+      <w:r>
+        <w:rPr>
+          <w:lang w:val="en_US" w:bidi="en_US"/>
+        </w:rPr>
+      </w:r>
+    </w:p>
+    <w:p>
+      <w:pPr/>
+      <w:r>
+        <w:rPr>
+          <w:lang w:val="en_US" w:bidi="en_US"/>
+        </w:rPr>
+      </w:r>
+      <w:r>
+        <w:rPr>
+          <w:lang w:val="en_US" w:bidi="en_US"/>
+        </w:rPr>
+        <w:t xml:space="preserve">Midian was in the southern area east of the Jordan River (see </w:t>
+      </w:r>
+      <w:hyperlink r:id="rId90">
+        <w:r>
+          <w:rPr>
+            <w:lang w:val="en_US" w:bidi="en_US"/>
+          </w:rPr>
+          <w:rPr>
+            <w:color w:val="0000EE"/>
+            <w:u w:val="single"/>
+          </w:rPr>
+          <w:t>Genesis 36:35</w:t>
+        </w:r>
+      </w:hyperlink>
+      <w:r>
+        <w:rPr>
+          <w:lang w:val="en_US" w:bidi="en_US"/>
+        </w:rPr>
+        <w:t>). The nation was terrified by God's powerful presence (</w:t>
+      </w:r>
+      <w:hyperlink r:id="rId91">
+        <w:r>
+          <w:rPr>
+            <w:lang w:val="en_US" w:bidi="en_US"/>
+          </w:rPr>
+          <w:rPr>
+            <w:color w:val="0000EE"/>
+            <w:u w:val="single"/>
+          </w:rPr>
+          <w:t>Habakkuk 3:6</w:t>
+        </w:r>
+      </w:hyperlink>
+      <w:r>
+        <w:rPr>
+          <w:lang w:val="en_US" w:bidi="en_US"/>
+        </w:rPr>
+        <w:t>).</w:t>
+      </w:r>
+      <w:r>
+        <w:rPr>
+          <w:lang w:val="en_US" w:bidi="en_US"/>
+        </w:rPr>
+      </w:r>
+      <w:r>
+        <w:rPr>
+          <w:lang w:val="en_US" w:bidi="en_US"/>
+        </w:rPr>
+      </w:r>
+    </w:p>
+    <w:p>
+      <w:pPr/>
+      <w:r>
+        <w:rPr>
+          <w:lang w:val="en_US" w:bidi="en_US"/>
+        </w:rPr>
+      </w:r>
+    </w:p>
+    <w:p>
+      <w:pPr>
+        <w:pStyle w:val="Heading2"/>
+      </w:pPr>
+      <w:r>
+        <w:rPr>
+          <w:lang w:val="en_US" w:bidi="en_US"/>
+        </w:rPr>
+        <w:t>Habakkuk 3:8</w:t>
+      </w:r>
+      <w:r>
+        <w:rPr>
+          <w:lang w:val="en_US" w:bidi="en_US"/>
+        </w:rPr>
+      </w:r>
+    </w:p>
+    <w:p>
+      <w:pPr>
+        <w:pStyle w:val="ListBullet"/>
+        <w:spacing w:line="240" w:lineRule="auto"/>
+        <w:ind w:left="720"/>
+      </w:pPr>
+      <w:r>
+        <w:rPr>
+          <w:lang w:val="en_US" w:bidi="en_US"/>
+        </w:rPr>
+      </w:r>
+      <w:r>
+        <w:rPr>
+          <w:i/>
+          <w:lang w:val="en_US" w:bidi="en_US"/>
+        </w:rPr>
+        <w:t>angry at the rivers … wrath against the streams</w:t>
+      </w:r>
+      <w:r>
+        <w:rPr>
+          <w:lang w:val="en_US" w:bidi="en_US"/>
+        </w:rPr>
+        <w:t xml:space="preserve">: See </w:t>
+      </w:r>
+      <w:hyperlink r:id="rId92">
+        <w:r>
+          <w:rPr>
+            <w:lang w:val="en_US" w:bidi="en_US"/>
+          </w:rPr>
+          <w:rPr>
+            <w:color w:val="0000EE"/>
+            <w:u w:val="single"/>
+          </w:rPr>
+          <w:t>Exodus 7:19–20</w:t>
+        </w:r>
+      </w:hyperlink>
+      <w:r>
+        <w:rPr>
+          <w:lang w:val="en_US" w:bidi="en_US"/>
+        </w:rPr>
+        <w:t xml:space="preserve">; </w:t>
+      </w:r>
+      <w:hyperlink r:id="rId93">
+        <w:r>
+          <w:rPr>
+            <w:lang w:val="en_US" w:bidi="en_US"/>
+          </w:rPr>
+          <w:rPr>
+            <w:color w:val="0000EE"/>
+            <w:u w:val="single"/>
+          </w:rPr>
+          <w:t>14:15–31</w:t>
+        </w:r>
+      </w:hyperlink>
+      <w:r>
+        <w:rPr>
+          <w:lang w:val="en_US" w:bidi="en_US"/>
+        </w:rPr>
+        <w:t xml:space="preserve">. </w:t>
+      </w:r>
+    </w:p>
+    <w:p>
+      <w:pPr>
+        <w:pStyle w:val="ListBullet"/>
+        <w:spacing w:line="240" w:lineRule="auto"/>
+        <w:ind w:left="720"/>
+      </w:pPr>
+      <w:r>
+        <w:rPr>
+          <w:lang w:val="en_US" w:bidi="en_US"/>
+        </w:rPr>
+      </w:r>
+      <w:r>
+        <w:rPr>
+          <w:i/>
+          <w:lang w:val="en_US" w:bidi="en_US"/>
+        </w:rPr>
+        <w:t>chariots of salvation</w:t>
+      </w:r>
+      <w:r>
+        <w:rPr>
+          <w:lang w:val="en_US" w:bidi="en_US"/>
+        </w:rPr>
+        <w:t>: This is an ironic reference to the Egyptian chariots that chased the Israelites when God helped them escape through the Red Sea (</w:t>
+      </w:r>
+      <w:hyperlink r:id="rId94">
+        <w:r>
+          <w:rPr>
+            <w:lang w:val="en_US" w:bidi="en_US"/>
+          </w:rPr>
+          <w:rPr>
+            <w:color w:val="0000EE"/>
+            <w:u w:val="single"/>
+          </w:rPr>
+          <w:t>Exodus 14:9</w:t>
+        </w:r>
+      </w:hyperlink>
+      <w:r>
+        <w:rPr>
+          <w:lang w:val="en_US" w:bidi="en_US"/>
+        </w:rPr>
+        <w:t>).</w:t>
+      </w:r>
+      <w:r>
+        <w:rPr>
+          <w:lang w:val="en_US" w:bidi="en_US"/>
+        </w:rPr>
+      </w:r>
+      <w:r>
+        <w:rPr>
+          <w:lang w:val="en_US" w:bidi="en_US"/>
+        </w:rPr>
+      </w:r>
+    </w:p>
+    <w:p>
+      <w:pPr/>
+      <w:r>
+        <w:rPr>
+          <w:lang w:val="en_US" w:bidi="en_US"/>
+        </w:rPr>
+      </w:r>
+    </w:p>
+    <w:p>
+      <w:pPr>
+        <w:pStyle w:val="Heading2"/>
+      </w:pPr>
+      <w:r>
+        <w:rPr>
+          <w:lang w:val="en_US" w:bidi="en_US"/>
+        </w:rPr>
+        <w:t>Habakkuk 3:8–15</w:t>
+      </w:r>
+      <w:r>
+        <w:rPr>
+          <w:lang w:val="en_US" w:bidi="en_US"/>
+        </w:rPr>
+      </w:r>
+    </w:p>
+    <w:p>
+      <w:pPr/>
+      <w:r>
+        <w:rPr>
+          <w:lang w:val="en_US" w:bidi="en_US"/>
+        </w:rPr>
+      </w:r>
+      <w:r>
+        <w:rPr>
+          <w:lang w:val="en_US" w:bidi="en_US"/>
+        </w:rPr>
+        <w:t xml:space="preserve">The Lord acts as a divine warrior for his people, using his power to save them. This picture of God as a divine warrior appears in both the Old Testament and the New Testament. </w:t>
+      </w:r>
+    </w:p>
+    <w:p>
+      <w:pPr/>
+      <w:r>
+        <w:rPr>
+          <w:lang w:val="en_US" w:bidi="en_US"/>
+        </w:rPr>
+      </w:r>
+      <w:r>
+        <w:rPr>
+          <w:lang w:val="en_US" w:bidi="en_US"/>
+        </w:rPr>
+        <w:t>In the Old Testament, it is seen in Israel’s escape from Egypt and their journey to Mount Sinai (</w:t>
+      </w:r>
+      <w:hyperlink r:id="rId95">
+        <w:r>
+          <w:rPr>
+            <w:lang w:val="en_US" w:bidi="en_US"/>
+          </w:rPr>
+          <w:rPr>
+            <w:color w:val="0000EE"/>
+            <w:u w:val="single"/>
+          </w:rPr>
+          <w:t>Exodus 15:1–18</w:t>
+        </w:r>
+      </w:hyperlink>
+      <w:r>
+        <w:rPr>
+          <w:lang w:val="en_US" w:bidi="en_US"/>
+        </w:rPr>
+        <w:t xml:space="preserve">). It also appears as Israel approached the promised land from the south and during their early victories in the land (for example, </w:t>
+      </w:r>
+      <w:hyperlink r:id="rId96">
+        <w:r>
+          <w:rPr>
+            <w:lang w:val="en_US" w:bidi="en_US"/>
+          </w:rPr>
+          <w:rPr>
+            <w:color w:val="0000EE"/>
+            <w:u w:val="single"/>
+          </w:rPr>
+          <w:t>Judges 5:4–5</w:t>
+        </w:r>
+      </w:hyperlink>
+      <w:r>
+        <w:rPr>
+          <w:lang w:val="en_US" w:bidi="en_US"/>
+        </w:rPr>
+        <w:t xml:space="preserve">; </w:t>
+      </w:r>
+      <w:hyperlink r:id="rId97">
+        <w:r>
+          <w:rPr>
+            <w:lang w:val="en_US" w:bidi="en_US"/>
+          </w:rPr>
+          <w:rPr>
+            <w:color w:val="0000EE"/>
+            <w:u w:val="single"/>
+          </w:rPr>
+          <w:t>Psalms 18:8–16</w:t>
+        </w:r>
+      </w:hyperlink>
+      <w:r>
+        <w:rPr>
+          <w:lang w:val="en_US" w:bidi="en_US"/>
+        </w:rPr>
+        <w:t xml:space="preserve">; </w:t>
+      </w:r>
+      <w:hyperlink r:id="rId98">
+        <w:r>
+          <w:rPr>
+            <w:lang w:val="en_US" w:bidi="en_US"/>
+          </w:rPr>
+          <w:rPr>
+            <w:color w:val="0000EE"/>
+            <w:u w:val="single"/>
+          </w:rPr>
+          <w:t>77:16–20</w:t>
+        </w:r>
+      </w:hyperlink>
+      <w:r>
+        <w:rPr>
+          <w:lang w:val="en_US" w:bidi="en_US"/>
+        </w:rPr>
+        <w:t xml:space="preserve">). </w:t>
+      </w:r>
+    </w:p>
+    <w:p>
+      <w:pPr/>
+      <w:r>
+        <w:rPr>
+          <w:lang w:val="en_US" w:bidi="en_US"/>
+        </w:rPr>
+      </w:r>
+      <w:r>
+        <w:rPr>
+          <w:lang w:val="en_US" w:bidi="en_US"/>
+        </w:rPr>
+        <w:t>A key New Testament example of this theme appears in Revelation, where Christ comes as a warrior to defeat evil and bring final justice (</w:t>
+      </w:r>
+      <w:hyperlink r:id="rId99">
+        <w:r>
+          <w:rPr>
+            <w:lang w:val="en_US" w:bidi="en_US"/>
+          </w:rPr>
+          <w:rPr>
+            <w:color w:val="0000EE"/>
+            <w:u w:val="single"/>
+          </w:rPr>
+          <w:t>Revelation 19:11–21</w:t>
+        </w:r>
+      </w:hyperlink>
+      <w:r>
+        <w:rPr>
+          <w:lang w:val="en_US" w:bidi="en_US"/>
+        </w:rPr>
+        <w:t>).</w:t>
+      </w:r>
+      <w:r>
+        <w:rPr>
+          <w:lang w:val="en_US" w:bidi="en_US"/>
+        </w:rPr>
+      </w:r>
+      <w:r>
+        <w:rPr>
+          <w:lang w:val="en_US" w:bidi="en_US"/>
+        </w:rPr>
+      </w:r>
+    </w:p>
+    <w:p>
+      <w:pPr/>
+      <w:r>
+        <w:rPr>
+          <w:lang w:val="en_US" w:bidi="en_US"/>
+        </w:rPr>
+      </w:r>
+    </w:p>
+    <w:p>
+      <w:pPr>
+        <w:pStyle w:val="Heading2"/>
+      </w:pPr>
+      <w:r>
+        <w:rPr>
+          <w:lang w:val="en_US" w:bidi="en_US"/>
+        </w:rPr>
+        <w:t>Habakkuk 3:9–11</w:t>
+      </w:r>
+      <w:r>
+        <w:rPr>
+          <w:lang w:val="en_US" w:bidi="en_US"/>
+        </w:rPr>
+      </w:r>
+    </w:p>
+    <w:p>
+      <w:pPr/>
+      <w:r>
+        <w:rPr>
+          <w:lang w:val="en_US" w:bidi="en_US"/>
+        </w:rPr>
+      </w:r>
+      <w:r>
+        <w:rPr>
+          <w:lang w:val="en_US" w:bidi="en_US"/>
+        </w:rPr>
+        <w:t>Only God controls the forces of the natural world.</w:t>
+      </w:r>
+      <w:r>
+        <w:rPr>
+          <w:lang w:val="en_US" w:bidi="en_US"/>
+        </w:rPr>
+      </w:r>
+      <w:r>
+        <w:rPr>
+          <w:lang w:val="en_US" w:bidi="en_US"/>
+        </w:rPr>
+      </w:r>
+    </w:p>
+    <w:p>
+      <w:pPr/>
+      <w:r>
+        <w:rPr>
+          <w:lang w:val="en_US" w:bidi="en_US"/>
+        </w:rPr>
+      </w:r>
+    </w:p>
+    <w:p>
+      <w:pPr>
+        <w:pStyle w:val="Heading2"/>
+      </w:pPr>
+      <w:r>
+        <w:rPr>
+          <w:lang w:val="en_US" w:bidi="en_US"/>
+        </w:rPr>
+        <w:t>Habakkuk 3:10</w:t>
+      </w:r>
+      <w:r>
+        <w:rPr>
+          <w:lang w:val="en_US" w:bidi="en_US"/>
+        </w:rPr>
+      </w:r>
+    </w:p>
+    <w:p>
+      <w:pPr/>
+      <w:r>
+        <w:rPr>
+          <w:lang w:val="en_US" w:bidi="en_US"/>
+        </w:rPr>
+      </w:r>
+      <w:r>
+        <w:rPr>
+          <w:i/>
+          <w:lang w:val="en_US" w:bidi="en_US"/>
+        </w:rPr>
+        <w:t>water</w:t>
+      </w:r>
+      <w:r>
+        <w:rPr>
+          <w:lang w:val="en_US" w:bidi="en_US"/>
+        </w:rPr>
+        <w:t xml:space="preserve">: See </w:t>
+      </w:r>
+      <w:r>
+        <w:rPr>
+          <w:lang w:val="en_US" w:bidi="en_US"/>
+        </w:rPr>
+        <w:t>study note on Habakkuk 3:8</w:t>
+      </w:r>
+      <w:r>
+        <w:rPr>
+          <w:lang w:val="en_US" w:bidi="en_US"/>
+        </w:rPr>
+        <w:t xml:space="preserve"> and also </w:t>
+      </w:r>
+      <w:hyperlink r:id="rId95">
+        <w:r>
+          <w:rPr>
+            <w:lang w:val="en_US" w:bidi="en_US"/>
+          </w:rPr>
+          <w:rPr>
+            <w:color w:val="0000EE"/>
+            <w:u w:val="single"/>
+          </w:rPr>
+          <w:t>Exodus 15:1–18</w:t>
         </w:r>
       </w:hyperlink>
       <w:r>
@@ -1607,7 +4523,7 @@
         <w:rPr>
           <w:lang w:val="en_US" w:bidi="en_US"/>
         </w:rPr>
-        <w:t>Habakkuk 2:1</w:t>
+        <w:t>Habakkuk 3:11</w:t>
       </w:r>
       <w:r>
         <w:rPr>
@@ -1624,76 +4540,34 @@
       </w:r>
       <w:r>
         <w:rPr>
-          <w:lang w:val="en_US" w:bidi="en_US"/>
-        </w:rPr>
-        <w:t xml:space="preserve">I will . . . stand at my guardpost: Like a sentinel on duty (see also </w:t>
-      </w:r>
-      <w:hyperlink r:id="rId38">
-        <w:r>
-          <w:rPr>
-            <w:lang w:val="en_US" w:bidi="en_US"/>
-          </w:rPr>
-          <w:rPr>
-            <w:color w:val="0000EE"/>
-            <w:u w:val="single"/>
-          </w:rPr>
-          <w:t>2 Sam 18:24–28</w:t>
-        </w:r>
-      </w:hyperlink>
-      <w:r>
-        <w:rPr>
-          <w:lang w:val="en_US" w:bidi="en_US"/>
-        </w:rPr>
-        <w:t xml:space="preserve">; </w:t>
-      </w:r>
-      <w:hyperlink r:id="rId39">
-        <w:r>
-          <w:rPr>
-            <w:lang w:val="en_US" w:bidi="en_US"/>
-          </w:rPr>
-          <w:rPr>
-            <w:color w:val="0000EE"/>
-            <w:u w:val="single"/>
-          </w:rPr>
-          <w:t>2 Kgs 9:17–20</w:t>
-        </w:r>
-      </w:hyperlink>
-      <w:r>
-        <w:rPr>
-          <w:lang w:val="en_US" w:bidi="en_US"/>
-        </w:rPr>
-        <w:t xml:space="preserve">; </w:t>
-      </w:r>
-      <w:hyperlink r:id="rId40">
-        <w:r>
-          <w:rPr>
-            <w:lang w:val="en_US" w:bidi="en_US"/>
-          </w:rPr>
-          <w:rPr>
-            <w:color w:val="0000EE"/>
-            <w:u w:val="single"/>
-          </w:rPr>
-          <w:t>Ezek 33:2–6</w:t>
-        </w:r>
-      </w:hyperlink>
-      <w:r>
-        <w:rPr>
-          <w:lang w:val="en_US" w:bidi="en_US"/>
-        </w:rPr>
-        <w:t>), Habakkuk waited expectantly to see how God would answer his complaint</w:t>
-      </w:r>
-      <w:r>
-        <w:rPr>
           <w:i/>
           <w:lang w:val="en_US" w:bidi="en_US"/>
         </w:rPr>
-        <w:t>,</w:t>
-      </w:r>
-      <w:r>
-        <w:rPr>
-          <w:lang w:val="en_US" w:bidi="en_US"/>
-        </w:rPr>
-        <w:t xml:space="preserve"> even if that meant being reproved by the Lord.</w:t>
+        <w:t>Sun and moon</w:t>
+      </w:r>
+      <w:r>
+        <w:rPr>
+          <w:lang w:val="en_US" w:bidi="en_US"/>
+        </w:rPr>
+        <w:t xml:space="preserve">: See </w:t>
+      </w:r>
+      <w:hyperlink r:id="rId100">
+        <w:r>
+          <w:rPr>
+            <w:lang w:val="en_US" w:bidi="en_US"/>
+          </w:rPr>
+          <w:rPr>
+            <w:color w:val="0000EE"/>
+            <w:u w:val="single"/>
+          </w:rPr>
+          <w:t>Joshua 10:12–13</w:t>
+        </w:r>
+      </w:hyperlink>
+      <w:r>
+        <w:rPr>
+          <w:lang w:val="en_US" w:bidi="en_US"/>
+        </w:rPr>
+        <w:t>.</w:t>
       </w:r>
       <w:r>
         <w:rPr>
@@ -1722,7 +4596,7 @@
         <w:rPr>
           <w:lang w:val="en_US" w:bidi="en_US"/>
         </w:rPr>
-        <w:t>Habakkuk 2:2</w:t>
+        <w:t>Habakkuk 3:15</w:t>
       </w:r>
       <w:r>
         <w:rPr>
@@ -1739,22 +4613,34 @@
       </w:r>
       <w:r>
         <w:rPr>
-          <w:lang w:val="en_US" w:bidi="en_US"/>
-        </w:rPr>
-        <w:t xml:space="preserve">God instructs the prophet to write the message (literally </w:t>
-      </w:r>
-      <w:r>
-        <w:rPr>
           <w:i/>
           <w:lang w:val="en_US" w:bidi="en_US"/>
         </w:rPr>
-        <w:t>vision</w:t>
-      </w:r>
-      <w:r>
-        <w:rPr>
-          <w:lang w:val="en_US" w:bidi="en_US"/>
-        </w:rPr>
-        <w:t>) plainly so that it will be understood, preserved, and shared with others.</w:t>
+        <w:t>Sea … waters</w:t>
+      </w:r>
+      <w:r>
+        <w:rPr>
+          <w:lang w:val="en_US" w:bidi="en_US"/>
+        </w:rPr>
+        <w:t>: The section ends the same way it started (</w:t>
+      </w:r>
+      <w:hyperlink r:id="rId84">
+        <w:r>
+          <w:rPr>
+            <w:lang w:val="en_US" w:bidi="en_US"/>
+          </w:rPr>
+          <w:rPr>
+            <w:color w:val="0000EE"/>
+            <w:u w:val="single"/>
+          </w:rPr>
+          <w:t>Habakkuk 3:8</w:t>
+        </w:r>
+      </w:hyperlink>
+      <w:r>
+        <w:rPr>
+          <w:lang w:val="en_US" w:bidi="en_US"/>
+        </w:rPr>
+        <w:t>).</w:t>
       </w:r>
       <w:r>
         <w:rPr>
@@ -1783,7 +4669,7 @@
         <w:rPr>
           <w:lang w:val="en_US" w:bidi="en_US"/>
         </w:rPr>
-        <w:t>Habakkuk 2:2–5</w:t>
+        <w:t>Habakkuk 3:16</w:t>
       </w:r>
       <w:r>
         <w:rPr>
@@ -1802,20 +4688,138 @@
         <w:rPr>
           <w:lang w:val="en_US" w:bidi="en_US"/>
         </w:rPr>
-        <w:t>Habakkuk’s mission was to make it clear to people that even if God’s justice seems slow in coming</w:t>
+        <w:t xml:space="preserve">Even though realizing God's great power made Habakkuk tremble and lose strength, he would wait quietly for God's judgment (see </w:t>
+      </w:r>
+      <w:hyperlink r:id="rId101">
+        <w:r>
+          <w:rPr>
+            <w:lang w:val="en_US" w:bidi="en_US"/>
+          </w:rPr>
+          <w:rPr>
+            <w:color w:val="0000EE"/>
+            <w:u w:val="single"/>
+          </w:rPr>
+          <w:t>Habakkuk 2:3</w:t>
+        </w:r>
+      </w:hyperlink>
+      <w:r>
+        <w:rPr>
+          <w:lang w:val="en_US" w:bidi="en_US"/>
+        </w:rPr>
+        <w:t>).</w:t>
+      </w:r>
+      <w:r>
+        <w:rPr>
+          <w:lang w:val="en_US" w:bidi="en_US"/>
+        </w:rPr>
+      </w:r>
+      <w:r>
+        <w:rPr>
+          <w:lang w:val="en_US" w:bidi="en_US"/>
+        </w:rPr>
+      </w:r>
+    </w:p>
+    <w:p>
+      <w:pPr/>
+      <w:r>
+        <w:rPr>
+          <w:lang w:val="en_US" w:bidi="en_US"/>
+        </w:rPr>
+      </w:r>
+    </w:p>
+    <w:p>
+      <w:pPr>
+        <w:pStyle w:val="Heading2"/>
+      </w:pPr>
+      <w:r>
+        <w:rPr>
+          <w:lang w:val="en_US" w:bidi="en_US"/>
+        </w:rPr>
+        <w:t>Habakkuk 3:17–19</w:t>
+      </w:r>
+      <w:r>
+        <w:rPr>
+          <w:lang w:val="en_US" w:bidi="en_US"/>
+        </w:rPr>
+      </w:r>
+    </w:p>
+    <w:p>
+      <w:pPr>
+        <w:pStyle w:val="ListBullet"/>
+        <w:spacing w:line="240" w:lineRule="auto"/>
+        <w:ind w:left="720"/>
+      </w:pPr>
+      <w:r>
+        <w:rPr>
+          <w:lang w:val="en_US" w:bidi="en_US"/>
+        </w:rPr>
+      </w:r>
+      <w:r>
+        <w:rPr>
+          <w:lang w:val="en_US" w:bidi="en_US"/>
+        </w:rPr>
+        <w:t>After recounting God’s powerful acts of redemption (</w:t>
+      </w:r>
+      <w:hyperlink r:id="rId102">
+        <w:r>
+          <w:rPr>
+            <w:lang w:val="en_US" w:bidi="en_US"/>
+          </w:rPr>
+          <w:rPr>
+            <w:color w:val="0000EE"/>
+            <w:u w:val="single"/>
+          </w:rPr>
+          <w:t>Habakkuk 3:2–15</w:t>
+        </w:r>
+      </w:hyperlink>
+      <w:r>
+        <w:rPr>
+          <w:lang w:val="en_US" w:bidi="en_US"/>
+        </w:rPr>
+        <w:t>) and pausing to reflect on them (</w:t>
+      </w:r>
+      <w:hyperlink r:id="rId103">
+        <w:r>
+          <w:rPr>
+            <w:lang w:val="en_US" w:bidi="en_US"/>
+          </w:rPr>
+          <w:rPr>
+            <w:color w:val="0000EE"/>
+            <w:u w:val="single"/>
+          </w:rPr>
+          <w:t>3:16</w:t>
+        </w:r>
+      </w:hyperlink>
+      <w:r>
+        <w:rPr>
+          <w:lang w:val="en_US" w:bidi="en_US"/>
+        </w:rPr>
+        <w:t xml:space="preserve">), Habakkuk reaffirms his trust in God as he ends his prayer. </w:t>
+      </w:r>
+    </w:p>
+    <w:p>
+      <w:pPr>
+        <w:pStyle w:val="ListBullet"/>
+        <w:spacing w:line="240" w:lineRule="auto"/>
+        <w:ind w:left="720"/>
+      </w:pPr>
+      <w:r>
+        <w:rPr>
+          <w:lang w:val="en_US" w:bidi="en_US"/>
+        </w:rPr>
       </w:r>
       <w:r>
         <w:rPr>
           <w:i/>
           <w:lang w:val="en_US" w:bidi="en_US"/>
         </w:rPr>
-        <w:t>,</w:t>
-      </w:r>
-      <w:r>
-        <w:rPr>
-          <w:lang w:val="en_US" w:bidi="en_US"/>
-        </w:rPr>
-        <w:t xml:space="preserve"> it will come.</w:t>
+        <w:t>Though … yet I will exult</w:t>
+      </w:r>
+      <w:r>
+        <w:rPr>
+          <w:lang w:val="en_US" w:bidi="en_US"/>
+        </w:rPr>
+        <w:t>: Even if God never gives material blessings to his people again, he is still worthy of all their trust and praise. No matter what happens, the prophet could rejoice, knowing that the Lord is not only Israel’s Redeemer but also the source of his own salvation.</w:t>
       </w:r>
       <w:r>
         <w:rPr>
@@ -1844,7 +4848,7 @@
         <w:rPr>
           <w:lang w:val="en_US" w:bidi="en_US"/>
         </w:rPr>
-        <w:t>Habakkuk 2:2–20</w:t>
+        <w:t>Habakkuk 3:19</w:t>
       </w:r>
       <w:r>
         <w:rPr>
@@ -1863,2621 +4867,7 @@
         <w:rPr>
           <w:lang w:val="en_US" w:bidi="en_US"/>
         </w:rPr>
-        <w:t>God responds to Habakkuk’s second complaint (</w:t>
-      </w:r>
-      <w:hyperlink r:id="rId41">
-        <w:r>
-          <w:rPr>
-            <w:lang w:val="en_US" w:bidi="en_US"/>
-          </w:rPr>
-          <w:rPr>
-            <w:color w:val="0000EE"/>
-            <w:u w:val="single"/>
-          </w:rPr>
-          <w:t>1:12–2:1</w:t>
-        </w:r>
-      </w:hyperlink>
-      <w:r>
-        <w:rPr>
-          <w:lang w:val="en_US" w:bidi="en_US"/>
-        </w:rPr>
-        <w:t>) without explaining why he chose to use the Babylonians. Rather, he assures Habakkuk that all violence and injustice will be punished.</w:t>
-      </w:r>
-      <w:r>
-        <w:rPr>
-          <w:lang w:val="en_US" w:bidi="en_US"/>
-        </w:rPr>
-      </w:r>
-      <w:r>
-        <w:rPr>
-          <w:lang w:val="en_US" w:bidi="en_US"/>
-        </w:rPr>
-      </w:r>
-    </w:p>
-    <w:p>
-      <w:pPr/>
-      <w:r>
-        <w:rPr>
-          <w:lang w:val="en_US" w:bidi="en_US"/>
-        </w:rPr>
-      </w:r>
-    </w:p>
-    <w:p>
-      <w:pPr>
-        <w:pStyle w:val="Heading2"/>
-      </w:pPr>
-      <w:r>
-        <w:rPr>
-          <w:lang w:val="en_US" w:bidi="en_US"/>
-        </w:rPr>
-        <w:t>Habakkuk 2:3</w:t>
-      </w:r>
-      <w:r>
-        <w:rPr>
-          <w:lang w:val="en_US" w:bidi="en_US"/>
-        </w:rPr>
-      </w:r>
-    </w:p>
-    <w:p>
-      <w:pPr/>
-      <w:r>
-        <w:rPr>
-          <w:lang w:val="en_US" w:bidi="en_US"/>
-        </w:rPr>
-      </w:r>
-      <w:r>
-        <w:rPr>
-          <w:lang w:val="en_US" w:bidi="en_US"/>
-        </w:rPr>
-        <w:t>will surely take place: In a set future time known only to the Lord, he will intervene in earth’s history and bring it to a proper culmination, vindicating the righteous and judging the wicked. God’s people must wait patiently</w:t>
-      </w:r>
-      <w:r>
-        <w:rPr>
-          <w:i/>
-          <w:lang w:val="en_US" w:bidi="en_US"/>
-        </w:rPr>
-        <w:t>,</w:t>
-      </w:r>
-      <w:r>
-        <w:rPr>
-          <w:lang w:val="en_US" w:bidi="en_US"/>
-        </w:rPr>
-        <w:t xml:space="preserve"> knowing that the divine plan is on schedule (see </w:t>
-      </w:r>
-      <w:hyperlink r:id="rId42">
-        <w:r>
-          <w:rPr>
-            <w:lang w:val="en_US" w:bidi="en_US"/>
-          </w:rPr>
-          <w:rPr>
-            <w:color w:val="0000EE"/>
-            <w:u w:val="single"/>
-          </w:rPr>
-          <w:t>Heb 10:35–38</w:t>
-        </w:r>
-      </w:hyperlink>
-      <w:r>
-        <w:rPr>
-          <w:lang w:val="en_US" w:bidi="en_US"/>
-        </w:rPr>
-        <w:t>).</w:t>
-      </w:r>
-      <w:r>
-        <w:rPr>
-          <w:lang w:val="en_US" w:bidi="en_US"/>
-        </w:rPr>
-      </w:r>
-      <w:r>
-        <w:rPr>
-          <w:lang w:val="en_US" w:bidi="en_US"/>
-        </w:rPr>
-      </w:r>
-    </w:p>
-    <w:p>
-      <w:pPr/>
-      <w:r>
-        <w:rPr>
-          <w:lang w:val="en_US" w:bidi="en_US"/>
-        </w:rPr>
-      </w:r>
-    </w:p>
-    <w:p>
-      <w:pPr>
-        <w:pStyle w:val="Heading2"/>
-      </w:pPr>
-      <w:r>
-        <w:rPr>
-          <w:lang w:val="en_US" w:bidi="en_US"/>
-        </w:rPr>
-        <w:t>Habakkuk 2:4</w:t>
-      </w:r>
-      <w:r>
-        <w:rPr>
-          <w:lang w:val="en_US" w:bidi="en_US"/>
-        </w:rPr>
-      </w:r>
-    </w:p>
-    <w:p>
-      <w:pPr/>
-      <w:r>
-        <w:rPr>
-          <w:lang w:val="en_US" w:bidi="en_US"/>
-        </w:rPr>
-      </w:r>
-      <w:r>
-        <w:rPr>
-          <w:lang w:val="en_US" w:bidi="en_US"/>
-        </w:rPr>
-        <w:t>God is aware of the self-centeredness of the proud. Their crooked lives demonstrate their unrighteousness; they refuse God’s instruction and gratify their own desires (</w:t>
-      </w:r>
-      <w:hyperlink r:id="rId43">
-        <w:r>
-          <w:rPr>
-            <w:lang w:val="en_US" w:bidi="en_US"/>
-          </w:rPr>
-          <w:rPr>
-            <w:color w:val="0000EE"/>
-            <w:u w:val="single"/>
-          </w:rPr>
-          <w:t>Prov 12:15</w:t>
-        </w:r>
-      </w:hyperlink>
-      <w:r>
-        <w:rPr>
-          <w:lang w:val="en_US" w:bidi="en_US"/>
-        </w:rPr>
-        <w:t xml:space="preserve">; </w:t>
-      </w:r>
-      <w:hyperlink r:id="rId44">
-        <w:r>
-          <w:rPr>
-            <w:lang w:val="en_US" w:bidi="en_US"/>
-          </w:rPr>
-          <w:rPr>
-            <w:color w:val="0000EE"/>
-            <w:u w:val="single"/>
-          </w:rPr>
-          <w:t>21:8</w:t>
-        </w:r>
-      </w:hyperlink>
-      <w:r>
-        <w:rPr>
-          <w:lang w:val="en_US" w:bidi="en_US"/>
-        </w:rPr>
-        <w:t xml:space="preserve">, </w:t>
-      </w:r>
-      <w:hyperlink r:id="rId45">
-        <w:r>
-          <w:rPr>
-            <w:lang w:val="en_US" w:bidi="en_US"/>
-          </w:rPr>
-          <w:rPr>
-            <w:color w:val="0000EE"/>
-            <w:u w:val="single"/>
-          </w:rPr>
-          <w:t>29</w:t>
-        </w:r>
-      </w:hyperlink>
-      <w:r>
-        <w:rPr>
-          <w:lang w:val="en_US" w:bidi="en_US"/>
-        </w:rPr>
-        <w:t xml:space="preserve">; </w:t>
-      </w:r>
-      <w:hyperlink r:id="rId46">
-        <w:r>
-          <w:rPr>
-            <w:lang w:val="en_US" w:bidi="en_US"/>
-          </w:rPr>
-          <w:rPr>
-            <w:color w:val="0000EE"/>
-            <w:u w:val="single"/>
-          </w:rPr>
-          <w:t>29:27</w:t>
-        </w:r>
-      </w:hyperlink>
-      <w:r>
-        <w:rPr>
-          <w:lang w:val="en_US" w:bidi="en_US"/>
-        </w:rPr>
-        <w:t>). In contrast, the righteous enjoy proper judicial standing before God. They make God’s righteous standards their own and reproduce them in their lives. • faithfulness: Hebrew ’emunah. In Genesis, the same Hebrew root (’mn) describes Abram’s trust in God (</w:t>
-      </w:r>
-      <w:hyperlink r:id="rId47">
-        <w:r>
-          <w:rPr>
-            <w:lang w:val="en_US" w:bidi="en_US"/>
-          </w:rPr>
-          <w:rPr>
-            <w:color w:val="0000EE"/>
-            <w:u w:val="single"/>
-          </w:rPr>
-          <w:t>Gen 15:6</w:t>
-        </w:r>
-      </w:hyperlink>
-      <w:r>
-        <w:rPr>
-          <w:lang w:val="en_US" w:bidi="en_US"/>
-        </w:rPr>
-        <w:t xml:space="preserve">). God transforms the hearts of those who trust him so they can faithfully follow God’s holy standards. See also </w:t>
-      </w:r>
-      <w:hyperlink r:id="rId48">
-        <w:r>
-          <w:rPr>
-            <w:lang w:val="en_US" w:bidi="en_US"/>
-          </w:rPr>
-          <w:rPr>
-            <w:color w:val="0000EE"/>
-            <w:u w:val="single"/>
-          </w:rPr>
-          <w:t>Rom 1:16–17</w:t>
-        </w:r>
-      </w:hyperlink>
-      <w:r>
-        <w:rPr>
-          <w:lang w:val="en_US" w:bidi="en_US"/>
-        </w:rPr>
-        <w:t xml:space="preserve">; </w:t>
-      </w:r>
-      <w:hyperlink r:id="rId49">
-        <w:r>
-          <w:rPr>
-            <w:lang w:val="en_US" w:bidi="en_US"/>
-          </w:rPr>
-          <w:rPr>
-            <w:color w:val="0000EE"/>
-            <w:u w:val="single"/>
-          </w:rPr>
-          <w:t>Gal 3:11</w:t>
-        </w:r>
-      </w:hyperlink>
-      <w:r>
-        <w:rPr>
-          <w:lang w:val="en_US" w:bidi="en_US"/>
-        </w:rPr>
-        <w:t xml:space="preserve">; </w:t>
-      </w:r>
-      <w:hyperlink r:id="rId50">
-        <w:r>
-          <w:rPr>
-            <w:lang w:val="en_US" w:bidi="en_US"/>
-          </w:rPr>
-          <w:rPr>
-            <w:color w:val="0000EE"/>
-            <w:u w:val="single"/>
-          </w:rPr>
-          <w:t>Heb 10:37–39</w:t>
-        </w:r>
-      </w:hyperlink>
-      <w:r>
-        <w:rPr>
-          <w:lang w:val="en_US" w:bidi="en_US"/>
-        </w:rPr>
-        <w:t>.</w:t>
-      </w:r>
-      <w:r>
-        <w:rPr>
-          <w:lang w:val="en_US" w:bidi="en_US"/>
-        </w:rPr>
-      </w:r>
-      <w:r>
-        <w:rPr>
-          <w:lang w:val="en_US" w:bidi="en_US"/>
-        </w:rPr>
-      </w:r>
-    </w:p>
-    <w:p>
-      <w:pPr/>
-      <w:r>
-        <w:rPr>
-          <w:lang w:val="en_US" w:bidi="en_US"/>
-        </w:rPr>
-      </w:r>
-    </w:p>
-    <w:p>
-      <w:pPr>
-        <w:pStyle w:val="Heading2"/>
-      </w:pPr>
-      <w:r>
-        <w:rPr>
-          <w:lang w:val="en_US" w:bidi="en_US"/>
-        </w:rPr>
-        <w:t>Habakkuk 2:6–8</w:t>
-      </w:r>
-      <w:r>
-        <w:rPr>
-          <w:lang w:val="en_US" w:bidi="en_US"/>
-        </w:rPr>
-      </w:r>
-    </w:p>
-    <w:p>
-      <w:pPr/>
-      <w:r>
-        <w:rPr>
-          <w:lang w:val="en_US" w:bidi="en_US"/>
-        </w:rPr>
-      </w:r>
-      <w:r>
-        <w:rPr>
-          <w:lang w:val="en_US" w:bidi="en_US"/>
-        </w:rPr>
-        <w:t>In the first of Habakkuk’s taunt songs, he condemns the Babylonians for despoiling the nations. • thieves . . . extortion: The imagery compares the Babylonians to creditors whose oppressive measures cause their debtors to rise up against them. Greed can easily mar an individual’s or nation’s spiritual fiber (</w:t>
-      </w:r>
-      <w:hyperlink r:id="rId51">
-        <w:r>
-          <w:rPr>
-            <w:lang w:val="en_US" w:bidi="en_US"/>
-          </w:rPr>
-          <w:rPr>
-            <w:color w:val="0000EE"/>
-            <w:u w:val="single"/>
-          </w:rPr>
-          <w:t>Luke 12:15</w:t>
-        </w:r>
-      </w:hyperlink>
-      <w:r>
-        <w:rPr>
-          <w:lang w:val="en_US" w:bidi="en_US"/>
-        </w:rPr>
-        <w:t xml:space="preserve">; </w:t>
-      </w:r>
-      <w:hyperlink r:id="rId52">
-        <w:r>
-          <w:rPr>
-            <w:lang w:val="en_US" w:bidi="en_US"/>
-          </w:rPr>
-          <w:rPr>
-            <w:color w:val="0000EE"/>
-            <w:u w:val="single"/>
-          </w:rPr>
-          <w:t>Eph 5:3</w:t>
-        </w:r>
-      </w:hyperlink>
-      <w:r>
-        <w:rPr>
-          <w:lang w:val="en_US" w:bidi="en_US"/>
-        </w:rPr>
-        <w:t>).</w:t>
-      </w:r>
-      <w:r>
-        <w:rPr>
-          <w:lang w:val="en_US" w:bidi="en_US"/>
-        </w:rPr>
-      </w:r>
-      <w:r>
-        <w:rPr>
-          <w:lang w:val="en_US" w:bidi="en_US"/>
-        </w:rPr>
-      </w:r>
-    </w:p>
-    <w:p>
-      <w:pPr/>
-      <w:r>
-        <w:rPr>
-          <w:lang w:val="en_US" w:bidi="en_US"/>
-        </w:rPr>
-      </w:r>
-    </w:p>
-    <w:p>
-      <w:pPr>
-        <w:pStyle w:val="Heading2"/>
-      </w:pPr>
-      <w:r>
-        <w:rPr>
-          <w:lang w:val="en_US" w:bidi="en_US"/>
-        </w:rPr>
-        <w:t>Habakkuk 2:6–20</w:t>
-      </w:r>
-      <w:r>
-        <w:rPr>
-          <w:lang w:val="en_US" w:bidi="en_US"/>
-        </w:rPr>
-      </w:r>
-    </w:p>
-    <w:p>
-      <w:pPr/>
-      <w:r>
-        <w:rPr>
-          <w:lang w:val="en_US" w:bidi="en_US"/>
-        </w:rPr>
-      </w:r>
-      <w:r>
-        <w:rPr>
-          <w:lang w:val="en_US" w:bidi="en_US"/>
-        </w:rPr>
-        <w:t>Five taunt songs (</w:t>
-      </w:r>
-      <w:hyperlink r:id="rId53">
-        <w:r>
-          <w:rPr>
-            <w:lang w:val="en_US" w:bidi="en_US"/>
-          </w:rPr>
-          <w:rPr>
-            <w:color w:val="0000EE"/>
-            <w:u w:val="single"/>
-          </w:rPr>
-          <w:t>2:6–8</w:t>
-        </w:r>
-      </w:hyperlink>
-      <w:r>
-        <w:rPr>
-          <w:lang w:val="en_US" w:bidi="en_US"/>
-        </w:rPr>
-        <w:t xml:space="preserve">, </w:t>
-      </w:r>
-      <w:hyperlink r:id="rId54">
-        <w:r>
-          <w:rPr>
-            <w:lang w:val="en_US" w:bidi="en_US"/>
-          </w:rPr>
-          <w:rPr>
-            <w:color w:val="0000EE"/>
-            <w:u w:val="single"/>
-          </w:rPr>
-          <w:t>9–11</w:t>
-        </w:r>
-      </w:hyperlink>
-      <w:r>
-        <w:rPr>
-          <w:lang w:val="en_US" w:bidi="en_US"/>
-        </w:rPr>
-        <w:t xml:space="preserve">, </w:t>
-      </w:r>
-      <w:hyperlink r:id="rId55">
-        <w:r>
-          <w:rPr>
-            <w:lang w:val="en_US" w:bidi="en_US"/>
-          </w:rPr>
-          <w:rPr>
-            <w:color w:val="0000EE"/>
-            <w:u w:val="single"/>
-          </w:rPr>
-          <w:t>12–14</w:t>
-        </w:r>
-      </w:hyperlink>
-      <w:r>
-        <w:rPr>
-          <w:lang w:val="en_US" w:bidi="en_US"/>
-        </w:rPr>
-        <w:t xml:space="preserve">, </w:t>
-      </w:r>
-      <w:hyperlink r:id="rId56">
-        <w:r>
-          <w:rPr>
-            <w:lang w:val="en_US" w:bidi="en_US"/>
-          </w:rPr>
-          <w:rPr>
-            <w:color w:val="0000EE"/>
-            <w:u w:val="single"/>
-          </w:rPr>
-          <w:t>15–17</w:t>
-        </w:r>
-      </w:hyperlink>
-      <w:r>
-        <w:rPr>
-          <w:lang w:val="en_US" w:bidi="en_US"/>
-        </w:rPr>
-        <w:t xml:space="preserve">, </w:t>
-      </w:r>
-      <w:hyperlink r:id="rId57">
-        <w:r>
-          <w:rPr>
-            <w:lang w:val="en_US" w:bidi="en_US"/>
-          </w:rPr>
-          <w:rPr>
-            <w:color w:val="0000EE"/>
-            <w:u w:val="single"/>
-          </w:rPr>
-          <w:t>18–20</w:t>
-        </w:r>
-      </w:hyperlink>
-      <w:r>
-        <w:rPr>
-          <w:lang w:val="en_US" w:bidi="en_US"/>
-        </w:rPr>
-        <w:t xml:space="preserve">) portray God’s future judgment of the Babylonians (and others who, like the Babylonians, indulge in violence and injustice). God allows them to seal their own doom. Those who suffer will be able to repeat these taunts when the wicked come to judgment (see </w:t>
-      </w:r>
-      <w:hyperlink r:id="rId58">
-        <w:r>
-          <w:rPr>
-            <w:lang w:val="en_US" w:bidi="en_US"/>
-          </w:rPr>
-          <w:rPr>
-            <w:color w:val="0000EE"/>
-            <w:u w:val="single"/>
-          </w:rPr>
-          <w:t>1:14–17</w:t>
-        </w:r>
-      </w:hyperlink>
-      <w:r>
-        <w:rPr>
-          <w:lang w:val="en_US" w:bidi="en_US"/>
-        </w:rPr>
-        <w:t>). Each taunt contains a pronouncement of sorrow</w:t>
-      </w:r>
-      <w:r>
-        <w:rPr>
-          <w:i/>
-          <w:lang w:val="en_US" w:bidi="en_US"/>
-        </w:rPr>
-        <w:t>,</w:t>
-      </w:r>
-      <w:r>
-        <w:rPr>
-          <w:lang w:val="en_US" w:bidi="en_US"/>
-        </w:rPr>
-        <w:t xml:space="preserve"> a judgment, and the reason for God’s judgment.</w:t>
-      </w:r>
-      <w:r>
-        <w:rPr>
-          <w:lang w:val="en_US" w:bidi="en_US"/>
-        </w:rPr>
-      </w:r>
-      <w:r>
-        <w:rPr>
-          <w:lang w:val="en_US" w:bidi="en_US"/>
-        </w:rPr>
-      </w:r>
-    </w:p>
-    <w:p>
-      <w:pPr/>
-      <w:r>
-        <w:rPr>
-          <w:lang w:val="en_US" w:bidi="en_US"/>
-        </w:rPr>
-      </w:r>
-    </w:p>
-    <w:p>
-      <w:pPr>
-        <w:pStyle w:val="Heading2"/>
-      </w:pPr>
-      <w:r>
-        <w:rPr>
-          <w:lang w:val="en_US" w:bidi="en_US"/>
-        </w:rPr>
-        <w:t>Habakkuk 2:9–11</w:t>
-      </w:r>
-      <w:r>
-        <w:rPr>
-          <w:lang w:val="en_US" w:bidi="en_US"/>
-        </w:rPr>
-      </w:r>
-    </w:p>
-    <w:p>
-      <w:pPr/>
-      <w:r>
-        <w:rPr>
-          <w:lang w:val="en_US" w:bidi="en_US"/>
-        </w:rPr>
-      </w:r>
-      <w:r>
-        <w:rPr>
-          <w:lang w:val="en_US" w:bidi="en_US"/>
-        </w:rPr>
-        <w:t>In the second taunt song, the Babylonians are condemned for their dishonest dealings. Since the Babylonians obtained the means to build big houses through deceit and dishonesty</w:t>
-      </w:r>
-      <w:r>
-        <w:rPr>
-          <w:i/>
-          <w:lang w:val="en_US" w:bidi="en_US"/>
-        </w:rPr>
-        <w:t>,</w:t>
-      </w:r>
-      <w:r>
-        <w:rPr>
-          <w:lang w:val="en_US" w:bidi="en_US"/>
-        </w:rPr>
-        <w:t xml:space="preserve"> they forfeited their lives.</w:t>
-      </w:r>
-      <w:r>
-        <w:rPr>
-          <w:lang w:val="en_US" w:bidi="en_US"/>
-        </w:rPr>
-      </w:r>
-      <w:r>
-        <w:rPr>
-          <w:lang w:val="en_US" w:bidi="en_US"/>
-        </w:rPr>
-      </w:r>
-    </w:p>
-    <w:p>
-      <w:pPr/>
-      <w:r>
-        <w:rPr>
-          <w:lang w:val="en_US" w:bidi="en_US"/>
-        </w:rPr>
-      </w:r>
-    </w:p>
-    <w:p>
-      <w:pPr>
-        <w:pStyle w:val="Heading2"/>
-      </w:pPr>
-      <w:r>
-        <w:rPr>
-          <w:lang w:val="en_US" w:bidi="en_US"/>
-        </w:rPr>
-        <w:t>Habakkuk 2:12–14</w:t>
-      </w:r>
-      <w:r>
-        <w:rPr>
-          <w:lang w:val="en_US" w:bidi="en_US"/>
-        </w:rPr>
-      </w:r>
-    </w:p>
-    <w:p>
-      <w:pPr/>
-      <w:r>
-        <w:rPr>
-          <w:lang w:val="en_US" w:bidi="en_US"/>
-        </w:rPr>
-      </w:r>
-      <w:r>
-        <w:rPr>
-          <w:lang w:val="en_US" w:bidi="en_US"/>
-        </w:rPr>
-        <w:t>In the third taunt song, the Babylonians are condemned for the murder and corruption of human life and society that brought wealth to build their cities. God would make their apparent gain prove to be a total loss. • earth will be filled: The antithesis of violence and ill-gotten wealth is the awareness of the glory of the Lord, which God promises to make as pervasive as water in the ocean (</w:t>
-      </w:r>
-      <w:hyperlink r:id="rId59">
-        <w:r>
-          <w:rPr>
-            <w:lang w:val="en_US" w:bidi="en_US"/>
-          </w:rPr>
-          <w:rPr>
-            <w:color w:val="0000EE"/>
-            <w:u w:val="single"/>
-          </w:rPr>
-          <w:t>Isa 11:9</w:t>
-        </w:r>
-      </w:hyperlink>
-      <w:r>
-        <w:rPr>
-          <w:lang w:val="en_US" w:bidi="en_US"/>
-        </w:rPr>
-        <w:t>).</w:t>
-      </w:r>
-      <w:r>
-        <w:rPr>
-          <w:lang w:val="en_US" w:bidi="en_US"/>
-        </w:rPr>
-      </w:r>
-      <w:r>
-        <w:rPr>
-          <w:lang w:val="en_US" w:bidi="en_US"/>
-        </w:rPr>
-      </w:r>
-    </w:p>
-    <w:p>
-      <w:pPr/>
-      <w:r>
-        <w:rPr>
-          <w:lang w:val="en_US" w:bidi="en_US"/>
-        </w:rPr>
-      </w:r>
-    </w:p>
-    <w:p>
-      <w:pPr>
-        <w:pStyle w:val="Heading2"/>
-      </w:pPr>
-      <w:r>
-        <w:rPr>
-          <w:lang w:val="en_US" w:bidi="en_US"/>
-        </w:rPr>
-        <w:t>Habakkuk 2:15–17</w:t>
-      </w:r>
-      <w:r>
-        <w:rPr>
-          <w:lang w:val="en_US" w:bidi="en_US"/>
-        </w:rPr>
-      </w:r>
-    </w:p>
-    <w:p>
-      <w:pPr/>
-      <w:r>
-        <w:rPr>
-          <w:lang w:val="en_US" w:bidi="en_US"/>
-        </w:rPr>
-      </w:r>
-      <w:r>
-        <w:rPr>
-          <w:lang w:val="en_US" w:bidi="en_US"/>
-        </w:rPr>
-        <w:t>In the fourth taunt song, the Babylonians are condemned for their disgraceful acts against people, animals</w:t>
-      </w:r>
-      <w:r>
-        <w:rPr>
-          <w:i/>
-          <w:lang w:val="en_US" w:bidi="en_US"/>
-        </w:rPr>
-        <w:t>,</w:t>
-      </w:r>
-      <w:r>
-        <w:rPr>
-          <w:lang w:val="en_US" w:bidi="en_US"/>
-        </w:rPr>
-        <w:t xml:space="preserve"> and the environment. They are like a man who seems to be hospitable, but after getting his neighbors drunk</w:t>
-      </w:r>
-      <w:r>
-        <w:rPr>
-          <w:i/>
-          <w:lang w:val="en_US" w:bidi="en_US"/>
-        </w:rPr>
-        <w:t>,</w:t>
-      </w:r>
-      <w:r>
-        <w:rPr>
-          <w:lang w:val="en_US" w:bidi="en_US"/>
-        </w:rPr>
-        <w:t xml:space="preserve"> strips them of everything. However, the Babylonians will be disgraced after drinking from the cup of the Lord’s judgment (see </w:t>
-      </w:r>
-      <w:hyperlink r:id="rId60">
-        <w:r>
-          <w:rPr>
-            <w:lang w:val="en_US" w:bidi="en_US"/>
-          </w:rPr>
-          <w:rPr>
-            <w:color w:val="0000EE"/>
-            <w:u w:val="single"/>
-          </w:rPr>
-          <w:t>Jer 25:15–17</w:t>
-        </w:r>
-      </w:hyperlink>
-      <w:r>
-        <w:rPr>
-          <w:lang w:val="en_US" w:bidi="en_US"/>
-        </w:rPr>
-        <w:t xml:space="preserve">; cp. </w:t>
-      </w:r>
-      <w:hyperlink r:id="rId61">
-        <w:r>
-          <w:rPr>
-            <w:lang w:val="en_US" w:bidi="en_US"/>
-          </w:rPr>
-          <w:rPr>
-            <w:color w:val="0000EE"/>
-            <w:u w:val="single"/>
-          </w:rPr>
-          <w:t>John 18:11</w:t>
-        </w:r>
-      </w:hyperlink>
-      <w:r>
-        <w:rPr>
-          <w:lang w:val="en_US" w:bidi="en_US"/>
-        </w:rPr>
-        <w:t>).</w:t>
-      </w:r>
-      <w:r>
-        <w:rPr>
-          <w:lang w:val="en_US" w:bidi="en_US"/>
-        </w:rPr>
-      </w:r>
-      <w:r>
-        <w:rPr>
-          <w:lang w:val="en_US" w:bidi="en_US"/>
-        </w:rPr>
-      </w:r>
-    </w:p>
-    <w:p>
-      <w:pPr/>
-      <w:r>
-        <w:rPr>
-          <w:lang w:val="en_US" w:bidi="en_US"/>
-        </w:rPr>
-      </w:r>
-    </w:p>
-    <w:p>
-      <w:pPr>
-        <w:pStyle w:val="Heading2"/>
-      </w:pPr>
-      <w:r>
-        <w:rPr>
-          <w:lang w:val="en_US" w:bidi="en_US"/>
-        </w:rPr>
-        <w:t>Habakkuk 2:18–20</w:t>
-      </w:r>
-      <w:r>
-        <w:rPr>
-          <w:lang w:val="en_US" w:bidi="en_US"/>
-        </w:rPr>
-      </w:r>
-    </w:p>
-    <w:p>
-      <w:pPr/>
-      <w:r>
-        <w:rPr>
-          <w:lang w:val="en_US" w:bidi="en_US"/>
-        </w:rPr>
-      </w:r>
-      <w:r>
-        <w:rPr>
-          <w:lang w:val="en_US" w:bidi="en_US"/>
-        </w:rPr>
-        <w:t>In the fifth taunt song, the Babylonians are condemned for their devotion to idolatry. Whether idols are carved or cast by the hand of man</w:t>
-      </w:r>
-      <w:r>
-        <w:rPr>
-          <w:i/>
-          <w:lang w:val="en_US" w:bidi="en_US"/>
-        </w:rPr>
-        <w:t>,</w:t>
-      </w:r>
-      <w:r>
-        <w:rPr>
-          <w:lang w:val="en_US" w:bidi="en_US"/>
-        </w:rPr>
-        <w:t xml:space="preserve"> they can neither save nor teach their worshipers (</w:t>
-      </w:r>
-      <w:hyperlink r:id="rId62">
-        <w:r>
-          <w:rPr>
-            <w:lang w:val="en_US" w:bidi="en_US"/>
-          </w:rPr>
-          <w:rPr>
-            <w:color w:val="0000EE"/>
-            <w:u w:val="single"/>
-          </w:rPr>
-          <w:t>Isa 42:17</w:t>
-        </w:r>
-      </w:hyperlink>
-      <w:r>
-        <w:rPr>
-          <w:lang w:val="en_US" w:bidi="en_US"/>
-        </w:rPr>
-        <w:t>). Only the Lord truly deserves our worship (</w:t>
-      </w:r>
-      <w:hyperlink r:id="rId63">
-        <w:r>
-          <w:rPr>
-            <w:lang w:val="en_US" w:bidi="en_US"/>
-          </w:rPr>
-          <w:rPr>
-            <w:color w:val="0000EE"/>
-            <w:u w:val="single"/>
-          </w:rPr>
-          <w:t>Hab 2:20</w:t>
-        </w:r>
-      </w:hyperlink>
-      <w:r>
-        <w:rPr>
-          <w:lang w:val="en_US" w:bidi="en_US"/>
-        </w:rPr>
-        <w:t xml:space="preserve">; </w:t>
-      </w:r>
-      <w:hyperlink r:id="rId64">
-        <w:r>
-          <w:rPr>
-            <w:lang w:val="en_US" w:bidi="en_US"/>
-          </w:rPr>
-          <w:rPr>
-            <w:color w:val="0000EE"/>
-            <w:u w:val="single"/>
-          </w:rPr>
-          <w:t>Exod 20:2–6</w:t>
-        </w:r>
-      </w:hyperlink>
-      <w:r>
-        <w:rPr>
-          <w:lang w:val="en_US" w:bidi="en_US"/>
-        </w:rPr>
-        <w:t xml:space="preserve">; cp. </w:t>
-      </w:r>
-      <w:hyperlink r:id="rId65">
-        <w:r>
-          <w:rPr>
-            <w:lang w:val="en_US" w:bidi="en_US"/>
-          </w:rPr>
-          <w:rPr>
-            <w:color w:val="0000EE"/>
-            <w:u w:val="single"/>
-          </w:rPr>
-          <w:t>Eccl 5:1–2</w:t>
-        </w:r>
-      </w:hyperlink>
-      <w:r>
-        <w:rPr>
-          <w:lang w:val="en_US" w:bidi="en_US"/>
-        </w:rPr>
-        <w:t>).</w:t>
-      </w:r>
-      <w:r>
-        <w:rPr>
-          <w:lang w:val="en_US" w:bidi="en_US"/>
-        </w:rPr>
-      </w:r>
-      <w:r>
-        <w:rPr>
-          <w:lang w:val="en_US" w:bidi="en_US"/>
-        </w:rPr>
-      </w:r>
-    </w:p>
-    <w:p>
-      <w:pPr/>
-      <w:r>
-        <w:rPr>
-          <w:lang w:val="en_US" w:bidi="en_US"/>
-        </w:rPr>
-      </w:r>
-    </w:p>
-    <w:p>
-      <w:pPr>
-        <w:pStyle w:val="Heading2"/>
-      </w:pPr>
-      <w:r>
-        <w:rPr>
-          <w:lang w:val="en_US" w:bidi="en_US"/>
-        </w:rPr>
-        <w:t>Habakkuk 2:20</w:t>
-      </w:r>
-      <w:r>
-        <w:rPr>
-          <w:lang w:val="en_US" w:bidi="en_US"/>
-        </w:rPr>
-      </w:r>
-    </w:p>
-    <w:p>
-      <w:pPr/>
-      <w:r>
-        <w:rPr>
-          <w:lang w:val="en_US" w:bidi="en_US"/>
-        </w:rPr>
-      </w:r>
-      <w:r>
-        <w:rPr>
-          <w:lang w:val="en_US" w:bidi="en_US"/>
-        </w:rPr>
-        <w:t>The taunt songs close with a declaration: The one who is sovereign over all nations is not a Babylonian idol (</w:t>
-      </w:r>
-      <w:hyperlink r:id="rId57">
-        <w:r>
-          <w:rPr>
-            <w:lang w:val="en_US" w:bidi="en_US"/>
-          </w:rPr>
-          <w:rPr>
-            <w:color w:val="0000EE"/>
-            <w:u w:val="single"/>
-          </w:rPr>
-          <w:t>2:18–20</w:t>
-        </w:r>
-      </w:hyperlink>
-      <w:r>
-        <w:rPr>
-          <w:lang w:val="en_US" w:bidi="en_US"/>
-        </w:rPr>
-        <w:t>) but the Holy God. Unlike the lifeless Babylonian idols, the living God indwells his holy Temple. God’s presence fills his heavenly sanctuary (</w:t>
-      </w:r>
-      <w:hyperlink r:id="rId66">
-        <w:r>
-          <w:rPr>
-            <w:lang w:val="en_US" w:bidi="en_US"/>
-          </w:rPr>
-          <w:rPr>
-            <w:color w:val="0000EE"/>
-            <w:u w:val="single"/>
-          </w:rPr>
-          <w:t>Isa 6:1–5</w:t>
-        </w:r>
-      </w:hyperlink>
-      <w:r>
-        <w:rPr>
-          <w:lang w:val="en_US" w:bidi="en_US"/>
-        </w:rPr>
-        <w:t>)—and in Habakkuk’s time, it filled the Temple in Jerusalem (</w:t>
-      </w:r>
-      <w:hyperlink r:id="rId67">
-        <w:r>
-          <w:rPr>
-            <w:lang w:val="en_US" w:bidi="en_US"/>
-          </w:rPr>
-          <w:rPr>
-            <w:color w:val="0000EE"/>
-            <w:u w:val="single"/>
-          </w:rPr>
-          <w:t>1 Kgs 8:10–11</w:t>
-        </w:r>
-      </w:hyperlink>
-      <w:r>
-        <w:rPr>
-          <w:lang w:val="en_US" w:bidi="en_US"/>
-        </w:rPr>
-        <w:t>). God controls all the earth and expects people to worship him in humble submission (</w:t>
-      </w:r>
-      <w:hyperlink r:id="rId68">
-        <w:r>
-          <w:rPr>
-            <w:lang w:val="en_US" w:bidi="en_US"/>
-          </w:rPr>
-          <w:rPr>
-            <w:color w:val="0000EE"/>
-            <w:u w:val="single"/>
-          </w:rPr>
-          <w:t>Ps 63:1–4</w:t>
-        </w:r>
-      </w:hyperlink>
-      <w:r>
-        <w:rPr>
-          <w:lang w:val="en_US" w:bidi="en_US"/>
-        </w:rPr>
-        <w:t xml:space="preserve">; </w:t>
-      </w:r>
-      <w:hyperlink r:id="rId69">
-        <w:r>
-          <w:rPr>
-            <w:lang w:val="en_US" w:bidi="en_US"/>
-          </w:rPr>
-          <w:rPr>
-            <w:color w:val="0000EE"/>
-            <w:u w:val="single"/>
-          </w:rPr>
-          <w:t>Jer 10:1–10</w:t>
-        </w:r>
-      </w:hyperlink>
-      <w:r>
-        <w:rPr>
-          <w:lang w:val="en_US" w:bidi="en_US"/>
-        </w:rPr>
-        <w:t xml:space="preserve">; </w:t>
-      </w:r>
-      <w:hyperlink r:id="rId70">
-        <w:r>
-          <w:rPr>
-            <w:lang w:val="en_US" w:bidi="en_US"/>
-          </w:rPr>
-          <w:rPr>
-            <w:color w:val="0000EE"/>
-            <w:u w:val="single"/>
-          </w:rPr>
-          <w:t>Mic 7:16</w:t>
-        </w:r>
-      </w:hyperlink>
-      <w:r>
-        <w:rPr>
-          <w:lang w:val="en_US" w:bidi="en_US"/>
-        </w:rPr>
-        <w:t xml:space="preserve">; </w:t>
-      </w:r>
-      <w:hyperlink r:id="rId71">
-        <w:r>
-          <w:rPr>
-            <w:lang w:val="en_US" w:bidi="en_US"/>
-          </w:rPr>
-          <w:rPr>
-            <w:color w:val="0000EE"/>
-            <w:u w:val="single"/>
-          </w:rPr>
-          <w:t>Zech 2:13</w:t>
-        </w:r>
-      </w:hyperlink>
-      <w:r>
-        <w:rPr>
-          <w:lang w:val="en_US" w:bidi="en_US"/>
-        </w:rPr>
-        <w:t>).</w:t>
-      </w:r>
-      <w:r>
-        <w:rPr>
-          <w:lang w:val="en_US" w:bidi="en_US"/>
-        </w:rPr>
-      </w:r>
-      <w:r>
-        <w:rPr>
-          <w:lang w:val="en_US" w:bidi="en_US"/>
-        </w:rPr>
-      </w:r>
-    </w:p>
-    <w:p>
-      <w:pPr/>
-      <w:r>
-        <w:rPr>
-          <w:lang w:val="en_US" w:bidi="en_US"/>
-        </w:rPr>
-      </w:r>
-    </w:p>
-    <w:p>
-      <w:pPr>
-        <w:pStyle w:val="Heading2"/>
-      </w:pPr>
-      <w:r>
-        <w:rPr>
-          <w:lang w:val="en_US" w:bidi="en_US"/>
-        </w:rPr>
-        <w:t>Habakkuk 3:1–19</w:t>
-      </w:r>
-      <w:r>
-        <w:rPr>
-          <w:lang w:val="en_US" w:bidi="en_US"/>
-        </w:rPr>
-      </w:r>
-    </w:p>
-    <w:p>
-      <w:pPr/>
-      <w:r>
-        <w:rPr>
-          <w:lang w:val="en_US" w:bidi="en_US"/>
-        </w:rPr>
-      </w:r>
-      <w:r>
-        <w:rPr>
-          <w:lang w:val="en_US" w:bidi="en_US"/>
-        </w:rPr>
-        <w:t>Habakkuk’s prophecy concludes with a psalm-like prayer.</w:t>
-      </w:r>
-      <w:r>
-        <w:rPr>
-          <w:lang w:val="en_US" w:bidi="en_US"/>
-        </w:rPr>
-      </w:r>
-      <w:r>
-        <w:rPr>
-          <w:lang w:val="en_US" w:bidi="en_US"/>
-        </w:rPr>
-      </w:r>
-    </w:p>
-    <w:p>
-      <w:pPr/>
-      <w:r>
-        <w:rPr>
-          <w:lang w:val="en_US" w:bidi="en_US"/>
-        </w:rPr>
-      </w:r>
-    </w:p>
-    <w:p>
-      <w:pPr>
-        <w:pStyle w:val="Heading2"/>
-      </w:pPr>
-      <w:r>
-        <w:rPr>
-          <w:lang w:val="en_US" w:bidi="en_US"/>
-        </w:rPr>
-        <w:t>Habakkuk 3:2</w:t>
-      </w:r>
-      <w:r>
-        <w:rPr>
-          <w:lang w:val="en_US" w:bidi="en_US"/>
-        </w:rPr>
-      </w:r>
-    </w:p>
-    <w:p>
-      <w:pPr/>
-      <w:r>
-        <w:rPr>
-          <w:lang w:val="en_US" w:bidi="en_US"/>
-        </w:rPr>
-      </w:r>
-      <w:r>
-        <w:rPr>
-          <w:lang w:val="en_US" w:bidi="en_US"/>
-        </w:rPr>
-        <w:t>Habakkuk stands in awe before the Sovereign One who sits enthroned in his holy Temple (</w:t>
-      </w:r>
-      <w:hyperlink r:id="rId63">
-        <w:r>
-          <w:rPr>
-            <w:lang w:val="en_US" w:bidi="en_US"/>
-          </w:rPr>
-          <w:rPr>
-            <w:color w:val="0000EE"/>
-            <w:u w:val="single"/>
-          </w:rPr>
-          <w:t>2:20</w:t>
-        </w:r>
-      </w:hyperlink>
-      <w:r>
-        <w:rPr>
-          <w:lang w:val="en_US" w:bidi="en_US"/>
-        </w:rPr>
-        <w:t xml:space="preserve">). • In light of God’s message of Judah’s coming chastisement, Habakkuk prays that God, who has miraculously intervened on Israel’s behalf in the past, will once again make known his work of redemption (see also </w:t>
-      </w:r>
-      <w:hyperlink r:id="rId72">
-        <w:r>
-          <w:rPr>
-            <w:lang w:val="en_US" w:bidi="en_US"/>
-          </w:rPr>
-          <w:rPr>
-            <w:color w:val="0000EE"/>
-            <w:u w:val="single"/>
-          </w:rPr>
-          <w:t>Ps 77</w:t>
-        </w:r>
-      </w:hyperlink>
-      <w:r>
-        <w:rPr>
-          <w:lang w:val="en_US" w:bidi="en_US"/>
-        </w:rPr>
-        <w:t>).</w:t>
-      </w:r>
-      <w:r>
-        <w:rPr>
-          <w:lang w:val="en_US" w:bidi="en_US"/>
-        </w:rPr>
-      </w:r>
-      <w:r>
-        <w:rPr>
-          <w:lang w:val="en_US" w:bidi="en_US"/>
-        </w:rPr>
-      </w:r>
-    </w:p>
-    <w:p>
-      <w:pPr/>
-      <w:r>
-        <w:rPr>
-          <w:lang w:val="en_US" w:bidi="en_US"/>
-        </w:rPr>
-      </w:r>
-    </w:p>
-    <w:p>
-      <w:pPr>
-        <w:pStyle w:val="Heading2"/>
-      </w:pPr>
-      <w:r>
-        <w:rPr>
-          <w:lang w:val="en_US" w:bidi="en_US"/>
-        </w:rPr>
-        <w:t>Habakkuk 3:3</w:t>
-      </w:r>
-      <w:r>
-        <w:rPr>
-          <w:lang w:val="en_US" w:bidi="en_US"/>
-        </w:rPr>
-      </w:r>
-    </w:p>
-    <w:p>
-      <w:pPr/>
-      <w:r>
-        <w:rPr>
-          <w:lang w:val="en_US" w:bidi="en_US"/>
-        </w:rPr>
-      </w:r>
-      <w:r>
-        <w:rPr>
-          <w:lang w:val="en_US" w:bidi="en_US"/>
-        </w:rPr>
-        <w:t xml:space="preserve">Edom (Hebrew </w:t>
-      </w:r>
-      <w:r>
-        <w:rPr>
-          <w:i/>
-          <w:lang w:val="en_US" w:bidi="en_US"/>
-        </w:rPr>
-        <w:t>Teman</w:t>
-      </w:r>
-      <w:r>
-        <w:rPr>
-          <w:lang w:val="en_US" w:bidi="en_US"/>
-        </w:rPr>
-        <w:t xml:space="preserve">): Teman was one of Edom’s chief cities (see also </w:t>
-      </w:r>
-      <w:hyperlink r:id="rId73">
-        <w:r>
-          <w:rPr>
-            <w:lang w:val="en_US" w:bidi="en_US"/>
-          </w:rPr>
-          <w:rPr>
-            <w:color w:val="0000EE"/>
-            <w:u w:val="single"/>
-          </w:rPr>
-          <w:t>Job 2:11</w:t>
-        </w:r>
-      </w:hyperlink>
-      <w:r>
-        <w:rPr>
-          <w:lang w:val="en_US" w:bidi="en_US"/>
-        </w:rPr>
-        <w:t xml:space="preserve">; </w:t>
-      </w:r>
-      <w:hyperlink r:id="rId74">
-        <w:r>
-          <w:rPr>
-            <w:lang w:val="en_US" w:bidi="en_US"/>
-          </w:rPr>
-          <w:rPr>
-            <w:color w:val="0000EE"/>
-            <w:u w:val="single"/>
-          </w:rPr>
-          <w:t>Jer 49:7</w:t>
-        </w:r>
-      </w:hyperlink>
-      <w:r>
-        <w:rPr>
-          <w:lang w:val="en_US" w:bidi="en_US"/>
-        </w:rPr>
-        <w:t xml:space="preserve">); the term could refer to the entire region of Edom where the city was located (cp. </w:t>
-      </w:r>
-      <w:hyperlink r:id="rId75">
-        <w:r>
-          <w:rPr>
-            <w:lang w:val="en_US" w:bidi="en_US"/>
-          </w:rPr>
-          <w:rPr>
-            <w:color w:val="0000EE"/>
-            <w:u w:val="single"/>
-          </w:rPr>
-          <w:t>Obad 1:9</w:t>
-        </w:r>
-      </w:hyperlink>
-      <w:r>
-        <w:rPr>
-          <w:lang w:val="en_US" w:bidi="en_US"/>
-        </w:rPr>
-        <w:t>). Habakkuk’s use of the term in conjunction with Mount Paran suggests that he had the broader region in mind. • Holy One is a prominent title for God, as holiness is his defining characteristic (</w:t>
-      </w:r>
-      <w:hyperlink r:id="rId76">
-        <w:r>
-          <w:rPr>
-            <w:lang w:val="en_US" w:bidi="en_US"/>
-          </w:rPr>
-          <w:rPr>
-            <w:color w:val="0000EE"/>
-            <w:u w:val="single"/>
-          </w:rPr>
-          <w:t>Hab 1:12</w:t>
-        </w:r>
-      </w:hyperlink>
-      <w:r>
-        <w:rPr>
-          <w:lang w:val="en_US" w:bidi="en_US"/>
-        </w:rPr>
-        <w:t xml:space="preserve">; see also </w:t>
-      </w:r>
-      <w:hyperlink r:id="rId77">
-        <w:r>
-          <w:rPr>
-            <w:lang w:val="en_US" w:bidi="en_US"/>
-          </w:rPr>
-          <w:rPr>
-            <w:color w:val="0000EE"/>
-            <w:u w:val="single"/>
-          </w:rPr>
-          <w:t>Exod 15:11</w:t>
-        </w:r>
-      </w:hyperlink>
-      <w:r>
-        <w:rPr>
-          <w:lang w:val="en_US" w:bidi="en_US"/>
-        </w:rPr>
-        <w:t xml:space="preserve">; </w:t>
-      </w:r>
-      <w:hyperlink r:id="rId78">
-        <w:r>
-          <w:rPr>
-            <w:lang w:val="en_US" w:bidi="en_US"/>
-          </w:rPr>
-          <w:rPr>
-            <w:color w:val="0000EE"/>
-            <w:u w:val="single"/>
-          </w:rPr>
-          <w:t>2 Kgs 19:22</w:t>
-        </w:r>
-      </w:hyperlink>
-      <w:r>
-        <w:rPr>
-          <w:lang w:val="en_US" w:bidi="en_US"/>
-        </w:rPr>
-        <w:t xml:space="preserve">; </w:t>
-      </w:r>
-      <w:hyperlink r:id="rId79">
-        <w:r>
-          <w:rPr>
-            <w:lang w:val="en_US" w:bidi="en_US"/>
-          </w:rPr>
-          <w:rPr>
-            <w:color w:val="0000EE"/>
-            <w:u w:val="single"/>
-          </w:rPr>
-          <w:t>Ps 77:13</w:t>
-        </w:r>
-      </w:hyperlink>
-      <w:r>
-        <w:rPr>
-          <w:lang w:val="en_US" w:bidi="en_US"/>
-        </w:rPr>
-        <w:t xml:space="preserve">; </w:t>
-      </w:r>
-      <w:hyperlink r:id="rId80">
-        <w:r>
-          <w:rPr>
-            <w:lang w:val="en_US" w:bidi="en_US"/>
-          </w:rPr>
-          <w:rPr>
-            <w:color w:val="0000EE"/>
-            <w:u w:val="single"/>
-          </w:rPr>
-          <w:t>Isa 6:3</w:t>
-        </w:r>
-      </w:hyperlink>
-      <w:r>
-        <w:rPr>
-          <w:lang w:val="en_US" w:bidi="en_US"/>
-        </w:rPr>
-        <w:t>). • Mount Paran: The region of Paran included the mountain range west and south of Edom and northeast of Mount Sinai, as well as a broad desert area in the Sinai Peninsula.</w:t>
-      </w:r>
-      <w:r>
-        <w:rPr>
-          <w:lang w:val="en_US" w:bidi="en_US"/>
-        </w:rPr>
-      </w:r>
-      <w:r>
-        <w:rPr>
-          <w:lang w:val="en_US" w:bidi="en_US"/>
-        </w:rPr>
-      </w:r>
-    </w:p>
-    <w:p>
-      <w:pPr/>
-      <w:r>
-        <w:rPr>
-          <w:lang w:val="en_US" w:bidi="en_US"/>
-        </w:rPr>
-      </w:r>
-    </w:p>
-    <w:p>
-      <w:pPr>
-        <w:pStyle w:val="Heading2"/>
-      </w:pPr>
-      <w:r>
-        <w:rPr>
-          <w:lang w:val="en_US" w:bidi="en_US"/>
-        </w:rPr>
-        <w:t>Habakkuk 3:3–15</w:t>
-      </w:r>
-      <w:r>
-        <w:rPr>
-          <w:lang w:val="en_US" w:bidi="en_US"/>
-        </w:rPr>
-      </w:r>
-    </w:p>
-    <w:p>
-      <w:pPr/>
-      <w:r>
-        <w:rPr>
-          <w:lang w:val="en_US" w:bidi="en_US"/>
-        </w:rPr>
-      </w:r>
-      <w:r>
-        <w:rPr>
-          <w:lang w:val="en_US" w:bidi="en_US"/>
-        </w:rPr>
-        <w:t>The prophet praises God’s power to save. These two praise stanzas (</w:t>
-      </w:r>
-      <w:hyperlink r:id="rId81">
-        <w:r>
-          <w:rPr>
-            <w:lang w:val="en_US" w:bidi="en_US"/>
-          </w:rPr>
-          <w:rPr>
-            <w:color w:val="0000EE"/>
-            <w:u w:val="single"/>
-          </w:rPr>
-          <w:t>3:3–7</w:t>
-        </w:r>
-      </w:hyperlink>
-      <w:r>
-        <w:rPr>
-          <w:lang w:val="en_US" w:bidi="en_US"/>
-        </w:rPr>
-        <w:t xml:space="preserve"> and </w:t>
-      </w:r>
-      <w:hyperlink r:id="rId82">
-        <w:r>
-          <w:rPr>
-            <w:lang w:val="en_US" w:bidi="en_US"/>
-          </w:rPr>
-          <w:rPr>
-            <w:color w:val="0000EE"/>
-            <w:u w:val="single"/>
-          </w:rPr>
-          <w:t>3:8–15</w:t>
-        </w:r>
-      </w:hyperlink>
-      <w:r>
-        <w:rPr>
-          <w:lang w:val="en_US" w:bidi="en_US"/>
-        </w:rPr>
-        <w:t xml:space="preserve">) are a poetic reflection upon Israel’s exodus experience. Although Habakkuk’s focus is upon God’s redemption of his people, his imagery occasionally reflects ideas found in ancient Near Eastern tales concerning the gods (e.g., pestilence and plague, </w:t>
-      </w:r>
-      <w:hyperlink r:id="rId83">
-        <w:r>
-          <w:rPr>
-            <w:lang w:val="en_US" w:bidi="en_US"/>
-          </w:rPr>
-          <w:rPr>
-            <w:color w:val="0000EE"/>
-            <w:u w:val="single"/>
-          </w:rPr>
-          <w:t>3:5</w:t>
-        </w:r>
-      </w:hyperlink>
-      <w:r>
-        <w:rPr>
-          <w:lang w:val="en_US" w:bidi="en_US"/>
-        </w:rPr>
-        <w:t xml:space="preserve">; river and sea, </w:t>
-      </w:r>
-      <w:hyperlink r:id="rId84">
-        <w:r>
-          <w:rPr>
-            <w:lang w:val="en_US" w:bidi="en_US"/>
-          </w:rPr>
-          <w:rPr>
-            <w:color w:val="0000EE"/>
-            <w:u w:val="single"/>
-          </w:rPr>
-          <w:t>3:8</w:t>
-        </w:r>
-      </w:hyperlink>
-      <w:r>
-        <w:rPr>
-          <w:lang w:val="en_US" w:bidi="en_US"/>
-        </w:rPr>
-        <w:t xml:space="preserve">; sun and moon, </w:t>
-      </w:r>
-      <w:hyperlink r:id="rId85">
-        <w:r>
-          <w:rPr>
-            <w:lang w:val="en_US" w:bidi="en_US"/>
-          </w:rPr>
-          <w:rPr>
-            <w:color w:val="0000EE"/>
-            <w:u w:val="single"/>
-          </w:rPr>
-          <w:t>3:11</w:t>
-        </w:r>
-      </w:hyperlink>
-      <w:r>
-        <w:rPr>
-          <w:lang w:val="en_US" w:bidi="en_US"/>
-        </w:rPr>
-        <w:t>). This imagery reminds Habakkuk’s original readers that the Lord alone is the one true God who is sovereign over all these things.</w:t>
-      </w:r>
-      <w:r>
-        <w:rPr>
-          <w:lang w:val="en_US" w:bidi="en_US"/>
-        </w:rPr>
-      </w:r>
-      <w:r>
-        <w:rPr>
-          <w:lang w:val="en_US" w:bidi="en_US"/>
-        </w:rPr>
-      </w:r>
-    </w:p>
-    <w:p>
-      <w:pPr/>
-      <w:r>
-        <w:rPr>
-          <w:lang w:val="en_US" w:bidi="en_US"/>
-        </w:rPr>
-      </w:r>
-    </w:p>
-    <w:p>
-      <w:pPr>
-        <w:pStyle w:val="Heading2"/>
-      </w:pPr>
-      <w:r>
-        <w:rPr>
-          <w:lang w:val="en_US" w:bidi="en_US"/>
-        </w:rPr>
-        <w:t>Habakkuk 3:4</w:t>
-      </w:r>
-      <w:r>
-        <w:rPr>
-          <w:lang w:val="en_US" w:bidi="en_US"/>
-        </w:rPr>
-      </w:r>
-    </w:p>
-    <w:p>
-      <w:pPr/>
-      <w:r>
-        <w:rPr>
-          <w:lang w:val="en_US" w:bidi="en_US"/>
-        </w:rPr>
-      </w:r>
-      <w:r>
-        <w:rPr>
-          <w:lang w:val="en_US" w:bidi="en_US"/>
-        </w:rPr>
-        <w:t>brilliant as the sunrise: The Lord, who once appeared on Mount Sinai and filled the southern land with his glory, fills the heavens with his splendor.</w:t>
-      </w:r>
-      <w:r>
-        <w:rPr>
-          <w:lang w:val="en_US" w:bidi="en_US"/>
-        </w:rPr>
-      </w:r>
-      <w:r>
-        <w:rPr>
-          <w:lang w:val="en_US" w:bidi="en_US"/>
-        </w:rPr>
-      </w:r>
-    </w:p>
-    <w:p>
-      <w:pPr/>
-      <w:r>
-        <w:rPr>
-          <w:lang w:val="en_US" w:bidi="en_US"/>
-        </w:rPr>
-      </w:r>
-    </w:p>
-    <w:p>
-      <w:pPr>
-        <w:pStyle w:val="Heading2"/>
-      </w:pPr>
-      <w:r>
-        <w:rPr>
-          <w:lang w:val="en_US" w:bidi="en_US"/>
-        </w:rPr>
-        <w:t>Habakkuk 3:5</w:t>
-      </w:r>
-      <w:r>
-        <w:rPr>
-          <w:lang w:val="en_US" w:bidi="en_US"/>
-        </w:rPr>
-      </w:r>
-    </w:p>
-    <w:p>
-      <w:pPr/>
-      <w:r>
-        <w:rPr>
-          <w:lang w:val="en_US" w:bidi="en_US"/>
-        </w:rPr>
-      </w:r>
-      <w:r>
-        <w:rPr>
-          <w:lang w:val="en_US" w:bidi="en_US"/>
-        </w:rPr>
-        <w:t xml:space="preserve">Habakkuk personifies pestilence (see </w:t>
-      </w:r>
-      <w:hyperlink r:id="rId86">
-        <w:r>
-          <w:rPr>
-            <w:lang w:val="en_US" w:bidi="en_US"/>
-          </w:rPr>
-          <w:rPr>
-            <w:color w:val="0000EE"/>
-            <w:u w:val="single"/>
-          </w:rPr>
-          <w:t>Deut 32:24</w:t>
-        </w:r>
-      </w:hyperlink>
-      <w:r>
-        <w:rPr>
-          <w:lang w:val="en_US" w:bidi="en_US"/>
-        </w:rPr>
-        <w:t xml:space="preserve">) and plague (see </w:t>
-      </w:r>
-      <w:hyperlink r:id="rId87">
-        <w:r>
-          <w:rPr>
-            <w:lang w:val="en_US" w:bidi="en_US"/>
-          </w:rPr>
-          <w:rPr>
-            <w:color w:val="0000EE"/>
-            <w:u w:val="single"/>
-          </w:rPr>
-          <w:t>Exod 7–12</w:t>
-        </w:r>
-      </w:hyperlink>
-      <w:r>
-        <w:rPr>
-          <w:lang w:val="en_US" w:bidi="en_US"/>
-        </w:rPr>
-        <w:t xml:space="preserve">; </w:t>
-      </w:r>
-      <w:hyperlink r:id="rId88">
-        <w:r>
-          <w:rPr>
-            <w:lang w:val="en_US" w:bidi="en_US"/>
-          </w:rPr>
-          <w:rPr>
-            <w:color w:val="0000EE"/>
-            <w:u w:val="single"/>
-          </w:rPr>
-          <w:t>Amos 4:10</w:t>
-        </w:r>
-      </w:hyperlink>
-      <w:r>
-        <w:rPr>
-          <w:lang w:val="en_US" w:bidi="en_US"/>
-        </w:rPr>
-        <w:t>) as soldiers in God’s army, fulfilling his purposes.</w:t>
-      </w:r>
-      <w:r>
-        <w:rPr>
-          <w:lang w:val="en_US" w:bidi="en_US"/>
-        </w:rPr>
-      </w:r>
-      <w:r>
-        <w:rPr>
-          <w:lang w:val="en_US" w:bidi="en_US"/>
-        </w:rPr>
-      </w:r>
-    </w:p>
-    <w:p>
-      <w:pPr/>
-      <w:r>
-        <w:rPr>
-          <w:lang w:val="en_US" w:bidi="en_US"/>
-        </w:rPr>
-      </w:r>
-    </w:p>
-    <w:p>
-      <w:pPr>
-        <w:pStyle w:val="Heading2"/>
-      </w:pPr>
-      <w:r>
-        <w:rPr>
-          <w:lang w:val="en_US" w:bidi="en_US"/>
-        </w:rPr>
-        <w:t>Habakkuk 3:5–6</w:t>
-      </w:r>
-      <w:r>
-        <w:rPr>
-          <w:lang w:val="en_US" w:bidi="en_US"/>
-        </w:rPr>
-      </w:r>
-    </w:p>
-    <w:p>
-      <w:pPr/>
-      <w:r>
-        <w:rPr>
-          <w:lang w:val="en_US" w:bidi="en_US"/>
-        </w:rPr>
-      </w:r>
-      <w:r>
-        <w:rPr>
-          <w:lang w:val="en_US" w:bidi="en_US"/>
-        </w:rPr>
-        <w:t xml:space="preserve">God is the divine warrior who intervenes on behalf of his own (see </w:t>
-      </w:r>
-      <w:hyperlink r:id="rId82">
-        <w:r>
-          <w:rPr>
-            <w:lang w:val="en_US" w:bidi="en_US"/>
-          </w:rPr>
-          <w:rPr>
-            <w:color w:val="0000EE"/>
-            <w:u w:val="single"/>
-          </w:rPr>
-          <w:t>3:8–15</w:t>
-        </w:r>
-      </w:hyperlink>
-      <w:r>
-        <w:rPr>
-          <w:lang w:val="en_US" w:bidi="en_US"/>
-        </w:rPr>
-        <w:t xml:space="preserve">; see also </w:t>
-      </w:r>
-      <w:hyperlink r:id="rId89">
-        <w:r>
-          <w:rPr>
-            <w:lang w:val="en_US" w:bidi="en_US"/>
-          </w:rPr>
-          <w:rPr>
-            <w:color w:val="0000EE"/>
-            <w:u w:val="single"/>
-          </w:rPr>
-          <w:t>Isa 63:1–6</w:t>
-        </w:r>
-      </w:hyperlink>
-      <w:r>
-        <w:rPr>
-          <w:lang w:val="en_US" w:bidi="en_US"/>
-        </w:rPr>
-        <w:t>).</w:t>
-      </w:r>
-      <w:r>
-        <w:rPr>
-          <w:lang w:val="en_US" w:bidi="en_US"/>
-        </w:rPr>
-      </w:r>
-      <w:r>
-        <w:rPr>
-          <w:lang w:val="en_US" w:bidi="en_US"/>
-        </w:rPr>
-      </w:r>
-    </w:p>
-    <w:p>
-      <w:pPr/>
-      <w:r>
-        <w:rPr>
-          <w:lang w:val="en_US" w:bidi="en_US"/>
-        </w:rPr>
-      </w:r>
-    </w:p>
-    <w:p>
-      <w:pPr>
-        <w:pStyle w:val="Heading2"/>
-      </w:pPr>
-      <w:r>
-        <w:rPr>
-          <w:lang w:val="en_US" w:bidi="en_US"/>
-        </w:rPr>
-        <w:t>Habakkuk 3:7</w:t>
-      </w:r>
-      <w:r>
-        <w:rPr>
-          <w:lang w:val="en_US" w:bidi="en_US"/>
-        </w:rPr>
-      </w:r>
-    </w:p>
-    <w:p>
-      <w:pPr/>
-      <w:r>
-        <w:rPr>
-          <w:lang w:val="en_US" w:bidi="en_US"/>
-        </w:rPr>
-      </w:r>
-      <w:r>
-        <w:rPr>
-          <w:lang w:val="en_US" w:bidi="en_US"/>
-        </w:rPr>
-        <w:t xml:space="preserve">Midian occupied the southern part of the region just east of the Jordan (see </w:t>
-      </w:r>
-      <w:hyperlink r:id="rId90">
-        <w:r>
-          <w:rPr>
-            <w:lang w:val="en_US" w:bidi="en_US"/>
-          </w:rPr>
-          <w:rPr>
-            <w:color w:val="0000EE"/>
-            <w:u w:val="single"/>
-          </w:rPr>
-          <w:t>Gen 36:35</w:t>
-        </w:r>
-      </w:hyperlink>
-      <w:r>
-        <w:rPr>
-          <w:lang w:val="en_US" w:bidi="en_US"/>
-        </w:rPr>
-        <w:t>); the nation was trembling in terror at the earth-shaking power of God’s presence (</w:t>
-      </w:r>
-      <w:hyperlink r:id="rId91">
-        <w:r>
-          <w:rPr>
-            <w:lang w:val="en_US" w:bidi="en_US"/>
-          </w:rPr>
-          <w:rPr>
-            <w:color w:val="0000EE"/>
-            <w:u w:val="single"/>
-          </w:rPr>
-          <w:t>Hab 3:6</w:t>
-        </w:r>
-      </w:hyperlink>
-      <w:r>
-        <w:rPr>
-          <w:lang w:val="en_US" w:bidi="en_US"/>
-        </w:rPr>
-        <w:t>).</w:t>
-      </w:r>
-      <w:r>
-        <w:rPr>
-          <w:lang w:val="en_US" w:bidi="en_US"/>
-        </w:rPr>
-      </w:r>
-      <w:r>
-        <w:rPr>
-          <w:lang w:val="en_US" w:bidi="en_US"/>
-        </w:rPr>
-      </w:r>
-    </w:p>
-    <w:p>
-      <w:pPr/>
-      <w:r>
-        <w:rPr>
-          <w:lang w:val="en_US" w:bidi="en_US"/>
-        </w:rPr>
-      </w:r>
-    </w:p>
-    <w:p>
-      <w:pPr>
-        <w:pStyle w:val="Heading2"/>
-      </w:pPr>
-      <w:r>
-        <w:rPr>
-          <w:lang w:val="en_US" w:bidi="en_US"/>
-        </w:rPr>
-        <w:t>Habakkuk 3:8</w:t>
-      </w:r>
-      <w:r>
-        <w:rPr>
-          <w:lang w:val="en_US" w:bidi="en_US"/>
-        </w:rPr>
-      </w:r>
-    </w:p>
-    <w:p>
-      <w:pPr/>
-      <w:r>
-        <w:rPr>
-          <w:lang w:val="en_US" w:bidi="en_US"/>
-        </w:rPr>
-      </w:r>
-      <w:r>
-        <w:rPr>
-          <w:lang w:val="en_US" w:bidi="en_US"/>
-        </w:rPr>
-        <w:t xml:space="preserve">struck the rivers . . . parted the sea: See </w:t>
-      </w:r>
-      <w:hyperlink r:id="rId92">
-        <w:r>
-          <w:rPr>
-            <w:lang w:val="en_US" w:bidi="en_US"/>
-          </w:rPr>
-          <w:rPr>
-            <w:color w:val="0000EE"/>
-            <w:u w:val="single"/>
-          </w:rPr>
-          <w:t>Exod 7:19–20</w:t>
-        </w:r>
-      </w:hyperlink>
-      <w:r>
-        <w:rPr>
-          <w:lang w:val="en_US" w:bidi="en_US"/>
-        </w:rPr>
-        <w:t xml:space="preserve">; </w:t>
-      </w:r>
-      <w:hyperlink r:id="rId93">
-        <w:r>
-          <w:rPr>
-            <w:lang w:val="en_US" w:bidi="en_US"/>
-          </w:rPr>
-          <w:rPr>
-            <w:color w:val="0000EE"/>
-            <w:u w:val="single"/>
-          </w:rPr>
-          <w:t>14:15–31</w:t>
-        </w:r>
-      </w:hyperlink>
-      <w:r>
-        <w:rPr>
-          <w:lang w:val="en_US" w:bidi="en_US"/>
-        </w:rPr>
-        <w:t>. • chariots of salvation: An ironic echo of the Egyptian chariots, which pursued the Israelites when God led them to escape through the Red Sea (</w:t>
-      </w:r>
-      <w:hyperlink r:id="rId94">
-        <w:r>
-          <w:rPr>
-            <w:lang w:val="en_US" w:bidi="en_US"/>
-          </w:rPr>
-          <w:rPr>
-            <w:color w:val="0000EE"/>
-            <w:u w:val="single"/>
-          </w:rPr>
-          <w:t>Exod 14:9</w:t>
-        </w:r>
-      </w:hyperlink>
-      <w:r>
-        <w:rPr>
-          <w:lang w:val="en_US" w:bidi="en_US"/>
-        </w:rPr>
-        <w:t>).</w:t>
-      </w:r>
-      <w:r>
-        <w:rPr>
-          <w:lang w:val="en_US" w:bidi="en_US"/>
-        </w:rPr>
-      </w:r>
-      <w:r>
-        <w:rPr>
-          <w:lang w:val="en_US" w:bidi="en_US"/>
-        </w:rPr>
-      </w:r>
-    </w:p>
-    <w:p>
-      <w:pPr/>
-      <w:r>
-        <w:rPr>
-          <w:lang w:val="en_US" w:bidi="en_US"/>
-        </w:rPr>
-      </w:r>
-    </w:p>
-    <w:p>
-      <w:pPr>
-        <w:pStyle w:val="Heading2"/>
-      </w:pPr>
-      <w:r>
-        <w:rPr>
-          <w:lang w:val="en_US" w:bidi="en_US"/>
-        </w:rPr>
-        <w:t>Habakkuk 3:8–15</w:t>
-      </w:r>
-      <w:r>
-        <w:rPr>
-          <w:lang w:val="en_US" w:bidi="en_US"/>
-        </w:rPr>
-      </w:r>
-    </w:p>
-    <w:p>
-      <w:pPr/>
-      <w:r>
-        <w:rPr>
-          <w:lang w:val="en_US" w:bidi="en_US"/>
-        </w:rPr>
-      </w:r>
-      <w:r>
-        <w:rPr>
-          <w:lang w:val="en_US" w:bidi="en_US"/>
-        </w:rPr>
-        <w:t>The Lord is a divine warrior for his people, moving in redemptive power on their behalf. The motif of God as divine warrior spans both Old Testament and New Testament: It is seen in Israel’s exodus from Egypt, their movement to Mount Sinai (</w:t>
-      </w:r>
-      <w:hyperlink r:id="rId95">
-        <w:r>
-          <w:rPr>
-            <w:lang w:val="en_US" w:bidi="en_US"/>
-          </w:rPr>
-          <w:rPr>
-            <w:color w:val="0000EE"/>
-            <w:u w:val="single"/>
-          </w:rPr>
-          <w:t>Exod 15:1–18</w:t>
-        </w:r>
-      </w:hyperlink>
-      <w:r>
-        <w:rPr>
-          <w:lang w:val="en_US" w:bidi="en_US"/>
-        </w:rPr>
-        <w:t xml:space="preserve">), their approach to the Promised Land from the south, and their triumphs in the early conquest period (e.g., </w:t>
-      </w:r>
-      <w:hyperlink r:id="rId96">
-        <w:r>
-          <w:rPr>
-            <w:lang w:val="en_US" w:bidi="en_US"/>
-          </w:rPr>
-          <w:rPr>
-            <w:color w:val="0000EE"/>
-            <w:u w:val="single"/>
-          </w:rPr>
-          <w:t>Judg 5:4–5</w:t>
-        </w:r>
-      </w:hyperlink>
-      <w:r>
-        <w:rPr>
-          <w:lang w:val="en_US" w:bidi="en_US"/>
-        </w:rPr>
-        <w:t xml:space="preserve">; </w:t>
-      </w:r>
-      <w:hyperlink r:id="rId97">
-        <w:r>
-          <w:rPr>
-            <w:lang w:val="en_US" w:bidi="en_US"/>
-          </w:rPr>
-          <w:rPr>
-            <w:color w:val="0000EE"/>
-            <w:u w:val="single"/>
-          </w:rPr>
-          <w:t>Pss 18:8–16</w:t>
-        </w:r>
-      </w:hyperlink>
-      <w:r>
-        <w:rPr>
-          <w:lang w:val="en_US" w:bidi="en_US"/>
-        </w:rPr>
-        <w:t xml:space="preserve">; </w:t>
-      </w:r>
-      <w:hyperlink r:id="rId98">
-        <w:r>
-          <w:rPr>
-            <w:lang w:val="en_US" w:bidi="en_US"/>
-          </w:rPr>
-          <w:rPr>
-            <w:color w:val="0000EE"/>
-            <w:u w:val="single"/>
-          </w:rPr>
-          <w:t>77:16–20</w:t>
-        </w:r>
-      </w:hyperlink>
-      <w:r>
-        <w:rPr>
-          <w:lang w:val="en_US" w:bidi="en_US"/>
-        </w:rPr>
-        <w:t xml:space="preserve">; a key New Testament example is </w:t>
-      </w:r>
-      <w:hyperlink r:id="rId99">
-        <w:r>
-          <w:rPr>
-            <w:lang w:val="en_US" w:bidi="en_US"/>
-          </w:rPr>
-          <w:rPr>
-            <w:color w:val="0000EE"/>
-            <w:u w:val="single"/>
-          </w:rPr>
-          <w:t>Rev 19:11–21</w:t>
-        </w:r>
-      </w:hyperlink>
-      <w:r>
-        <w:rPr>
-          <w:lang w:val="en_US" w:bidi="en_US"/>
-        </w:rPr>
-        <w:t>).</w:t>
-      </w:r>
-      <w:r>
-        <w:rPr>
-          <w:lang w:val="en_US" w:bidi="en_US"/>
-        </w:rPr>
-      </w:r>
-      <w:r>
-        <w:rPr>
-          <w:lang w:val="en_US" w:bidi="en_US"/>
-        </w:rPr>
-      </w:r>
-    </w:p>
-    <w:p>
-      <w:pPr/>
-      <w:r>
-        <w:rPr>
-          <w:lang w:val="en_US" w:bidi="en_US"/>
-        </w:rPr>
-      </w:r>
-    </w:p>
-    <w:p>
-      <w:pPr>
-        <w:pStyle w:val="Heading2"/>
-      </w:pPr>
-      <w:r>
-        <w:rPr>
-          <w:lang w:val="en_US" w:bidi="en_US"/>
-        </w:rPr>
-        <w:t>Habakkuk 3:9–11</w:t>
-      </w:r>
-      <w:r>
-        <w:rPr>
-          <w:lang w:val="en_US" w:bidi="en_US"/>
-        </w:rPr>
-      </w:r>
-    </w:p>
-    <w:p>
-      <w:pPr/>
-      <w:r>
-        <w:rPr>
-          <w:lang w:val="en_US" w:bidi="en_US"/>
-        </w:rPr>
-      </w:r>
-      <w:r>
-        <w:rPr>
-          <w:lang w:val="en_US" w:bidi="en_US"/>
-        </w:rPr>
-        <w:t>Only God controls the forces of the natural world.</w:t>
-      </w:r>
-      <w:r>
-        <w:rPr>
-          <w:lang w:val="en_US" w:bidi="en_US"/>
-        </w:rPr>
-      </w:r>
-      <w:r>
-        <w:rPr>
-          <w:lang w:val="en_US" w:bidi="en_US"/>
-        </w:rPr>
-      </w:r>
-    </w:p>
-    <w:p>
-      <w:pPr/>
-      <w:r>
-        <w:rPr>
-          <w:lang w:val="en_US" w:bidi="en_US"/>
-        </w:rPr>
-      </w:r>
-    </w:p>
-    <w:p>
-      <w:pPr>
-        <w:pStyle w:val="Heading2"/>
-      </w:pPr>
-      <w:r>
-        <w:rPr>
-          <w:lang w:val="en_US" w:bidi="en_US"/>
-        </w:rPr>
-        <w:t>Habakkuk 3:10</w:t>
-      </w:r>
-      <w:r>
-        <w:rPr>
-          <w:lang w:val="en_US" w:bidi="en_US"/>
-        </w:rPr>
-      </w:r>
-    </w:p>
-    <w:p>
-      <w:pPr/>
-      <w:r>
-        <w:rPr>
-          <w:lang w:val="en_US" w:bidi="en_US"/>
-        </w:rPr>
-      </w:r>
-      <w:r>
-        <w:rPr>
-          <w:lang w:val="en_US" w:bidi="en_US"/>
-        </w:rPr>
-        <w:t xml:space="preserve">waters: See </w:t>
-      </w:r>
-      <w:r>
-        <w:rPr>
-          <w:lang w:val="en_US" w:bidi="en_US"/>
-        </w:rPr>
-        <w:t>study note on 3:8</w:t>
-      </w:r>
-      <w:r>
-        <w:rPr>
-          <w:lang w:val="en_US" w:bidi="en_US"/>
-        </w:rPr>
-        <w:t xml:space="preserve">; see also </w:t>
-      </w:r>
-      <w:hyperlink r:id="rId95">
-        <w:r>
-          <w:rPr>
-            <w:lang w:val="en_US" w:bidi="en_US"/>
-          </w:rPr>
-          <w:rPr>
-            <w:color w:val="0000EE"/>
-            <w:u w:val="single"/>
-          </w:rPr>
-          <w:t>Exod 15:1–18</w:t>
-        </w:r>
-      </w:hyperlink>
-      <w:r>
-        <w:rPr>
-          <w:lang w:val="en_US" w:bidi="en_US"/>
-        </w:rPr>
-        <w:t>.</w:t>
-      </w:r>
-      <w:r>
-        <w:rPr>
-          <w:lang w:val="en_US" w:bidi="en_US"/>
-        </w:rPr>
-      </w:r>
-      <w:r>
-        <w:rPr>
-          <w:lang w:val="en_US" w:bidi="en_US"/>
-        </w:rPr>
-      </w:r>
-    </w:p>
-    <w:p>
-      <w:pPr/>
-      <w:r>
-        <w:rPr>
-          <w:lang w:val="en_US" w:bidi="en_US"/>
-        </w:rPr>
-      </w:r>
-    </w:p>
-    <w:p>
-      <w:pPr>
-        <w:pStyle w:val="Heading2"/>
-      </w:pPr>
-      <w:r>
-        <w:rPr>
-          <w:lang w:val="en_US" w:bidi="en_US"/>
-        </w:rPr>
-        <w:t>Habakkuk 3:11</w:t>
-      </w:r>
-      <w:r>
-        <w:rPr>
-          <w:lang w:val="en_US" w:bidi="en_US"/>
-        </w:rPr>
-      </w:r>
-    </w:p>
-    <w:p>
-      <w:pPr/>
-      <w:r>
-        <w:rPr>
-          <w:lang w:val="en_US" w:bidi="en_US"/>
-        </w:rPr>
-      </w:r>
-      <w:r>
-        <w:rPr>
-          <w:lang w:val="en_US" w:bidi="en_US"/>
-        </w:rPr>
-        <w:t xml:space="preserve">sun and moon: See </w:t>
-      </w:r>
-      <w:hyperlink r:id="rId100">
-        <w:r>
-          <w:rPr>
-            <w:lang w:val="en_US" w:bidi="en_US"/>
-          </w:rPr>
-          <w:rPr>
-            <w:color w:val="0000EE"/>
-            <w:u w:val="single"/>
-          </w:rPr>
-          <w:t>Josh 10:12–13</w:t>
-        </w:r>
-      </w:hyperlink>
-      <w:r>
-        <w:rPr>
-          <w:lang w:val="en_US" w:bidi="en_US"/>
-        </w:rPr>
-        <w:t>.</w:t>
-      </w:r>
-      <w:r>
-        <w:rPr>
-          <w:lang w:val="en_US" w:bidi="en_US"/>
-        </w:rPr>
-      </w:r>
-      <w:r>
-        <w:rPr>
-          <w:lang w:val="en_US" w:bidi="en_US"/>
-        </w:rPr>
-      </w:r>
-    </w:p>
-    <w:p>
-      <w:pPr/>
-      <w:r>
-        <w:rPr>
-          <w:lang w:val="en_US" w:bidi="en_US"/>
-        </w:rPr>
-      </w:r>
-    </w:p>
-    <w:p>
-      <w:pPr>
-        <w:pStyle w:val="Heading2"/>
-      </w:pPr>
-      <w:r>
-        <w:rPr>
-          <w:lang w:val="en_US" w:bidi="en_US"/>
-        </w:rPr>
-        <w:t>Habakkuk 3:15</w:t>
-      </w:r>
-      <w:r>
-        <w:rPr>
-          <w:lang w:val="en_US" w:bidi="en_US"/>
-        </w:rPr>
-      </w:r>
-    </w:p>
-    <w:p>
-      <w:pPr/>
-      <w:r>
-        <w:rPr>
-          <w:lang w:val="en_US" w:bidi="en_US"/>
-        </w:rPr>
-      </w:r>
-      <w:r>
-        <w:rPr>
-          <w:lang w:val="en_US" w:bidi="en_US"/>
-        </w:rPr>
-        <w:t>sea . . . waters: The section ends as it began (</w:t>
-      </w:r>
-      <w:hyperlink r:id="rId84">
-        <w:r>
-          <w:rPr>
-            <w:lang w:val="en_US" w:bidi="en_US"/>
-          </w:rPr>
-          <w:rPr>
-            <w:color w:val="0000EE"/>
-            <w:u w:val="single"/>
-          </w:rPr>
-          <w:t>3:8</w:t>
-        </w:r>
-      </w:hyperlink>
-      <w:r>
-        <w:rPr>
-          <w:lang w:val="en_US" w:bidi="en_US"/>
-        </w:rPr>
-        <w:t>).</w:t>
-      </w:r>
-      <w:r>
-        <w:rPr>
-          <w:lang w:val="en_US" w:bidi="en_US"/>
-        </w:rPr>
-      </w:r>
-      <w:r>
-        <w:rPr>
-          <w:lang w:val="en_US" w:bidi="en_US"/>
-        </w:rPr>
-      </w:r>
-    </w:p>
-    <w:p>
-      <w:pPr/>
-      <w:r>
-        <w:rPr>
-          <w:lang w:val="en_US" w:bidi="en_US"/>
-        </w:rPr>
-      </w:r>
-    </w:p>
-    <w:p>
-      <w:pPr>
-        <w:pStyle w:val="Heading2"/>
-      </w:pPr>
-      <w:r>
-        <w:rPr>
-          <w:lang w:val="en_US" w:bidi="en_US"/>
-        </w:rPr>
-        <w:t>Habakkuk 3:16</w:t>
-      </w:r>
-      <w:r>
-        <w:rPr>
-          <w:lang w:val="en_US" w:bidi="en_US"/>
-        </w:rPr>
-      </w:r>
-    </w:p>
-    <w:p>
-      <w:pPr/>
-      <w:r>
-        <w:rPr>
-          <w:lang w:val="en_US" w:bidi="en_US"/>
-        </w:rPr>
-      </w:r>
-      <w:r>
-        <w:rPr>
-          <w:lang w:val="en_US" w:bidi="en_US"/>
-        </w:rPr>
-        <w:t>Although the full realization of God’s mighty power sapped Habakkuk’s strength to the point that he trembled</w:t>
-      </w:r>
-      <w:r>
-        <w:rPr>
-          <w:i/>
-          <w:lang w:val="en_US" w:bidi="en_US"/>
-        </w:rPr>
-        <w:t>,</w:t>
-      </w:r>
-      <w:r>
-        <w:rPr>
-          <w:lang w:val="en_US" w:bidi="en_US"/>
-        </w:rPr>
-        <w:t xml:space="preserve"> he would wait quietly (see </w:t>
-      </w:r>
-      <w:hyperlink r:id="rId101">
-        <w:r>
-          <w:rPr>
-            <w:lang w:val="en_US" w:bidi="en_US"/>
-          </w:rPr>
-          <w:rPr>
-            <w:color w:val="0000EE"/>
-            <w:u w:val="single"/>
-          </w:rPr>
-          <w:t>2:3</w:t>
-        </w:r>
-      </w:hyperlink>
-      <w:r>
-        <w:rPr>
-          <w:lang w:val="en_US" w:bidi="en_US"/>
-        </w:rPr>
-        <w:t>) for God’s judgment to descend.</w:t>
-      </w:r>
-      <w:r>
-        <w:rPr>
-          <w:lang w:val="en_US" w:bidi="en_US"/>
-        </w:rPr>
-      </w:r>
-      <w:r>
-        <w:rPr>
-          <w:lang w:val="en_US" w:bidi="en_US"/>
-        </w:rPr>
-      </w:r>
-    </w:p>
-    <w:p>
-      <w:pPr/>
-      <w:r>
-        <w:rPr>
-          <w:lang w:val="en_US" w:bidi="en_US"/>
-        </w:rPr>
-      </w:r>
-    </w:p>
-    <w:p>
-      <w:pPr>
-        <w:pStyle w:val="Heading2"/>
-      </w:pPr>
-      <w:r>
-        <w:rPr>
-          <w:lang w:val="en_US" w:bidi="en_US"/>
-        </w:rPr>
-        <w:t>Habakkuk 3:17–19</w:t>
-      </w:r>
-      <w:r>
-        <w:rPr>
-          <w:lang w:val="en_US" w:bidi="en_US"/>
-        </w:rPr>
-      </w:r>
-    </w:p>
-    <w:p>
-      <w:pPr/>
-      <w:r>
-        <w:rPr>
-          <w:lang w:val="en_US" w:bidi="en_US"/>
-        </w:rPr>
-      </w:r>
-      <w:r>
-        <w:rPr>
-          <w:lang w:val="en_US" w:bidi="en_US"/>
-        </w:rPr>
-        <w:t>After recounting God’s mighty acts of redemption (</w:t>
-      </w:r>
-      <w:hyperlink r:id="rId102">
-        <w:r>
-          <w:rPr>
-            <w:lang w:val="en_US" w:bidi="en_US"/>
-          </w:rPr>
-          <w:rPr>
-            <w:color w:val="0000EE"/>
-            <w:u w:val="single"/>
-          </w:rPr>
-          <w:t>3:2–15</w:t>
-        </w:r>
-      </w:hyperlink>
-      <w:r>
-        <w:rPr>
-          <w:lang w:val="en_US" w:bidi="en_US"/>
-        </w:rPr>
-        <w:t>), and pausing to consider them (</w:t>
-      </w:r>
-      <w:hyperlink r:id="rId103">
-        <w:r>
-          <w:rPr>
-            <w:lang w:val="en_US" w:bidi="en_US"/>
-          </w:rPr>
-          <w:rPr>
-            <w:color w:val="0000EE"/>
-            <w:u w:val="single"/>
-          </w:rPr>
-          <w:t>3:16</w:t>
-        </w:r>
-      </w:hyperlink>
-      <w:r>
-        <w:rPr>
-          <w:lang w:val="en_US" w:bidi="en_US"/>
-        </w:rPr>
-        <w:t>), Habakkuk now reaffirms his trust in God as he closes his prayer. • Even though . . . yet I will rejoice: Even if God never pours out material blessing on his people again, he is still worthy of all the trust and praise they can give. Come what may, the prophet could rejoice</w:t>
-      </w:r>
-      <w:r>
-        <w:rPr>
-          <w:i/>
-          <w:lang w:val="en_US" w:bidi="en_US"/>
-        </w:rPr>
-        <w:t>,</w:t>
-      </w:r>
-      <w:r>
-        <w:rPr>
-          <w:lang w:val="en_US" w:bidi="en_US"/>
-        </w:rPr>
-        <w:t xml:space="preserve"> knowing that the Lord is not only Israel’s Redeemer, but also the source of his own salvation.</w:t>
-      </w:r>
-      <w:r>
-        <w:rPr>
-          <w:lang w:val="en_US" w:bidi="en_US"/>
-        </w:rPr>
-      </w:r>
-      <w:r>
-        <w:rPr>
-          <w:lang w:val="en_US" w:bidi="en_US"/>
-        </w:rPr>
-      </w:r>
-    </w:p>
-    <w:p>
-      <w:pPr/>
-      <w:r>
-        <w:rPr>
-          <w:lang w:val="en_US" w:bidi="en_US"/>
-        </w:rPr>
-      </w:r>
-    </w:p>
-    <w:p>
-      <w:pPr>
-        <w:pStyle w:val="Heading2"/>
-      </w:pPr>
-      <w:r>
-        <w:rPr>
-          <w:lang w:val="en_US" w:bidi="en_US"/>
-        </w:rPr>
-        <w:t>Habakkuk 3:19</w:t>
-      </w:r>
-      <w:r>
-        <w:rPr>
-          <w:lang w:val="en_US" w:bidi="en_US"/>
-        </w:rPr>
-      </w:r>
-    </w:p>
-    <w:p>
-      <w:pPr/>
-      <w:r>
-        <w:rPr>
-          <w:lang w:val="en_US" w:bidi="en_US"/>
-        </w:rPr>
-      </w:r>
-      <w:r>
-        <w:rPr>
-          <w:lang w:val="en_US" w:bidi="en_US"/>
-        </w:rPr>
-        <w:t>Habakkuk owed whatever strength he had to the Sovereign Lord</w:t>
-      </w:r>
-      <w:r>
-        <w:rPr>
-          <w:i/>
-          <w:lang w:val="en_US" w:bidi="en_US"/>
-        </w:rPr>
-        <w:t>,</w:t>
-      </w:r>
-      <w:r>
-        <w:rPr>
-          <w:lang w:val="en_US" w:bidi="en_US"/>
-        </w:rPr>
-        <w:t xml:space="preserve"> his Savior (</w:t>
+        <w:t>Habakkuk gained his strength from God, his Savior (</w:t>
       </w:r>
       <w:hyperlink r:id="rId104">
         <w:r>
@@ -4488,14 +4878,14 @@
             <w:color w:val="0000EE"/>
             <w:u w:val="single"/>
           </w:rPr>
-          <w:t>3:18</w:t>
-        </w:r>
-      </w:hyperlink>
-      <w:r>
-        <w:rPr>
-          <w:lang w:val="en_US" w:bidi="en_US"/>
-        </w:rPr>
-        <w:t xml:space="preserve">). Habakkuk compared his spiritual climb to a deer swiftly ascending to the mountaintops and gracefully gliding over them (cp. </w:t>
+          <w:t>Habakkuk 3:18</w:t>
+        </w:r>
+      </w:hyperlink>
+      <w:r>
+        <w:rPr>
+          <w:lang w:val="en_US" w:bidi="en_US"/>
+        </w:rPr>
+        <w:t xml:space="preserve">). He compared his spiritual journey to a deer quickly climbing mountaintops and moving gracefully over them (see </w:t>
       </w:r>
       <w:hyperlink r:id="rId105">
         <w:r>
@@ -4506,7 +4896,7 @@
             <w:color w:val="0000EE"/>
             <w:u w:val="single"/>
           </w:rPr>
-          <w:t>Ps 18:32–33</w:t>
+          <w:t>Psalm 18:32–33</w:t>
         </w:r>
       </w:hyperlink>
       <w:r>

--- a/eng/docx/35.content.docx
+++ b/eng/docx/35.content.docx
@@ -19,7 +19,7 @@
         <w:rPr>
           <w:lang w:val="en_US" w:bidi="en_US"/>
         </w:rPr>
-        <w:t>Resource: Study Notes (Tyndale)</w:t>
+        <w:t>Resource: Tyndale Open Study Notes</w:t>
       </w:r>
       <w:r>
         <w:rPr>
@@ -112,7 +112,7 @@
         <w:rPr>
           <w:lang w:val="en_US" w:bidi="en_US"/>
         </w:rPr>
-        <w:t>Study Notes (Tyndale)</w:t>
+        <w:t>Tyndale Open Study Notes</w:t>
       </w:r>
     </w:p>
     <w:p>

--- a/eng/docx/35.content.docx
+++ b/eng/docx/35.content.docx
@@ -19,7 +19,7 @@
         <w:rPr>
           <w:lang w:val="en_US" w:bidi="en_US"/>
         </w:rPr>
-        <w:t>Resource: Tyndale Open Study Notes</w:t>
+        <w:t>Resource: Aquifer Open Study Notes</w:t>
       </w:r>
       <w:r>
         <w:rPr>
@@ -112,7 +112,7 @@
         <w:rPr>
           <w:lang w:val="en_US" w:bidi="en_US"/>
         </w:rPr>
-        <w:t>Tyndale Open Study Notes</w:t>
+        <w:t>Aquifer Open Study Notes</w:t>
       </w:r>
     </w:p>
     <w:p>

--- a/eng/docx/35.content.docx
+++ b/eng/docx/35.content.docx
@@ -246,36 +246,24 @@
         </w:rPr>
         <w:t xml:space="preserve">) shows the book as God's revelation through his prophet (compare </w:t>
       </w:r>
-      <w:hyperlink r:id="rId13">
-        <w:r>
-          <w:rPr>
-            <w:lang w:val="en_US" w:bidi="en_US"/>
-          </w:rPr>
-          <w:rPr>
-            <w:color w:val="0000EE"/>
-            <w:u w:val="single"/>
-          </w:rPr>
-          <w:t>Nahum 1:1</w:t>
-        </w:r>
-      </w:hyperlink>
+      <w:r>
+        <w:rPr>
+          <w:lang w:val="en_US" w:bidi="en_US"/>
+        </w:rPr>
+        <w:t>Nahum 1:1</w:t>
+      </w:r>
       <w:r>
         <w:rPr>
           <w:lang w:val="en_US" w:bidi="en_US"/>
         </w:rPr>
         <w:t xml:space="preserve">; </w:t>
       </w:r>
-      <w:hyperlink r:id="rId14">
-        <w:r>
-          <w:rPr>
-            <w:lang w:val="en_US" w:bidi="en_US"/>
-          </w:rPr>
-          <w:rPr>
-            <w:color w:val="0000EE"/>
-            <w:u w:val="single"/>
-          </w:rPr>
-          <w:t>Malachi 1:1</w:t>
-        </w:r>
-      </w:hyperlink>
+      <w:r>
+        <w:rPr>
+          <w:lang w:val="en_US" w:bidi="en_US"/>
+        </w:rPr>
+        <w:t>Malachi 1:1</w:t>
+      </w:r>
       <w:r>
         <w:rPr>
           <w:lang w:val="en_US" w:bidi="en_US"/>
@@ -343,54 +331,36 @@
         </w:rPr>
         <w:t xml:space="preserve">The call and answer theme in Scripture often shows the speaker's trust in God as a refuge or guide (see </w:t>
       </w:r>
-      <w:hyperlink r:id="rId15">
-        <w:r>
-          <w:rPr>
-            <w:lang w:val="en_US" w:bidi="en_US"/>
-          </w:rPr>
-          <w:rPr>
-            <w:color w:val="0000EE"/>
-            <w:u w:val="single"/>
-          </w:rPr>
-          <w:t>Psalm 102:1–2</w:t>
-        </w:r>
-      </w:hyperlink>
+      <w:r>
+        <w:rPr>
+          <w:lang w:val="en_US" w:bidi="en_US"/>
+        </w:rPr>
+        <w:t>Psalm 102:1–2</w:t>
+      </w:r>
       <w:r>
         <w:rPr>
           <w:lang w:val="en_US" w:bidi="en_US"/>
         </w:rPr>
         <w:t>). It also indicates a close relationship between the believer and God (</w:t>
       </w:r>
-      <w:hyperlink r:id="rId16">
-        <w:r>
-          <w:rPr>
-            <w:lang w:val="en_US" w:bidi="en_US"/>
-          </w:rPr>
-          <w:rPr>
-            <w:color w:val="0000EE"/>
-            <w:u w:val="single"/>
-          </w:rPr>
-          <w:t>Psalm 145:18</w:t>
-        </w:r>
-      </w:hyperlink>
+      <w:r>
+        <w:rPr>
+          <w:lang w:val="en_US" w:bidi="en_US"/>
+        </w:rPr>
+        <w:t>Psalm 145:18</w:t>
+      </w:r>
       <w:r>
         <w:rPr>
           <w:lang w:val="en_US" w:bidi="en_US"/>
         </w:rPr>
         <w:t xml:space="preserve">; </w:t>
       </w:r>
-      <w:hyperlink r:id="rId17">
-        <w:r>
-          <w:rPr>
-            <w:lang w:val="en_US" w:bidi="en_US"/>
-          </w:rPr>
-          <w:rPr>
-            <w:color w:val="0000EE"/>
-            <w:u w:val="single"/>
-          </w:rPr>
-          <w:t>Isaiah 65:24</w:t>
-        </w:r>
-      </w:hyperlink>
+      <w:r>
+        <w:rPr>
+          <w:lang w:val="en_US" w:bidi="en_US"/>
+        </w:rPr>
+        <w:t>Isaiah 65:24</w:t>
+      </w:r>
       <w:r>
         <w:rPr>
           <w:lang w:val="en_US" w:bidi="en_US"/>
@@ -445,36 +415,24 @@
         </w:rPr>
         <w:t>To Habakkuk, God seemed unconcerned about the evil spread throughout society in Judah (</w:t>
       </w:r>
-      <w:hyperlink r:id="rId18">
-        <w:r>
-          <w:rPr>
-            <w:lang w:val="en_US" w:bidi="en_US"/>
-          </w:rPr>
-          <w:rPr>
-            <w:color w:val="0000EE"/>
-            <w:u w:val="single"/>
-          </w:rPr>
-          <w:t>Habakkuk 1:3–4</w:t>
-        </w:r>
-      </w:hyperlink>
+      <w:r>
+        <w:rPr>
+          <w:lang w:val="en_US" w:bidi="en_US"/>
+        </w:rPr>
+        <w:t>Habakkuk 1:3–4</w:t>
+      </w:r>
       <w:r>
         <w:rPr>
           <w:lang w:val="en_US" w:bidi="en_US"/>
         </w:rPr>
         <w:t>). God also seemed silent when Habakkuk complained about this evil (</w:t>
       </w:r>
-      <w:hyperlink r:id="rId19">
-        <w:r>
-          <w:rPr>
-            <w:lang w:val="en_US" w:bidi="en_US"/>
-          </w:rPr>
-          <w:rPr>
-            <w:color w:val="0000EE"/>
-            <w:u w:val="single"/>
-          </w:rPr>
-          <w:t>1:2</w:t>
-        </w:r>
-      </w:hyperlink>
+      <w:r>
+        <w:rPr>
+          <w:lang w:val="en_US" w:bidi="en_US"/>
+        </w:rPr>
+        <w:t>1:2</w:t>
+      </w:r>
       <w:r>
         <w:rPr>
           <w:lang w:val="en_US" w:bidi="en_US"/>
@@ -589,54 +547,36 @@
         </w:rPr>
         <w:t xml:space="preserve">Habakkuk shares his worry about the injustice and wrongdoing he observed everywhere (see </w:t>
       </w:r>
-      <w:hyperlink r:id="rId20">
-        <w:r>
-          <w:rPr>
-            <w:lang w:val="en_US" w:bidi="en_US"/>
-          </w:rPr>
-          <w:rPr>
-            <w:color w:val="0000EE"/>
-            <w:u w:val="single"/>
-          </w:rPr>
-          <w:t>Habakkuk 1:12–13</w:t>
-        </w:r>
-      </w:hyperlink>
+      <w:r>
+        <w:rPr>
+          <w:lang w:val="en_US" w:bidi="en_US"/>
+        </w:rPr>
+        <w:t>Habakkuk 1:12–13</w:t>
+      </w:r>
       <w:r>
         <w:rPr>
           <w:lang w:val="en_US" w:bidi="en_US"/>
         </w:rPr>
         <w:t xml:space="preserve">; </w:t>
       </w:r>
-      <w:hyperlink r:id="rId21">
-        <w:r>
-          <w:rPr>
-            <w:lang w:val="en_US" w:bidi="en_US"/>
-          </w:rPr>
-          <w:rPr>
-            <w:color w:val="0000EE"/>
-            <w:u w:val="single"/>
-          </w:rPr>
-          <w:t>2:4</w:t>
-        </w:r>
-      </w:hyperlink>
+      <w:r>
+        <w:rPr>
+          <w:lang w:val="en_US" w:bidi="en_US"/>
+        </w:rPr>
+        <w:t>2:4</w:t>
+      </w:r>
       <w:r>
         <w:rPr>
           <w:lang w:val="en_US" w:bidi="en_US"/>
         </w:rPr>
         <w:t xml:space="preserve">, </w:t>
       </w:r>
-      <w:hyperlink r:id="rId22">
-        <w:r>
-          <w:rPr>
-            <w:lang w:val="en_US" w:bidi="en_US"/>
-          </w:rPr>
-          <w:rPr>
-            <w:color w:val="0000EE"/>
-            <w:u w:val="single"/>
-          </w:rPr>
-          <w:t>9</w:t>
-        </w:r>
-      </w:hyperlink>
+      <w:r>
+        <w:rPr>
+          <w:lang w:val="en_US" w:bidi="en_US"/>
+        </w:rPr>
+        <w:t>9</w:t>
+      </w:r>
       <w:r>
         <w:rPr>
           <w:lang w:val="en_US" w:bidi="en_US"/>
@@ -737,54 +677,36 @@
         </w:rPr>
         <w:t xml:space="preserve"> in </w:t>
       </w:r>
-      <w:hyperlink r:id="rId23">
-        <w:r>
-          <w:rPr>
-            <w:lang w:val="en_US" w:bidi="en_US"/>
-          </w:rPr>
-          <w:rPr>
-            <w:color w:val="0000EE"/>
-            <w:u w:val="single"/>
-          </w:rPr>
-          <w:t>Habakkuk 1:3</w:t>
-        </w:r>
-      </w:hyperlink>
+      <w:r>
+        <w:rPr>
+          <w:lang w:val="en_US" w:bidi="en_US"/>
+        </w:rPr>
+        <w:t>Habakkuk 1:3</w:t>
+      </w:r>
       <w:r>
         <w:rPr>
           <w:lang w:val="en_US" w:bidi="en_US"/>
         </w:rPr>
         <w:t xml:space="preserve">. This creates a literary connection between Habakkuk’s questions in </w:t>
       </w:r>
-      <w:hyperlink r:id="rId23">
-        <w:r>
-          <w:rPr>
-            <w:lang w:val="en_US" w:bidi="en_US"/>
-          </w:rPr>
-          <w:rPr>
-            <w:color w:val="0000EE"/>
-            <w:u w:val="single"/>
-          </w:rPr>
-          <w:t>Habakkuk 1:3</w:t>
-        </w:r>
-      </w:hyperlink>
+      <w:r>
+        <w:rPr>
+          <w:lang w:val="en_US" w:bidi="en_US"/>
+        </w:rPr>
+        <w:t>Habakkuk 1:3</w:t>
+      </w:r>
       <w:r>
         <w:rPr>
           <w:lang w:val="en_US" w:bidi="en_US"/>
         </w:rPr>
         <w:t xml:space="preserve"> and God’s reply in </w:t>
       </w:r>
-      <w:hyperlink r:id="rId24">
-        <w:r>
-          <w:rPr>
-            <w:lang w:val="en_US" w:bidi="en_US"/>
-          </w:rPr>
-          <w:rPr>
-            <w:color w:val="0000EE"/>
-            <w:u w:val="single"/>
-          </w:rPr>
-          <w:t>1:5–11</w:t>
-        </w:r>
-      </w:hyperlink>
+      <w:r>
+        <w:rPr>
+          <w:lang w:val="en_US" w:bidi="en_US"/>
+        </w:rPr>
+        <w:t>1:5–11</w:t>
+      </w:r>
       <w:r>
         <w:rPr>
           <w:lang w:val="en_US" w:bidi="en_US"/>
@@ -948,54 +870,36 @@
         </w:rPr>
         <w:t xml:space="preserve">The vivid images of cheetahs, wolves, and eagles show how fast and violent the Babylonian attacks against Judah were. These animals also show that the Babylonians hunted their enemies like prey (see </w:t>
       </w:r>
-      <w:hyperlink r:id="rId25">
-        <w:r>
-          <w:rPr>
-            <w:lang w:val="en_US" w:bidi="en_US"/>
-          </w:rPr>
-          <w:rPr>
-            <w:color w:val="0000EE"/>
-            <w:u w:val="single"/>
-          </w:rPr>
-          <w:t>Jeremiah 4:13</w:t>
-        </w:r>
-      </w:hyperlink>
+      <w:r>
+        <w:rPr>
+          <w:lang w:val="en_US" w:bidi="en_US"/>
+        </w:rPr>
+        <w:t>Jeremiah 4:13</w:t>
+      </w:r>
       <w:r>
         <w:rPr>
           <w:lang w:val="en_US" w:bidi="en_US"/>
         </w:rPr>
         <w:t xml:space="preserve">; </w:t>
       </w:r>
-      <w:hyperlink r:id="rId26">
-        <w:r>
-          <w:rPr>
-            <w:lang w:val="en_US" w:bidi="en_US"/>
-          </w:rPr>
-          <w:rPr>
-            <w:color w:val="0000EE"/>
-            <w:u w:val="single"/>
-          </w:rPr>
-          <w:t>48:40</w:t>
-        </w:r>
-      </w:hyperlink>
+      <w:r>
+        <w:rPr>
+          <w:lang w:val="en_US" w:bidi="en_US"/>
+        </w:rPr>
+        <w:t>48:40</w:t>
+      </w:r>
       <w:r>
         <w:rPr>
           <w:lang w:val="en_US" w:bidi="en_US"/>
         </w:rPr>
         <w:t xml:space="preserve">; </w:t>
       </w:r>
-      <w:hyperlink r:id="rId27">
-        <w:r>
-          <w:rPr>
-            <w:lang w:val="en_US" w:bidi="en_US"/>
-          </w:rPr>
-          <w:rPr>
-            <w:color w:val="0000EE"/>
-            <w:u w:val="single"/>
-          </w:rPr>
-          <w:t>49:22</w:t>
-        </w:r>
-      </w:hyperlink>
+      <w:r>
+        <w:rPr>
+          <w:lang w:val="en_US" w:bidi="en_US"/>
+        </w:rPr>
+        <w:t>49:22</w:t>
+      </w:r>
       <w:r>
         <w:rPr>
           <w:lang w:val="en_US" w:bidi="en_US"/>
@@ -1050,18 +954,12 @@
         </w:rPr>
         <w:t xml:space="preserve">The Babylonians took many people from Judah into exile between 605 and 586 BC (see </w:t>
       </w:r>
-      <w:hyperlink r:id="rId28">
-        <w:r>
-          <w:rPr>
-            <w:lang w:val="en_US" w:bidi="en_US"/>
-          </w:rPr>
-          <w:rPr>
-            <w:color w:val="0000EE"/>
-            <w:u w:val="single"/>
-          </w:rPr>
-          <w:t>Daniel 1:1–3</w:t>
-        </w:r>
-      </w:hyperlink>
+      <w:r>
+        <w:rPr>
+          <w:lang w:val="en_US" w:bidi="en_US"/>
+        </w:rPr>
+        <w:t>Daniel 1:1–3</w:t>
+      </w:r>
       <w:r>
         <w:rPr>
           <w:lang w:val="en_US" w:bidi="en_US"/>
@@ -1116,36 +1014,24 @@
         </w:rPr>
         <w:t xml:space="preserve">In the ancient Near East, armies often attacked cities by piling up earth to make ramps against city walls. This battle method is described in several places in the Bible (for example, </w:t>
       </w:r>
-      <w:hyperlink r:id="rId29">
-        <w:r>
-          <w:rPr>
-            <w:lang w:val="en_US" w:bidi="en_US"/>
-          </w:rPr>
-          <w:rPr>
-            <w:color w:val="0000EE"/>
-            <w:u w:val="single"/>
-          </w:rPr>
-          <w:t>2 Kings 19:32</w:t>
-        </w:r>
-      </w:hyperlink>
+      <w:r>
+        <w:rPr>
+          <w:lang w:val="en_US" w:bidi="en_US"/>
+        </w:rPr>
+        <w:t>2 Kings 19:32</w:t>
+      </w:r>
       <w:r>
         <w:rPr>
           <w:lang w:val="en_US" w:bidi="en_US"/>
         </w:rPr>
         <w:t xml:space="preserve">; </w:t>
       </w:r>
-      <w:hyperlink r:id="rId30">
-        <w:r>
-          <w:rPr>
-            <w:lang w:val="en_US" w:bidi="en_US"/>
-          </w:rPr>
-          <w:rPr>
-            <w:color w:val="0000EE"/>
-            <w:u w:val="single"/>
-          </w:rPr>
-          <w:t>Nahum 2:1</w:t>
-        </w:r>
-      </w:hyperlink>
+      <w:r>
+        <w:rPr>
+          <w:lang w:val="en_US" w:bidi="en_US"/>
+        </w:rPr>
+        <w:t>Nahum 2:1</w:t>
+      </w:r>
       <w:r>
         <w:rPr>
           <w:lang w:val="en_US" w:bidi="en_US"/>
@@ -1315,18 +1201,12 @@
         </w:rPr>
         <w:t xml:space="preserve">: Compare </w:t>
       </w:r>
-      <w:hyperlink r:id="rId31">
-        <w:r>
-          <w:rPr>
-            <w:lang w:val="en_US" w:bidi="en_US"/>
-          </w:rPr>
-          <w:rPr>
-            <w:color w:val="0000EE"/>
-            <w:u w:val="single"/>
-          </w:rPr>
-          <w:t>Hebrews 12:5–11</w:t>
-        </w:r>
-      </w:hyperlink>
+      <w:r>
+        <w:rPr>
+          <w:lang w:val="en_US" w:bidi="en_US"/>
+        </w:rPr>
+        <w:t>Hebrews 12:5–11</w:t>
+      </w:r>
       <w:r>
         <w:rPr>
           <w:lang w:val="en_US" w:bidi="en_US"/>
@@ -1358,90 +1238,60 @@
         </w:rPr>
         <w:t xml:space="preserve">: This is a common image of God's faithfulness and strength (see </w:t>
       </w:r>
-      <w:hyperlink r:id="rId32">
-        <w:r>
-          <w:rPr>
-            <w:lang w:val="en_US" w:bidi="en_US"/>
-          </w:rPr>
-          <w:rPr>
-            <w:color w:val="0000EE"/>
-            <w:u w:val="single"/>
-          </w:rPr>
-          <w:t>Deuteronomy 32:15</w:t>
-        </w:r>
-      </w:hyperlink>
+      <w:r>
+        <w:rPr>
+          <w:lang w:val="en_US" w:bidi="en_US"/>
+        </w:rPr>
+        <w:t>Deuteronomy 32:15</w:t>
+      </w:r>
       <w:r>
         <w:rPr>
           <w:lang w:val="en_US" w:bidi="en_US"/>
         </w:rPr>
         <w:t xml:space="preserve">; </w:t>
       </w:r>
-      <w:hyperlink r:id="rId33">
-        <w:r>
-          <w:rPr>
-            <w:lang w:val="en_US" w:bidi="en_US"/>
-          </w:rPr>
-          <w:rPr>
-            <w:color w:val="0000EE"/>
-            <w:u w:val="single"/>
-          </w:rPr>
-          <w:t>1 Samuel 2:2</w:t>
-        </w:r>
-      </w:hyperlink>
+      <w:r>
+        <w:rPr>
+          <w:lang w:val="en_US" w:bidi="en_US"/>
+        </w:rPr>
+        <w:t>1 Samuel 2:2</w:t>
+      </w:r>
       <w:r>
         <w:rPr>
           <w:lang w:val="en_US" w:bidi="en_US"/>
         </w:rPr>
         <w:t xml:space="preserve">; </w:t>
       </w:r>
-      <w:hyperlink r:id="rId34">
-        <w:r>
-          <w:rPr>
-            <w:lang w:val="en_US" w:bidi="en_US"/>
-          </w:rPr>
-          <w:rPr>
-            <w:color w:val="0000EE"/>
-            <w:u w:val="single"/>
-          </w:rPr>
-          <w:t>Psalm 18:2</w:t>
-        </w:r>
-      </w:hyperlink>
+      <w:r>
+        <w:rPr>
+          <w:lang w:val="en_US" w:bidi="en_US"/>
+        </w:rPr>
+        <w:t>Psalm 18:2</w:t>
+      </w:r>
       <w:r>
         <w:rPr>
           <w:lang w:val="en_US" w:bidi="en_US"/>
         </w:rPr>
         <w:t xml:space="preserve">; </w:t>
       </w:r>
-      <w:hyperlink r:id="rId35">
-        <w:r>
-          <w:rPr>
-            <w:lang w:val="en_US" w:bidi="en_US"/>
-          </w:rPr>
-          <w:rPr>
-            <w:color w:val="0000EE"/>
-            <w:u w:val="single"/>
-          </w:rPr>
-          <w:t>1 Corinthians 10:4</w:t>
-        </w:r>
-      </w:hyperlink>
+      <w:r>
+        <w:rPr>
+          <w:lang w:val="en_US" w:bidi="en_US"/>
+        </w:rPr>
+        <w:t>1 Corinthians 10:4</w:t>
+      </w:r>
       <w:r>
         <w:rPr>
           <w:lang w:val="en_US" w:bidi="en_US"/>
         </w:rPr>
         <w:t xml:space="preserve">; </w:t>
       </w:r>
-      <w:hyperlink r:id="rId36">
-        <w:r>
-          <w:rPr>
-            <w:lang w:val="en_US" w:bidi="en_US"/>
-          </w:rPr>
-          <w:rPr>
-            <w:color w:val="0000EE"/>
-            <w:u w:val="single"/>
-          </w:rPr>
-          <w:t>1 Peter 2:6–8</w:t>
-        </w:r>
-      </w:hyperlink>
+      <w:r>
+        <w:rPr>
+          <w:lang w:val="en_US" w:bidi="en_US"/>
+        </w:rPr>
+        <w:t>1 Peter 2:6–8</w:t>
+      </w:r>
       <w:r>
         <w:rPr>
           <w:lang w:val="en_US" w:bidi="en_US"/>
@@ -1496,18 +1346,12 @@
         </w:rPr>
         <w:t xml:space="preserve">Habakkuk struggled to understand how God's answer in </w:t>
       </w:r>
-      <w:hyperlink r:id="rId24">
-        <w:r>
-          <w:rPr>
-            <w:lang w:val="en_US" w:bidi="en_US"/>
-          </w:rPr>
-          <w:rPr>
-            <w:color w:val="0000EE"/>
-            <w:u w:val="single"/>
-          </w:rPr>
-          <w:t>Habakkuk 1:5–11</w:t>
-        </w:r>
-      </w:hyperlink>
+      <w:r>
+        <w:rPr>
+          <w:lang w:val="en_US" w:bidi="en_US"/>
+        </w:rPr>
+        <w:t>Habakkuk 1:5–11</w:t>
+      </w:r>
       <w:r>
         <w:rPr>
           <w:lang w:val="en_US" w:bidi="en_US"/>
@@ -1629,18 +1473,12 @@
         </w:rPr>
         <w:t xml:space="preserve">; compare </w:t>
       </w:r>
-      <w:hyperlink r:id="rId37">
-        <w:r>
-          <w:rPr>
-            <w:lang w:val="en_US" w:bidi="en_US"/>
-          </w:rPr>
-          <w:rPr>
-            <w:color w:val="0000EE"/>
-            <w:u w:val="single"/>
-          </w:rPr>
-          <w:t>1 John 5:21</w:t>
-        </w:r>
-      </w:hyperlink>
+      <w:r>
+        <w:rPr>
+          <w:lang w:val="en_US" w:bidi="en_US"/>
+        </w:rPr>
+        <w:t>1 John 5:21</w:t>
+      </w:r>
       <w:r>
         <w:rPr>
           <w:lang w:val="en_US" w:bidi="en_US"/>
@@ -1702,54 +1540,36 @@
         </w:rPr>
         <w:t xml:space="preserve">: Like a sentinel on duty (a guard who watches for danger), Habakkuk waited with care and expectation to see how the Lord would answer his complaint. He was ready to listen, even if the Lord corrected him (see also </w:t>
       </w:r>
-      <w:hyperlink r:id="rId38">
-        <w:r>
-          <w:rPr>
-            <w:lang w:val="en_US" w:bidi="en_US"/>
-          </w:rPr>
-          <w:rPr>
-            <w:color w:val="0000EE"/>
-            <w:u w:val="single"/>
-          </w:rPr>
-          <w:t>2 Samuel 18:24–28</w:t>
-        </w:r>
-      </w:hyperlink>
+      <w:r>
+        <w:rPr>
+          <w:lang w:val="en_US" w:bidi="en_US"/>
+        </w:rPr>
+        <w:t>2 Samuel 18:24–28</w:t>
+      </w:r>
       <w:r>
         <w:rPr>
           <w:lang w:val="en_US" w:bidi="en_US"/>
         </w:rPr>
         <w:t xml:space="preserve">; </w:t>
       </w:r>
-      <w:hyperlink r:id="rId39">
-        <w:r>
-          <w:rPr>
-            <w:lang w:val="en_US" w:bidi="en_US"/>
-          </w:rPr>
-          <w:rPr>
-            <w:color w:val="0000EE"/>
-            <w:u w:val="single"/>
-          </w:rPr>
-          <w:t>2 Kings 9:17–20</w:t>
-        </w:r>
-      </w:hyperlink>
+      <w:r>
+        <w:rPr>
+          <w:lang w:val="en_US" w:bidi="en_US"/>
+        </w:rPr>
+        <w:t>2 Kings 9:17–20</w:t>
+      </w:r>
       <w:r>
         <w:rPr>
           <w:lang w:val="en_US" w:bidi="en_US"/>
         </w:rPr>
         <w:t xml:space="preserve">; </w:t>
       </w:r>
-      <w:hyperlink r:id="rId40">
-        <w:r>
-          <w:rPr>
-            <w:lang w:val="en_US" w:bidi="en_US"/>
-          </w:rPr>
-          <w:rPr>
-            <w:color w:val="0000EE"/>
-            <w:u w:val="single"/>
-          </w:rPr>
-          <w:t>Ezekiel 33:2–6</w:t>
-        </w:r>
-      </w:hyperlink>
+      <w:r>
+        <w:rPr>
+          <w:lang w:val="en_US" w:bidi="en_US"/>
+        </w:rPr>
+        <w:t>Ezekiel 33:2–6</w:t>
+      </w:r>
       <w:r>
         <w:rPr>
           <w:lang w:val="en_US" w:bidi="en_US"/>
@@ -1926,18 +1746,12 @@
         </w:rPr>
         <w:t>God answers Habakkuk's second complaint (</w:t>
       </w:r>
-      <w:hyperlink r:id="rId41">
-        <w:r>
-          <w:rPr>
-            <w:lang w:val="en_US" w:bidi="en_US"/>
-          </w:rPr>
-          <w:rPr>
-            <w:color w:val="0000EE"/>
-            <w:u w:val="single"/>
-          </w:rPr>
-          <w:t>Habakkuk 1:12–2:1</w:t>
-        </w:r>
-      </w:hyperlink>
+      <w:r>
+        <w:rPr>
+          <w:lang w:val="en_US" w:bidi="en_US"/>
+        </w:rPr>
+        <w:t>Habakkuk 1:12–2:1</w:t>
+      </w:r>
       <w:r>
         <w:rPr>
           <w:lang w:val="en_US" w:bidi="en_US"/>
@@ -1999,18 +1813,12 @@
         </w:rPr>
         <w:t xml:space="preserve">: At a future time known only to the Lord, he will step into earth's history and bring it to a proper end. He will support the righteous and judge the wicked. God's people must wait patiently, knowing that the divine plan is on schedule (see </w:t>
       </w:r>
-      <w:hyperlink r:id="rId42">
-        <w:r>
-          <w:rPr>
-            <w:lang w:val="en_US" w:bidi="en_US"/>
-          </w:rPr>
-          <w:rPr>
-            <w:color w:val="0000EE"/>
-            <w:u w:val="single"/>
-          </w:rPr>
-          <w:t>Hebrews 10:35–38</w:t>
-        </w:r>
-      </w:hyperlink>
+      <w:r>
+        <w:rPr>
+          <w:lang w:val="en_US" w:bidi="en_US"/>
+        </w:rPr>
+        <w:t>Hebrews 10:35–38</w:t>
+      </w:r>
       <w:r>
         <w:rPr>
           <w:lang w:val="en_US" w:bidi="en_US"/>
@@ -2069,72 +1877,48 @@
         </w:rPr>
         <w:t>God knows when proud people live only for themselves. Their dishonest lives show that they are not righteous. They refuse God’s instruction and choose what seems right to them (</w:t>
       </w:r>
-      <w:hyperlink r:id="rId43">
-        <w:r>
-          <w:rPr>
-            <w:lang w:val="en_US" w:bidi="en_US"/>
-          </w:rPr>
-          <w:rPr>
-            <w:color w:val="0000EE"/>
-            <w:u w:val="single"/>
-          </w:rPr>
-          <w:t>Proverbs 12:15</w:t>
-        </w:r>
-      </w:hyperlink>
+      <w:r>
+        <w:rPr>
+          <w:lang w:val="en_US" w:bidi="en_US"/>
+        </w:rPr>
+        <w:t>Proverbs 12:15</w:t>
+      </w:r>
       <w:r>
         <w:rPr>
           <w:lang w:val="en_US" w:bidi="en_US"/>
         </w:rPr>
         <w:t xml:space="preserve">; </w:t>
       </w:r>
-      <w:hyperlink r:id="rId44">
-        <w:r>
-          <w:rPr>
-            <w:lang w:val="en_US" w:bidi="en_US"/>
-          </w:rPr>
-          <w:rPr>
-            <w:color w:val="0000EE"/>
-            <w:u w:val="single"/>
-          </w:rPr>
-          <w:t>21:8</w:t>
-        </w:r>
-      </w:hyperlink>
+      <w:r>
+        <w:rPr>
+          <w:lang w:val="en_US" w:bidi="en_US"/>
+        </w:rPr>
+        <w:t>21:8</w:t>
+      </w:r>
       <w:r>
         <w:rPr>
           <w:lang w:val="en_US" w:bidi="en_US"/>
         </w:rPr>
         <w:t xml:space="preserve">, </w:t>
       </w:r>
-      <w:hyperlink r:id="rId45">
-        <w:r>
-          <w:rPr>
-            <w:lang w:val="en_US" w:bidi="en_US"/>
-          </w:rPr>
-          <w:rPr>
-            <w:color w:val="0000EE"/>
-            <w:u w:val="single"/>
-          </w:rPr>
-          <w:t>29</w:t>
-        </w:r>
-      </w:hyperlink>
+      <w:r>
+        <w:rPr>
+          <w:lang w:val="en_US" w:bidi="en_US"/>
+        </w:rPr>
+        <w:t>29</w:t>
+      </w:r>
       <w:r>
         <w:rPr>
           <w:lang w:val="en_US" w:bidi="en_US"/>
         </w:rPr>
         <w:t xml:space="preserve">; </w:t>
       </w:r>
-      <w:hyperlink r:id="rId46">
-        <w:r>
-          <w:rPr>
-            <w:lang w:val="en_US" w:bidi="en_US"/>
-          </w:rPr>
-          <w:rPr>
-            <w:color w:val="0000EE"/>
-            <w:u w:val="single"/>
-          </w:rPr>
-          <w:t>29:27</w:t>
-        </w:r>
-      </w:hyperlink>
+      <w:r>
+        <w:rPr>
+          <w:lang w:val="en_US" w:bidi="en_US"/>
+        </w:rPr>
+        <w:t>29:27</w:t>
+      </w:r>
       <w:r>
         <w:rPr>
           <w:lang w:val="en_US" w:bidi="en_US"/>
@@ -2205,72 +1989,48 @@
         </w:rPr>
         <w:t>) describes Abram’s trust in God (</w:t>
       </w:r>
-      <w:hyperlink r:id="rId47">
-        <w:r>
-          <w:rPr>
-            <w:lang w:val="en_US" w:bidi="en_US"/>
-          </w:rPr>
-          <w:rPr>
-            <w:color w:val="0000EE"/>
-            <w:u w:val="single"/>
-          </w:rPr>
-          <w:t>Genesis 15:6</w:t>
-        </w:r>
-      </w:hyperlink>
+      <w:r>
+        <w:rPr>
+          <w:lang w:val="en_US" w:bidi="en_US"/>
+        </w:rPr>
+        <w:t>Genesis 15:6</w:t>
+      </w:r>
       <w:r>
         <w:rPr>
           <w:lang w:val="en_US" w:bidi="en_US"/>
         </w:rPr>
         <w:t xml:space="preserve">). God transforms how people think and choose when they trust him so they can follow God’s holy standards faithfully. See also </w:t>
       </w:r>
-      <w:hyperlink r:id="rId48">
-        <w:r>
-          <w:rPr>
-            <w:lang w:val="en_US" w:bidi="en_US"/>
-          </w:rPr>
-          <w:rPr>
-            <w:color w:val="0000EE"/>
-            <w:u w:val="single"/>
-          </w:rPr>
-          <w:t>Romans 1:16–17</w:t>
-        </w:r>
-      </w:hyperlink>
+      <w:r>
+        <w:rPr>
+          <w:lang w:val="en_US" w:bidi="en_US"/>
+        </w:rPr>
+        <w:t>Romans 1:16–17</w:t>
+      </w:r>
       <w:r>
         <w:rPr>
           <w:lang w:val="en_US" w:bidi="en_US"/>
         </w:rPr>
         <w:t xml:space="preserve">; </w:t>
       </w:r>
-      <w:hyperlink r:id="rId49">
-        <w:r>
-          <w:rPr>
-            <w:lang w:val="en_US" w:bidi="en_US"/>
-          </w:rPr>
-          <w:rPr>
-            <w:color w:val="0000EE"/>
-            <w:u w:val="single"/>
-          </w:rPr>
-          <w:t>Galatians 3:11</w:t>
-        </w:r>
-      </w:hyperlink>
+      <w:r>
+        <w:rPr>
+          <w:lang w:val="en_US" w:bidi="en_US"/>
+        </w:rPr>
+        <w:t>Galatians 3:11</w:t>
+      </w:r>
       <w:r>
         <w:rPr>
           <w:lang w:val="en_US" w:bidi="en_US"/>
         </w:rPr>
         <w:t xml:space="preserve">; </w:t>
       </w:r>
-      <w:hyperlink r:id="rId50">
-        <w:r>
-          <w:rPr>
-            <w:lang w:val="en_US" w:bidi="en_US"/>
-          </w:rPr>
-          <w:rPr>
-            <w:color w:val="0000EE"/>
-            <w:u w:val="single"/>
-          </w:rPr>
-          <w:t>Hebrews 10:37–39</w:t>
-        </w:r>
-      </w:hyperlink>
+      <w:r>
+        <w:rPr>
+          <w:lang w:val="en_US" w:bidi="en_US"/>
+        </w:rPr>
+        <w:t>Hebrews 10:37–39</w:t>
+      </w:r>
       <w:r>
         <w:rPr>
           <w:lang w:val="en_US" w:bidi="en_US"/>
@@ -2354,36 +2114,24 @@
         </w:rPr>
         <w:t>: The image compares the Babylonians to creditors (people who lend money) who demand harsh repayment. Their oppression causes those they exploit to rise up against them. Greed can damage the spiritual life of both individuals and nations (</w:t>
       </w:r>
-      <w:hyperlink r:id="rId51">
-        <w:r>
-          <w:rPr>
-            <w:lang w:val="en_US" w:bidi="en_US"/>
-          </w:rPr>
-          <w:rPr>
-            <w:color w:val="0000EE"/>
-            <w:u w:val="single"/>
-          </w:rPr>
-          <w:t>Luke 12:15</w:t>
-        </w:r>
-      </w:hyperlink>
+      <w:r>
+        <w:rPr>
+          <w:lang w:val="en_US" w:bidi="en_US"/>
+        </w:rPr>
+        <w:t>Luke 12:15</w:t>
+      </w:r>
       <w:r>
         <w:rPr>
           <w:lang w:val="en_US" w:bidi="en_US"/>
         </w:rPr>
         <w:t xml:space="preserve">; </w:t>
       </w:r>
-      <w:hyperlink r:id="rId52">
-        <w:r>
-          <w:rPr>
-            <w:lang w:val="en_US" w:bidi="en_US"/>
-          </w:rPr>
-          <w:rPr>
-            <w:color w:val="0000EE"/>
-            <w:u w:val="single"/>
-          </w:rPr>
-          <w:t>Ephesians 5:3</w:t>
-        </w:r>
-      </w:hyperlink>
+      <w:r>
+        <w:rPr>
+          <w:lang w:val="en_US" w:bidi="en_US"/>
+        </w:rPr>
+        <w:t>Ephesians 5:3</w:t>
+      </w:r>
       <w:r>
         <w:rPr>
           <w:lang w:val="en_US" w:bidi="en_US"/>
@@ -2438,108 +2186,72 @@
         </w:rPr>
         <w:t>Five taunt songs describe God's future judgment on the Babylonians and others who act violently and unjustly (</w:t>
       </w:r>
-      <w:hyperlink r:id="rId53">
-        <w:r>
-          <w:rPr>
-            <w:lang w:val="en_US" w:bidi="en_US"/>
-          </w:rPr>
-          <w:rPr>
-            <w:color w:val="0000EE"/>
-            <w:u w:val="single"/>
-          </w:rPr>
-          <w:t>Habakkuk 2:6–8</w:t>
-        </w:r>
-      </w:hyperlink>
+      <w:r>
+        <w:rPr>
+          <w:lang w:val="en_US" w:bidi="en_US"/>
+        </w:rPr>
+        <w:t>Habakkuk 2:6–8</w:t>
+      </w:r>
       <w:r>
         <w:rPr>
           <w:lang w:val="en_US" w:bidi="en_US"/>
         </w:rPr>
         <w:t xml:space="preserve">, </w:t>
       </w:r>
-      <w:hyperlink r:id="rId54">
-        <w:r>
-          <w:rPr>
-            <w:lang w:val="en_US" w:bidi="en_US"/>
-          </w:rPr>
-          <w:rPr>
-            <w:color w:val="0000EE"/>
-            <w:u w:val="single"/>
-          </w:rPr>
-          <w:t>9–11</w:t>
-        </w:r>
-      </w:hyperlink>
+      <w:r>
+        <w:rPr>
+          <w:lang w:val="en_US" w:bidi="en_US"/>
+        </w:rPr>
+        <w:t>9–11</w:t>
+      </w:r>
       <w:r>
         <w:rPr>
           <w:lang w:val="en_US" w:bidi="en_US"/>
         </w:rPr>
         <w:t xml:space="preserve">, </w:t>
       </w:r>
-      <w:hyperlink r:id="rId55">
-        <w:r>
-          <w:rPr>
-            <w:lang w:val="en_US" w:bidi="en_US"/>
-          </w:rPr>
-          <w:rPr>
-            <w:color w:val="0000EE"/>
-            <w:u w:val="single"/>
-          </w:rPr>
-          <w:t>12–14</w:t>
-        </w:r>
-      </w:hyperlink>
+      <w:r>
+        <w:rPr>
+          <w:lang w:val="en_US" w:bidi="en_US"/>
+        </w:rPr>
+        <w:t>12–14</w:t>
+      </w:r>
       <w:r>
         <w:rPr>
           <w:lang w:val="en_US" w:bidi="en_US"/>
         </w:rPr>
         <w:t xml:space="preserve">, </w:t>
       </w:r>
-      <w:hyperlink r:id="rId56">
-        <w:r>
-          <w:rPr>
-            <w:lang w:val="en_US" w:bidi="en_US"/>
-          </w:rPr>
-          <w:rPr>
-            <w:color w:val="0000EE"/>
-            <w:u w:val="single"/>
-          </w:rPr>
-          <w:t>15–17</w:t>
-        </w:r>
-      </w:hyperlink>
+      <w:r>
+        <w:rPr>
+          <w:lang w:val="en_US" w:bidi="en_US"/>
+        </w:rPr>
+        <w:t>15–17</w:t>
+      </w:r>
       <w:r>
         <w:rPr>
           <w:lang w:val="en_US" w:bidi="en_US"/>
         </w:rPr>
         <w:t xml:space="preserve">, </w:t>
       </w:r>
-      <w:hyperlink r:id="rId57">
-        <w:r>
-          <w:rPr>
-            <w:lang w:val="en_US" w:bidi="en_US"/>
-          </w:rPr>
-          <w:rPr>
-            <w:color w:val="0000EE"/>
-            <w:u w:val="single"/>
-          </w:rPr>
-          <w:t>18–20</w:t>
-        </w:r>
-      </w:hyperlink>
+      <w:r>
+        <w:rPr>
+          <w:lang w:val="en_US" w:bidi="en_US"/>
+        </w:rPr>
+        <w:t>18–20</w:t>
+      </w:r>
       <w:r>
         <w:rPr>
           <w:lang w:val="en_US" w:bidi="en_US"/>
         </w:rPr>
         <w:t xml:space="preserve">). God lets them bring about their own destruction. Those who suffer will repeat these taunts when the wicked face judgment (see </w:t>
       </w:r>
-      <w:hyperlink r:id="rId58">
-        <w:r>
-          <w:rPr>
-            <w:lang w:val="en_US" w:bidi="en_US"/>
-          </w:rPr>
-          <w:rPr>
-            <w:color w:val="0000EE"/>
-            <w:u w:val="single"/>
-          </w:rPr>
-          <w:t>Habakkuk 1:14–17</w:t>
-        </w:r>
-      </w:hyperlink>
+      <w:r>
+        <w:rPr>
+          <w:lang w:val="en_US" w:bidi="en_US"/>
+        </w:rPr>
+        <w:t>Habakkuk 1:14–17</w:t>
+      </w:r>
       <w:r>
         <w:rPr>
           <w:lang w:val="en_US" w:bidi="en_US"/>
@@ -2725,18 +2437,12 @@
         </w:rPr>
         <w:t>: Unlike violence and stolen wealth, the awareness of the Lord's glory will spread as widely as water in the ocean (</w:t>
       </w:r>
-      <w:hyperlink r:id="rId59">
-        <w:r>
-          <w:rPr>
-            <w:lang w:val="en_US" w:bidi="en_US"/>
-          </w:rPr>
-          <w:rPr>
-            <w:color w:val="0000EE"/>
-            <w:u w:val="single"/>
-          </w:rPr>
-          <w:t>Isaiah 11:9</w:t>
-        </w:r>
-      </w:hyperlink>
+      <w:r>
+        <w:rPr>
+          <w:lang w:val="en_US" w:bidi="en_US"/>
+        </w:rPr>
+        <w:t>Isaiah 11:9</w:t>
+      </w:r>
       <w:r>
         <w:rPr>
           <w:lang w:val="en_US" w:bidi="en_US"/>
@@ -2791,36 +2497,24 @@
         </w:rPr>
         <w:t xml:space="preserve">In the fourth taunt song, the Babylonians face condemnation for their shameful acts against people, animals, and the environment. They are like a man who pretends to be friendly but, after getting his neighbors drunk, takes everything from them. However, the Babylonians will face disgrace after drinking from the cup of the Lord’s judgment (see </w:t>
       </w:r>
-      <w:hyperlink r:id="rId60">
-        <w:r>
-          <w:rPr>
-            <w:lang w:val="en_US" w:bidi="en_US"/>
-          </w:rPr>
-          <w:rPr>
-            <w:color w:val="0000EE"/>
-            <w:u w:val="single"/>
-          </w:rPr>
-          <w:t>Jeremiah 25:15–17</w:t>
-        </w:r>
-      </w:hyperlink>
+      <w:r>
+        <w:rPr>
+          <w:lang w:val="en_US" w:bidi="en_US"/>
+        </w:rPr>
+        <w:t>Jeremiah 25:15–17</w:t>
+      </w:r>
       <w:r>
         <w:rPr>
           <w:lang w:val="en_US" w:bidi="en_US"/>
         </w:rPr>
         <w:t xml:space="preserve">; compare </w:t>
       </w:r>
-      <w:hyperlink r:id="rId61">
-        <w:r>
-          <w:rPr>
-            <w:lang w:val="en_US" w:bidi="en_US"/>
-          </w:rPr>
-          <w:rPr>
-            <w:color w:val="0000EE"/>
-            <w:u w:val="single"/>
-          </w:rPr>
-          <w:t>John 18:11</w:t>
-        </w:r>
-      </w:hyperlink>
+      <w:r>
+        <w:rPr>
+          <w:lang w:val="en_US" w:bidi="en_US"/>
+        </w:rPr>
+        <w:t>John 18:11</w:t>
+      </w:r>
       <w:r>
         <w:rPr>
           <w:lang w:val="en_US" w:bidi="en_US"/>
@@ -2875,72 +2569,48 @@
         </w:rPr>
         <w:t>In the fifth taunt song, the Babylonians face criticism for worshiping idols. Whether people carve or cast idols, they cannot save or teach their worshipers (</w:t>
       </w:r>
-      <w:hyperlink r:id="rId62">
-        <w:r>
-          <w:rPr>
-            <w:lang w:val="en_US" w:bidi="en_US"/>
-          </w:rPr>
-          <w:rPr>
-            <w:color w:val="0000EE"/>
-            <w:u w:val="single"/>
-          </w:rPr>
-          <w:t>Isaiah 42:17</w:t>
-        </w:r>
-      </w:hyperlink>
+      <w:r>
+        <w:rPr>
+          <w:lang w:val="en_US" w:bidi="en_US"/>
+        </w:rPr>
+        <w:t>Isaiah 42:17</w:t>
+      </w:r>
       <w:r>
         <w:rPr>
           <w:lang w:val="en_US" w:bidi="en_US"/>
         </w:rPr>
         <w:t>). Only the Lord truly deserves worship (</w:t>
       </w:r>
-      <w:hyperlink r:id="rId63">
-        <w:r>
-          <w:rPr>
-            <w:lang w:val="en_US" w:bidi="en_US"/>
-          </w:rPr>
-          <w:rPr>
-            <w:color w:val="0000EE"/>
-            <w:u w:val="single"/>
-          </w:rPr>
-          <w:t>Habakkuk 2:20</w:t>
-        </w:r>
-      </w:hyperlink>
+      <w:r>
+        <w:rPr>
+          <w:lang w:val="en_US" w:bidi="en_US"/>
+        </w:rPr>
+        <w:t>Habakkuk 2:20</w:t>
+      </w:r>
       <w:r>
         <w:rPr>
           <w:lang w:val="en_US" w:bidi="en_US"/>
         </w:rPr>
         <w:t xml:space="preserve">; </w:t>
       </w:r>
-      <w:hyperlink r:id="rId64">
-        <w:r>
-          <w:rPr>
-            <w:lang w:val="en_US" w:bidi="en_US"/>
-          </w:rPr>
-          <w:rPr>
-            <w:color w:val="0000EE"/>
-            <w:u w:val="single"/>
-          </w:rPr>
-          <w:t>Exodus 20:2–6</w:t>
-        </w:r>
-      </w:hyperlink>
+      <w:r>
+        <w:rPr>
+          <w:lang w:val="en_US" w:bidi="en_US"/>
+        </w:rPr>
+        <w:t>Exodus 20:2–6</w:t>
+      </w:r>
       <w:r>
         <w:rPr>
           <w:lang w:val="en_US" w:bidi="en_US"/>
         </w:rPr>
         <w:t xml:space="preserve">; compare </w:t>
       </w:r>
-      <w:hyperlink r:id="rId65">
-        <w:r>
-          <w:rPr>
-            <w:lang w:val="en_US" w:bidi="en_US"/>
-          </w:rPr>
-          <w:rPr>
-            <w:color w:val="0000EE"/>
-            <w:u w:val="single"/>
-          </w:rPr>
-          <w:t>Ecclesiastes 5:1–2</w:t>
-        </w:r>
-      </w:hyperlink>
+      <w:r>
+        <w:rPr>
+          <w:lang w:val="en_US" w:bidi="en_US"/>
+        </w:rPr>
+        <w:t>Ecclesiastes 5:1–2</w:t>
+      </w:r>
       <w:r>
         <w:rPr>
           <w:lang w:val="en_US" w:bidi="en_US"/>
@@ -2995,126 +2665,84 @@
         </w:rPr>
         <w:t>The taunt songs end with a statement: The ruler of all nations is not a Babylonian idol but God who is holy (</w:t>
       </w:r>
-      <w:hyperlink r:id="rId57">
-        <w:r>
-          <w:rPr>
-            <w:lang w:val="en_US" w:bidi="en_US"/>
-          </w:rPr>
-          <w:rPr>
-            <w:color w:val="0000EE"/>
-            <w:u w:val="single"/>
-          </w:rPr>
-          <w:t>Habakkuk 2:18–20</w:t>
-        </w:r>
-      </w:hyperlink>
+      <w:r>
+        <w:rPr>
+          <w:lang w:val="en_US" w:bidi="en_US"/>
+        </w:rPr>
+        <w:t>Habakkuk 2:18–20</w:t>
+      </w:r>
       <w:r>
         <w:rPr>
           <w:lang w:val="en_US" w:bidi="en_US"/>
         </w:rPr>
         <w:t>). Unlike the lifeless Babylonian idols, the living God resides in his holy temple. God's presence fills his heavenly sanctuary (</w:t>
       </w:r>
-      <w:hyperlink r:id="rId66">
-        <w:r>
-          <w:rPr>
-            <w:lang w:val="en_US" w:bidi="en_US"/>
-          </w:rPr>
-          <w:rPr>
-            <w:color w:val="0000EE"/>
-            <w:u w:val="single"/>
-          </w:rPr>
-          <w:t>Isaiah 6:1–5</w:t>
-        </w:r>
-      </w:hyperlink>
+      <w:r>
+        <w:rPr>
+          <w:lang w:val="en_US" w:bidi="en_US"/>
+        </w:rPr>
+        <w:t>Isaiah 6:1–5</w:t>
+      </w:r>
       <w:r>
         <w:rPr>
           <w:lang w:val="en_US" w:bidi="en_US"/>
         </w:rPr>
         <w:t>). During Habakkuk's time, God's presence filled the temple in Jerusalem (</w:t>
       </w:r>
-      <w:hyperlink r:id="rId67">
-        <w:r>
-          <w:rPr>
-            <w:lang w:val="en_US" w:bidi="en_US"/>
-          </w:rPr>
-          <w:rPr>
-            <w:color w:val="0000EE"/>
-            <w:u w:val="single"/>
-          </w:rPr>
-          <w:t>1 Kings 8:10–11</w:t>
-        </w:r>
-      </w:hyperlink>
+      <w:r>
+        <w:rPr>
+          <w:lang w:val="en_US" w:bidi="en_US"/>
+        </w:rPr>
+        <w:t>1 Kings 8:10–11</w:t>
+      </w:r>
       <w:r>
         <w:rPr>
           <w:lang w:val="en_US" w:bidi="en_US"/>
         </w:rPr>
         <w:t>). God controls all the earth and expects people to worship him in humble submission (</w:t>
       </w:r>
-      <w:hyperlink r:id="rId68">
-        <w:r>
-          <w:rPr>
-            <w:lang w:val="en_US" w:bidi="en_US"/>
-          </w:rPr>
-          <w:rPr>
-            <w:color w:val="0000EE"/>
-            <w:u w:val="single"/>
-          </w:rPr>
-          <w:t>Psalm 63:1–4</w:t>
-        </w:r>
-      </w:hyperlink>
+      <w:r>
+        <w:rPr>
+          <w:lang w:val="en_US" w:bidi="en_US"/>
+        </w:rPr>
+        <w:t>Psalm 63:1–4</w:t>
+      </w:r>
       <w:r>
         <w:rPr>
           <w:lang w:val="en_US" w:bidi="en_US"/>
         </w:rPr>
         <w:t xml:space="preserve">; </w:t>
       </w:r>
-      <w:hyperlink r:id="rId69">
-        <w:r>
-          <w:rPr>
-            <w:lang w:val="en_US" w:bidi="en_US"/>
-          </w:rPr>
-          <w:rPr>
-            <w:color w:val="0000EE"/>
-            <w:u w:val="single"/>
-          </w:rPr>
-          <w:t>Jeremiah 10:1–10</w:t>
-        </w:r>
-      </w:hyperlink>
+      <w:r>
+        <w:rPr>
+          <w:lang w:val="en_US" w:bidi="en_US"/>
+        </w:rPr>
+        <w:t>Jeremiah 10:1–10</w:t>
+      </w:r>
       <w:r>
         <w:rPr>
           <w:lang w:val="en_US" w:bidi="en_US"/>
         </w:rPr>
         <w:t xml:space="preserve">; </w:t>
       </w:r>
-      <w:hyperlink r:id="rId70">
-        <w:r>
-          <w:rPr>
-            <w:lang w:val="en_US" w:bidi="en_US"/>
-          </w:rPr>
-          <w:rPr>
-            <w:color w:val="0000EE"/>
-            <w:u w:val="single"/>
-          </w:rPr>
-          <w:t>Micah 7:16</w:t>
-        </w:r>
-      </w:hyperlink>
+      <w:r>
+        <w:rPr>
+          <w:lang w:val="en_US" w:bidi="en_US"/>
+        </w:rPr>
+        <w:t>Micah 7:16</w:t>
+      </w:r>
       <w:r>
         <w:rPr>
           <w:lang w:val="en_US" w:bidi="en_US"/>
         </w:rPr>
         <w:t xml:space="preserve">; </w:t>
       </w:r>
-      <w:hyperlink r:id="rId71">
-        <w:r>
-          <w:rPr>
-            <w:lang w:val="en_US" w:bidi="en_US"/>
-          </w:rPr>
-          <w:rPr>
-            <w:color w:val="0000EE"/>
-            <w:u w:val="single"/>
-          </w:rPr>
-          <w:t>Zechariah 2:13</w:t>
-        </w:r>
-      </w:hyperlink>
+      <w:r>
+        <w:rPr>
+          <w:lang w:val="en_US" w:bidi="en_US"/>
+        </w:rPr>
+        <w:t>Zechariah 2:13</w:t>
+      </w:r>
       <w:r>
         <w:rPr>
           <w:lang w:val="en_US" w:bidi="en_US"/>
@@ -3221,18 +2849,12 @@
         </w:rPr>
         <w:t>Habakkuk stands in awe before the LORD, who sits enthroned in his holy temple (</w:t>
       </w:r>
-      <w:hyperlink r:id="rId63">
-        <w:r>
-          <w:rPr>
-            <w:lang w:val="en_US" w:bidi="en_US"/>
-          </w:rPr>
-          <w:rPr>
-            <w:color w:val="0000EE"/>
-            <w:u w:val="single"/>
-          </w:rPr>
-          <w:t>Habakkuk 2:20</w:t>
-        </w:r>
-      </w:hyperlink>
+      <w:r>
+        <w:rPr>
+          <w:lang w:val="en_US" w:bidi="en_US"/>
+        </w:rPr>
+        <w:t>Habakkuk 2:20</w:t>
+      </w:r>
       <w:r>
         <w:rPr>
           <w:lang w:val="en_US" w:bidi="en_US"/>
@@ -3257,18 +2879,12 @@
         </w:rPr>
         <w:t xml:space="preserve">Because Judah will soon face punishment, Habakkuk prays to God. He asks the Lord, who acted powerfully to save Israel in the past, to act again. Habakkuk asks God to make his work of salvation known once more (see also </w:t>
       </w:r>
-      <w:hyperlink r:id="rId72">
-        <w:r>
-          <w:rPr>
-            <w:lang w:val="en_US" w:bidi="en_US"/>
-          </w:rPr>
-          <w:rPr>
-            <w:color w:val="0000EE"/>
-            <w:u w:val="single"/>
-          </w:rPr>
-          <w:t>Psalm 77</w:t>
-        </w:r>
-      </w:hyperlink>
+      <w:r>
+        <w:rPr>
+          <w:lang w:val="en_US" w:bidi="en_US"/>
+        </w:rPr>
+        <w:t>Psalm 77</w:t>
+      </w:r>
       <w:r>
         <w:rPr>
           <w:lang w:val="en_US" w:bidi="en_US"/>
@@ -3334,54 +2950,36 @@
         </w:rPr>
         <w:t xml:space="preserve">: This was one of Edom’s main cities (see also </w:t>
       </w:r>
-      <w:hyperlink r:id="rId73">
-        <w:r>
-          <w:rPr>
-            <w:lang w:val="en_US" w:bidi="en_US"/>
-          </w:rPr>
-          <w:rPr>
-            <w:color w:val="0000EE"/>
-            <w:u w:val="single"/>
-          </w:rPr>
-          <w:t>Job 2:11</w:t>
-        </w:r>
-      </w:hyperlink>
+      <w:r>
+        <w:rPr>
+          <w:lang w:val="en_US" w:bidi="en_US"/>
+        </w:rPr>
+        <w:t>Job 2:11</w:t>
+      </w:r>
       <w:r>
         <w:rPr>
           <w:lang w:val="en_US" w:bidi="en_US"/>
         </w:rPr>
         <w:t xml:space="preserve">; </w:t>
       </w:r>
-      <w:hyperlink r:id="rId74">
-        <w:r>
-          <w:rPr>
-            <w:lang w:val="en_US" w:bidi="en_US"/>
-          </w:rPr>
-          <w:rPr>
-            <w:color w:val="0000EE"/>
-            <w:u w:val="single"/>
-          </w:rPr>
-          <w:t>Jeremiah 49:7</w:t>
-        </w:r>
-      </w:hyperlink>
+      <w:r>
+        <w:rPr>
+          <w:lang w:val="en_US" w:bidi="en_US"/>
+        </w:rPr>
+        <w:t>Jeremiah 49:7</w:t>
+      </w:r>
       <w:r>
         <w:rPr>
           <w:lang w:val="en_US" w:bidi="en_US"/>
         </w:rPr>
         <w:t xml:space="preserve">). The term could refer to the whole region of Edom where the city was located (compare </w:t>
       </w:r>
-      <w:hyperlink r:id="rId75">
-        <w:r>
-          <w:rPr>
-            <w:lang w:val="en_US" w:bidi="en_US"/>
-          </w:rPr>
-          <w:rPr>
-            <w:color w:val="0000EE"/>
-            <w:u w:val="single"/>
-          </w:rPr>
-          <w:t>Obadiah 1:9</w:t>
-        </w:r>
-      </w:hyperlink>
+      <w:r>
+        <w:rPr>
+          <w:lang w:val="en_US" w:bidi="en_US"/>
+        </w:rPr>
+        <w:t>Obadiah 1:9</w:t>
+      </w:r>
       <w:r>
         <w:rPr>
           <w:lang w:val="en_US" w:bidi="en_US"/>
@@ -3413,90 +3011,60 @@
         </w:rPr>
         <w:t xml:space="preserve"> is an important title for God. It emphasizes that God is completely set apart and unlike anything or anyone else (</w:t>
       </w:r>
-      <w:hyperlink r:id="rId76">
-        <w:r>
-          <w:rPr>
-            <w:lang w:val="en_US" w:bidi="en_US"/>
-          </w:rPr>
-          <w:rPr>
-            <w:color w:val="0000EE"/>
-            <w:u w:val="single"/>
-          </w:rPr>
-          <w:t>Habakkuk 1:12</w:t>
-        </w:r>
-      </w:hyperlink>
+      <w:r>
+        <w:rPr>
+          <w:lang w:val="en_US" w:bidi="en_US"/>
+        </w:rPr>
+        <w:t>Habakkuk 1:12</w:t>
+      </w:r>
       <w:r>
         <w:rPr>
           <w:lang w:val="en_US" w:bidi="en_US"/>
         </w:rPr>
         <w:t xml:space="preserve">; see also </w:t>
       </w:r>
-      <w:hyperlink r:id="rId77">
-        <w:r>
-          <w:rPr>
-            <w:lang w:val="en_US" w:bidi="en_US"/>
-          </w:rPr>
-          <w:rPr>
-            <w:color w:val="0000EE"/>
-            <w:u w:val="single"/>
-          </w:rPr>
-          <w:t>Exodus 15:11</w:t>
-        </w:r>
-      </w:hyperlink>
+      <w:r>
+        <w:rPr>
+          <w:lang w:val="en_US" w:bidi="en_US"/>
+        </w:rPr>
+        <w:t>Exodus 15:11</w:t>
+      </w:r>
       <w:r>
         <w:rPr>
           <w:lang w:val="en_US" w:bidi="en_US"/>
         </w:rPr>
         <w:t xml:space="preserve">; </w:t>
       </w:r>
-      <w:hyperlink r:id="rId78">
-        <w:r>
-          <w:rPr>
-            <w:lang w:val="en_US" w:bidi="en_US"/>
-          </w:rPr>
-          <w:rPr>
-            <w:color w:val="0000EE"/>
-            <w:u w:val="single"/>
-          </w:rPr>
-          <w:t>2 Kings 19:22</w:t>
-        </w:r>
-      </w:hyperlink>
+      <w:r>
+        <w:rPr>
+          <w:lang w:val="en_US" w:bidi="en_US"/>
+        </w:rPr>
+        <w:t>2 Kings 19:22</w:t>
+      </w:r>
       <w:r>
         <w:rPr>
           <w:lang w:val="en_US" w:bidi="en_US"/>
         </w:rPr>
         <w:t xml:space="preserve">; </w:t>
       </w:r>
-      <w:hyperlink r:id="rId79">
-        <w:r>
-          <w:rPr>
-            <w:lang w:val="en_US" w:bidi="en_US"/>
-          </w:rPr>
-          <w:rPr>
-            <w:color w:val="0000EE"/>
-            <w:u w:val="single"/>
-          </w:rPr>
-          <w:t>Psalm 77:13</w:t>
-        </w:r>
-      </w:hyperlink>
+      <w:r>
+        <w:rPr>
+          <w:lang w:val="en_US" w:bidi="en_US"/>
+        </w:rPr>
+        <w:t>Psalm 77:13</w:t>
+      </w:r>
       <w:r>
         <w:rPr>
           <w:lang w:val="en_US" w:bidi="en_US"/>
         </w:rPr>
         <w:t xml:space="preserve">; </w:t>
       </w:r>
-      <w:hyperlink r:id="rId80">
-        <w:r>
-          <w:rPr>
-            <w:lang w:val="en_US" w:bidi="en_US"/>
-          </w:rPr>
-          <w:rPr>
-            <w:color w:val="0000EE"/>
-            <w:u w:val="single"/>
-          </w:rPr>
-          <w:t>Isaiah 6:3</w:t>
-        </w:r>
-      </w:hyperlink>
+      <w:r>
+        <w:rPr>
+          <w:lang w:val="en_US" w:bidi="en_US"/>
+        </w:rPr>
+        <w:t>Isaiah 6:3</w:t>
+      </w:r>
       <w:r>
         <w:rPr>
           <w:lang w:val="en_US" w:bidi="en_US"/>
@@ -3576,36 +3144,24 @@
         </w:rPr>
         <w:t>The prophet praises God's power to save. These two praise sections (</w:t>
       </w:r>
-      <w:hyperlink r:id="rId81">
-        <w:r>
-          <w:rPr>
-            <w:lang w:val="en_US" w:bidi="en_US"/>
-          </w:rPr>
-          <w:rPr>
-            <w:color w:val="0000EE"/>
-            <w:u w:val="single"/>
-          </w:rPr>
-          <w:t>Habakkuk 3:3–7</w:t>
-        </w:r>
-      </w:hyperlink>
+      <w:r>
+        <w:rPr>
+          <w:lang w:val="en_US" w:bidi="en_US"/>
+        </w:rPr>
+        <w:t>Habakkuk 3:3–7</w:t>
+      </w:r>
       <w:r>
         <w:rPr>
           <w:lang w:val="en_US" w:bidi="en_US"/>
         </w:rPr>
         <w:t xml:space="preserve"> and </w:t>
       </w:r>
-      <w:hyperlink r:id="rId82">
-        <w:r>
-          <w:rPr>
-            <w:lang w:val="en_US" w:bidi="en_US"/>
-          </w:rPr>
-          <w:rPr>
-            <w:color w:val="0000EE"/>
-            <w:u w:val="single"/>
-          </w:rPr>
-          <w:t>3:8–15</w:t>
-        </w:r>
-      </w:hyperlink>
+      <w:r>
+        <w:rPr>
+          <w:lang w:val="en_US" w:bidi="en_US"/>
+        </w:rPr>
+        <w:t>3:8–15</w:t>
+      </w:r>
       <w:r>
         <w:rPr>
           <w:lang w:val="en_US" w:bidi="en_US"/>
@@ -3630,18 +3186,12 @@
         </w:rPr>
         <w:t>pestilence and plague (</w:t>
       </w:r>
-      <w:hyperlink r:id="rId83">
-        <w:r>
-          <w:rPr>
-            <w:lang w:val="en_US" w:bidi="en_US"/>
-          </w:rPr>
-          <w:rPr>
-            <w:color w:val="0000EE"/>
-            <w:u w:val="single"/>
-          </w:rPr>
-          <w:t>Habakkuk 3:5</w:t>
-        </w:r>
-      </w:hyperlink>
+      <w:r>
+        <w:rPr>
+          <w:lang w:val="en_US" w:bidi="en_US"/>
+        </w:rPr>
+        <w:t>Habakkuk 3:5</w:t>
+      </w:r>
       <w:r>
         <w:rPr>
           <w:lang w:val="en_US" w:bidi="en_US"/>
@@ -3666,18 +3216,12 @@
         </w:rPr>
         <w:t>river and sea (</w:t>
       </w:r>
-      <w:hyperlink r:id="rId84">
-        <w:r>
-          <w:rPr>
-            <w:lang w:val="en_US" w:bidi="en_US"/>
-          </w:rPr>
-          <w:rPr>
-            <w:color w:val="0000EE"/>
-            <w:u w:val="single"/>
-          </w:rPr>
-          <w:t>Habakkuk 3:8</w:t>
-        </w:r>
-      </w:hyperlink>
+      <w:r>
+        <w:rPr>
+          <w:lang w:val="en_US" w:bidi="en_US"/>
+        </w:rPr>
+        <w:t>Habakkuk 3:8</w:t>
+      </w:r>
       <w:r>
         <w:rPr>
           <w:lang w:val="en_US" w:bidi="en_US"/>
@@ -3702,18 +3246,12 @@
         </w:rPr>
         <w:t>sun and moon (</w:t>
       </w:r>
-      <w:hyperlink r:id="rId85">
-        <w:r>
-          <w:rPr>
-            <w:lang w:val="en_US" w:bidi="en_US"/>
-          </w:rPr>
-          <w:rPr>
-            <w:color w:val="0000EE"/>
-            <w:u w:val="single"/>
-          </w:rPr>
-          <w:t>Habakkuk 3:11</w:t>
-        </w:r>
-      </w:hyperlink>
+      <w:r>
+        <w:rPr>
+          <w:lang w:val="en_US" w:bidi="en_US"/>
+        </w:rPr>
+        <w:t>Habakkuk 3:11</w:t>
+      </w:r>
       <w:r>
         <w:rPr>
           <w:lang w:val="en_US" w:bidi="en_US"/>
@@ -3837,54 +3375,36 @@
         </w:rPr>
         <w:t xml:space="preserve">Habakkuk speaks of pestilence and plague as if they were people. He describes them as soldiers in God’s army, carrying out God’s purposes (see </w:t>
       </w:r>
-      <w:hyperlink r:id="rId86">
-        <w:r>
-          <w:rPr>
-            <w:lang w:val="en_US" w:bidi="en_US"/>
-          </w:rPr>
-          <w:rPr>
-            <w:color w:val="0000EE"/>
-            <w:u w:val="single"/>
-          </w:rPr>
-          <w:t>Deuteronomy 32:24</w:t>
-        </w:r>
-      </w:hyperlink>
+      <w:r>
+        <w:rPr>
+          <w:lang w:val="en_US" w:bidi="en_US"/>
+        </w:rPr>
+        <w:t>Deuteronomy 32:24</w:t>
+      </w:r>
       <w:r>
         <w:rPr>
           <w:lang w:val="en_US" w:bidi="en_US"/>
         </w:rPr>
         <w:t xml:space="preserve">; </w:t>
       </w:r>
-      <w:hyperlink r:id="rId87">
-        <w:r>
-          <w:rPr>
-            <w:lang w:val="en_US" w:bidi="en_US"/>
-          </w:rPr>
-          <w:rPr>
-            <w:color w:val="0000EE"/>
-            <w:u w:val="single"/>
-          </w:rPr>
-          <w:t>Exodus 7–12</w:t>
-        </w:r>
-      </w:hyperlink>
+      <w:r>
+        <w:rPr>
+          <w:lang w:val="en_US" w:bidi="en_US"/>
+        </w:rPr>
+        <w:t>Exodus 7–12</w:t>
+      </w:r>
       <w:r>
         <w:rPr>
           <w:lang w:val="en_US" w:bidi="en_US"/>
         </w:rPr>
         <w:t xml:space="preserve">; </w:t>
       </w:r>
-      <w:hyperlink r:id="rId88">
-        <w:r>
-          <w:rPr>
-            <w:lang w:val="en_US" w:bidi="en_US"/>
-          </w:rPr>
-          <w:rPr>
-            <w:color w:val="0000EE"/>
-            <w:u w:val="single"/>
-          </w:rPr>
-          <w:t>Amos 4:10</w:t>
-        </w:r>
-      </w:hyperlink>
+      <w:r>
+        <w:rPr>
+          <w:lang w:val="en_US" w:bidi="en_US"/>
+        </w:rPr>
+        <w:t>Amos 4:10</w:t>
+      </w:r>
       <w:r>
         <w:rPr>
           <w:lang w:val="en_US" w:bidi="en_US"/>
@@ -3939,36 +3459,24 @@
         </w:rPr>
         <w:t xml:space="preserve">God is the divine warrior who helps his people (see </w:t>
       </w:r>
-      <w:hyperlink r:id="rId82">
-        <w:r>
-          <w:rPr>
-            <w:lang w:val="en_US" w:bidi="en_US"/>
-          </w:rPr>
-          <w:rPr>
-            <w:color w:val="0000EE"/>
-            <w:u w:val="single"/>
-          </w:rPr>
-          <w:t>Habakkuk 3:8–15</w:t>
-        </w:r>
-      </w:hyperlink>
+      <w:r>
+        <w:rPr>
+          <w:lang w:val="en_US" w:bidi="en_US"/>
+        </w:rPr>
+        <w:t>Habakkuk 3:8–15</w:t>
+      </w:r>
       <w:r>
         <w:rPr>
           <w:lang w:val="en_US" w:bidi="en_US"/>
         </w:rPr>
         <w:t xml:space="preserve">; see also </w:t>
       </w:r>
-      <w:hyperlink r:id="rId89">
-        <w:r>
-          <w:rPr>
-            <w:lang w:val="en_US" w:bidi="en_US"/>
-          </w:rPr>
-          <w:rPr>
-            <w:color w:val="0000EE"/>
-            <w:u w:val="single"/>
-          </w:rPr>
-          <w:t>Isaiah 63:1–6</w:t>
-        </w:r>
-      </w:hyperlink>
+      <w:r>
+        <w:rPr>
+          <w:lang w:val="en_US" w:bidi="en_US"/>
+        </w:rPr>
+        <w:t>Isaiah 63:1–6</w:t>
+      </w:r>
       <w:r>
         <w:rPr>
           <w:lang w:val="en_US" w:bidi="en_US"/>
@@ -4023,36 +3531,24 @@
         </w:rPr>
         <w:t xml:space="preserve">Midian was in the southern area east of the Jordan River (see </w:t>
       </w:r>
-      <w:hyperlink r:id="rId90">
-        <w:r>
-          <w:rPr>
-            <w:lang w:val="en_US" w:bidi="en_US"/>
-          </w:rPr>
-          <w:rPr>
-            <w:color w:val="0000EE"/>
-            <w:u w:val="single"/>
-          </w:rPr>
-          <w:t>Genesis 36:35</w:t>
-        </w:r>
-      </w:hyperlink>
+      <w:r>
+        <w:rPr>
+          <w:lang w:val="en_US" w:bidi="en_US"/>
+        </w:rPr>
+        <w:t>Genesis 36:35</w:t>
+      </w:r>
       <w:r>
         <w:rPr>
           <w:lang w:val="en_US" w:bidi="en_US"/>
         </w:rPr>
         <w:t>). The nation was terrified by God's powerful presence (</w:t>
       </w:r>
-      <w:hyperlink r:id="rId91">
-        <w:r>
-          <w:rPr>
-            <w:lang w:val="en_US" w:bidi="en_US"/>
-          </w:rPr>
-          <w:rPr>
-            <w:color w:val="0000EE"/>
-            <w:u w:val="single"/>
-          </w:rPr>
-          <w:t>Habakkuk 3:6</w:t>
-        </w:r>
-      </w:hyperlink>
+      <w:r>
+        <w:rPr>
+          <w:lang w:val="en_US" w:bidi="en_US"/>
+        </w:rPr>
+        <w:t>Habakkuk 3:6</w:t>
+      </w:r>
       <w:r>
         <w:rPr>
           <w:lang w:val="en_US" w:bidi="en_US"/>
@@ -4118,36 +3614,24 @@
         </w:rPr>
         <w:t xml:space="preserve">: See </w:t>
       </w:r>
-      <w:hyperlink r:id="rId92">
-        <w:r>
-          <w:rPr>
-            <w:lang w:val="en_US" w:bidi="en_US"/>
-          </w:rPr>
-          <w:rPr>
-            <w:color w:val="0000EE"/>
-            <w:u w:val="single"/>
-          </w:rPr>
-          <w:t>Exodus 7:19–20</w:t>
-        </w:r>
-      </w:hyperlink>
+      <w:r>
+        <w:rPr>
+          <w:lang w:val="en_US" w:bidi="en_US"/>
+        </w:rPr>
+        <w:t>Exodus 7:19–20</w:t>
+      </w:r>
       <w:r>
         <w:rPr>
           <w:lang w:val="en_US" w:bidi="en_US"/>
         </w:rPr>
         <w:t xml:space="preserve">; </w:t>
       </w:r>
-      <w:hyperlink r:id="rId93">
-        <w:r>
-          <w:rPr>
-            <w:lang w:val="en_US" w:bidi="en_US"/>
-          </w:rPr>
-          <w:rPr>
-            <w:color w:val="0000EE"/>
-            <w:u w:val="single"/>
-          </w:rPr>
-          <w:t>14:15–31</w:t>
-        </w:r>
-      </w:hyperlink>
+      <w:r>
+        <w:rPr>
+          <w:lang w:val="en_US" w:bidi="en_US"/>
+        </w:rPr>
+        <w:t>14:15–31</w:t>
+      </w:r>
       <w:r>
         <w:rPr>
           <w:lang w:val="en_US" w:bidi="en_US"/>
@@ -4179,18 +3663,12 @@
         </w:rPr>
         <w:t>: This is an ironic reference to the Egyptian chariots that chased the Israelites when God helped them escape through the Red Sea (</w:t>
       </w:r>
-      <w:hyperlink r:id="rId94">
-        <w:r>
-          <w:rPr>
-            <w:lang w:val="en_US" w:bidi="en_US"/>
-          </w:rPr>
-          <w:rPr>
-            <w:color w:val="0000EE"/>
-            <w:u w:val="single"/>
-          </w:rPr>
-          <w:t>Exodus 14:9</w:t>
-        </w:r>
-      </w:hyperlink>
+      <w:r>
+        <w:rPr>
+          <w:lang w:val="en_US" w:bidi="en_US"/>
+        </w:rPr>
+        <w:t>Exodus 14:9</w:t>
+      </w:r>
       <w:r>
         <w:rPr>
           <w:lang w:val="en_US" w:bidi="en_US"/>
@@ -4259,72 +3737,48 @@
         </w:rPr>
         <w:t>In the Old Testament, it is seen in Israel’s escape from Egypt and their journey to Mount Sinai (</w:t>
       </w:r>
-      <w:hyperlink r:id="rId95">
-        <w:r>
-          <w:rPr>
-            <w:lang w:val="en_US" w:bidi="en_US"/>
-          </w:rPr>
-          <w:rPr>
-            <w:color w:val="0000EE"/>
-            <w:u w:val="single"/>
-          </w:rPr>
-          <w:t>Exodus 15:1–18</w:t>
-        </w:r>
-      </w:hyperlink>
+      <w:r>
+        <w:rPr>
+          <w:lang w:val="en_US" w:bidi="en_US"/>
+        </w:rPr>
+        <w:t>Exodus 15:1–18</w:t>
+      </w:r>
       <w:r>
         <w:rPr>
           <w:lang w:val="en_US" w:bidi="en_US"/>
         </w:rPr>
         <w:t xml:space="preserve">). It also appears as Israel approached the promised land from the south and during their early victories in the land (for example, </w:t>
       </w:r>
-      <w:hyperlink r:id="rId96">
-        <w:r>
-          <w:rPr>
-            <w:lang w:val="en_US" w:bidi="en_US"/>
-          </w:rPr>
-          <w:rPr>
-            <w:color w:val="0000EE"/>
-            <w:u w:val="single"/>
-          </w:rPr>
-          <w:t>Judges 5:4–5</w:t>
-        </w:r>
-      </w:hyperlink>
+      <w:r>
+        <w:rPr>
+          <w:lang w:val="en_US" w:bidi="en_US"/>
+        </w:rPr>
+        <w:t>Judges 5:4–5</w:t>
+      </w:r>
       <w:r>
         <w:rPr>
           <w:lang w:val="en_US" w:bidi="en_US"/>
         </w:rPr>
         <w:t xml:space="preserve">; </w:t>
       </w:r>
-      <w:hyperlink r:id="rId97">
-        <w:r>
-          <w:rPr>
-            <w:lang w:val="en_US" w:bidi="en_US"/>
-          </w:rPr>
-          <w:rPr>
-            <w:color w:val="0000EE"/>
-            <w:u w:val="single"/>
-          </w:rPr>
-          <w:t>Psalms 18:8–16</w:t>
-        </w:r>
-      </w:hyperlink>
+      <w:r>
+        <w:rPr>
+          <w:lang w:val="en_US" w:bidi="en_US"/>
+        </w:rPr>
+        <w:t>Psalms 18:8–16</w:t>
+      </w:r>
       <w:r>
         <w:rPr>
           <w:lang w:val="en_US" w:bidi="en_US"/>
         </w:rPr>
         <w:t xml:space="preserve">; </w:t>
       </w:r>
-      <w:hyperlink r:id="rId98">
-        <w:r>
-          <w:rPr>
-            <w:lang w:val="en_US" w:bidi="en_US"/>
-          </w:rPr>
-          <w:rPr>
-            <w:color w:val="0000EE"/>
-            <w:u w:val="single"/>
-          </w:rPr>
-          <w:t>77:16–20</w:t>
-        </w:r>
-      </w:hyperlink>
+      <w:r>
+        <w:rPr>
+          <w:lang w:val="en_US" w:bidi="en_US"/>
+        </w:rPr>
+        <w:t>77:16–20</w:t>
+      </w:r>
       <w:r>
         <w:rPr>
           <w:lang w:val="en_US" w:bidi="en_US"/>
@@ -4345,18 +3799,12 @@
         </w:rPr>
         <w:t>A key New Testament example of this theme appears in Revelation, where Christ comes as a warrior to defeat evil and bring final justice (</w:t>
       </w:r>
-      <w:hyperlink r:id="rId99">
-        <w:r>
-          <w:rPr>
-            <w:lang w:val="en_US" w:bidi="en_US"/>
-          </w:rPr>
-          <w:rPr>
-            <w:color w:val="0000EE"/>
-            <w:u w:val="single"/>
-          </w:rPr>
-          <w:t>Revelation 19:11–21</w:t>
-        </w:r>
-      </w:hyperlink>
+      <w:r>
+        <w:rPr>
+          <w:lang w:val="en_US" w:bidi="en_US"/>
+        </w:rPr>
+        <w:t>Revelation 19:11–21</w:t>
+      </w:r>
       <w:r>
         <w:rPr>
           <w:lang w:val="en_US" w:bidi="en_US"/>
@@ -4478,18 +3926,12 @@
         </w:rPr>
         <w:t xml:space="preserve"> and also </w:t>
       </w:r>
-      <w:hyperlink r:id="rId95">
-        <w:r>
-          <w:rPr>
-            <w:lang w:val="en_US" w:bidi="en_US"/>
-          </w:rPr>
-          <w:rPr>
-            <w:color w:val="0000EE"/>
-            <w:u w:val="single"/>
-          </w:rPr>
-          <w:t>Exodus 15:1–18</w:t>
-        </w:r>
-      </w:hyperlink>
+      <w:r>
+        <w:rPr>
+          <w:lang w:val="en_US" w:bidi="en_US"/>
+        </w:rPr>
+        <w:t>Exodus 15:1–18</w:t>
+      </w:r>
       <w:r>
         <w:rPr>
           <w:lang w:val="en_US" w:bidi="en_US"/>
@@ -4551,18 +3993,12 @@
         </w:rPr>
         <w:t xml:space="preserve">: See </w:t>
       </w:r>
-      <w:hyperlink r:id="rId100">
-        <w:r>
-          <w:rPr>
-            <w:lang w:val="en_US" w:bidi="en_US"/>
-          </w:rPr>
-          <w:rPr>
-            <w:color w:val="0000EE"/>
-            <w:u w:val="single"/>
-          </w:rPr>
-          <w:t>Joshua 10:12–13</w:t>
-        </w:r>
-      </w:hyperlink>
+      <w:r>
+        <w:rPr>
+          <w:lang w:val="en_US" w:bidi="en_US"/>
+        </w:rPr>
+        <w:t>Joshua 10:12–13</w:t>
+      </w:r>
       <w:r>
         <w:rPr>
           <w:lang w:val="en_US" w:bidi="en_US"/>
@@ -4624,18 +4060,12 @@
         </w:rPr>
         <w:t>: The section ends the same way it started (</w:t>
       </w:r>
-      <w:hyperlink r:id="rId84">
-        <w:r>
-          <w:rPr>
-            <w:lang w:val="en_US" w:bidi="en_US"/>
-          </w:rPr>
-          <w:rPr>
-            <w:color w:val="0000EE"/>
-            <w:u w:val="single"/>
-          </w:rPr>
-          <w:t>Habakkuk 3:8</w:t>
-        </w:r>
-      </w:hyperlink>
+      <w:r>
+        <w:rPr>
+          <w:lang w:val="en_US" w:bidi="en_US"/>
+        </w:rPr>
+        <w:t>Habakkuk 3:8</w:t>
+      </w:r>
       <w:r>
         <w:rPr>
           <w:lang w:val="en_US" w:bidi="en_US"/>
@@ -4690,18 +4120,12 @@
         </w:rPr>
         <w:t xml:space="preserve">Even though realizing God's great power made Habakkuk tremble and lose strength, he would wait quietly for God's judgment (see </w:t>
       </w:r>
-      <w:hyperlink r:id="rId101">
-        <w:r>
-          <w:rPr>
-            <w:lang w:val="en_US" w:bidi="en_US"/>
-          </w:rPr>
-          <w:rPr>
-            <w:color w:val="0000EE"/>
-            <w:u w:val="single"/>
-          </w:rPr>
-          <w:t>Habakkuk 2:3</w:t>
-        </w:r>
-      </w:hyperlink>
+      <w:r>
+        <w:rPr>
+          <w:lang w:val="en_US" w:bidi="en_US"/>
+        </w:rPr>
+        <w:t>Habakkuk 2:3</w:t>
+      </w:r>
       <w:r>
         <w:rPr>
           <w:lang w:val="en_US" w:bidi="en_US"/>
@@ -4760,36 +4184,24 @@
         </w:rPr>
         <w:t>After recounting God’s powerful acts of redemption (</w:t>
       </w:r>
-      <w:hyperlink r:id="rId102">
-        <w:r>
-          <w:rPr>
-            <w:lang w:val="en_US" w:bidi="en_US"/>
-          </w:rPr>
-          <w:rPr>
-            <w:color w:val="0000EE"/>
-            <w:u w:val="single"/>
-          </w:rPr>
-          <w:t>Habakkuk 3:2–15</w:t>
-        </w:r>
-      </w:hyperlink>
+      <w:r>
+        <w:rPr>
+          <w:lang w:val="en_US" w:bidi="en_US"/>
+        </w:rPr>
+        <w:t>Habakkuk 3:2–15</w:t>
+      </w:r>
       <w:r>
         <w:rPr>
           <w:lang w:val="en_US" w:bidi="en_US"/>
         </w:rPr>
         <w:t>) and pausing to reflect on them (</w:t>
       </w:r>
-      <w:hyperlink r:id="rId103">
-        <w:r>
-          <w:rPr>
-            <w:lang w:val="en_US" w:bidi="en_US"/>
-          </w:rPr>
-          <w:rPr>
-            <w:color w:val="0000EE"/>
-            <w:u w:val="single"/>
-          </w:rPr>
-          <w:t>3:16</w:t>
-        </w:r>
-      </w:hyperlink>
+      <w:r>
+        <w:rPr>
+          <w:lang w:val="en_US" w:bidi="en_US"/>
+        </w:rPr>
+        <w:t>3:16</w:t>
+      </w:r>
       <w:r>
         <w:rPr>
           <w:lang w:val="en_US" w:bidi="en_US"/>
@@ -4869,36 +4281,24 @@
         </w:rPr>
         <w:t>Habakkuk gained his strength from God, his Savior (</w:t>
       </w:r>
-      <w:hyperlink r:id="rId104">
-        <w:r>
-          <w:rPr>
-            <w:lang w:val="en_US" w:bidi="en_US"/>
-          </w:rPr>
-          <w:rPr>
-            <w:color w:val="0000EE"/>
-            <w:u w:val="single"/>
-          </w:rPr>
-          <w:t>Habakkuk 3:18</w:t>
-        </w:r>
-      </w:hyperlink>
+      <w:r>
+        <w:rPr>
+          <w:lang w:val="en_US" w:bidi="en_US"/>
+        </w:rPr>
+        <w:t>Habakkuk 3:18</w:t>
+      </w:r>
       <w:r>
         <w:rPr>
           <w:lang w:val="en_US" w:bidi="en_US"/>
         </w:rPr>
         <w:t xml:space="preserve">). He compared his spiritual journey to a deer quickly climbing mountaintops and moving gracefully over them (see </w:t>
       </w:r>
-      <w:hyperlink r:id="rId105">
-        <w:r>
-          <w:rPr>
-            <w:lang w:val="en_US" w:bidi="en_US"/>
-          </w:rPr>
-          <w:rPr>
-            <w:color w:val="0000EE"/>
-            <w:u w:val="single"/>
-          </w:rPr>
-          <w:t>Psalm 18:32–33</w:t>
-        </w:r>
-      </w:hyperlink>
+      <w:r>
+        <w:rPr>
+          <w:lang w:val="en_US" w:bidi="en_US"/>
+        </w:rPr>
+        <w:t>Psalm 18:32–33</w:t>
+      </w:r>
       <w:r>
         <w:rPr>
           <w:lang w:val="en_US" w:bidi="en_US"/>
